--- a/02-management-systems/ISO_IEC_27001_27002/Portugues_BR/ISO_IEC_27001_27002_Practical_Manager_and_Junior_Analyst_Manual_Portugues_BR_v1.0.docx
+++ b/02-management-systems/ISO_IEC_27001_27002/Portugues_BR/ISO_IEC_27001_27002_Practical_Manager_and_Junior_Analyst_Manual_Portugues_BR_v1.0.docx
@@ -2,32 +2,6 @@
 <file path=word/document.xml><?xml version="1.0" encoding="utf-8"?>
 <w:document xmlns:w="http://schemas.openxmlformats.org/wordprocessingml/2006/main" xmlns:m="http://schemas.openxmlformats.org/officeDocument/2006/math" xmlns:r="http://schemas.openxmlformats.org/officeDocument/2006/relationships" xmlns:o="urn:schemas-microsoft-com:office:office" xmlns:v="urn:schemas-microsoft-com:vml" xmlns:w10="urn:schemas-microsoft-com:office:word" xmlns:a="http://schemas.openxmlformats.org/drawingml/2006/main" xmlns:pic="http://schemas.openxmlformats.org/drawingml/2006/picture" xmlns:wp="http://schemas.openxmlformats.org/drawingml/2006/wordprocessingDrawing">
   <w:body>
-    <w:sdt>
-      <w:sdtPr>
-        <w:docPartObj>
-          <w:docPartGallery w:val="Table of Contents"/>
-          <w:docPartUnique/>
-        </w:docPartObj>
-      </w:sdtPr>
-      <w:sdtContent>
-        <w:p>
-          <w:pPr>
-            <w:pStyle w:val="TOCHeading"/>
-          </w:pPr>
-          <w:r>
-            <w:t xml:space="preserve">Table of Contents</w:t>
-          </w:r>
-        </w:p>
-        <w:p>
-          <w:r>
-            <w:fldChar w:fldCharType="begin" w:dirty="true"/>
-            <w:instrText xml:space="preserve">TOC \o "1-3" \h \z \u</w:instrText>
-            <w:fldChar w:fldCharType="separate"/>
-            <w:fldChar w:fldCharType="end"/>
-          </w:r>
-        </w:p>
-      </w:sdtContent>
-    </w:sdt>
     <w:p>
       <w:pPr>
         <w:pStyle w:val="BlockText"/>

--- a/02-management-systems/ISO_IEC_27001_27002/Portugues_BR/ISO_IEC_27001_27002_Practical_Manager_and_Junior_Analyst_Manual_Portugues_BR_v1.0.docx
+++ b/02-management-systems/ISO_IEC_27001_27002/Portugues_BR/ISO_IEC_27001_27002_Practical_Manager_and_Junior_Analyst_Manual_Portugues_BR_v1.0.docx
@@ -2,6 +2,32 @@
 <file path=word/document.xml><?xml version="1.0" encoding="utf-8"?>
 <w:document xmlns:w="http://schemas.openxmlformats.org/wordprocessingml/2006/main" xmlns:m="http://schemas.openxmlformats.org/officeDocument/2006/math" xmlns:r="http://schemas.openxmlformats.org/officeDocument/2006/relationships" xmlns:o="urn:schemas-microsoft-com:office:office" xmlns:v="urn:schemas-microsoft-com:vml" xmlns:w10="urn:schemas-microsoft-com:office:word" xmlns:a="http://schemas.openxmlformats.org/drawingml/2006/main" xmlns:pic="http://schemas.openxmlformats.org/drawingml/2006/picture" xmlns:wp="http://schemas.openxmlformats.org/drawingml/2006/wordprocessingDrawing">
   <w:body>
+    <w:sdt>
+      <w:sdtPr>
+        <w:docPartObj>
+          <w:docPartGallery w:val="Table of Contents"/>
+          <w:docPartUnique/>
+        </w:docPartObj>
+      </w:sdtPr>
+      <w:sdtContent>
+        <w:p>
+          <w:pPr>
+            <w:pStyle w:val="TOCHeading"/>
+          </w:pPr>
+          <w:r>
+            <w:t xml:space="preserve">Table of Contents</w:t>
+          </w:r>
+        </w:p>
+        <w:p>
+          <w:r>
+            <w:fldChar w:fldCharType="begin" w:dirty="true"/>
+            <w:instrText xml:space="preserve">TOC \o "1-3" \h \z \u</w:instrText>
+            <w:fldChar w:fldCharType="separate"/>
+            <w:fldChar w:fldCharType="end"/>
+          </w:r>
+        </w:p>
+      </w:sdtContent>
+    </w:sdt>
     <w:p>
       <w:pPr>
         <w:pStyle w:val="BlockText"/>

--- a/02-management-systems/ISO_IEC_27001_27002/Portugues_BR/ISO_IEC_27001_27002_Practical_Manager_and_Junior_Analyst_Manual_Portugues_BR_v1.0.docx
+++ b/02-management-systems/ISO_IEC_27001_27002/Portugues_BR/ISO_IEC_27001_27002_Practical_Manager_and_Junior_Analyst_Manual_Portugues_BR_v1.0.docx
@@ -34,8 +34,8 @@
       </w:pPr>
       <w:r>
         <w:rPr>
+          <w:bCs/>
           <w:b/>
-          <w:bCs/>
         </w:rPr>
         <w:t xml:space="preserve">Status da revisão:</w:t>
       </w:r>
@@ -60,8 +60,8 @@
       </w:pPr>
       <w:r>
         <w:rPr>
+          <w:bCs/>
           <w:b/>
-          <w:bCs/>
         </w:rPr>
         <w:t xml:space="preserve">ISO/IEC 27001:2022 &amp; ISO/IEC 27002:2022</w:t>
       </w:r>
@@ -76,11 +76,11 @@
     </w:p>
     <w:p>
       <w:pPr>
+        <w:numPr>
+          <w:ilvl w:val="0"/>
+          <w:numId w:val="1001"/>
+        </w:numPr>
         <w:pStyle w:val="Compact"/>
-        <w:numPr>
-          <w:ilvl w:val="0"/>
-          <w:numId w:val="1001"/>
-        </w:numPr>
       </w:pPr>
       <w:r>
         <w:t xml:space="preserve">Um manual de trabalho para gerentes, analistas júnior, estudantes, mudadores de carreira, auditores internos e equipes de segurança*</w:t>
@@ -102,7 +102,7 @@
         <w:t xml:space="preserve">Primeira edição • Julho de 2026</w:t>
       </w:r>
     </w:p>
-    <w:bookmarkStart w:id="9" w:name="Xbf5189919babb995e618ebfb86d8d0a3f5edff3"/>
+    <w:bookmarkStart w:id="20" w:name="Xbf5189919babb995e618ebfb86d8d0a3f5edff3"/>
     <w:p>
       <w:pPr>
         <w:pStyle w:val="Heading2"/>
@@ -111,8 +111,8 @@
         <w:t xml:space="preserve">• todos os 93 controlos do Anexo A • risco • declaração de aplicabilidade • auditoria • certificação • provas • ferramentas • laboratórios • preparação para a carreira</w:t>
       </w:r>
     </w:p>
-    <w:bookmarkEnd w:id="9"/>
-    <w:bookmarkStart w:id="10" w:name="publicação-e-aviso-de-uso"/>
+    <w:bookmarkEnd w:id="20"/>
+    <w:bookmarkStart w:id="21" w:name="publicação-e-aviso-de-uso"/>
     <w:p>
       <w:pPr>
         <w:pStyle w:val="Heading1"/>
@@ -153,8 +153,8 @@
         <w:t xml:space="preserve">ISO desenvolve padrões, mas não certifica as organizações. A certificação é opcional e é realizada por organismos de certificação. Verifique o status de acreditação, escopo, locais, versão e certificado antes de confiar em uma reivindicação de certificação.</w:t>
       </w:r>
     </w:p>
-    <w:bookmarkEnd w:id="10"/>
-    <w:bookmarkStart w:id="12" w:name="uso-ético-e-autorizado"/>
+    <w:bookmarkEnd w:id="21"/>
+    <w:bookmarkStart w:id="23" w:name="uso-ético-e-autorizado"/>
     <w:p>
       <w:pPr>
         <w:pStyle w:val="Heading1"/>
@@ -181,11 +181,11 @@
     </w:p>
     <w:p>
       <w:pPr>
+        <w:numPr>
+          <w:ilvl w:val="0"/>
+          <w:numId w:val="1002"/>
+        </w:numPr>
         <w:pStyle w:val="Compact"/>
-        <w:numPr>
-          <w:ilvl w:val="0"/>
-          <w:numId w:val="1002"/>
-        </w:numPr>
       </w:pPr>
       <w:r>
         <w:t xml:space="preserve">Uma introdução prática à gestão da segurança da informação e à garantia baseada em provas.*</w:t>
@@ -255,7 +255,7 @@
         <w:t xml:space="preserve">As organizações que buscam certificação devem confirmar as expectativas de certificação, alteração, escopo de certificação e credenciamento com profissionais competentes.</w:t>
       </w:r>
     </w:p>
-    <w:bookmarkStart w:id="11" w:name="X0cfecd73b3e7464c1411039c76db8ea2290e91b"/>
+    <w:bookmarkStart w:id="22" w:name="X0cfecd73b3e7464c1411039c76db8ea2290e91b"/>
     <w:p>
       <w:pPr>
         <w:pStyle w:val="Heading2"/>
@@ -1081,9 +1081,9 @@
         </w:r>
       </w:hyperlink>
     </w:p>
-    <w:bookmarkEnd w:id="11"/>
-    <w:bookmarkEnd w:id="12"/>
-    <w:bookmarkStart w:id="15" w:name="isoiec-27001-e-27002-fundações"/>
+    <w:bookmarkEnd w:id="22"/>
+    <w:bookmarkEnd w:id="23"/>
+    <w:bookmarkStart w:id="26" w:name="isoiec-27001-e-27002-fundações"/>
     <w:p>
       <w:pPr>
         <w:pStyle w:val="Heading1"/>
@@ -1094,11 +1094,11 @@
     </w:p>
     <w:p>
       <w:pPr>
+        <w:numPr>
+          <w:ilvl w:val="0"/>
+          <w:numId w:val="1003"/>
+        </w:numPr>
         <w:pStyle w:val="Compact"/>
-        <w:numPr>
-          <w:ilvl w:val="0"/>
-          <w:numId w:val="1003"/>
-        </w:numPr>
       </w:pPr>
       <w:r>
         <w:t xml:space="preserve">Edições atuais, propósito, relacionamento e limitações importantes.*</w:t>
@@ -1117,7 +1117,7 @@
         <w:t xml:space="preserve">Figura 1. Ciclo de melhoria contínua do ISMS</w:t>
       </w:r>
     </w:p>
-    <w:bookmarkStart w:id="14" w:name="documento-função-certificação"/>
+    <w:bookmarkStart w:id="25" w:name="documento-função-certificação"/>
     <w:p>
       <w:pPr>
         <w:pStyle w:val="Heading2"/>
@@ -1130,8 +1130,8 @@
       </w:r>
       <w:r>
         <w:rPr>
+          <w:bCs/>
           <w:b/>
-          <w:bCs/>
         </w:rPr>
         <w:t xml:space="preserve">Documento</w:t>
       </w:r>
@@ -1140,8 +1140,8 @@
       </w:r>
       <w:r>
         <w:rPr>
+          <w:bCs/>
           <w:b/>
-          <w:bCs/>
         </w:rPr>
         <w:t xml:space="preserve">Função</w:t>
       </w:r>
@@ -1150,8 +1150,8 @@
       </w:r>
       <w:r>
         <w:rPr>
+          <w:bCs/>
           <w:b/>
-          <w:bCs/>
         </w:rPr>
         <w:t xml:space="preserve">Certificação</w:t>
       </w:r>
@@ -1228,11 +1228,11 @@
     </w:p>
     <w:p>
       <w:pPr>
+        <w:numPr>
+          <w:ilvl w:val="0"/>
+          <w:numId w:val="1005"/>
+        </w:numPr>
         <w:pStyle w:val="Compact"/>
-        <w:numPr>
-          <w:ilvl w:val="0"/>
-          <w:numId w:val="1005"/>
-        </w:numPr>
       </w:pPr>
       <w:r>
         <w:t xml:space="preserve">Âmbito de aplicação do ISMS e partes interessadas</w:t>
@@ -1328,17 +1328,17 @@
     </w:p>
     <w:p>
       <w:pPr>
+        <w:numPr>
+          <w:ilvl w:val="0"/>
+          <w:numId w:val="1006"/>
+        </w:numPr>
         <w:pStyle w:val="Heading2"/>
-        <w:numPr>
-          <w:ilvl w:val="0"/>
-          <w:numId w:val="1006"/>
-        </w:numPr>
-      </w:pPr>
-      <w:bookmarkStart w:id="13" w:name="X6cf7bf4031c4143229ada689888c56631ec5db9"/>
+      </w:pPr>
+      <w:bookmarkStart w:id="24" w:name="X6cf7bf4031c4143229ada689888c56631ec5db9"/>
       <w:r>
         <w:t xml:space="preserve">** Teste de escopo** ** Pergunta gerencial** ** Evidência**</w:t>
       </w:r>
-      <w:bookmarkEnd w:id="13"/>
+      <w:bookmarkEnd w:id="24"/>
     </w:p>
     <w:p>
       <w:pPr>
@@ -1375,9 +1375,9 @@
         <w:t xml:space="preserve">• Relevância climática • Os efeitos climáticos ou as expectativas das partes interessadas podem afetar a disponibilidade, fornecedores, instalações, pessoas ou obrigações? • Análise de contexto, decisão, ações quando relevante</w:t>
       </w:r>
     </w:p>
-    <w:bookmarkEnd w:id="14"/>
-    <w:bookmarkEnd w:id="15"/>
-    <w:bookmarkStart w:id="17" w:name="avaliação-de-risco-e-tratamento-de-risco"/>
+    <w:bookmarkEnd w:id="25"/>
+    <w:bookmarkEnd w:id="26"/>
+    <w:bookmarkStart w:id="28" w:name="avaliação-de-risco-e-tratamento-de-risco"/>
     <w:p>
       <w:pPr>
         <w:pStyle w:val="Heading1"/>
@@ -1388,11 +1388,11 @@
     </w:p>
     <w:p>
       <w:pPr>
+        <w:numPr>
+          <w:ilvl w:val="0"/>
+          <w:numId w:val="1007"/>
+        </w:numPr>
         <w:pStyle w:val="Compact"/>
-        <w:numPr>
-          <w:ilvl w:val="0"/>
-          <w:numId w:val="1007"/>
-        </w:numPr>
       </w:pPr>
       <w:r>
         <w:t xml:space="preserve">Um método repetitivo que conecta o risco de negócios para controlar decisões.*</w:t>
@@ -1421,13 +1421,13 @@
     </w:p>
     <w:p>
       <w:pPr>
+        <w:numPr>
+          <w:ilvl w:val="0"/>
+          <w:numId w:val="1008"/>
+        </w:numPr>
         <w:pStyle w:val="Heading2"/>
-        <w:numPr>
-          <w:ilvl w:val="0"/>
-          <w:numId w:val="1008"/>
-        </w:numPr>
-      </w:pPr>
-      <w:bookmarkStart w:id="16" w:name="campo-exemplo-de-conteúdo"/>
+      </w:pPr>
+      <w:bookmarkStart w:id="27" w:name="campo-exemplo-de-conteúdo"/>
       <w:r>
         <w:t xml:space="preserve">** Campo**</w:t>
       </w:r>
@@ -1436,20 +1436,20 @@
       </w:r>
       <w:r>
         <w:rPr>
+          <w:bCs/>
           <w:b/>
-          <w:bCs/>
         </w:rPr>
         <w:t xml:space="preserve">Exemplo de conteúdo</w:t>
       </w:r>
-      <w:bookmarkEnd w:id="16"/>
-    </w:p>
-    <w:p>
-      <w:pPr>
+      <w:bookmarkEnd w:id="27"/>
+    </w:p>
+    <w:p>
+      <w:pPr>
+        <w:numPr>
+          <w:ilvl w:val="0"/>
+          <w:numId w:val="1000"/>
+        </w:numPr>
         <w:pStyle w:val="Compact"/>
-        <w:numPr>
-          <w:ilvl w:val="0"/>
-          <w:numId w:val="1000"/>
-        </w:numPr>
       </w:pPr>
       <w:r>
         <w:t xml:space="preserve">□ Activo ou objectivo □ Portal do cliente e disponibilidade contratualmente exigida</w:t>
@@ -1481,29 +1481,29 @@
     </w:p>
     <w:p>
       <w:pPr>
+        <w:numPr>
+          <w:ilvl w:val="0"/>
+          <w:numId w:val="1008"/>
+        </w:numPr>
         <w:pStyle w:val="Compact"/>
+      </w:pPr>
+      <w:r>
+        <w:t xml:space="preserve">Risco inerente ou actual * Pontuação utilizando critérios de probabilidade e de consequência aprovados *</w:t>
+      </w:r>
+      <w:r>
+        <w:t xml:space="preserve"> </w:t>
+      </w:r>
+      <w:r>
+        <w:t xml:space="preserve">O tratamento Modifique o risco através de autenticação mais forte e recuperação monitorada</w:t>
+      </w:r>
+    </w:p>
+    <w:p>
+      <w:pPr>
         <w:numPr>
           <w:ilvl w:val="0"/>
           <w:numId w:val="1008"/>
         </w:numPr>
-      </w:pPr>
-      <w:r>
-        <w:t xml:space="preserve">Risco inerente ou actual * Pontuação utilizando critérios de probabilidade e de consequência aprovados *</w:t>
-      </w:r>
-      <w:r>
-        <w:t xml:space="preserve"> </w:t>
-      </w:r>
-      <w:r>
-        <w:t xml:space="preserve">O tratamento Modifique o risco através de autenticação mais forte e recuperação monitorada</w:t>
-      </w:r>
-    </w:p>
-    <w:p>
-      <w:pPr>
         <w:pStyle w:val="Compact"/>
-        <w:numPr>
-          <w:ilvl w:val="0"/>
-          <w:numId w:val="1008"/>
-        </w:numPr>
       </w:pPr>
       <w:r>
         <w:t xml:space="preserve">Proprietário e data - Nomeado proprietário responsável do risco e data-alvo</w:t>
@@ -1515,8 +1515,8 @@
         <w:t xml:space="preserve">• Risco residual; reavaliar após o tratamento; obter aprovação explícita do proprietário</w:t>
       </w:r>
     </w:p>
-    <w:bookmarkEnd w:id="17"/>
-    <w:bookmarkStart w:id="19" w:name="declaração-de-aplicabilidade"/>
+    <w:bookmarkEnd w:id="28"/>
+    <w:bookmarkStart w:id="30" w:name="declaração-de-aplicabilidade"/>
     <w:p>
       <w:pPr>
         <w:pStyle w:val="Heading1"/>
@@ -1527,11 +1527,11 @@
     </w:p>
     <w:p>
       <w:pPr>
+        <w:numPr>
+          <w:ilvl w:val="0"/>
+          <w:numId w:val="1009"/>
+        </w:numPr>
         <w:pStyle w:val="Compact"/>
-        <w:numPr>
-          <w:ilvl w:val="0"/>
-          <w:numId w:val="1009"/>
-        </w:numPr>
       </w:pPr>
       <w:r>
         <w:t xml:space="preserve">A ponte entre o tratamento de risco, o anexo A, outros controlos e provas de auditoria.*</w:t>
@@ -1616,7 +1616,7 @@
         <w:t xml:space="preserve">Controlar o SoA como informação documentada e atualizá-lo após mudanças de risco, escopo, legal, fornecedor, tecnologia ou controle de material.</w:t>
       </w:r>
     </w:p>
-    <w:bookmarkStart w:id="18" w:name="section"/>
+    <w:bookmarkStart w:id="29" w:name="section"/>
     <w:p>
       <w:pPr>
         <w:pStyle w:val="Heading2"/>
@@ -1651,9 +1651,9 @@
         <w:t xml:space="preserve">Exclusão de exemplo A tecnologia ou o cenário descrito estão ausentes do âmbito controlado</w:t>
       </w:r>
     </w:p>
-    <w:bookmarkEnd w:id="18"/>
-    <w:bookmarkEnd w:id="19"/>
-    <w:bookmarkStart w:id="21" w:name="documentação-e-evidência"/>
+    <w:bookmarkEnd w:id="29"/>
+    <w:bookmarkEnd w:id="30"/>
+    <w:bookmarkStart w:id="32" w:name="documentação-e-evidência"/>
     <w:p>
       <w:pPr>
         <w:pStyle w:val="Heading1"/>
@@ -1664,11 +1664,11 @@
     </w:p>
     <w:p>
       <w:pPr>
+        <w:numPr>
+          <w:ilvl w:val="0"/>
+          <w:numId w:val="1011"/>
+        </w:numPr>
         <w:pStyle w:val="Compact"/>
-        <w:numPr>
-          <w:ilvl w:val="0"/>
-          <w:numId w:val="1011"/>
-        </w:numPr>
       </w:pPr>
       <w:r>
         <w:t xml:space="preserve">Como manter informações documentadas úteis sem criar burocracia.*</w:t>
@@ -1687,15 +1687,15 @@
         <w:t xml:space="preserve">Figura 4. Cadeia de exigência à evidência</w:t>
       </w:r>
     </w:p>
-    <w:bookmarkStart w:id="20" w:name="documento-ou-registo-purpose-controle"/>
+    <w:bookmarkStart w:id="31" w:name="documento-ou-registo-purpose-controle"/>
     <w:p>
       <w:pPr>
         <w:pStyle w:val="Heading2"/>
       </w:pPr>
       <w:r>
         <w:rPr>
+          <w:bCs/>
           <w:b/>
-          <w:bCs/>
         </w:rPr>
         <w:t xml:space="preserve">Documento ou registo</w:t>
       </w:r>
@@ -1704,8 +1704,8 @@
       </w:r>
       <w:r>
         <w:rPr>
+          <w:bCs/>
           <w:b/>
-          <w:bCs/>
         </w:rPr>
         <w:t xml:space="preserve">Purpose</w:t>
       </w:r>
@@ -1714,8 +1714,8 @@
       </w:r>
       <w:r>
         <w:rPr>
+          <w:bCs/>
           <w:b/>
-          <w:bCs/>
         </w:rPr>
         <w:t xml:space="preserve">Controle</w:t>
       </w:r>
@@ -1782,9 +1782,9 @@
         <w:t xml:space="preserve">• Registros de ação corretiva • Mostra causa raiz e correção eficaz • Causa abordada, recorrência considerada, eficácia verificada</w:t>
       </w:r>
     </w:p>
-    <w:bookmarkEnd w:id="20"/>
-    <w:bookmarkEnd w:id="21"/>
-    <w:bookmarkStart w:id="23" w:name="cláusula-4-contexto-da-organização"/>
+    <w:bookmarkEnd w:id="31"/>
+    <w:bookmarkEnd w:id="32"/>
+    <w:bookmarkStart w:id="34" w:name="cláusula-4-contexto-da-organização"/>
     <w:p>
       <w:pPr>
         <w:pStyle w:val="Heading1"/>
@@ -1795,11 +1795,11 @@
     </w:p>
     <w:p>
       <w:pPr>
+        <w:numPr>
+          <w:ilvl w:val="0"/>
+          <w:numId w:val="1012"/>
+        </w:numPr>
         <w:pStyle w:val="Compact"/>
-        <w:numPr>
-          <w:ilvl w:val="0"/>
-          <w:numId w:val="1012"/>
-        </w:numPr>
       </w:pPr>
       <w:r>
         <w:t xml:space="preserve">Requisitos em linguagem plana, foco de verificação e evidência de exemplo.*</w:t>
@@ -1819,7 +1819,7 @@
         <w:t xml:space="preserve">.————————————————-</w:t>
       </w:r>
     </w:p>
-    <w:bookmarkStart w:id="22" w:name="X1c849def24eef0f33ad5f34d8e75ffca5136528"/>
+    <w:bookmarkStart w:id="33" w:name="X1c849def24eef0f33ad5f34d8e75ffca5136528"/>
     <w:p>
       <w:pPr>
         <w:pStyle w:val="Heading2"/>
@@ -1829,28 +1829,28 @@
       </w:r>
       <w:r>
         <w:rPr>
+          <w:bCs/>
           <w:b/>
+        </w:rPr>
+        <w:t xml:space="preserve"> </w:t>
+      </w:r>
+      <w:r>
+        <w:t xml:space="preserve">Plain signification</w:t>
+      </w:r>
+      <w:r>
+        <w:rPr>
           <w:bCs/>
+          <w:b/>
         </w:rPr>
         <w:t xml:space="preserve"> </w:t>
       </w:r>
       <w:r>
-        <w:t xml:space="preserve">Plain signification</w:t>
+        <w:t xml:space="preserve"> </w:t>
       </w:r>
       <w:r>
         <w:rPr>
+          <w:bCs/>
           <w:b/>
-          <w:bCs/>
-        </w:rPr>
-        <w:t xml:space="preserve"> </w:t>
-      </w:r>
-      <w:r>
-        <w:t xml:space="preserve"> </w:t>
-      </w:r>
-      <w:r>
-        <w:rPr>
-          <w:b/>
-          <w:bCs/>
         </w:rPr>
         <w:t xml:space="preserve">Verificação de foco</w:t>
       </w:r>
@@ -1859,8 +1859,8 @@
       </w:r>
       <w:r>
         <w:rPr>
+          <w:bCs/>
           <w:b/>
-          <w:bCs/>
         </w:rPr>
         <w:t xml:space="preserve">Exemplo evidência</w:t>
       </w:r>
@@ -1913,9 +1913,9 @@
         <w:t xml:space="preserve">O que é que se passa?</w:t>
       </w:r>
     </w:p>
-    <w:bookmarkEnd w:id="22"/>
-    <w:bookmarkEnd w:id="23"/>
-    <w:bookmarkStart w:id="25" w:name="cláusula-5-liderança"/>
+    <w:bookmarkEnd w:id="33"/>
+    <w:bookmarkEnd w:id="34"/>
+    <w:bookmarkStart w:id="36" w:name="cláusula-5-liderança"/>
     <w:p>
       <w:pPr>
         <w:pStyle w:val="Heading1"/>
@@ -1926,11 +1926,11 @@
     </w:p>
     <w:p>
       <w:pPr>
+        <w:numPr>
+          <w:ilvl w:val="0"/>
+          <w:numId w:val="1013"/>
+        </w:numPr>
         <w:pStyle w:val="Compact"/>
-        <w:numPr>
-          <w:ilvl w:val="0"/>
-          <w:numId w:val="1013"/>
-        </w:numPr>
       </w:pPr>
       <w:r>
         <w:t xml:space="preserve">Requisitos em linguagem plana, foco de verificação e evidência de exemplo.*</w:t>
@@ -1950,7 +1950,7 @@
         <w:t xml:space="preserve">.————————————————</w:t>
       </w:r>
     </w:p>
-    <w:bookmarkStart w:id="24" w:name="Xaa6479fe29681ab632e4ebd768efe1b358b9200"/>
+    <w:bookmarkStart w:id="35" w:name="Xaa6479fe29681ab632e4ebd768efe1b358b9200"/>
     <w:p>
       <w:pPr>
         <w:pStyle w:val="Heading2"/>
@@ -1960,28 +1960,28 @@
       </w:r>
       <w:r>
         <w:rPr>
+          <w:bCs/>
           <w:b/>
+        </w:rPr>
+        <w:t xml:space="preserve"> </w:t>
+      </w:r>
+      <w:r>
+        <w:t xml:space="preserve">Plain signification</w:t>
+      </w:r>
+      <w:r>
+        <w:rPr>
           <w:bCs/>
+          <w:b/>
         </w:rPr>
         <w:t xml:space="preserve"> </w:t>
       </w:r>
       <w:r>
-        <w:t xml:space="preserve">Plain signification</w:t>
+        <w:t xml:space="preserve"> </w:t>
       </w:r>
       <w:r>
         <w:rPr>
+          <w:bCs/>
           <w:b/>
-          <w:bCs/>
-        </w:rPr>
-        <w:t xml:space="preserve"> </w:t>
-      </w:r>
-      <w:r>
-        <w:t xml:space="preserve"> </w:t>
-      </w:r>
-      <w:r>
-        <w:rPr>
-          <w:b/>
-          <w:bCs/>
         </w:rPr>
         <w:t xml:space="preserve">Verificação de foco</w:t>
       </w:r>
@@ -1990,8 +1990,8 @@
       </w:r>
       <w:r>
         <w:rPr>
+          <w:bCs/>
           <w:b/>
-          <w:bCs/>
         </w:rPr>
         <w:t xml:space="preserve">Exemplo evidência</w:t>
       </w:r>
@@ -2024,9 +2024,9 @@
         <w:t xml:space="preserve">Use o texto oficial licenciado ISO/IEC 27001 para requisitos normativos exatos. Este manual parafraseia conceitos para a educação e não substitui o padrão.</w:t>
       </w:r>
     </w:p>
-    <w:bookmarkEnd w:id="24"/>
-    <w:bookmarkEnd w:id="25"/>
-    <w:bookmarkStart w:id="28" w:name="cláusula-6-planejamento"/>
+    <w:bookmarkEnd w:id="35"/>
+    <w:bookmarkEnd w:id="36"/>
+    <w:bookmarkStart w:id="39" w:name="cláusula-6-planejamento"/>
     <w:p>
       <w:pPr>
         <w:pStyle w:val="Heading1"/>
@@ -2037,17 +2037,17 @@
     </w:p>
     <w:p>
       <w:pPr>
+        <w:numPr>
+          <w:ilvl w:val="0"/>
+          <w:numId w:val="1014"/>
+        </w:numPr>
         <w:pStyle w:val="Compact"/>
-        <w:numPr>
-          <w:ilvl w:val="0"/>
-          <w:numId w:val="1014"/>
-        </w:numPr>
       </w:pPr>
       <w:r>
         <w:t xml:space="preserve">Requisitos em linguagem plana, foco de verificação e evidência de exemplo.*</w:t>
       </w:r>
     </w:p>
-    <w:bookmarkStart w:id="26" w:name="finalidade-da-clausa-planeamento"/>
+    <w:bookmarkStart w:id="37" w:name="finalidade-da-clausa-planeamento"/>
     <w:p>
       <w:pPr>
         <w:pStyle w:val="Heading2"/>
@@ -2056,8 +2056,8 @@
         <w:t xml:space="preserve">□ ** Finalidade da clausa: ** Planeamento</w:t>
       </w:r>
     </w:p>
-    <w:bookmarkEnd w:id="26"/>
-    <w:bookmarkStart w:id="27" w:name="X5764a8f9d95430a353ef6161bae8a526d8dd964"/>
+    <w:bookmarkEnd w:id="37"/>
+    <w:bookmarkStart w:id="38" w:name="X5764a8f9d95430a353ef6161bae8a526d8dd964"/>
     <w:p>
       <w:pPr>
         <w:pStyle w:val="Heading2"/>
@@ -2067,28 +2067,28 @@
       </w:r>
       <w:r>
         <w:rPr>
+          <w:bCs/>
           <w:b/>
+        </w:rPr>
+        <w:t xml:space="preserve"> </w:t>
+      </w:r>
+      <w:r>
+        <w:t xml:space="preserve">Plain signification</w:t>
+      </w:r>
+      <w:r>
+        <w:rPr>
           <w:bCs/>
+          <w:b/>
         </w:rPr>
         <w:t xml:space="preserve"> </w:t>
       </w:r>
       <w:r>
-        <w:t xml:space="preserve">Plain signification</w:t>
+        <w:t xml:space="preserve"> </w:t>
       </w:r>
       <w:r>
         <w:rPr>
+          <w:bCs/>
           <w:b/>
-          <w:bCs/>
-        </w:rPr>
-        <w:t xml:space="preserve"> </w:t>
-      </w:r>
-      <w:r>
-        <w:t xml:space="preserve"> </w:t>
-      </w:r>
-      <w:r>
-        <w:rPr>
-          <w:b/>
-          <w:bCs/>
         </w:rPr>
         <w:t xml:space="preserve">Verificação de foco</w:t>
       </w:r>
@@ -2097,8 +2097,8 @@
       </w:r>
       <w:r>
         <w:rPr>
+          <w:bCs/>
           <w:b/>
-          <w:bCs/>
         </w:rPr>
         <w:t xml:space="preserve">Exemplo evidência</w:t>
       </w:r>
@@ -2143,9 +2143,9 @@
         <w:t xml:space="preserve">Use o texto oficial licenciado ISO/IEC 27001 para requisitos normativos exatos. Este manual parafraseia conceitos para a educação e não substitui o padrão.</w:t>
       </w:r>
     </w:p>
-    <w:bookmarkEnd w:id="27"/>
-    <w:bookmarkEnd w:id="28"/>
-    <w:bookmarkStart w:id="31" w:name="cláusula-7-apoio"/>
+    <w:bookmarkEnd w:id="38"/>
+    <w:bookmarkEnd w:id="39"/>
+    <w:bookmarkStart w:id="42" w:name="cláusula-7-apoio"/>
     <w:p>
       <w:pPr>
         <w:pStyle w:val="Heading1"/>
@@ -2156,17 +2156,17 @@
     </w:p>
     <w:p>
       <w:pPr>
+        <w:numPr>
+          <w:ilvl w:val="0"/>
+          <w:numId w:val="1015"/>
+        </w:numPr>
         <w:pStyle w:val="Compact"/>
-        <w:numPr>
-          <w:ilvl w:val="0"/>
-          <w:numId w:val="1015"/>
-        </w:numPr>
       </w:pPr>
       <w:r>
         <w:t xml:space="preserve">Requisitos em linguagem plana, foco de verificação e evidência de exemplo.*</w:t>
       </w:r>
     </w:p>
-    <w:bookmarkStart w:id="29" w:name="finalidade-da-clausa-suporte"/>
+    <w:bookmarkStart w:id="40" w:name="finalidade-da-clausa-suporte"/>
     <w:p>
       <w:pPr>
         <w:pStyle w:val="Heading2"/>
@@ -2175,8 +2175,8 @@
         <w:t xml:space="preserve">□ ** Finalidade da clausa: ** Suporte</w:t>
       </w:r>
     </w:p>
-    <w:bookmarkEnd w:id="29"/>
-    <w:bookmarkStart w:id="30" w:name="X99c1588b6a405bab7c04ab8b0bd8fad50142806"/>
+    <w:bookmarkEnd w:id="40"/>
+    <w:bookmarkStart w:id="41" w:name="X99c1588b6a405bab7c04ab8b0bd8fad50142806"/>
     <w:p>
       <w:pPr>
         <w:pStyle w:val="Heading2"/>
@@ -2186,28 +2186,28 @@
       </w:r>
       <w:r>
         <w:rPr>
+          <w:bCs/>
           <w:b/>
+        </w:rPr>
+        <w:t xml:space="preserve"> </w:t>
+      </w:r>
+      <w:r>
+        <w:t xml:space="preserve">Plain signification</w:t>
+      </w:r>
+      <w:r>
+        <w:rPr>
           <w:bCs/>
+          <w:b/>
         </w:rPr>
         <w:t xml:space="preserve"> </w:t>
       </w:r>
       <w:r>
-        <w:t xml:space="preserve">Plain signification</w:t>
+        <w:t xml:space="preserve"> </w:t>
       </w:r>
       <w:r>
         <w:rPr>
+          <w:bCs/>
           <w:b/>
-          <w:bCs/>
-        </w:rPr>
-        <w:t xml:space="preserve"> </w:t>
-      </w:r>
-      <w:r>
-        <w:t xml:space="preserve"> </w:t>
-      </w:r>
-      <w:r>
-        <w:rPr>
-          <w:b/>
-          <w:bCs/>
         </w:rPr>
         <w:t xml:space="preserve">Verificação de foco</w:t>
       </w:r>
@@ -2216,8 +2216,8 @@
       </w:r>
       <w:r>
         <w:rPr>
+          <w:bCs/>
           <w:b/>
-          <w:bCs/>
         </w:rPr>
         <w:t xml:space="preserve">Exemplo evidência</w:t>
       </w:r>
@@ -2262,9 +2262,9 @@
         <w:t xml:space="preserve">Use o texto oficial licenciado ISO/IEC 27001 para requisitos normativos exatos. Este manual parafraseia conceitos para a educação e não substitui o padrão.</w:t>
       </w:r>
     </w:p>
-    <w:bookmarkEnd w:id="30"/>
-    <w:bookmarkEnd w:id="31"/>
-    <w:bookmarkStart w:id="34" w:name="cláusula-8-operação"/>
+    <w:bookmarkEnd w:id="41"/>
+    <w:bookmarkEnd w:id="42"/>
+    <w:bookmarkStart w:id="45" w:name="cláusula-8-operação"/>
     <w:p>
       <w:pPr>
         <w:pStyle w:val="Heading1"/>
@@ -2275,17 +2275,17 @@
     </w:p>
     <w:p>
       <w:pPr>
+        <w:numPr>
+          <w:ilvl w:val="0"/>
+          <w:numId w:val="1016"/>
+        </w:numPr>
         <w:pStyle w:val="Compact"/>
-        <w:numPr>
-          <w:ilvl w:val="0"/>
-          <w:numId w:val="1016"/>
-        </w:numPr>
       </w:pPr>
       <w:r>
         <w:t xml:space="preserve">Requisitos em linguagem plana, foco de verificação e evidência de exemplo.*</w:t>
       </w:r>
     </w:p>
-    <w:bookmarkStart w:id="32" w:name="finalidade-da-clausa-funcionamento"/>
+    <w:bookmarkStart w:id="43" w:name="finalidade-da-clausa-funcionamento"/>
     <w:p>
       <w:pPr>
         <w:pStyle w:val="Heading2"/>
@@ -2294,8 +2294,8 @@
         <w:t xml:space="preserve">□ ** Finalidade da clausa: ** Funcionamento</w:t>
       </w:r>
     </w:p>
-    <w:bookmarkEnd w:id="32"/>
-    <w:bookmarkStart w:id="33" w:name="X4807fe7596e81d95cd25c1b699c80f1de2d542c"/>
+    <w:bookmarkEnd w:id="43"/>
+    <w:bookmarkStart w:id="44" w:name="X4807fe7596e81d95cd25c1b699c80f1de2d542c"/>
     <w:p>
       <w:pPr>
         <w:pStyle w:val="Heading2"/>
@@ -2305,28 +2305,28 @@
       </w:r>
       <w:r>
         <w:rPr>
+          <w:bCs/>
           <w:b/>
+        </w:rPr>
+        <w:t xml:space="preserve"> </w:t>
+      </w:r>
+      <w:r>
+        <w:t xml:space="preserve">Plain signification</w:t>
+      </w:r>
+      <w:r>
+        <w:rPr>
           <w:bCs/>
+          <w:b/>
         </w:rPr>
         <w:t xml:space="preserve"> </w:t>
       </w:r>
       <w:r>
-        <w:t xml:space="preserve">Plain signification</w:t>
+        <w:t xml:space="preserve"> </w:t>
       </w:r>
       <w:r>
         <w:rPr>
+          <w:bCs/>
           <w:b/>
-          <w:bCs/>
-        </w:rPr>
-        <w:t xml:space="preserve"> </w:t>
-      </w:r>
-      <w:r>
-        <w:t xml:space="preserve"> </w:t>
-      </w:r>
-      <w:r>
-        <w:rPr>
-          <w:b/>
-          <w:bCs/>
         </w:rPr>
         <w:t xml:space="preserve">Verificação de foco</w:t>
       </w:r>
@@ -2335,8 +2335,8 @@
       </w:r>
       <w:r>
         <w:rPr>
+          <w:bCs/>
           <w:b/>
-          <w:bCs/>
         </w:rPr>
         <w:t xml:space="preserve">Exemplo evidência</w:t>
       </w:r>
@@ -2369,9 +2369,9 @@
         <w:t xml:space="preserve">Use o texto oficial licenciado ISO/IEC 27001 para requisitos normativos exatos. Este manual parafraseia conceitos para a educação e não substitui o padrão.</w:t>
       </w:r>
     </w:p>
-    <w:bookmarkEnd w:id="33"/>
-    <w:bookmarkEnd w:id="34"/>
-    <w:bookmarkStart w:id="37" w:name="cláusula-9-avaliação-do-desempenho"/>
+    <w:bookmarkEnd w:id="44"/>
+    <w:bookmarkEnd w:id="45"/>
+    <w:bookmarkStart w:id="48" w:name="cláusula-9-avaliação-do-desempenho"/>
     <w:p>
       <w:pPr>
         <w:pStyle w:val="Heading1"/>
@@ -2382,17 +2382,17 @@
     </w:p>
     <w:p>
       <w:pPr>
+        <w:numPr>
+          <w:ilvl w:val="0"/>
+          <w:numId w:val="1017"/>
+        </w:numPr>
         <w:pStyle w:val="Compact"/>
-        <w:numPr>
-          <w:ilvl w:val="0"/>
-          <w:numId w:val="1017"/>
-        </w:numPr>
       </w:pPr>
       <w:r>
         <w:t xml:space="preserve">Requisitos em linguagem plana, foco de verificação e evidência de exemplo.*</w:t>
       </w:r>
     </w:p>
-    <w:bookmarkStart w:id="35" w:name="X56294b004150b5312cf18f571d845f783d739fc"/>
+    <w:bookmarkStart w:id="46" w:name="X56294b004150b5312cf18f571d845f783d739fc"/>
     <w:p>
       <w:pPr>
         <w:pStyle w:val="Heading2"/>
@@ -2401,8 +2401,8 @@
         <w:t xml:space="preserve">□ ** Finalidade da clausa: ** Avaliação do desempenho</w:t>
       </w:r>
     </w:p>
-    <w:bookmarkEnd w:id="35"/>
-    <w:bookmarkStart w:id="36" w:name="X94d0fa55c795f02d2b3641f656fedad4b021328"/>
+    <w:bookmarkEnd w:id="46"/>
+    <w:bookmarkStart w:id="47" w:name="X94d0fa55c795f02d2b3641f656fedad4b021328"/>
     <w:p>
       <w:pPr>
         <w:pStyle w:val="Heading2"/>
@@ -2412,28 +2412,28 @@
       </w:r>
       <w:r>
         <w:rPr>
+          <w:bCs/>
           <w:b/>
+        </w:rPr>
+        <w:t xml:space="preserve"> </w:t>
+      </w:r>
+      <w:r>
+        <w:t xml:space="preserve">Plain signification</w:t>
+      </w:r>
+      <w:r>
+        <w:rPr>
           <w:bCs/>
+          <w:b/>
         </w:rPr>
         <w:t xml:space="preserve"> </w:t>
       </w:r>
       <w:r>
-        <w:t xml:space="preserve">Plain signification</w:t>
+        <w:t xml:space="preserve"> </w:t>
       </w:r>
       <w:r>
         <w:rPr>
+          <w:bCs/>
           <w:b/>
-          <w:bCs/>
-        </w:rPr>
-        <w:t xml:space="preserve"> </w:t>
-      </w:r>
-      <w:r>
-        <w:t xml:space="preserve"> </w:t>
-      </w:r>
-      <w:r>
-        <w:rPr>
-          <w:b/>
-          <w:bCs/>
         </w:rPr>
         <w:t xml:space="preserve">Verificação de foco</w:t>
       </w:r>
@@ -2442,8 +2442,8 @@
       </w:r>
       <w:r>
         <w:rPr>
+          <w:bCs/>
           <w:b/>
-          <w:bCs/>
         </w:rPr>
         <w:t xml:space="preserve">Exemplo evidência</w:t>
       </w:r>
@@ -2507,9 +2507,9 @@
         <w:t xml:space="preserve">Figura 5. Fluxo de trabalho de auditoria interna</w:t>
       </w:r>
     </w:p>
-    <w:bookmarkEnd w:id="36"/>
-    <w:bookmarkEnd w:id="37"/>
-    <w:bookmarkStart w:id="39" w:name="cláusula-10-melhoria"/>
+    <w:bookmarkEnd w:id="47"/>
+    <w:bookmarkEnd w:id="48"/>
+    <w:bookmarkStart w:id="50" w:name="cláusula-10-melhoria"/>
     <w:p>
       <w:pPr>
         <w:pStyle w:val="Heading1"/>
@@ -2520,11 +2520,11 @@
     </w:p>
     <w:p>
       <w:pPr>
+        <w:numPr>
+          <w:ilvl w:val="0"/>
+          <w:numId w:val="1018"/>
+        </w:numPr>
         <w:pStyle w:val="Compact"/>
-        <w:numPr>
-          <w:ilvl w:val="0"/>
-          <w:numId w:val="1018"/>
-        </w:numPr>
       </w:pPr>
       <w:r>
         <w:t xml:space="preserve">Requisitos em linguagem plana, foco de verificação e evidência de exemplo.*</w:t>
@@ -2544,7 +2544,7 @@
         <w:t xml:space="preserve">O que é que se passa?</w:t>
       </w:r>
     </w:p>
-    <w:bookmarkStart w:id="38" w:name="X0ddb8ff69d765fa40c38070237c501861aa15ee"/>
+    <w:bookmarkStart w:id="49" w:name="X0ddb8ff69d765fa40c38070237c501861aa15ee"/>
     <w:p>
       <w:pPr>
         <w:pStyle w:val="Heading2"/>
@@ -2554,28 +2554,28 @@
       </w:r>
       <w:r>
         <w:rPr>
+          <w:bCs/>
           <w:b/>
+        </w:rPr>
+        <w:t xml:space="preserve"> </w:t>
+      </w:r>
+      <w:r>
+        <w:t xml:space="preserve">Plain signification</w:t>
+      </w:r>
+      <w:r>
+        <w:rPr>
           <w:bCs/>
+          <w:b/>
         </w:rPr>
         <w:t xml:space="preserve"> </w:t>
       </w:r>
       <w:r>
-        <w:t xml:space="preserve">Plain signification</w:t>
+        <w:t xml:space="preserve"> </w:t>
       </w:r>
       <w:r>
         <w:rPr>
+          <w:bCs/>
           <w:b/>
-          <w:bCs/>
-        </w:rPr>
-        <w:t xml:space="preserve"> </w:t>
-      </w:r>
-      <w:r>
-        <w:t xml:space="preserve"> </w:t>
-      </w:r>
-      <w:r>
-        <w:rPr>
-          <w:b/>
-          <w:bCs/>
         </w:rPr>
         <w:t xml:space="preserve">Verificação de foco</w:t>
       </w:r>
@@ -2584,8 +2584,8 @@
       </w:r>
       <w:r>
         <w:rPr>
+          <w:bCs/>
           <w:b/>
-          <w:bCs/>
         </w:rPr>
         <w:t xml:space="preserve">Exemplo evidência</w:t>
       </w:r>
@@ -2625,9 +2625,9 @@
         <w:t xml:space="preserve">Figura 6. Temas de controlo do anexo A</w:t>
       </w:r>
     </w:p>
-    <w:bookmarkEnd w:id="38"/>
-    <w:bookmarkEnd w:id="39"/>
-    <w:bookmarkStart w:id="42" w:name="anexo-a-5-controlos-organizacionais"/>
+    <w:bookmarkEnd w:id="49"/>
+    <w:bookmarkEnd w:id="50"/>
+    <w:bookmarkStart w:id="53" w:name="anexo-a-5-controlos-organizacionais"/>
     <w:p>
       <w:pPr>
         <w:pStyle w:val="Heading1"/>
@@ -2638,17 +2638,17 @@
     </w:p>
     <w:p>
       <w:pPr>
+        <w:numPr>
+          <w:ilvl w:val="0"/>
+          <w:numId w:val="1019"/>
+        </w:numPr>
         <w:pStyle w:val="Compact"/>
-        <w:numPr>
-          <w:ilvl w:val="0"/>
-          <w:numId w:val="1019"/>
-        </w:numPr>
       </w:pPr>
       <w:r>
         <w:t xml:space="preserve">Resumos originais dos controlos de referência, foco de verificação e exemplos de provas.*</w:t>
       </w:r>
     </w:p>
-    <w:bookmarkStart w:id="40" w:name="X02bbc0372199da4e557124d326c0a93b9e9d595"/>
+    <w:bookmarkStart w:id="51" w:name="X02bbc0372199da4e557124d326c0a93b9e9d595"/>
     <w:p>
       <w:pPr>
         <w:pStyle w:val="Heading2"/>
@@ -2658,8 +2658,8 @@
       </w:r>
       <w:r>
         <w:rPr>
+          <w:bCs/>
           <w:b/>
-          <w:bCs/>
         </w:rPr>
         <w:t xml:space="preserve">Exemplo de evidência</w:t>
       </w:r>
@@ -2888,8 +2888,8 @@
         <w:t xml:space="preserve">Manter procedimentos operacionais documentados. Confirmar risco ou obrigação, design, proprietário, implementação, operação, exceções e medição. □ Procedimento, configuração, registro, registro, ticket, revisão, teste ou observação. □</w:t>
       </w:r>
     </w:p>
-    <w:bookmarkEnd w:id="40"/>
-    <w:bookmarkStart w:id="41" w:name="X476b32051434bc3cb9328bdd0ecabd39c9ccd67"/>
+    <w:bookmarkEnd w:id="51"/>
+    <w:bookmarkStart w:id="52" w:name="X476b32051434bc3cb9328bdd0ecabd39c9ccd67"/>
     <w:p>
       <w:pPr>
         <w:pStyle w:val="Heading2"/>
@@ -2911,9 +2911,9 @@
         <w:t xml:space="preserve">Figura 7. Gestão de incidentes de segurança</w:t>
       </w:r>
     </w:p>
-    <w:bookmarkEnd w:id="41"/>
-    <w:bookmarkEnd w:id="42"/>
-    <w:bookmarkStart w:id="45" w:name="anexo-a-6-as-pessoas-controlam"/>
+    <w:bookmarkEnd w:id="52"/>
+    <w:bookmarkEnd w:id="53"/>
+    <w:bookmarkStart w:id="56" w:name="anexo-a-6-as-pessoas-controlam"/>
     <w:p>
       <w:pPr>
         <w:pStyle w:val="Heading1"/>
@@ -2924,17 +2924,17 @@
     </w:p>
     <w:p>
       <w:pPr>
+        <w:numPr>
+          <w:ilvl w:val="0"/>
+          <w:numId w:val="1020"/>
+        </w:numPr>
         <w:pStyle w:val="Compact"/>
-        <w:numPr>
-          <w:ilvl w:val="0"/>
-          <w:numId w:val="1020"/>
-        </w:numPr>
       </w:pPr>
       <w:r>
         <w:t xml:space="preserve">Resumos originais dos controlos de referência, foco de verificação e exemplos de provas.*</w:t>
       </w:r>
     </w:p>
-    <w:bookmarkStart w:id="43" w:name="X95263c4d35c382837785c898e74a220ccaa17a6"/>
+    <w:bookmarkStart w:id="54" w:name="X95263c4d35c382837785c898e74a220ccaa17a6"/>
     <w:p>
       <w:pPr>
         <w:pStyle w:val="Heading2"/>
@@ -2944,8 +2944,8 @@
       </w:r>
       <w:r>
         <w:rPr>
+          <w:bCs/>
           <w:b/>
-          <w:bCs/>
         </w:rPr>
         <w:t xml:space="preserve">Exemplo de evidência</w:t>
       </w:r>
@@ -3000,8 +3000,8 @@
         <w:t xml:space="preserve">6.8 Tornar a comunicação de eventos de segurança fácil e oportuna. Confirmar risco ou obrigação, design, proprietário, implementação, operação, exceções e medição. □ Procedimento, configuração, registro, registro, ticket, revisão, teste ou observação. □</w:t>
       </w:r>
     </w:p>
-    <w:bookmarkEnd w:id="43"/>
-    <w:bookmarkStart w:id="44" w:name="X76af68a866bb16a37fffa786c9c9d871968c705"/>
+    <w:bookmarkEnd w:id="54"/>
+    <w:bookmarkStart w:id="55" w:name="X76af68a866bb16a37fffa786c9c9d871968c705"/>
     <w:p>
       <w:pPr>
         <w:pStyle w:val="Heading2"/>
@@ -3010,9 +3010,9 @@
         <w:t xml:space="preserve">Regra da selecção:** O anexo A é um conjunto de referência utilizado para verificar se os controlos necessários não foram ignorados. A organização pode precisar de outros controles. Qualquer inclusão ou exclusão deve ser justificada através de tratamento de risco e registada na Declaração de Aplicabilidade. □</w:t>
       </w:r>
     </w:p>
-    <w:bookmarkEnd w:id="44"/>
-    <w:bookmarkEnd w:id="45"/>
-    <w:bookmarkStart w:id="50" w:name="anexo-a-7-controlos-físicos"/>
+    <w:bookmarkEnd w:id="55"/>
+    <w:bookmarkEnd w:id="56"/>
+    <w:bookmarkStart w:id="61" w:name="anexo-a-7-controlos-físicos"/>
     <w:p>
       <w:pPr>
         <w:pStyle w:val="Heading1"/>
@@ -3023,17 +3023,17 @@
     </w:p>
     <w:p>
       <w:pPr>
+        <w:numPr>
+          <w:ilvl w:val="0"/>
+          <w:numId w:val="1021"/>
+        </w:numPr>
         <w:pStyle w:val="Compact"/>
-        <w:numPr>
-          <w:ilvl w:val="0"/>
-          <w:numId w:val="1021"/>
-        </w:numPr>
       </w:pPr>
       <w:r>
         <w:t xml:space="preserve">Resumos originais dos controlos de referência, foco de verificação e exemplos de provas.*</w:t>
       </w:r>
     </w:p>
-    <w:bookmarkStart w:id="46" w:name="X73d8eda8a71a900735cc576b532f0f6fba63df2"/>
+    <w:bookmarkStart w:id="57" w:name="X73d8eda8a71a900735cc576b532f0f6fba63df2"/>
     <w:p>
       <w:pPr>
         <w:pStyle w:val="Heading2"/>
@@ -3043,8 +3043,8 @@
       </w:r>
       <w:r>
         <w:rPr>
+          <w:bCs/>
           <w:b/>
-          <w:bCs/>
         </w:rPr>
         <w:t xml:space="preserve">Exemplo de evidência</w:t>
       </w:r>
@@ -3135,8 +3135,8 @@
         <w:t xml:space="preserve">□ 7.14 □ Eliminar ou reutilizar equipamentos com segurança. Confirmar risco ou obrigação, design, proprietário, implementação, operação, exceções e medição. □ Procedimento, configuração, registro, registro, ticket, revisão, teste ou observação. □</w:t>
       </w:r>
     </w:p>
-    <w:bookmarkEnd w:id="46"/>
-    <w:bookmarkStart w:id="47" w:name="Xd88d894c72de2d96d3d0806e9e027fbbd68a3f5"/>
+    <w:bookmarkEnd w:id="57"/>
+    <w:bookmarkStart w:id="58" w:name="Xd88d894c72de2d96d3d0806e9e027fbbd68a3f5"/>
     <w:p>
       <w:pPr>
         <w:pStyle w:val="Heading2"/>
@@ -3147,11 +3147,11 @@
     </w:p>
     <w:p>
       <w:pPr>
+        <w:numPr>
+          <w:ilvl w:val="0"/>
+          <w:numId w:val="1022"/>
+        </w:numPr>
         <w:pStyle w:val="Compact"/>
-        <w:numPr>
-          <w:ilvl w:val="0"/>
-          <w:numId w:val="1022"/>
-        </w:numPr>
       </w:pPr>
       <w:r>
         <w:t xml:space="preserve">Anexo A 8 Controlos tecnológicos</w:t>
@@ -3159,18 +3159,18 @@
     </w:p>
     <w:p>
       <w:pPr>
+        <w:numPr>
+          <w:ilvl w:val="0"/>
+          <w:numId w:val="1023"/>
+        </w:numPr>
         <w:pStyle w:val="Compact"/>
-        <w:numPr>
-          <w:ilvl w:val="0"/>
-          <w:numId w:val="1023"/>
-        </w:numPr>
       </w:pPr>
       <w:r>
         <w:t xml:space="preserve">Resumos originais dos controlos de referência, foco de verificação e exemplos de provas.*</w:t>
       </w:r>
     </w:p>
-    <w:bookmarkEnd w:id="47"/>
-    <w:bookmarkStart w:id="48" w:name="X3dba293344d04e7d685e8e8944b794cc1361383"/>
+    <w:bookmarkEnd w:id="58"/>
+    <w:bookmarkStart w:id="59" w:name="X3dba293344d04e7d685e8e8944b794cc1361383"/>
     <w:p>
       <w:pPr>
         <w:pStyle w:val="Heading2"/>
@@ -3180,8 +3180,8 @@
       </w:r>
       <w:r>
         <w:rPr>
+          <w:bCs/>
           <w:b/>
-          <w:bCs/>
         </w:rPr>
         <w:t xml:space="preserve">Exemplo de evidência</w:t>
       </w:r>
@@ -3392,8 +3392,8 @@
         <w:t xml:space="preserve">8.34 . Proteger os sistemas operacionais durante os testes de auditoria. Confirmar risco ou obrigação, design, proprietário, implementação, operação, exceções e medição. □ Procedimento, configuração, registro, registro, ticket, revisão, teste ou observação. □</w:t>
       </w:r>
     </w:p>
-    <w:bookmarkEnd w:id="48"/>
-    <w:bookmarkStart w:id="49" w:name="Xe0b7c5bfe39e3db1e3197fddfabb4f50c408a2d"/>
+    <w:bookmarkEnd w:id="59"/>
+    <w:bookmarkStart w:id="60" w:name="Xe0b7c5bfe39e3db1e3197fddfabb4f50c408a2d"/>
     <w:p>
       <w:pPr>
         <w:pStyle w:val="Heading2"/>
@@ -3402,9 +3402,9 @@
         <w:t xml:space="preserve">Regra da selecção:** O anexo A é um conjunto de referência utilizado para verificar se os controlos necessários não foram ignorados. A organização pode precisar de outros controles. Qualquer inclusão ou exclusão deve ser justificada através de tratamento de risco e registada na Declaração de Aplicabilidade. □</w:t>
       </w:r>
     </w:p>
-    <w:bookmarkEnd w:id="49"/>
-    <w:bookmarkEnd w:id="50"/>
-    <w:bookmarkStart w:id="51" w:name="X477b85ca5372c11febb1de49731f71f0ae26d57"/>
+    <w:bookmarkEnd w:id="60"/>
+    <w:bookmarkEnd w:id="61"/>
+    <w:bookmarkStart w:id="62" w:name="X477b85ca5372c11febb1de49731f71f0ae26d57"/>
     <w:p>
       <w:pPr>
         <w:pStyle w:val="Heading1"/>
@@ -3415,11 +3415,11 @@
     </w:p>
     <w:p>
       <w:pPr>
+        <w:numPr>
+          <w:ilvl w:val="0"/>
+          <w:numId w:val="1024"/>
+        </w:numPr>
         <w:pStyle w:val="Compact"/>
-        <w:numPr>
-          <w:ilvl w:val="0"/>
-          <w:numId w:val="1024"/>
-        </w:numPr>
       </w:pPr>
       <w:r>
         <w:t xml:space="preserve">Como transformar decisões de risco em controles que se encaixam na organização.*</w:t>
@@ -3527,8 +3527,8 @@
         <w:t xml:space="preserve">□——————————————————————————————————————————————————————————————————————————————————————————————————————————————————————————–</w:t>
       </w:r>
     </w:p>
-    <w:bookmarkEnd w:id="51"/>
-    <w:bookmarkStart w:id="52" w:name="métricas-e-testes-de-controle"/>
+    <w:bookmarkEnd w:id="62"/>
+    <w:bookmarkStart w:id="63" w:name="métricas-e-testes-de-controle"/>
     <w:p>
       <w:pPr>
         <w:pStyle w:val="Heading1"/>
@@ -3539,11 +3539,11 @@
     </w:p>
     <w:p>
       <w:pPr>
+        <w:numPr>
+          <w:ilvl w:val="0"/>
+          <w:numId w:val="1026"/>
+        </w:numPr>
         <w:pStyle w:val="Compact"/>
-        <w:numPr>
-          <w:ilvl w:val="0"/>
-          <w:numId w:val="1026"/>
-        </w:numPr>
       </w:pPr>
       <w:r>
         <w:t xml:space="preserve">Como verificar se o ISMS e seus controles funcionam.*</w:t>
@@ -3694,8 +3694,8 @@
         <w:t xml:space="preserve">Reteste e indicar a conclusão final e limitação restante.</w:t>
       </w:r>
     </w:p>
-    <w:bookmarkEnd w:id="52"/>
-    <w:bookmarkStart w:id="54" w:name="auditoria-interna"/>
+    <w:bookmarkEnd w:id="63"/>
+    <w:bookmarkStart w:id="65" w:name="auditoria-interna"/>
     <w:p>
       <w:pPr>
         <w:pStyle w:val="Heading1"/>
@@ -3706,11 +3706,11 @@
     </w:p>
     <w:p>
       <w:pPr>
+        <w:numPr>
+          <w:ilvl w:val="0"/>
+          <w:numId w:val="1028"/>
+        </w:numPr>
         <w:pStyle w:val="Compact"/>
-        <w:numPr>
-          <w:ilvl w:val="0"/>
-          <w:numId w:val="1028"/>
-        </w:numPr>
       </w:pPr>
       <w:r>
         <w:t xml:space="preserve">Uma avaliação independente da conformidade e uma aplicação eficaz.*</w:t>
@@ -3764,7 +3764,7 @@
         <w:t xml:space="preserve">Reportar os resultados à gestão relevante e acompanhar as correções e ações corretivas através da revisão da eficácia.</w:t>
       </w:r>
     </w:p>
-    <w:bookmarkStart w:id="53" w:name="tipo-de-localização-resposta-exigida"/>
+    <w:bookmarkStart w:id="64" w:name="tipo-de-localização-resposta-exigida"/>
     <w:p>
       <w:pPr>
         <w:pStyle w:val="Heading2"/>
@@ -3799,9 +3799,9 @@
         <w:t xml:space="preserve">• Limitação da auditoria – Escopo, evidência, tempo, independência ou acesso restringiu a conclusão – Divulgar claramente e resolver quando possível</w:t>
       </w:r>
     </w:p>
-    <w:bookmarkEnd w:id="53"/>
-    <w:bookmarkEnd w:id="54"/>
-    <w:bookmarkStart w:id="55" w:name="revisão-de-gestão-e-ação-corretiva"/>
+    <w:bookmarkEnd w:id="64"/>
+    <w:bookmarkEnd w:id="65"/>
+    <w:bookmarkStart w:id="66" w:name="revisão-de-gestão-e-ação-corretiva"/>
     <w:p>
       <w:pPr>
         <w:pStyle w:val="Heading1"/>
@@ -3812,11 +3812,11 @@
     </w:p>
     <w:p>
       <w:pPr>
+        <w:numPr>
+          <w:ilvl w:val="0"/>
+          <w:numId w:val="1029"/>
+        </w:numPr>
         <w:pStyle w:val="Compact"/>
-        <w:numPr>
-          <w:ilvl w:val="0"/>
-          <w:numId w:val="1029"/>
-        </w:numPr>
       </w:pPr>
       <w:r>
         <w:t xml:space="preserve">Decisões de liderança que mantêm o ISMS adequado e eficaz.*</w:t>
@@ -3949,8 +3949,8 @@
         <w:t xml:space="preserve">Atualizar risco, controles, documentos, treinamento, objetivos e SoA quando necessário.</w:t>
       </w:r>
     </w:p>
-    <w:bookmarkEnd w:id="55"/>
-    <w:bookmarkStart w:id="57" w:name="preparação-da-certificação"/>
+    <w:bookmarkEnd w:id="66"/>
+    <w:bookmarkStart w:id="68" w:name="preparação-da-certificação"/>
     <w:p>
       <w:pPr>
         <w:pStyle w:val="Heading1"/>
@@ -3961,11 +3961,11 @@
     </w:p>
     <w:p>
       <w:pPr>
+        <w:numPr>
+          <w:ilvl w:val="0"/>
+          <w:numId w:val="1031"/>
+        </w:numPr>
         <w:pStyle w:val="Compact"/>
-        <w:numPr>
-          <w:ilvl w:val="0"/>
-          <w:numId w:val="1031"/>
-        </w:numPr>
       </w:pPr>
       <w:r>
         <w:t xml:space="preserve">O que a certificação faz, como geralmente procede, e o que não garante.*</w:t>
@@ -4040,7 +4040,7 @@
         <w:t xml:space="preserve">Um certificado tem alcance e tempo limite. Ele não prova que cada produto é seguro, que nenhum incidente pode ocorrer, ou que cada sistema na empresa está incluído.</w:t>
       </w:r>
     </w:p>
-    <w:bookmarkStart w:id="56" w:name="X0cda135e373cbeb3b40ddbd0b9bbf6c1f06b74b"/>
+    <w:bookmarkStart w:id="67" w:name="X0cda135e373cbeb3b40ddbd0b9bbf6c1f06b74b"/>
     <w:p>
       <w:pPr>
         <w:pStyle w:val="Heading2"/>
@@ -4099,9 +4099,9 @@
         <w:t xml:space="preserve">Emenda □ Relevância climática e requisitos das partes interessadas considerados e evidenciados</w:t>
       </w:r>
     </w:p>
-    <w:bookmarkEnd w:id="56"/>
-    <w:bookmarkEnd w:id="57"/>
-    <w:bookmarkStart w:id="59" w:name="ferramentas-de-código-aberto"/>
+    <w:bookmarkEnd w:id="67"/>
+    <w:bookmarkEnd w:id="68"/>
+    <w:bookmarkStart w:id="70" w:name="ferramentas-de-código-aberto"/>
     <w:p>
       <w:pPr>
         <w:pStyle w:val="Heading1"/>
@@ -4112,17 +4112,17 @@
     </w:p>
     <w:p>
       <w:pPr>
+        <w:numPr>
+          <w:ilvl w:val="0"/>
+          <w:numId w:val="1032"/>
+        </w:numPr>
         <w:pStyle w:val="Compact"/>
-        <w:numPr>
-          <w:ilvl w:val="0"/>
-          <w:numId w:val="1032"/>
-        </w:numPr>
       </w:pPr>
       <w:r>
         <w:t xml:space="preserve">Links oficiais, inícios rápidos seguros, evidências e limitações.*</w:t>
       </w:r>
     </w:p>
-    <w:bookmarkStart w:id="58" w:name="X27512f29e57498a0da0e899819aa42b0da6ab2e"/>
+    <w:bookmarkStart w:id="69" w:name="X27512f29e57498a0da0e899819aa42b0da6ab2e"/>
     <w:p>
       <w:pPr>
         <w:pStyle w:val="Heading2"/>
@@ -4135,8 +4135,8 @@
       </w:r>
       <w:r>
         <w:rPr>
+          <w:bCs/>
           <w:b/>
-          <w:bCs/>
         </w:rPr>
         <w:t xml:space="preserve">Ferramenta</w:t>
       </w:r>
@@ -4151,8 +4151,8 @@
       </w:r>
       <w:r>
         <w:rPr>
+          <w:bCs/>
           <w:b/>
-          <w:bCs/>
         </w:rPr>
         <w:t xml:space="preserve">Purpose</w:t>
       </w:r>
@@ -4167,8 +4167,8 @@
       </w:r>
       <w:r>
         <w:rPr>
+          <w:bCs/>
           <w:b/>
-          <w:bCs/>
         </w:rPr>
         <w:t xml:space="preserve">Possível suporte</w:t>
       </w:r>
@@ -4279,9 +4279,9 @@
         <w:t xml:space="preserve">(—————————————————————————————————————————————————————————————————————————————————————</w:t>
       </w:r>
     </w:p>
-    <w:bookmarkEnd w:id="58"/>
-    <w:bookmarkEnd w:id="59"/>
-    <w:bookmarkStart w:id="61" w:name="assistente-ciso"/>
+    <w:bookmarkEnd w:id="69"/>
+    <w:bookmarkEnd w:id="70"/>
+    <w:bookmarkStart w:id="72" w:name="assistente-ciso"/>
     <w:p>
       <w:pPr>
         <w:pStyle w:val="Heading1"/>
@@ -4300,7 +4300,7 @@
       <w:r>
         <w:t xml:space="preserve"> </w:t>
       </w:r>
-      <w:hyperlink r:id="rId60">
+      <w:hyperlink r:id="rId71">
         <w:r>
           <w:rPr>
             <w:rStyle w:val="Hyperlink"/>
@@ -4325,8 +4325,8 @@
         <w:t xml:space="preserve">Evidência: escopo aprovado, configuração, versão, cobertura, resultados, revisão, exceção, remediação e reteste. Proteja credenciais, registros, relatórios e backups.</w:t>
       </w:r>
     </w:p>
-    <w:bookmarkEnd w:id="61"/>
-    <w:bookmarkStart w:id="63" w:name="comunidade-de-risco-simples"/>
+    <w:bookmarkEnd w:id="72"/>
+    <w:bookmarkStart w:id="74" w:name="comunidade-de-risco-simples"/>
     <w:p>
       <w:pPr>
         <w:pStyle w:val="Heading1"/>
@@ -4345,7 +4345,7 @@
       <w:r>
         <w:t xml:space="preserve"> </w:t>
       </w:r>
-      <w:hyperlink r:id="rId62">
+      <w:hyperlink r:id="rId73">
         <w:r>
           <w:rPr>
             <w:rStyle w:val="Hyperlink"/>
@@ -4370,8 +4370,8 @@
         <w:t xml:space="preserve">Evidência: escopo aprovado, configuração, versão, cobertura, resultados, revisão, exceção, remediação e reteste. Proteja credenciais, registros, relatórios e backups.</w:t>
       </w:r>
     </w:p>
-    <w:bookmarkEnd w:id="63"/>
-    <w:bookmarkStart w:id="65" w:name="wazuh"/>
+    <w:bookmarkEnd w:id="74"/>
+    <w:bookmarkStart w:id="76" w:name="wazuh"/>
     <w:p>
       <w:pPr>
         <w:pStyle w:val="Heading1"/>
@@ -4390,7 +4390,7 @@
       <w:r>
         <w:t xml:space="preserve"> </w:t>
       </w:r>
-      <w:hyperlink r:id="rId64">
+      <w:hyperlink r:id="rId75">
         <w:r>
           <w:rPr>
             <w:rStyle w:val="Hyperlink"/>
@@ -4415,8 +4415,8 @@
         <w:t xml:space="preserve">Evidência: escopo aprovado, configuração, versão, cobertura, resultados, revisão, exceção, remediação e reteste. Proteja credenciais, registros, relatórios e backups.</w:t>
       </w:r>
     </w:p>
-    <w:bookmarkEnd w:id="65"/>
-    <w:bookmarkStart w:id="67" w:name="osquery"/>
+    <w:bookmarkEnd w:id="76"/>
+    <w:bookmarkStart w:id="78" w:name="osquery"/>
     <w:p>
       <w:pPr>
         <w:pStyle w:val="Heading1"/>
@@ -4435,7 +4435,7 @@
       <w:r>
         <w:t xml:space="preserve"> </w:t>
       </w:r>
-      <w:hyperlink r:id="rId66">
+      <w:hyperlink r:id="rId77">
         <w:r>
           <w:rPr>
             <w:rStyle w:val="Hyperlink"/>
@@ -4460,8 +4460,8 @@
         <w:t xml:space="preserve">Evidência: escopo aprovado, configuração, versão, cobertura, resultados, revisão, exceção, remediação e reteste. Proteja credenciais, registros, relatórios e backups.</w:t>
       </w:r>
     </w:p>
-    <w:bookmarkEnd w:id="67"/>
-    <w:bookmarkStart w:id="71" w:name="openscap"/>
+    <w:bookmarkEnd w:id="78"/>
+    <w:bookmarkStart w:id="82" w:name="openscap"/>
     <w:p>
       <w:pPr>
         <w:pStyle w:val="Heading1"/>
@@ -4480,7 +4480,7 @@
       <w:r>
         <w:t xml:space="preserve"> </w:t>
       </w:r>
-      <w:hyperlink r:id="rId68">
+      <w:hyperlink r:id="rId79">
         <w:r>
           <w:rPr>
             <w:rStyle w:val="Hyperlink"/>
@@ -4505,7 +4505,7 @@
         <w:t xml:space="preserve">Evidência: escopo aprovado, configuração, versão, cobertura, resultados, revisão, exceção, remediação e reteste. Proteja credenciais, registros, relatórios e backups.</w:t>
       </w:r>
     </w:p>
-    <w:bookmarkStart w:id="70" w:name="greenbone-community-edition"/>
+    <w:bookmarkStart w:id="81" w:name="greenbone-community-edition"/>
     <w:p>
       <w:pPr>
         <w:pStyle w:val="Heading2"/>
@@ -4524,7 +4524,7 @@
       <w:r>
         <w:t xml:space="preserve"> </w:t>
       </w:r>
-      <w:hyperlink r:id="rId69">
+      <w:hyperlink r:id="rId80">
         <w:r>
           <w:rPr>
             <w:rStyle w:val="Hyperlink"/>
@@ -4549,9 +4549,9 @@
         <w:t xml:space="preserve">Evidência: escopo aprovado, configuração, versão, cobertura, resultados, revisão, exceção, remediação e reteste. Proteja credenciais, registros, relatórios e backups.</w:t>
       </w:r>
     </w:p>
-    <w:bookmarkEnd w:id="70"/>
-    <w:bookmarkEnd w:id="71"/>
-    <w:bookmarkStart w:id="75" w:name="nmap"/>
+    <w:bookmarkEnd w:id="81"/>
+    <w:bookmarkEnd w:id="82"/>
+    <w:bookmarkStart w:id="86" w:name="nmap"/>
     <w:p>
       <w:pPr>
         <w:pStyle w:val="Heading1"/>
@@ -4570,7 +4570,7 @@
       <w:r>
         <w:t xml:space="preserve"> </w:t>
       </w:r>
-      <w:hyperlink r:id="rId72">
+      <w:hyperlink r:id="rId83">
         <w:r>
           <w:rPr>
             <w:rStyle w:val="Hyperlink"/>
@@ -4595,7 +4595,7 @@
         <w:t xml:space="preserve">Evidência: escopo aprovado, configuração, versão, cobertura, resultados, revisão, exceção, remediação e reteste. Proteja credenciais, registros, relatórios e backups.</w:t>
       </w:r>
     </w:p>
-    <w:bookmarkStart w:id="74" w:name="trivy"/>
+    <w:bookmarkStart w:id="85" w:name="trivy"/>
     <w:p>
       <w:pPr>
         <w:pStyle w:val="Heading2"/>
@@ -4614,7 +4614,7 @@
       <w:r>
         <w:t xml:space="preserve"> </w:t>
       </w:r>
-      <w:hyperlink r:id="rId73">
+      <w:hyperlink r:id="rId84">
         <w:r>
           <w:rPr>
             <w:rStyle w:val="Hyperlink"/>
@@ -4639,9 +4639,9 @@
         <w:t xml:space="preserve">Evidência: escopo aprovado, configuração, versão, cobertura, resultados, revisão, exceção, remediação e reteste. Proteja credenciais, registros, relatórios e backups.</w:t>
       </w:r>
     </w:p>
-    <w:bookmarkEnd w:id="74"/>
-    <w:bookmarkEnd w:id="75"/>
-    <w:bookmarkStart w:id="83" w:name="owasp-zap"/>
+    <w:bookmarkEnd w:id="85"/>
+    <w:bookmarkEnd w:id="86"/>
+    <w:bookmarkStart w:id="94" w:name="owasp-zap"/>
     <w:p>
       <w:pPr>
         <w:pStyle w:val="Heading1"/>
@@ -4660,7 +4660,7 @@
       <w:r>
         <w:t xml:space="preserve"> </w:t>
       </w:r>
-      <w:hyperlink r:id="rId76">
+      <w:hyperlink r:id="rId87">
         <w:r>
           <w:rPr>
             <w:rStyle w:val="Hyperlink"/>
@@ -4685,7 +4685,7 @@
         <w:t xml:space="preserve">Evidência: escopo aprovado, configuração, versão, cobertura, resultados, revisão, exceção, remediação e reteste. Proteja credenciais, registros, relatórios e backups.</w:t>
       </w:r>
     </w:p>
-    <w:bookmarkStart w:id="78" w:name="keycloak"/>
+    <w:bookmarkStart w:id="89" w:name="keycloak"/>
     <w:p>
       <w:pPr>
         <w:pStyle w:val="Heading2"/>
@@ -4704,7 +4704,7 @@
       <w:r>
         <w:t xml:space="preserve"> </w:t>
       </w:r>
-      <w:hyperlink r:id="rId77">
+      <w:hyperlink r:id="rId88">
         <w:r>
           <w:rPr>
             <w:rStyle w:val="Hyperlink"/>
@@ -4729,8 +4729,8 @@
         <w:t xml:space="preserve">Evidência: escopo aprovado, configuração, versão, cobertura, resultados, revisão, exceção, remediação e reteste. Proteja credenciais, registros, relatórios e backups.</w:t>
       </w:r>
     </w:p>
-    <w:bookmarkEnd w:id="78"/>
-    <w:bookmarkStart w:id="80" w:name="defectdojo"/>
+    <w:bookmarkEnd w:id="89"/>
+    <w:bookmarkStart w:id="91" w:name="defectdojo"/>
     <w:p>
       <w:pPr>
         <w:pStyle w:val="Heading2"/>
@@ -4749,7 +4749,7 @@
       <w:r>
         <w:t xml:space="preserve"> </w:t>
       </w:r>
-      <w:hyperlink r:id="rId79">
+      <w:hyperlink r:id="rId90">
         <w:r>
           <w:rPr>
             <w:rStyle w:val="Hyperlink"/>
@@ -4774,8 +4774,8 @@
         <w:t xml:space="preserve">Evidência: escopo aprovado, configuração, versão, cobertura, resultados, revisão, exceção, remediação e reteste. Proteja credenciais, registros, relatórios e backups.</w:t>
       </w:r>
     </w:p>
-    <w:bookmarkEnd w:id="80"/>
-    <w:bookmarkStart w:id="82" w:name="adeus"/>
+    <w:bookmarkEnd w:id="91"/>
+    <w:bookmarkStart w:id="93" w:name="adeus"/>
     <w:p>
       <w:pPr>
         <w:pStyle w:val="Heading2"/>
@@ -4794,7 +4794,7 @@
       <w:r>
         <w:t xml:space="preserve"> </w:t>
       </w:r>
-      <w:hyperlink r:id="rId81">
+      <w:hyperlink r:id="rId92">
         <w:r>
           <w:rPr>
             <w:rStyle w:val="Hyperlink"/>
@@ -4819,9 +4819,9 @@
         <w:t xml:space="preserve">Evidência: escopo aprovado, configuração, versão, cobertura, resultados, revisão, exceção, remediação e reteste. Proteja credenciais, registros, relatórios e backups.</w:t>
       </w:r>
     </w:p>
-    <w:bookmarkEnd w:id="82"/>
-    <w:bookmarkEnd w:id="83"/>
-    <w:bookmarkStart w:id="85" w:name="lynis"/>
+    <w:bookmarkEnd w:id="93"/>
+    <w:bookmarkEnd w:id="94"/>
+    <w:bookmarkStart w:id="96" w:name="lynis"/>
     <w:p>
       <w:pPr>
         <w:pStyle w:val="Heading1"/>
@@ -4840,7 +4840,7 @@
       <w:r>
         <w:t xml:space="preserve"> </w:t>
       </w:r>
-      <w:hyperlink r:id="rId84">
+      <w:hyperlink r:id="rId95">
         <w:r>
           <w:rPr>
             <w:rStyle w:val="Hyperlink"/>
@@ -4865,8 +4865,8 @@
         <w:t xml:space="preserve">Evidência: escopo aprovado, configuração, versão, cobertura, resultados, revisão, exceção, remediação e reteste. Proteja credenciais, registros, relatórios e backups.</w:t>
       </w:r>
     </w:p>
-    <w:bookmarkEnd w:id="85"/>
-    <w:bookmarkStart w:id="87" w:name="open-policy-agent"/>
+    <w:bookmarkEnd w:id="96"/>
+    <w:bookmarkStart w:id="98" w:name="open-policy-agent"/>
     <w:p>
       <w:pPr>
         <w:pStyle w:val="Heading1"/>
@@ -4885,7 +4885,7 @@
       <w:r>
         <w:t xml:space="preserve"> </w:t>
       </w:r>
-      <w:hyperlink r:id="rId86">
+      <w:hyperlink r:id="rId97">
         <w:r>
           <w:rPr>
             <w:rStyle w:val="Hyperlink"/>
@@ -4910,8 +4910,8 @@
         <w:t xml:space="preserve">Evidência: escopo aprovado, configuração, versão, cobertura, resultados, revisão, exceção, remediação e reteste. Proteja credenciais, registros, relatórios e backups.</w:t>
       </w:r>
     </w:p>
-    <w:bookmarkEnd w:id="87"/>
-    <w:bookmarkStart w:id="89" w:name="playbook-do-gerente-isms"/>
+    <w:bookmarkEnd w:id="98"/>
+    <w:bookmarkStart w:id="100" w:name="playbook-do-gerente-isms"/>
     <w:p>
       <w:pPr>
         <w:pStyle w:val="Heading1"/>
@@ -4926,8 +4926,8 @@
       </w:pPr>
       <w:r>
         <w:rPr>
+          <w:iCs/>
           <w:i/>
-          <w:iCs/>
         </w:rPr>
         <w:t xml:space="preserve">Perguntas, painel, propriedade e decisões os gerentes devem controlar.</w:t>
       </w:r>
@@ -4996,7 +4996,7 @@
         <w:t xml:space="preserve">As reivindicações de certificação, escopo, acreditação e declarações do cliente são precisas?</w:t>
       </w:r>
     </w:p>
-    <w:bookmarkStart w:id="88" w:name="section-1"/>
+    <w:bookmarkStart w:id="99" w:name="section-1"/>
     <w:p>
       <w:pPr>
         <w:pStyle w:val="Heading2"/>
@@ -5053,658 +5053,658 @@
       </w:r>
       <w:r>
         <w:t xml:space="preserve">□ Certificação □ As reivindicações são avaliadas, atuais e suportáveis? Verde / Amarelo / Vermelho</w:t>
-      </w:r>
-    </w:p>
-    <w:bookmarkEnd w:id="88"/>
-    <w:bookmarkEnd w:id="89"/>
-    <w:bookmarkStart w:id="90" w:name="guia-de-carreira-do-analista-júnior"/>
-    <w:p>
-      <w:pPr>
-        <w:pStyle w:val="Heading1"/>
-      </w:pPr>
-      <w:r>
-        <w:t xml:space="preserve">24. Guia de Carreira do Analista Júnior</w:t>
-      </w:r>
-    </w:p>
-    <w:p>
-      <w:pPr>
-        <w:pStyle w:val="Compact"/>
-        <w:numPr>
-          <w:ilvl w:val="0"/>
-          <w:numId w:val="1033"/>
-        </w:numPr>
-      </w:pPr>
-      <w:r>
-        <w:t xml:space="preserve">Uma rota prática para ISMS, GRC, trabalho de risco, auditoria e conformidade.*</w:t>
-      </w:r>
-    </w:p>
-    <w:p>
-      <w:pPr>
-        <w:pStyle w:val="FirstParagraph"/>
-      </w:pPr>
-    </w:p>
-    <w:p>
-      <w:pPr>
-        <w:pStyle w:val="BodyText"/>
-      </w:pPr>
-      <w:r>
-        <w:t xml:space="preserve">Figura 9. Caminho de analista ISO 27001 Júnior</w:t>
-      </w:r>
-    </w:p>
-    <w:p>
-      <w:pPr>
-        <w:pStyle w:val="BodyText"/>
-      </w:pPr>
-      <w:r>
-        <w:t xml:space="preserve">GRC Júnior Analisador</w:t>
-      </w:r>
-    </w:p>
-    <w:p>
-      <w:pPr>
-        <w:pStyle w:val="BodyText"/>
-      </w:pPr>
-      <w:r>
-        <w:t xml:space="preserve">Analisador de conformidade ISO 27001</w:t>
-      </w:r>
-    </w:p>
-    <w:p>
-      <w:pPr>
-        <w:pStyle w:val="BodyText"/>
-      </w:pPr>
-      <w:r>
-        <w:t xml:space="preserve">Analista de Controles de Segurança</w:t>
-      </w:r>
-    </w:p>
-    <w:p>
-      <w:pPr>
-        <w:pStyle w:val="BodyText"/>
-      </w:pPr>
-      <w:r>
-        <w:t xml:space="preserve">Coordenador do ISMS</w:t>
-      </w:r>
-    </w:p>
-    <w:p>
-      <w:pPr>
-        <w:pStyle w:val="BodyText"/>
-      </w:pPr>
-      <w:r>
-        <w:t xml:space="preserve">Analista de Risco</w:t>
-      </w:r>
-    </w:p>
-    <w:p>
-      <w:pPr>
-        <w:pStyle w:val="BodyText"/>
-      </w:pPr>
-      <w:r>
-        <w:t xml:space="preserve">Associado à Auditoria Interna</w:t>
-      </w:r>
-    </w:p>
-    <w:p>
-      <w:pPr>
-        <w:pStyle w:val="BodyText"/>
-      </w:pPr>
-      <w:r>
-        <w:t xml:space="preserve">Analista de Riscos de Terceiros</w:t>
-      </w:r>
-    </w:p>
-    <w:p>
-      <w:pPr>
-        <w:pStyle w:val="BodyText"/>
-      </w:pPr>
-      <w:r>
-        <w:t xml:space="preserve">Analista de Garantia de Segurança</w:t>
-      </w:r>
-    </w:p>
-    <w:bookmarkEnd w:id="90"/>
-    <w:bookmarkStart w:id="91" w:name="típico-trabalho-júnior"/>
-    <w:p>
-      <w:pPr>
-        <w:pStyle w:val="Heading1"/>
-      </w:pPr>
-      <w:r>
-        <w:t xml:space="preserve"># 24,1 Típico trabalho júnior</w:t>
-      </w:r>
-    </w:p>
-    <w:p>
-      <w:pPr>
-        <w:numPr>
-          <w:ilvl w:val="0"/>
-          <w:numId w:val="1034"/>
-        </w:numPr>
-      </w:pPr>
-      <w:r>
-        <w:t xml:space="preserve">Manter escopo, ativo, obrigação, fornecedor, risco, controle, SoA, evidências, achados e registros de ação.</w:t>
-      </w:r>
-    </w:p>
-    <w:p>
-      <w:pPr>
-        <w:numPr>
-          <w:ilvl w:val="0"/>
-          <w:numId w:val="1034"/>
-        </w:numPr>
-      </w:pPr>
-      <w:r>
-        <w:t xml:space="preserve">Recolha provas sem alterar os registos e valide a integralidade.</w:t>
-      </w:r>
-    </w:p>
-    <w:p>
-      <w:pPr>
-        <w:numPr>
-          <w:ilvl w:val="0"/>
-          <w:numId w:val="1034"/>
-        </w:numPr>
-      </w:pPr>
-      <w:r>
-        <w:t xml:space="preserve">Mapa riscos e requisitos para controles, proprietários, procedimentos, sistemas e provas.</w:t>
-      </w:r>
-    </w:p>
-    <w:p>
-      <w:pPr>
-        <w:numPr>
-          <w:ilvl w:val="0"/>
-          <w:numId w:val="1034"/>
-        </w:numPr>
-      </w:pPr>
-      <w:r>
-        <w:t xml:space="preserve">Teste amostras de acesso, mudança, vulnerabilidade, incidente, backup, fornecedor, consciência, física e controles de continuidade.</w:t>
-      </w:r>
-    </w:p>
-    <w:p>
-      <w:pPr>
-        <w:numPr>
-          <w:ilvl w:val="0"/>
-          <w:numId w:val="1034"/>
-        </w:numPr>
-      </w:pPr>
-      <w:r>
-        <w:t xml:space="preserve">Apoiar auditorias internas, análises de gestão, métricas, ações corretivas e preparação de certificação.</w:t>
-      </w:r>
-    </w:p>
-    <w:p>
-      <w:pPr>
-        <w:numPr>
-          <w:ilvl w:val="0"/>
-          <w:numId w:val="1034"/>
-        </w:numPr>
-      </w:pPr>
-      <w:r>
-        <w:t xml:space="preserve">Escreva conclusões factuais e divulgue limitações de amostragem, escopo e provas.</w:t>
-      </w:r>
-    </w:p>
-    <w:p>
-      <w:pPr>
-        <w:numPr>
-          <w:ilvl w:val="0"/>
-          <w:numId w:val="1034"/>
-        </w:numPr>
-      </w:pPr>
-      <w:r>
-        <w:t xml:space="preserve">Proteger informações confidenciais e permanecer dentro da autorização.</w:t>
-      </w:r>
-    </w:p>
-    <w:bookmarkEnd w:id="91"/>
-    <w:bookmarkStart w:id="92" w:name="valor-dos-empregadores-de-competências"/>
-    <w:p>
-      <w:pPr>
-        <w:pStyle w:val="Heading1"/>
-      </w:pPr>
-      <w:r>
-        <w:t xml:space="preserve"># 24.2 Valor dos empregadores de competências</w:t>
-      </w:r>
-    </w:p>
-    <w:p>
-      <w:pPr>
-        <w:pStyle w:val="FirstParagraph"/>
-      </w:pPr>
-      <w:r>
-        <w:t xml:space="preserve">Competência** Prova**</w:t>
-      </w:r>
-      <w:r>
-        <w:t xml:space="preserve"> </w:t>
-      </w:r>
-      <w:r>
-        <w:t xml:space="preserve">—————————————————————————————————————– (———————————————————————————————————————————————————————————-</w:t>
-      </w:r>
-      <w:r>
-        <w:t xml:space="preserve"> </w:t>
-      </w:r>
-      <w:r>
-        <w:t xml:space="preserve">Os conceitos do ISMS explicam as cláusulas 4–10 e a melhoria contínua</w:t>
-      </w:r>
-      <w:r>
-        <w:t xml:space="preserve"> </w:t>
-      </w:r>
-      <w:r>
-        <w:t xml:space="preserve">• Risco • Criar um plano de registo e tratamento consistente</w:t>
-      </w:r>
-      <w:r>
-        <w:t xml:space="preserve"> </w:t>
-      </w:r>
-      <w:r>
-        <w:t xml:space="preserve">(SoA) Justifique seleções, exclusões, status e evidências ,</w:t>
-      </w:r>
-      <w:r>
-        <w:t xml:space="preserve"> </w:t>
-      </w:r>
-      <w:r>
-        <w:t xml:space="preserve">• Teste de evidência; Defina populações, amostras, procedimentos, exceções e retestes;</w:t>
-      </w:r>
-      <w:r>
-        <w:t xml:space="preserve"> </w:t>
-      </w:r>
-      <w:r>
-        <w:t xml:space="preserve">□ Alfabetização técnica; Interpretar identidade, nuvem, registro, vulnerabilidade, backup e evidência de configuração;</w:t>
-      </w:r>
-      <w:r>
-        <w:t xml:space="preserve"> </w:t>
-      </w:r>
-      <w:r>
-        <w:t xml:space="preserve">• Comunicação • Escrever conclusões concisas, acções e resumos de gestão</w:t>
-      </w:r>
-      <w:r>
-        <w:t xml:space="preserve"> </w:t>
-      </w:r>
-      <w:r>
-        <w:t xml:space="preserve">Ético Use dados sintéticos, sistemas autorizados e alegações honestas</w:t>
-      </w:r>
-    </w:p>
-    <w:bookmarkEnd w:id="92"/>
-    <w:bookmarkStart w:id="93" w:name="laboratório-fictício-e-portfólio"/>
-    <w:p>
-      <w:pPr>
-        <w:pStyle w:val="Heading1"/>
-      </w:pPr>
-      <w:r>
-        <w:t xml:space="preserve">25. Laboratório Fictício e Portfólio</w:t>
-      </w:r>
-    </w:p>
-    <w:p>
-      <w:pPr>
-        <w:pStyle w:val="Compact"/>
-        <w:numPr>
-          <w:ilvl w:val="0"/>
-          <w:numId w:val="1035"/>
-        </w:numPr>
-      </w:pPr>
-      <w:r>
-        <w:t xml:space="preserve">Um ambiente de prática segura usando dados sintéticos e sistemas de laboratório autorizados.*</w:t>
-      </w:r>
-    </w:p>
-    <w:p>
-      <w:pPr>
-        <w:pStyle w:val="FirstParagraph"/>
-      </w:pPr>
-      <w:r>
-        <w:t xml:space="preserve">Regra do laboratório:** Use uma organização fictícia, dados sintéticos, sistemas isolados e ferramentas que você está autorizado a operar. Não afirme que um projeto de portfólio é uma certificação real ou auditoria do cliente. □</w:t>
-      </w:r>
-      <w:r>
-        <w:t xml:space="preserve"> </w:t>
-      </w:r>
-      <w:r>
-        <w:t xml:space="preserve">□—————————————————————————————————————————————————————————————————————————————————————————————————————–</w:t>
-      </w:r>
-    </w:p>
-    <w:p>
-      <w:pPr>
-        <w:numPr>
-          <w:ilvl w:val="0"/>
-          <w:numId w:val="1036"/>
-        </w:numPr>
-      </w:pPr>
-      <w:r>
-        <w:t xml:space="preserve">Criar uma empresa fictícia com dois produtos, um serviço de nuvem, uma força de trabalho remota, e três fornecedores.</w:t>
-      </w:r>
-    </w:p>
-    <w:p>
-      <w:pPr>
-        <w:numPr>
-          <w:ilvl w:val="0"/>
-          <w:numId w:val="1036"/>
-        </w:numPr>
-      </w:pPr>
-      <w:r>
-        <w:t xml:space="preserve">Escreva uma análise de contexto de uma página, registro do partido interessado, determinação da relevância do clima e declaração do escopo.</w:t>
-      </w:r>
-    </w:p>
-    <w:p>
-      <w:pPr>
-        <w:numPr>
-          <w:ilvl w:val="0"/>
-          <w:numId w:val="1036"/>
-        </w:numPr>
-      </w:pPr>
-      <w:r>
-        <w:t xml:space="preserve">Criar critérios de risco e um registro de risco de dez cenários com proprietários e decisões de tratamento.</w:t>
-      </w:r>
-    </w:p>
-    <w:p>
-      <w:pPr>
-        <w:numPr>
-          <w:ilvl w:val="0"/>
-          <w:numId w:val="1036"/>
-        </w:numPr>
-      </w:pPr>
-      <w:r>
-        <w:t xml:space="preserve">Criar um plano de tratamento e SoA que aborda todos os 93 controles Anexo A com justificativas concisas e estado de implementação honesto.</w:t>
-      </w:r>
-    </w:p>
-    <w:p>
-      <w:pPr>
-        <w:numPr>
-          <w:ilvl w:val="0"/>
-          <w:numId w:val="1036"/>
-        </w:numPr>
-      </w:pPr>
-      <w:r>
-        <w:t xml:space="preserve">Construa políticas de amostragem, procedimentos, objetivos, métricas, registros de ativos e fornecedores, registro de treinamento, registro de incidentes e exercício de continuidade.</w:t>
-      </w:r>
-    </w:p>
-    <w:p>
-      <w:pPr>
-        <w:numPr>
-          <w:ilvl w:val="0"/>
-          <w:numId w:val="1036"/>
-        </w:numPr>
-      </w:pPr>
-      <w:r>
-        <w:t xml:space="preserve">Use algumas ferramentas de código aberto em laboratórios isolados e capturar escopo, configuração, resultados, validação, remediação e evidências de reteste.</w:t>
-      </w:r>
-    </w:p>
-    <w:p>
-      <w:pPr>
-        <w:numPr>
-          <w:ilvl w:val="0"/>
-          <w:numId w:val="1036"/>
-        </w:numPr>
-      </w:pPr>
-      <w:r>
-        <w:t xml:space="preserve">Projete e execute um plano de auditoria interna contra cláusulas e controles selecionados.</w:t>
-      </w:r>
-    </w:p>
-    <w:p>
-      <w:pPr>
-        <w:numPr>
-          <w:ilvl w:val="0"/>
-          <w:numId w:val="1036"/>
-        </w:numPr>
-      </w:pPr>
-      <w:r>
-        <w:t xml:space="preserve">Escreva duas não conformidades, registros de causa raiz, ações corretivas e testes de eficácia.</w:t>
-      </w:r>
-    </w:p>
-    <w:p>
-      <w:pPr>
-        <w:numPr>
-          <w:ilvl w:val="0"/>
-          <w:numId w:val="1036"/>
-        </w:numPr>
-      </w:pPr>
-      <w:r>
-        <w:t xml:space="preserve">Crie minutos de gerenciamento-revisão mostrando entradas, decisões, proprietários, recursos e prazos.</w:t>
-      </w:r>
-    </w:p>
-    <w:p>
-      <w:pPr>
-        <w:numPr>
-          <w:ilvl w:val="0"/>
-          <w:numId w:val="1036"/>
-        </w:numPr>
-      </w:pPr>
-      <w:r>
-        <w:t xml:space="preserve">Publique somente artefatos sintéticos e higienizados, com uma declaração clara de limitações.</w:t>
-      </w:r>
-    </w:p>
-    <w:p>
-      <w:pPr>
-        <w:pStyle w:val="FirstParagraph"/>
-      </w:pPr>
-      <w:r>
-        <w:t xml:space="preserve">O artefato de Portfólio** O que demonstra**</w:t>
-      </w:r>
-      <w:r>
-        <w:t xml:space="preserve"> </w:t>
-      </w:r>
-      <w:r>
-        <w:t xml:space="preserve">□——————————————————————————————————————</w:t>
-      </w:r>
-      <w:r>
-        <w:t xml:space="preserve"> </w:t>
-      </w:r>
-      <w:r>
-        <w:t xml:space="preserve">Contexto, partidos, escopo . Cláusula 4 raciocínio e limites .</w:t>
-      </w:r>
-      <w:r>
-        <w:t xml:space="preserve"> </w:t>
-      </w:r>
-      <w:r>
-        <w:t xml:space="preserve">• Método de risco, registo, tratamento</w:t>
-      </w:r>
-      <w:r>
-        <w:t xml:space="preserve"> </w:t>
-      </w:r>
-      <w:r>
-        <w:t xml:space="preserve">□ Declaração de aplicabilidade</w:t>
-      </w:r>
-      <w:r>
-        <w:t xml:space="preserve"> </w:t>
-      </w:r>
-      <w:r>
-        <w:t xml:space="preserve">□ Controle papel de teste □ Evidência, amostragem, exceção e conclusão</w:t>
-      </w:r>
-      <w:r>
-        <w:t xml:space="preserve"> </w:t>
-      </w:r>
-      <w:r>
-        <w:t xml:space="preserve">Programa, plano, critérios, relatório e acompanhamento</w:t>
-      </w:r>
-      <w:r>
-        <w:t xml:space="preserve"> </w:t>
-      </w:r>
-      <w:r>
-        <w:t xml:space="preserve">□ Minutos de análise de gestão</w:t>
-      </w:r>
-      <w:r>
-        <w:t xml:space="preserve"> </w:t>
-      </w:r>
-      <w:r>
-        <w:t xml:space="preserve">• Registo de acção correctiva</w:t>
-      </w:r>
-      <w:r>
-        <w:t xml:space="preserve"> </w:t>
-      </w:r>
-      <w:r>
-        <w:t xml:space="preserve">O Memorando de evidência da ferramenta O Alfabetismo técnico e limitações</w:t>
-      </w:r>
-    </w:p>
-    <w:bookmarkEnd w:id="93"/>
-    <w:bookmarkStart w:id="95" w:name="plano-de-aprendizagem-de-trinta-dias"/>
-    <w:p>
-      <w:pPr>
-        <w:pStyle w:val="Heading1"/>
-      </w:pPr>
-      <w:r>
-        <w:t xml:space="preserve">26. Plano de Aprendizagem de Trinta Dias</w:t>
-      </w:r>
-    </w:p>
-    <w:p>
-      <w:pPr>
-        <w:numPr>
-          <w:ilvl w:val="0"/>
-          <w:numId w:val="1037"/>
-        </w:numPr>
-      </w:pPr>
-      <w:r>
-        <w:t xml:space="preserve">Uma programação focada para a construção de capacidade de nível júnior útil.*</w:t>
-      </w:r>
-    </w:p>
-    <w:p>
-      <w:pPr>
-        <w:pStyle w:val="Heading2"/>
-        <w:numPr>
-          <w:ilvl w:val="0"/>
-          <w:numId w:val="1037"/>
-        </w:numPr>
-      </w:pPr>
-      <w:bookmarkStart w:id="94" w:name="dias-foco-entrega"/>
-      <w:r>
-        <w:t xml:space="preserve">Dias** * Foco** * Entrega**</w:t>
-      </w:r>
-      <w:bookmarkEnd w:id="94"/>
-    </w:p>
-    <w:p>
-      <w:pPr>
-        <w:numPr>
-          <w:ilvl w:val="0"/>
-          <w:numId w:val="1000"/>
-        </w:numPr>
-      </w:pPr>
-      <w:r>
-        <w:t xml:space="preserve">1–5 ISMS, CIA, cláusulas, ISO 27001/27002 relação, âmbito de aplicação</w:t>
-      </w:r>
-      <w:r>
-        <w:t xml:space="preserve"> </w:t>
-      </w:r>
-      <w:r>
-        <w:t xml:space="preserve">• 6–10 • Critérios de risco, cenários, avaliação, tratamento, aceitação</w:t>
-      </w:r>
-      <w:r>
-        <w:t xml:space="preserve"> </w:t>
-      </w:r>
-      <w:r>
-        <w:t xml:space="preserve">Os temas do Anexo A e a Declaração de Aplicabilidade</w:t>
-      </w:r>
-      <w:r>
-        <w:t xml:space="preserve"> </w:t>
-      </w:r>
-      <w:r>
-        <w:t xml:space="preserve">15–18 Políticas, competência, comunicação, controle de documentos, operações</w:t>
-      </w:r>
-      <w:r>
-        <w:t xml:space="preserve"> </w:t>
-      </w:r>
-      <w:r>
-        <w:t xml:space="preserve">□ 19–22 □ Métricas, monitorização, auditoria interna, revisão da gestão</w:t>
-      </w:r>
-      <w:r>
-        <w:t xml:space="preserve"> </w:t>
-      </w:r>
-      <w:r>
-        <w:t xml:space="preserve">23–25; Não conformidade, causa raiz, ação corretiva, melhoria; Dois registros de achados e ação corretiva;</w:t>
-      </w:r>
-      <w:r>
-        <w:t xml:space="preserve"> </w:t>
-      </w:r>
-      <w:r>
-        <w:t xml:space="preserve">26–28 Laboratórios de ferramentas de código aberto autorizados Dois memorandos de evidência e reteste</w:t>
-      </w:r>
-      <w:r>
-        <w:t xml:space="preserve"> </w:t>
-      </w:r>
-      <w:r>
-        <w:t xml:space="preserve">29–30 □ Limpeza e prática de entrevista de carteiras</w:t>
-      </w:r>
-    </w:p>
-    <w:bookmarkEnd w:id="95"/>
-    <w:bookmarkStart w:id="97" w:name="preparação-da-entrevista"/>
-    <w:p>
-      <w:pPr>
-        <w:pStyle w:val="Heading1"/>
-      </w:pPr>
-      <w:r>
-        <w:t xml:space="preserve">27. Preparação da entrevista</w:t>
-      </w:r>
-    </w:p>
-    <w:p>
-      <w:pPr>
-        <w:pStyle w:val="Compact"/>
-        <w:numPr>
-          <w:ilvl w:val="0"/>
-          <w:numId w:val="1038"/>
-        </w:numPr>
-      </w:pPr>
-      <w:r>
-        <w:t xml:space="preserve">Respostas claras, cenários práticos e perguntas para o empregador.*</w:t>
-      </w:r>
-    </w:p>
-    <w:bookmarkStart w:id="96" w:name="o-que-é-um-isms"/>
-    <w:p>
-      <w:pPr>
-        <w:pStyle w:val="Heading2"/>
-      </w:pPr>
-      <w:r>
-        <w:t xml:space="preserve">27.1 O que é um ISMS?</w:t>
-      </w:r>
-    </w:p>
-    <w:p>
-      <w:pPr>
-        <w:pStyle w:val="FirstParagraph"/>
-      </w:pPr>
-      <w:r>
-        <w:t xml:space="preserve">Um sistema de gestão para controlar o risco de segurança da informação através de liderança, planejamento, operação, avaliação e melhoria contínua.</w:t>
-      </w:r>
-    </w:p>
-    <w:bookmarkEnd w:id="96"/>
-    <w:bookmarkEnd w:id="97"/>
-    <w:bookmarkStart w:id="98" w:name="iso-27001-versus-27002"/>
-    <w:p>
-      <w:pPr>
-        <w:pStyle w:val="Heading1"/>
-      </w:pPr>
-      <w:r>
-        <w:t xml:space="preserve"># 27,2 ISO 27001 versus 27002?</w:t>
-      </w:r>
-    </w:p>
-    <w:p>
-      <w:pPr>
-        <w:pStyle w:val="FirstParagraph"/>
-      </w:pPr>
-      <w:r>
-        <w:t xml:space="preserve">27001 contém requisitos ISMS certificados; 27002 fornece orientação de controle detalhada e não é em si uma norma de certificação.</w:t>
-      </w:r>
-    </w:p>
-    <w:bookmarkEnd w:id="98"/>
-    <w:bookmarkStart w:id="100" w:name="o-que-é-o-soa"/>
-    <w:p>
-      <w:pPr>
-        <w:pStyle w:val="Heading1"/>
-      </w:pPr>
-      <w:r>
-        <w:t xml:space="preserve"># 27.3 O que é o SoA?</w:t>
-      </w:r>
-    </w:p>
-    <w:p>
-      <w:pPr>
-        <w:pStyle w:val="FirstParagraph"/>
-      </w:pPr>
-      <w:r>
-        <w:t xml:space="preserve">Um registo controlado dos controlos necessários, a justificação da inclusão ou exclusão no anexo A e o estado de execução, ligados ao tratamento e às provas.</w:t>
-      </w:r>
-    </w:p>
-    <w:bookmarkStart w:id="99" w:name="Xd7a94282af627341903619724c786ba476635e4"/>
-    <w:p>
-      <w:pPr>
-        <w:pStyle w:val="Heading2"/>
-      </w:pPr>
-      <w:r>
-        <w:t xml:space="preserve">27.4 Todos os controles do Anexo A são obrigatórios?</w:t>
-      </w:r>
-    </w:p>
-    <w:p>
-      <w:pPr>
-        <w:pStyle w:val="FirstParagraph"/>
-      </w:pPr>
-      <w:r>
-        <w:t xml:space="preserve">A organização deve utilizar o anexo A como verificação de referência e justificar as decisões. Controles necessários seguem tratamento de risco e obrigações; outros controles também podem ser necessários.</w:t>
       </w:r>
     </w:p>
     <w:bookmarkEnd w:id="99"/>
     <w:bookmarkEnd w:id="100"/>
-    <w:bookmarkStart w:id="101" w:name="como-se-testa-um-controle"/>
+    <w:bookmarkStart w:id="101" w:name="guia-de-carreira-do-analista-júnior"/>
     <w:p>
       <w:pPr>
         <w:pStyle w:val="Heading1"/>
       </w:pPr>
       <w:r>
+        <w:t xml:space="preserve">24. Guia de Carreira do Analista Júnior</w:t>
+      </w:r>
+    </w:p>
+    <w:p>
+      <w:pPr>
+        <w:numPr>
+          <w:ilvl w:val="0"/>
+          <w:numId w:val="1033"/>
+        </w:numPr>
+        <w:pStyle w:val="Compact"/>
+      </w:pPr>
+      <w:r>
+        <w:t xml:space="preserve">Uma rota prática para ISMS, GRC, trabalho de risco, auditoria e conformidade.*</w:t>
+      </w:r>
+    </w:p>
+    <w:p>
+      <w:pPr>
+        <w:pStyle w:val="FirstParagraph"/>
+      </w:pPr>
+    </w:p>
+    <w:p>
+      <w:pPr>
+        <w:pStyle w:val="BodyText"/>
+      </w:pPr>
+      <w:r>
+        <w:t xml:space="preserve">Figura 9. Caminho de analista ISO 27001 Júnior</w:t>
+      </w:r>
+    </w:p>
+    <w:p>
+      <w:pPr>
+        <w:pStyle w:val="BodyText"/>
+      </w:pPr>
+      <w:r>
+        <w:t xml:space="preserve">GRC Júnior Analisador</w:t>
+      </w:r>
+    </w:p>
+    <w:p>
+      <w:pPr>
+        <w:pStyle w:val="BodyText"/>
+      </w:pPr>
+      <w:r>
+        <w:t xml:space="preserve">Analisador de conformidade ISO 27001</w:t>
+      </w:r>
+    </w:p>
+    <w:p>
+      <w:pPr>
+        <w:pStyle w:val="BodyText"/>
+      </w:pPr>
+      <w:r>
+        <w:t xml:space="preserve">Analista de Controles de Segurança</w:t>
+      </w:r>
+    </w:p>
+    <w:p>
+      <w:pPr>
+        <w:pStyle w:val="BodyText"/>
+      </w:pPr>
+      <w:r>
+        <w:t xml:space="preserve">Coordenador do ISMS</w:t>
+      </w:r>
+    </w:p>
+    <w:p>
+      <w:pPr>
+        <w:pStyle w:val="BodyText"/>
+      </w:pPr>
+      <w:r>
+        <w:t xml:space="preserve">Analista de Risco</w:t>
+      </w:r>
+    </w:p>
+    <w:p>
+      <w:pPr>
+        <w:pStyle w:val="BodyText"/>
+      </w:pPr>
+      <w:r>
+        <w:t xml:space="preserve">Associado à Auditoria Interna</w:t>
+      </w:r>
+    </w:p>
+    <w:p>
+      <w:pPr>
+        <w:pStyle w:val="BodyText"/>
+      </w:pPr>
+      <w:r>
+        <w:t xml:space="preserve">Analista de Riscos de Terceiros</w:t>
+      </w:r>
+    </w:p>
+    <w:p>
+      <w:pPr>
+        <w:pStyle w:val="BodyText"/>
+      </w:pPr>
+      <w:r>
+        <w:t xml:space="preserve">Analista de Garantia de Segurança</w:t>
+      </w:r>
+    </w:p>
+    <w:bookmarkEnd w:id="101"/>
+    <w:bookmarkStart w:id="102" w:name="típico-trabalho-júnior"/>
+    <w:p>
+      <w:pPr>
+        <w:pStyle w:val="Heading1"/>
+      </w:pPr>
+      <w:r>
+        <w:t xml:space="preserve"># 24,1 Típico trabalho júnior</w:t>
+      </w:r>
+    </w:p>
+    <w:p>
+      <w:pPr>
+        <w:numPr>
+          <w:ilvl w:val="0"/>
+          <w:numId w:val="1034"/>
+        </w:numPr>
+      </w:pPr>
+      <w:r>
+        <w:t xml:space="preserve">Manter escopo, ativo, obrigação, fornecedor, risco, controle, SoA, evidências, achados e registros de ação.</w:t>
+      </w:r>
+    </w:p>
+    <w:p>
+      <w:pPr>
+        <w:numPr>
+          <w:ilvl w:val="0"/>
+          <w:numId w:val="1034"/>
+        </w:numPr>
+      </w:pPr>
+      <w:r>
+        <w:t xml:space="preserve">Recolha provas sem alterar os registos e valide a integralidade.</w:t>
+      </w:r>
+    </w:p>
+    <w:p>
+      <w:pPr>
+        <w:numPr>
+          <w:ilvl w:val="0"/>
+          <w:numId w:val="1034"/>
+        </w:numPr>
+      </w:pPr>
+      <w:r>
+        <w:t xml:space="preserve">Mapa riscos e requisitos para controles, proprietários, procedimentos, sistemas e provas.</w:t>
+      </w:r>
+    </w:p>
+    <w:p>
+      <w:pPr>
+        <w:numPr>
+          <w:ilvl w:val="0"/>
+          <w:numId w:val="1034"/>
+        </w:numPr>
+      </w:pPr>
+      <w:r>
+        <w:t xml:space="preserve">Teste amostras de acesso, mudança, vulnerabilidade, incidente, backup, fornecedor, consciência, física e controles de continuidade.</w:t>
+      </w:r>
+    </w:p>
+    <w:p>
+      <w:pPr>
+        <w:numPr>
+          <w:ilvl w:val="0"/>
+          <w:numId w:val="1034"/>
+        </w:numPr>
+      </w:pPr>
+      <w:r>
+        <w:t xml:space="preserve">Apoiar auditorias internas, análises de gestão, métricas, ações corretivas e preparação de certificação.</w:t>
+      </w:r>
+    </w:p>
+    <w:p>
+      <w:pPr>
+        <w:numPr>
+          <w:ilvl w:val="0"/>
+          <w:numId w:val="1034"/>
+        </w:numPr>
+      </w:pPr>
+      <w:r>
+        <w:t xml:space="preserve">Escreva conclusões factuais e divulgue limitações de amostragem, escopo e provas.</w:t>
+      </w:r>
+    </w:p>
+    <w:p>
+      <w:pPr>
+        <w:numPr>
+          <w:ilvl w:val="0"/>
+          <w:numId w:val="1034"/>
+        </w:numPr>
+      </w:pPr>
+      <w:r>
+        <w:t xml:space="preserve">Proteger informações confidenciais e permanecer dentro da autorização.</w:t>
+      </w:r>
+    </w:p>
+    <w:bookmarkEnd w:id="102"/>
+    <w:bookmarkStart w:id="103" w:name="valor-dos-empregadores-de-competências"/>
+    <w:p>
+      <w:pPr>
+        <w:pStyle w:val="Heading1"/>
+      </w:pPr>
+      <w:r>
+        <w:t xml:space="preserve"># 24.2 Valor dos empregadores de competências</w:t>
+      </w:r>
+    </w:p>
+    <w:p>
+      <w:pPr>
+        <w:pStyle w:val="FirstParagraph"/>
+      </w:pPr>
+      <w:r>
+        <w:t xml:space="preserve">Competência** Prova**</w:t>
+      </w:r>
+      <w:r>
+        <w:t xml:space="preserve"> </w:t>
+      </w:r>
+      <w:r>
+        <w:t xml:space="preserve">—————————————————————————————————————– (———————————————————————————————————————————————————————————-</w:t>
+      </w:r>
+      <w:r>
+        <w:t xml:space="preserve"> </w:t>
+      </w:r>
+      <w:r>
+        <w:t xml:space="preserve">Os conceitos do ISMS explicam as cláusulas 4–10 e a melhoria contínua</w:t>
+      </w:r>
+      <w:r>
+        <w:t xml:space="preserve"> </w:t>
+      </w:r>
+      <w:r>
+        <w:t xml:space="preserve">• Risco • Criar um plano de registo e tratamento consistente</w:t>
+      </w:r>
+      <w:r>
+        <w:t xml:space="preserve"> </w:t>
+      </w:r>
+      <w:r>
+        <w:t xml:space="preserve">(SoA) Justifique seleções, exclusões, status e evidências ,</w:t>
+      </w:r>
+      <w:r>
+        <w:t xml:space="preserve"> </w:t>
+      </w:r>
+      <w:r>
+        <w:t xml:space="preserve">• Teste de evidência; Defina populações, amostras, procedimentos, exceções e retestes;</w:t>
+      </w:r>
+      <w:r>
+        <w:t xml:space="preserve"> </w:t>
+      </w:r>
+      <w:r>
+        <w:t xml:space="preserve">□ Alfabetização técnica; Interpretar identidade, nuvem, registro, vulnerabilidade, backup e evidência de configuração;</w:t>
+      </w:r>
+      <w:r>
+        <w:t xml:space="preserve"> </w:t>
+      </w:r>
+      <w:r>
+        <w:t xml:space="preserve">• Comunicação • Escrever conclusões concisas, acções e resumos de gestão</w:t>
+      </w:r>
+      <w:r>
+        <w:t xml:space="preserve"> </w:t>
+      </w:r>
+      <w:r>
+        <w:t xml:space="preserve">Ético Use dados sintéticos, sistemas autorizados e alegações honestas</w:t>
+      </w:r>
+    </w:p>
+    <w:bookmarkEnd w:id="103"/>
+    <w:bookmarkStart w:id="104" w:name="laboratório-fictício-e-portfólio"/>
+    <w:p>
+      <w:pPr>
+        <w:pStyle w:val="Heading1"/>
+      </w:pPr>
+      <w:r>
+        <w:t xml:space="preserve">25. Laboratório Fictício e Portfólio</w:t>
+      </w:r>
+    </w:p>
+    <w:p>
+      <w:pPr>
+        <w:numPr>
+          <w:ilvl w:val="0"/>
+          <w:numId w:val="1035"/>
+        </w:numPr>
+        <w:pStyle w:val="Compact"/>
+      </w:pPr>
+      <w:r>
+        <w:t xml:space="preserve">Um ambiente de prática segura usando dados sintéticos e sistemas de laboratório autorizados.*</w:t>
+      </w:r>
+    </w:p>
+    <w:p>
+      <w:pPr>
+        <w:pStyle w:val="FirstParagraph"/>
+      </w:pPr>
+      <w:r>
+        <w:t xml:space="preserve">Regra do laboratório:** Use uma organização fictícia, dados sintéticos, sistemas isolados e ferramentas que você está autorizado a operar. Não afirme que um projeto de portfólio é uma certificação real ou auditoria do cliente. □</w:t>
+      </w:r>
+      <w:r>
+        <w:t xml:space="preserve"> </w:t>
+      </w:r>
+      <w:r>
+        <w:t xml:space="preserve">□—————————————————————————————————————————————————————————————————————————————————————————————————————–</w:t>
+      </w:r>
+    </w:p>
+    <w:p>
+      <w:pPr>
+        <w:numPr>
+          <w:ilvl w:val="0"/>
+          <w:numId w:val="1036"/>
+        </w:numPr>
+      </w:pPr>
+      <w:r>
+        <w:t xml:space="preserve">Criar uma empresa fictícia com dois produtos, um serviço de nuvem, uma força de trabalho remota, e três fornecedores.</w:t>
+      </w:r>
+    </w:p>
+    <w:p>
+      <w:pPr>
+        <w:numPr>
+          <w:ilvl w:val="0"/>
+          <w:numId w:val="1036"/>
+        </w:numPr>
+      </w:pPr>
+      <w:r>
+        <w:t xml:space="preserve">Escreva uma análise de contexto de uma página, registro do partido interessado, determinação da relevância do clima e declaração do escopo.</w:t>
+      </w:r>
+    </w:p>
+    <w:p>
+      <w:pPr>
+        <w:numPr>
+          <w:ilvl w:val="0"/>
+          <w:numId w:val="1036"/>
+        </w:numPr>
+      </w:pPr>
+      <w:r>
+        <w:t xml:space="preserve">Criar critérios de risco e um registro de risco de dez cenários com proprietários e decisões de tratamento.</w:t>
+      </w:r>
+    </w:p>
+    <w:p>
+      <w:pPr>
+        <w:numPr>
+          <w:ilvl w:val="0"/>
+          <w:numId w:val="1036"/>
+        </w:numPr>
+      </w:pPr>
+      <w:r>
+        <w:t xml:space="preserve">Criar um plano de tratamento e SoA que aborda todos os 93 controles Anexo A com justificativas concisas e estado de implementação honesto.</w:t>
+      </w:r>
+    </w:p>
+    <w:p>
+      <w:pPr>
+        <w:numPr>
+          <w:ilvl w:val="0"/>
+          <w:numId w:val="1036"/>
+        </w:numPr>
+      </w:pPr>
+      <w:r>
+        <w:t xml:space="preserve">Construa políticas de amostragem, procedimentos, objetivos, métricas, registros de ativos e fornecedores, registro de treinamento, registro de incidentes e exercício de continuidade.</w:t>
+      </w:r>
+    </w:p>
+    <w:p>
+      <w:pPr>
+        <w:numPr>
+          <w:ilvl w:val="0"/>
+          <w:numId w:val="1036"/>
+        </w:numPr>
+      </w:pPr>
+      <w:r>
+        <w:t xml:space="preserve">Use algumas ferramentas de código aberto em laboratórios isolados e capturar escopo, configuração, resultados, validação, remediação e evidências de reteste.</w:t>
+      </w:r>
+    </w:p>
+    <w:p>
+      <w:pPr>
+        <w:numPr>
+          <w:ilvl w:val="0"/>
+          <w:numId w:val="1036"/>
+        </w:numPr>
+      </w:pPr>
+      <w:r>
+        <w:t xml:space="preserve">Projete e execute um plano de auditoria interna contra cláusulas e controles selecionados.</w:t>
+      </w:r>
+    </w:p>
+    <w:p>
+      <w:pPr>
+        <w:numPr>
+          <w:ilvl w:val="0"/>
+          <w:numId w:val="1036"/>
+        </w:numPr>
+      </w:pPr>
+      <w:r>
+        <w:t xml:space="preserve">Escreva duas não conformidades, registros de causa raiz, ações corretivas e testes de eficácia.</w:t>
+      </w:r>
+    </w:p>
+    <w:p>
+      <w:pPr>
+        <w:numPr>
+          <w:ilvl w:val="0"/>
+          <w:numId w:val="1036"/>
+        </w:numPr>
+      </w:pPr>
+      <w:r>
+        <w:t xml:space="preserve">Crie minutos de gerenciamento-revisão mostrando entradas, decisões, proprietários, recursos e prazos.</w:t>
+      </w:r>
+    </w:p>
+    <w:p>
+      <w:pPr>
+        <w:numPr>
+          <w:ilvl w:val="0"/>
+          <w:numId w:val="1036"/>
+        </w:numPr>
+      </w:pPr>
+      <w:r>
+        <w:t xml:space="preserve">Publique somente artefatos sintéticos e higienizados, com uma declaração clara de limitações.</w:t>
+      </w:r>
+    </w:p>
+    <w:p>
+      <w:pPr>
+        <w:pStyle w:val="FirstParagraph"/>
+      </w:pPr>
+      <w:r>
+        <w:t xml:space="preserve">O artefato de Portfólio** O que demonstra**</w:t>
+      </w:r>
+      <w:r>
+        <w:t xml:space="preserve"> </w:t>
+      </w:r>
+      <w:r>
+        <w:t xml:space="preserve">□——————————————————————————————————————</w:t>
+      </w:r>
+      <w:r>
+        <w:t xml:space="preserve"> </w:t>
+      </w:r>
+      <w:r>
+        <w:t xml:space="preserve">Contexto, partidos, escopo . Cláusula 4 raciocínio e limites .</w:t>
+      </w:r>
+      <w:r>
+        <w:t xml:space="preserve"> </w:t>
+      </w:r>
+      <w:r>
+        <w:t xml:space="preserve">• Método de risco, registo, tratamento</w:t>
+      </w:r>
+      <w:r>
+        <w:t xml:space="preserve"> </w:t>
+      </w:r>
+      <w:r>
+        <w:t xml:space="preserve">□ Declaração de aplicabilidade</w:t>
+      </w:r>
+      <w:r>
+        <w:t xml:space="preserve"> </w:t>
+      </w:r>
+      <w:r>
+        <w:t xml:space="preserve">□ Controle papel de teste □ Evidência, amostragem, exceção e conclusão</w:t>
+      </w:r>
+      <w:r>
+        <w:t xml:space="preserve"> </w:t>
+      </w:r>
+      <w:r>
+        <w:t xml:space="preserve">Programa, plano, critérios, relatório e acompanhamento</w:t>
+      </w:r>
+      <w:r>
+        <w:t xml:space="preserve"> </w:t>
+      </w:r>
+      <w:r>
+        <w:t xml:space="preserve">□ Minutos de análise de gestão</w:t>
+      </w:r>
+      <w:r>
+        <w:t xml:space="preserve"> </w:t>
+      </w:r>
+      <w:r>
+        <w:t xml:space="preserve">• Registo de acção correctiva</w:t>
+      </w:r>
+      <w:r>
+        <w:t xml:space="preserve"> </w:t>
+      </w:r>
+      <w:r>
+        <w:t xml:space="preserve">O Memorando de evidência da ferramenta O Alfabetismo técnico e limitações</w:t>
+      </w:r>
+    </w:p>
+    <w:bookmarkEnd w:id="104"/>
+    <w:bookmarkStart w:id="106" w:name="plano-de-aprendizagem-de-trinta-dias"/>
+    <w:p>
+      <w:pPr>
+        <w:pStyle w:val="Heading1"/>
+      </w:pPr>
+      <w:r>
+        <w:t xml:space="preserve">26. Plano de Aprendizagem de Trinta Dias</w:t>
+      </w:r>
+    </w:p>
+    <w:p>
+      <w:pPr>
+        <w:numPr>
+          <w:ilvl w:val="0"/>
+          <w:numId w:val="1037"/>
+        </w:numPr>
+      </w:pPr>
+      <w:r>
+        <w:t xml:space="preserve">Uma programação focada para a construção de capacidade de nível júnior útil.*</w:t>
+      </w:r>
+    </w:p>
+    <w:p>
+      <w:pPr>
+        <w:numPr>
+          <w:ilvl w:val="0"/>
+          <w:numId w:val="1037"/>
+        </w:numPr>
+        <w:pStyle w:val="Heading2"/>
+      </w:pPr>
+      <w:bookmarkStart w:id="105" w:name="dias-foco-entrega"/>
+      <w:r>
+        <w:t xml:space="preserve">Dias** * Foco** * Entrega**</w:t>
+      </w:r>
+      <w:bookmarkEnd w:id="105"/>
+    </w:p>
+    <w:p>
+      <w:pPr>
+        <w:numPr>
+          <w:ilvl w:val="0"/>
+          <w:numId w:val="1000"/>
+        </w:numPr>
+      </w:pPr>
+      <w:r>
+        <w:t xml:space="preserve">1–5 ISMS, CIA, cláusulas, ISO 27001/27002 relação, âmbito de aplicação</w:t>
+      </w:r>
+      <w:r>
+        <w:t xml:space="preserve"> </w:t>
+      </w:r>
+      <w:r>
+        <w:t xml:space="preserve">• 6–10 • Critérios de risco, cenários, avaliação, tratamento, aceitação</w:t>
+      </w:r>
+      <w:r>
+        <w:t xml:space="preserve"> </w:t>
+      </w:r>
+      <w:r>
+        <w:t xml:space="preserve">Os temas do Anexo A e a Declaração de Aplicabilidade</w:t>
+      </w:r>
+      <w:r>
+        <w:t xml:space="preserve"> </w:t>
+      </w:r>
+      <w:r>
+        <w:t xml:space="preserve">15–18 Políticas, competência, comunicação, controle de documentos, operações</w:t>
+      </w:r>
+      <w:r>
+        <w:t xml:space="preserve"> </w:t>
+      </w:r>
+      <w:r>
+        <w:t xml:space="preserve">□ 19–22 □ Métricas, monitorização, auditoria interna, revisão da gestão</w:t>
+      </w:r>
+      <w:r>
+        <w:t xml:space="preserve"> </w:t>
+      </w:r>
+      <w:r>
+        <w:t xml:space="preserve">23–25; Não conformidade, causa raiz, ação corretiva, melhoria; Dois registros de achados e ação corretiva;</w:t>
+      </w:r>
+      <w:r>
+        <w:t xml:space="preserve"> </w:t>
+      </w:r>
+      <w:r>
+        <w:t xml:space="preserve">26–28 Laboratórios de ferramentas de código aberto autorizados Dois memorandos de evidência e reteste</w:t>
+      </w:r>
+      <w:r>
+        <w:t xml:space="preserve"> </w:t>
+      </w:r>
+      <w:r>
+        <w:t xml:space="preserve">29–30 □ Limpeza e prática de entrevista de carteiras</w:t>
+      </w:r>
+    </w:p>
+    <w:bookmarkEnd w:id="106"/>
+    <w:bookmarkStart w:id="108" w:name="preparação-da-entrevista"/>
+    <w:p>
+      <w:pPr>
+        <w:pStyle w:val="Heading1"/>
+      </w:pPr>
+      <w:r>
+        <w:t xml:space="preserve">27. Preparação da entrevista</w:t>
+      </w:r>
+    </w:p>
+    <w:p>
+      <w:pPr>
+        <w:numPr>
+          <w:ilvl w:val="0"/>
+          <w:numId w:val="1038"/>
+        </w:numPr>
+        <w:pStyle w:val="Compact"/>
+      </w:pPr>
+      <w:r>
+        <w:t xml:space="preserve">Respostas claras, cenários práticos e perguntas para o empregador.*</w:t>
+      </w:r>
+    </w:p>
+    <w:bookmarkStart w:id="107" w:name="o-que-é-um-isms"/>
+    <w:p>
+      <w:pPr>
+        <w:pStyle w:val="Heading2"/>
+      </w:pPr>
+      <w:r>
+        <w:t xml:space="preserve">27.1 O que é um ISMS?</w:t>
+      </w:r>
+    </w:p>
+    <w:p>
+      <w:pPr>
+        <w:pStyle w:val="FirstParagraph"/>
+      </w:pPr>
+      <w:r>
+        <w:t xml:space="preserve">Um sistema de gestão para controlar o risco de segurança da informação através de liderança, planejamento, operação, avaliação e melhoria contínua.</w:t>
+      </w:r>
+    </w:p>
+    <w:bookmarkEnd w:id="107"/>
+    <w:bookmarkEnd w:id="108"/>
+    <w:bookmarkStart w:id="109" w:name="iso-27001-versus-27002"/>
+    <w:p>
+      <w:pPr>
+        <w:pStyle w:val="Heading1"/>
+      </w:pPr>
+      <w:r>
+        <w:t xml:space="preserve"># 27,2 ISO 27001 versus 27002?</w:t>
+      </w:r>
+    </w:p>
+    <w:p>
+      <w:pPr>
+        <w:pStyle w:val="FirstParagraph"/>
+      </w:pPr>
+      <w:r>
+        <w:t xml:space="preserve">27001 contém requisitos ISMS certificados; 27002 fornece orientação de controle detalhada e não é em si uma norma de certificação.</w:t>
+      </w:r>
+    </w:p>
+    <w:bookmarkEnd w:id="109"/>
+    <w:bookmarkStart w:id="111" w:name="o-que-é-o-soa"/>
+    <w:p>
+      <w:pPr>
+        <w:pStyle w:val="Heading1"/>
+      </w:pPr>
+      <w:r>
+        <w:t xml:space="preserve"># 27.3 O que é o SoA?</w:t>
+      </w:r>
+    </w:p>
+    <w:p>
+      <w:pPr>
+        <w:pStyle w:val="FirstParagraph"/>
+      </w:pPr>
+      <w:r>
+        <w:t xml:space="preserve">Um registo controlado dos controlos necessários, a justificação da inclusão ou exclusão no anexo A e o estado de execução, ligados ao tratamento e às provas.</w:t>
+      </w:r>
+    </w:p>
+    <w:bookmarkStart w:id="110" w:name="Xd7a94282af627341903619724c786ba476635e4"/>
+    <w:p>
+      <w:pPr>
+        <w:pStyle w:val="Heading2"/>
+      </w:pPr>
+      <w:r>
+        <w:t xml:space="preserve">27.4 Todos os controles do Anexo A são obrigatórios?</w:t>
+      </w:r>
+    </w:p>
+    <w:p>
+      <w:pPr>
+        <w:pStyle w:val="FirstParagraph"/>
+      </w:pPr>
+      <w:r>
+        <w:t xml:space="preserve">A organização deve utilizar o anexo A como verificação de referência e justificar as decisões. Controles necessários seguem tratamento de risco e obrigações; outros controles também podem ser necessários.</w:t>
+      </w:r>
+    </w:p>
+    <w:bookmarkEnd w:id="110"/>
+    <w:bookmarkEnd w:id="111"/>
+    <w:bookmarkStart w:id="112" w:name="como-se-testa-um-controle"/>
+    <w:p>
+      <w:pPr>
+        <w:pStyle w:val="Heading1"/>
+      </w:pPr>
+      <w:r>
         <w:t xml:space="preserve"># 27.5 Como se testa um controle?</w:t>
       </w:r>
     </w:p>
@@ -5716,8 +5716,8 @@
         <w:t xml:space="preserve">Defina critérios e escopo, valide a população, amostra por risco, inspecione e reperforme evidências, exceções documentais e correção de reteste.</w:t>
       </w:r>
     </w:p>
-    <w:bookmarkEnd w:id="101"/>
-    <w:bookmarkStart w:id="102" w:name="o-que-é-uma-não-conformidade"/>
+    <w:bookmarkEnd w:id="112"/>
+    <w:bookmarkStart w:id="113" w:name="o-que-é-uma-não-conformidade"/>
     <w:p>
       <w:pPr>
         <w:pStyle w:val="Heading1"/>
@@ -5734,8 +5734,8 @@
         <w:t xml:space="preserve">Falha em cumprir uma exigência. Requer correção, avaliação, ação adequada e revisão de efetividade.</w:t>
       </w:r>
     </w:p>
-    <w:bookmarkEnd w:id="102"/>
-    <w:bookmarkStart w:id="103" w:name="o-que-mudou-em-2024"/>
+    <w:bookmarkEnd w:id="113"/>
+    <w:bookmarkStart w:id="114" w:name="o-que-mudou-em-2024"/>
     <w:p>
       <w:pPr>
         <w:pStyle w:val="Heading1"/>
@@ -5752,8 +5752,8 @@
         <w:t xml:space="preserve">A alteração exige uma consideração explícita da relevância das alterações climáticas no contexto e observa que as partes interessadas podem ter requisitos relacionados com o clima.</w:t>
       </w:r>
     </w:p>
-    <w:bookmarkEnd w:id="103"/>
-    <w:bookmarkStart w:id="104" w:name="X6af7a3d625a0b1807a794f98499926755a55a0d"/>
+    <w:bookmarkEnd w:id="114"/>
+    <w:bookmarkStart w:id="115" w:name="X6af7a3d625a0b1807a794f98499926755a55a0d"/>
     <w:p>
       <w:pPr>
         <w:pStyle w:val="Heading1"/>
@@ -5770,8 +5770,8 @@
         <w:t xml:space="preserve">Factos estatais apoiados por elementos de prova e âmbito definidos, divulgar limitações e evitar reclamar a autoridade de auditoria ou certificação.</w:t>
       </w:r>
     </w:p>
-    <w:bookmarkEnd w:id="104"/>
-    <w:bookmarkStart w:id="105" w:name="perguntas-para-perguntar-ao-empregador"/>
+    <w:bookmarkEnd w:id="115"/>
+    <w:bookmarkStart w:id="116" w:name="perguntas-para-perguntar-ao-empregador"/>
     <w:p>
       <w:pPr>
         <w:pStyle w:val="Heading1"/>
@@ -5857,8 +5857,8 @@
         <w:t xml:space="preserve">Como as conclusões júnior são revistas e treinadas?</w:t>
       </w:r>
     </w:p>
-    <w:bookmarkEnd w:id="105"/>
-    <w:bookmarkStart w:id="106" w:name="modelos-glossário-índice-e-referências"/>
+    <w:bookmarkEnd w:id="116"/>
+    <w:bookmarkStart w:id="117" w:name="modelos-glossário-índice-e-referências"/>
     <w:p>
       <w:pPr>
         <w:pStyle w:val="Heading1"/>
@@ -5869,18 +5869,18 @@
     </w:p>
     <w:p>
       <w:pPr>
+        <w:numPr>
+          <w:ilvl w:val="0"/>
+          <w:numId w:val="1040"/>
+        </w:numPr>
         <w:pStyle w:val="Compact"/>
-        <w:numPr>
-          <w:ilvl w:val="0"/>
-          <w:numId w:val="1040"/>
-        </w:numPr>
       </w:pPr>
       <w:r>
         <w:t xml:space="preserve">Estruturas de trabalho reutilizáveis, termos importantes e pontos de partida autoritários.*</w:t>
       </w:r>
     </w:p>
-    <w:bookmarkEnd w:id="106"/>
-    <w:bookmarkStart w:id="108" w:name="registro-de-risco-mínimo"/>
+    <w:bookmarkEnd w:id="117"/>
+    <w:bookmarkStart w:id="119" w:name="registro-de-risco-mínimo"/>
     <w:p>
       <w:pPr>
         <w:pStyle w:val="Heading1"/>
@@ -5891,305 +5891,311 @@
     </w:p>
     <w:p>
       <w:pPr>
+        <w:numPr>
+          <w:ilvl w:val="0"/>
+          <w:numId w:val="1041"/>
+        </w:numPr>
         <w:pStyle w:val="Heading2"/>
+      </w:pPr>
+      <w:bookmarkStart w:id="118" w:name="campo-entrada"/>
+      <w:r>
+        <w:t xml:space="preserve">Campo** * Entrada**</w:t>
+      </w:r>
+      <w:bookmarkEnd w:id="118"/>
+    </w:p>
+    <w:p>
+      <w:pPr>
+        <w:numPr>
+          <w:ilvl w:val="0"/>
+          <w:numId w:val="1000"/>
+        </w:numPr>
+        <w:pStyle w:val="Compact"/>
+      </w:pPr>
+      <w:r>
+        <w:t xml:space="preserve">ID de risco e proprietário</w:t>
+      </w:r>
+      <w:r>
+        <w:t xml:space="preserve"> </w:t>
+      </w:r>
+      <w:r>
+        <w:t xml:space="preserve">Objectivo / activo</w:t>
+      </w:r>
+      <w:r>
+        <w:t xml:space="preserve"> </w:t>
+      </w:r>
+      <w:r>
+        <w:t xml:space="preserve">“</w:t>
+      </w:r>
+      <w:r>
+        <w:t xml:space="preserve">Evento e condição de ameaça</w:t>
+      </w:r>
+      <w:r>
+        <w:t xml:space="preserve">”</w:t>
+      </w:r>
+      <w:r>
+        <w:t xml:space="preserve"> </w:t>
+      </w:r>
+      <w:r>
+        <w:t xml:space="preserve">Consequências</w:t>
+      </w:r>
+      <w:r>
+        <w:t xml:space="preserve"> </w:t>
+      </w:r>
+      <w:r>
+        <w:t xml:space="preserve">Controlos existentes</w:t>
+      </w:r>
+    </w:p>
+    <w:p>
+      <w:pPr>
         <w:numPr>
           <w:ilvl w:val="0"/>
           <w:numId w:val="1041"/>
         </w:numPr>
-      </w:pPr>
-      <w:bookmarkStart w:id="107" w:name="campo-entrada"/>
+        <w:pStyle w:val="Compact"/>
+      </w:pPr>
+      <w:r>
+        <w:t xml:space="preserve">Litígio e impacto</w:t>
+      </w:r>
+      <w:r>
+        <w:t xml:space="preserve"> </w:t>
+      </w:r>
+      <w:r>
+        <w:t xml:space="preserve">O risco actual</w:t>
+      </w:r>
+      <w:r>
+        <w:t xml:space="preserve"> </w:t>
+      </w:r>
+      <w:r>
+        <w:t xml:space="preserve">O titular do tratamento e da acção □                                 </w:t>
+      </w:r>
+      <w:r>
+        <w:t xml:space="preserve"> </w:t>
+      </w:r>
+      <w:r>
+        <w:t xml:space="preserve">Risco residual e aceitação</w:t>
+      </w:r>
+      <w:r>
+        <w:t xml:space="preserve"> </w:t>
+      </w:r>
+      <w:r>
+        <w:t xml:space="preserve">Data de revisão</w:t>
+      </w:r>
+    </w:p>
+    <w:bookmarkEnd w:id="119"/>
+    <w:bookmarkStart w:id="121" w:name="papel-de-teste-de-controle"/>
+    <w:p>
+      <w:pPr>
+        <w:pStyle w:val="Heading1"/>
+      </w:pPr>
+      <w:r>
+        <w:t xml:space="preserve"># 28.2 Papel de teste de controle</w:t>
+      </w:r>
+    </w:p>
+    <w:p>
+      <w:pPr>
+        <w:numPr>
+          <w:ilvl w:val="0"/>
+          <w:numId w:val="1042"/>
+        </w:numPr>
+        <w:pStyle w:val="Heading2"/>
+      </w:pPr>
+      <w:bookmarkStart w:id="120" w:name="campo-entrada-1"/>
       <w:r>
         <w:t xml:space="preserve">Campo** * Entrada**</w:t>
       </w:r>
-      <w:bookmarkEnd w:id="107"/>
-    </w:p>
-    <w:p>
-      <w:pPr>
+      <w:bookmarkEnd w:id="120"/>
+    </w:p>
+    <w:p>
+      <w:pPr>
+        <w:numPr>
+          <w:ilvl w:val="0"/>
+          <w:numId w:val="1000"/>
+        </w:numPr>
         <w:pStyle w:val="Compact"/>
-        <w:numPr>
-          <w:ilvl w:val="0"/>
-          <w:numId w:val="1000"/>
-        </w:numPr>
-      </w:pPr>
-      <w:r>
-        <w:t xml:space="preserve">ID de risco e proprietário</w:t>
-      </w:r>
-      <w:r>
-        <w:t xml:space="preserve"> </w:t>
-      </w:r>
-      <w:r>
-        <w:t xml:space="preserve">Objectivo / activo</w:t>
-      </w:r>
-      <w:r>
-        <w:t xml:space="preserve"> </w:t>
-      </w:r>
-      <w:r>
-        <w:t xml:space="preserve">“Evento e condição de ameaça”</w:t>
-      </w:r>
-      <w:r>
-        <w:t xml:space="preserve"> </w:t>
-      </w:r>
-      <w:r>
-        <w:t xml:space="preserve">Consequências</w:t>
-      </w:r>
-      <w:r>
-        <w:t xml:space="preserve"> </w:t>
-      </w:r>
-      <w:r>
-        <w:t xml:space="preserve">Controlos existentes</w:t>
-      </w:r>
-    </w:p>
-    <w:p>
-      <w:pPr>
+      </w:pPr>
+      <w:r>
+        <w:t xml:space="preserve">• Critérios e controlo</w:t>
+      </w:r>
+      <w:r>
+        <w:t xml:space="preserve"> </w:t>
+      </w:r>
+      <w:r>
+        <w:t xml:space="preserve">Âmbito de aplicação e período</w:t>
+      </w:r>
+      <w:r>
+        <w:t xml:space="preserve"> </w:t>
+      </w:r>
+      <w:r>
+        <w:t xml:space="preserve">• Proprietário e sistemas</w:t>
+      </w:r>
+      <w:r>
+        <w:t xml:space="preserve"> </w:t>
+      </w:r>
+      <w:r>
+        <w:t xml:space="preserve">• Verificação da população e da completude</w:t>
+      </w:r>
+      <w:r>
+        <w:t xml:space="preserve"> </w:t>
+      </w:r>
+      <w:r>
+        <w:t xml:space="preserve">Exemplo e justificação</w:t>
+      </w:r>
+      <w:r>
+        <w:t xml:space="preserve"> </w:t>
+      </w:r>
+      <w:r>
+        <w:t xml:space="preserve">Procedimento realizado</w:t>
+      </w:r>
+      <w:r>
+        <w:t xml:space="preserve"> </w:t>
+      </w:r>
+      <w:r>
+        <w:t xml:space="preserve">• Provas inspeccionadas</w:t>
+      </w:r>
+      <w:r>
+        <w:t xml:space="preserve"> </w:t>
+      </w:r>
+      <w:r>
+        <w:t xml:space="preserve">Excepções</w:t>
+      </w:r>
+      <w:r>
+        <w:t xml:space="preserve"> </w:t>
+      </w:r>
+      <w:r>
+        <w:t xml:space="preserve">Conclusão e limitação</w:t>
+      </w:r>
+    </w:p>
+    <w:p>
+      <w:pPr>
+        <w:numPr>
+          <w:ilvl w:val="0"/>
+          <w:numId w:val="1042"/>
+        </w:numPr>
         <w:pStyle w:val="Compact"/>
-        <w:numPr>
-          <w:ilvl w:val="0"/>
-          <w:numId w:val="1041"/>
-        </w:numPr>
-      </w:pPr>
-      <w:r>
-        <w:t xml:space="preserve">Litígio e impacto</w:t>
-      </w:r>
-      <w:r>
-        <w:t xml:space="preserve"> </w:t>
-      </w:r>
-      <w:r>
-        <w:t xml:space="preserve">O risco actual</w:t>
-      </w:r>
-      <w:r>
-        <w:t xml:space="preserve"> </w:t>
-      </w:r>
-      <w:r>
-        <w:t xml:space="preserve">O titular do tratamento e da acção □                                 </w:t>
-      </w:r>
-      <w:r>
-        <w:t xml:space="preserve"> </w:t>
-      </w:r>
-      <w:r>
-        <w:t xml:space="preserve">Risco residual e aceitação</w:t>
-      </w:r>
-      <w:r>
-        <w:t xml:space="preserve"> </w:t>
-      </w:r>
-      <w:r>
-        <w:t xml:space="preserve">Data de revisão</w:t>
-      </w:r>
-    </w:p>
-    <w:bookmarkEnd w:id="108"/>
-    <w:bookmarkStart w:id="110" w:name="papel-de-teste-de-controle"/>
+      </w:pPr>
+      <w:r>
+        <w:t xml:space="preserve">Correcção e reteste</w:t>
+      </w:r>
+    </w:p>
+    <w:bookmarkEnd w:id="121"/>
+    <w:bookmarkStart w:id="123" w:name="glossário"/>
     <w:p>
       <w:pPr>
         <w:pStyle w:val="Heading1"/>
       </w:pPr>
       <w:r>
-        <w:t xml:space="preserve"># 28.2 Papel de teste de controle</w:t>
-      </w:r>
-    </w:p>
+        <w:t xml:space="preserve"># 28.3 Glossário</w:t>
+      </w:r>
+    </w:p>
+    <w:bookmarkStart w:id="122" w:name="section-2"/>
     <w:p>
       <w:pPr>
         <w:pStyle w:val="Heading2"/>
-        <w:numPr>
-          <w:ilvl w:val="0"/>
-          <w:numId w:val="1042"/>
-        </w:numPr>
-      </w:pPr>
-      <w:bookmarkStart w:id="109" w:name="campo-entrada-1"/>
-      <w:r>
-        <w:t xml:space="preserve">Campo** * Entrada**</w:t>
-      </w:r>
-      <w:bookmarkEnd w:id="109"/>
-    </w:p>
-    <w:p>
-      <w:pPr>
-        <w:pStyle w:val="Compact"/>
-        <w:numPr>
-          <w:ilvl w:val="0"/>
-          <w:numId w:val="1000"/>
-        </w:numPr>
-      </w:pPr>
-      <w:r>
-        <w:t xml:space="preserve">• Critérios e controlo</w:t>
-      </w:r>
-      <w:r>
-        <w:t xml:space="preserve"> </w:t>
-      </w:r>
-      <w:r>
-        <w:t xml:space="preserve">Âmbito de aplicação e período</w:t>
-      </w:r>
-      <w:r>
-        <w:t xml:space="preserve"> </w:t>
-      </w:r>
-      <w:r>
-        <w:t xml:space="preserve">• Proprietário e sistemas</w:t>
-      </w:r>
-      <w:r>
-        <w:t xml:space="preserve"> </w:t>
-      </w:r>
-      <w:r>
-        <w:t xml:space="preserve">• Verificação da população e da completude</w:t>
-      </w:r>
-      <w:r>
-        <w:t xml:space="preserve"> </w:t>
-      </w:r>
-      <w:r>
-        <w:t xml:space="preserve">Exemplo e justificação</w:t>
-      </w:r>
-      <w:r>
-        <w:t xml:space="preserve"> </w:t>
-      </w:r>
-      <w:r>
-        <w:t xml:space="preserve">Procedimento realizado</w:t>
-      </w:r>
-      <w:r>
-        <w:t xml:space="preserve"> </w:t>
-      </w:r>
-      <w:r>
-        <w:t xml:space="preserve">• Provas inspeccionadas</w:t>
-      </w:r>
-      <w:r>
-        <w:t xml:space="preserve"> </w:t>
-      </w:r>
-      <w:r>
-        <w:t xml:space="preserve">Excepções</w:t>
-      </w:r>
-      <w:r>
-        <w:t xml:space="preserve"> </w:t>
-      </w:r>
-      <w:r>
-        <w:t xml:space="preserve">Conclusão e limitação</w:t>
-      </w:r>
-    </w:p>
-    <w:p>
-      <w:pPr>
-        <w:pStyle w:val="Compact"/>
-        <w:numPr>
-          <w:ilvl w:val="0"/>
-          <w:numId w:val="1042"/>
-        </w:numPr>
-      </w:pPr>
-      <w:r>
-        <w:t xml:space="preserve">Correcção e reteste</w:t>
-      </w:r>
-    </w:p>
-    <w:bookmarkEnd w:id="110"/>
-    <w:bookmarkStart w:id="112" w:name="glossário"/>
+      </w:pPr>
+      <w:r>
+        <w:t xml:space="preserve">* ** ** ** ** ** ** **</w:t>
+      </w:r>
+    </w:p>
+    <w:p>
+      <w:pPr>
+        <w:pStyle w:val="FirstParagraph"/>
+      </w:pPr>
+      <w:r>
+        <w:t xml:space="preserve">• Anexo A • Conjunto de referência de 93 controlos de segurança da informação em ISO/IEC 27001:2022.</w:t>
+      </w:r>
+      <w:r>
+        <w:t xml:space="preserve"> </w:t>
+      </w:r>
+      <w:r>
+        <w:t xml:space="preserve">. CIA . . Confidencialidade, integridade e disponibilidade.</w:t>
+      </w:r>
+      <w:r>
+        <w:t xml:space="preserve"> </w:t>
+      </w:r>
+      <w:r>
+        <w:t xml:space="preserve">O cumprimento de uma exigência.</w:t>
+      </w:r>
+      <w:r>
+        <w:t xml:space="preserve"> </w:t>
+      </w:r>
+      <w:r>
+        <w:t xml:space="preserve">□ Controle □ Medida que modifica ou mantém o risco.</w:t>
+      </w:r>
+      <w:r>
+        <w:t xml:space="preserve"> </w:t>
+      </w:r>
+      <w:r>
+        <w:t xml:space="preserve">- Acção correctiva - Acção que aborda a causa de uma não conformidade para prevenir a recorrência.</w:t>
+      </w:r>
+      <w:r>
+        <w:t xml:space="preserve"> </w:t>
+      </w:r>
+      <w:r>
+        <w:t xml:space="preserve">Informações documentadas A organização deve controlar e manter ou reter.</w:t>
+      </w:r>
+      <w:r>
+        <w:t xml:space="preserve"> </w:t>
+      </w:r>
+      <w:r>
+        <w:t xml:space="preserve">□ Parte interessada; Pessoa ou organização que pode afetar, ser afetada ou perceber-se afetada por uma decisão ou atividade. □</w:t>
+      </w:r>
+      <w:r>
+        <w:t xml:space="preserve"> </w:t>
+      </w:r>
+      <w:r>
+        <w:t xml:space="preserve">Sistema de gestão da segurança da informação.</w:t>
+      </w:r>
+      <w:r>
+        <w:t xml:space="preserve"> </w:t>
+      </w:r>
+      <w:r>
+        <w:t xml:space="preserve">Não-conformidade Não-conformidade</w:t>
+      </w:r>
+      <w:r>
+        <w:t xml:space="preserve"> </w:t>
+      </w:r>
+      <w:r>
+        <w:t xml:space="preserve">Risco residual . Risco remanescente após o tratamento.</w:t>
+      </w:r>
+      <w:r>
+        <w:t xml:space="preserve"> </w:t>
+      </w:r>
+      <w:r>
+        <w:t xml:space="preserve">O proprietário do risco é uma pessoa ou entidade responsável e autorizada a gerir um risco.</w:t>
+      </w:r>
+      <w:r>
+        <w:t xml:space="preserve"> </w:t>
+      </w:r>
+      <w:r>
+        <w:t xml:space="preserve">(SoA ) Declaração de Aplicabilidade.</w:t>
+      </w:r>
+      <w:r>
+        <w:t xml:space="preserve"> </w:t>
+      </w:r>
+      <w:r>
+        <w:t xml:space="preserve">Gestão de topo □ Pessoa ou grupo que dirige e controla a organização no mais alto nível dentro do escopo.</w:t>
+      </w:r>
+    </w:p>
+    <w:bookmarkEnd w:id="122"/>
+    <w:bookmarkEnd w:id="123"/>
+    <w:bookmarkStart w:id="125" w:name="índice-de-assuntos"/>
     <w:p>
       <w:pPr>
         <w:pStyle w:val="Heading1"/>
       </w:pPr>
       <w:r>
-        <w:t xml:space="preserve"># 28.3 Glossário</w:t>
-      </w:r>
-    </w:p>
-    <w:bookmarkStart w:id="111" w:name="section-2"/>
+        <w:t xml:space="preserve"># 28.4 Índice de assuntos</w:t>
+      </w:r>
+    </w:p>
+    <w:bookmarkStart w:id="124" w:name="sujeito-capítulo"/>
     <w:p>
       <w:pPr>
         <w:pStyle w:val="Heading2"/>
       </w:pPr>
       <w:r>
-        <w:t xml:space="preserve">* ** ** ** ** ** ** **</w:t>
-      </w:r>
-    </w:p>
-    <w:p>
-      <w:pPr>
-        <w:pStyle w:val="FirstParagraph"/>
-      </w:pPr>
-      <w:r>
-        <w:t xml:space="preserve">• Anexo A • Conjunto de referência de 93 controlos de segurança da informação em ISO/IEC 27001:2022.</w:t>
-      </w:r>
-      <w:r>
-        <w:t xml:space="preserve"> </w:t>
-      </w:r>
-      <w:r>
-        <w:t xml:space="preserve">. CIA . . Confidencialidade, integridade e disponibilidade.</w:t>
-      </w:r>
-      <w:r>
-        <w:t xml:space="preserve"> </w:t>
-      </w:r>
-      <w:r>
-        <w:t xml:space="preserve">O cumprimento de uma exigência.</w:t>
-      </w:r>
-      <w:r>
-        <w:t xml:space="preserve"> </w:t>
-      </w:r>
-      <w:r>
-        <w:t xml:space="preserve">□ Controle □ Medida que modifica ou mantém o risco.</w:t>
-      </w:r>
-      <w:r>
-        <w:t xml:space="preserve"> </w:t>
-      </w:r>
-      <w:r>
-        <w:t xml:space="preserve">- Acção correctiva - Acção que aborda a causa de uma não conformidade para prevenir a recorrência.</w:t>
-      </w:r>
-      <w:r>
-        <w:t xml:space="preserve"> </w:t>
-      </w:r>
-      <w:r>
-        <w:t xml:space="preserve">Informações documentadas A organização deve controlar e manter ou reter.</w:t>
-      </w:r>
-      <w:r>
-        <w:t xml:space="preserve"> </w:t>
-      </w:r>
-      <w:r>
-        <w:t xml:space="preserve">□ Parte interessada; Pessoa ou organização que pode afetar, ser afetada ou perceber-se afetada por uma decisão ou atividade. □</w:t>
-      </w:r>
-      <w:r>
-        <w:t xml:space="preserve"> </w:t>
-      </w:r>
-      <w:r>
-        <w:t xml:space="preserve">Sistema de gestão da segurança da informação.</w:t>
-      </w:r>
-      <w:r>
-        <w:t xml:space="preserve"> </w:t>
-      </w:r>
-      <w:r>
-        <w:t xml:space="preserve">Não-conformidade Não-conformidade</w:t>
-      </w:r>
-      <w:r>
-        <w:t xml:space="preserve"> </w:t>
-      </w:r>
-      <w:r>
-        <w:t xml:space="preserve">Risco residual . Risco remanescente após o tratamento.</w:t>
-      </w:r>
-      <w:r>
-        <w:t xml:space="preserve"> </w:t>
-      </w:r>
-      <w:r>
-        <w:t xml:space="preserve">O proprietário do risco é uma pessoa ou entidade responsável e autorizada a gerir um risco.</w:t>
-      </w:r>
-      <w:r>
-        <w:t xml:space="preserve"> </w:t>
-      </w:r>
-      <w:r>
-        <w:t xml:space="preserve">(SoA ) Declaração de Aplicabilidade.</w:t>
-      </w:r>
-      <w:r>
-        <w:t xml:space="preserve"> </w:t>
-      </w:r>
-      <w:r>
-        <w:t xml:space="preserve">Gestão de topo □ Pessoa ou grupo que dirige e controla a organização no mais alto nível dentro do escopo.</w:t>
-      </w:r>
-    </w:p>
-    <w:bookmarkEnd w:id="111"/>
-    <w:bookmarkEnd w:id="112"/>
-    <w:bookmarkStart w:id="114" w:name="índice-de-assuntos"/>
-    <w:p>
-      <w:pPr>
-        <w:pStyle w:val="Heading1"/>
-      </w:pPr>
-      <w:r>
-        <w:t xml:space="preserve"># 28.4 Índice de assuntos</w:t>
-      </w:r>
-    </w:p>
-    <w:bookmarkStart w:id="113" w:name="sujeito-capítulo"/>
-    <w:p>
-      <w:pPr>
-        <w:pStyle w:val="Heading2"/>
-      </w:pPr>
-      <w:r>
         <w:rPr>
+          <w:bCs/>
           <w:b/>
-          <w:bCs/>
         </w:rPr>
         <w:t xml:space="preserve">Sujeito</w:t>
       </w:r>
@@ -6198,8 +6204,8 @@
       </w:r>
       <w:r>
         <w:rPr>
+          <w:bCs/>
           <w:b/>
-          <w:bCs/>
         </w:rPr>
         <w:t xml:space="preserve">Capítulo</w:t>
       </w:r>
@@ -6296,9 +6302,9 @@
         <w:t xml:space="preserve">Fornecedores 13, 18, 23</w:t>
       </w:r>
     </w:p>
-    <w:bookmarkEnd w:id="113"/>
-    <w:bookmarkEnd w:id="114"/>
-    <w:bookmarkStart w:id="121" w:name="referências-oficiais"/>
+    <w:bookmarkEnd w:id="124"/>
+    <w:bookmarkEnd w:id="125"/>
+    <w:bookmarkStart w:id="132" w:name="referências-oficiais"/>
     <w:p>
       <w:pPr>
         <w:pStyle w:val="Heading1"/>
@@ -6311,7 +6317,7 @@
       <w:pPr>
         <w:pStyle w:val="FirstParagraph"/>
       </w:pPr>
-      <w:hyperlink r:id="rId115">
+      <w:hyperlink r:id="rId126">
         <w:r>
           <w:rPr>
             <w:rStyle w:val="Hyperlink"/>
@@ -6324,7 +6330,7 @@
       <w:pPr>
         <w:pStyle w:val="BodyText"/>
       </w:pPr>
-      <w:hyperlink r:id="rId116">
+      <w:hyperlink r:id="rId127">
         <w:r>
           <w:rPr>
             <w:rStyle w:val="Hyperlink"/>
@@ -6337,7 +6343,7 @@
       <w:pPr>
         <w:pStyle w:val="BodyText"/>
       </w:pPr>
-      <w:hyperlink r:id="rId117">
+      <w:hyperlink r:id="rId128">
         <w:r>
           <w:rPr>
             <w:rStyle w:val="Hyperlink"/>
@@ -6350,7 +6356,7 @@
       <w:pPr>
         <w:pStyle w:val="BodyText"/>
       </w:pPr>
-      <w:hyperlink r:id="rId118">
+      <w:hyperlink r:id="rId129">
         <w:r>
           <w:rPr>
             <w:rStyle w:val="Hyperlink"/>
@@ -6363,7 +6369,7 @@
       <w:pPr>
         <w:pStyle w:val="BodyText"/>
       </w:pPr>
-      <w:hyperlink r:id="rId119">
+      <w:hyperlink r:id="rId130">
         <w:r>
           <w:rPr>
             <w:rStyle w:val="Hyperlink"/>
@@ -6376,7 +6382,7 @@
       <w:pPr>
         <w:pStyle w:val="BodyText"/>
       </w:pPr>
-      <w:hyperlink r:id="rId120">
+      <w:hyperlink r:id="rId131">
         <w:r>
           <w:rPr>
             <w:rStyle w:val="Hyperlink"/>
@@ -6391,8 +6397,8 @@
       </w:pPr>
       <w:r>
         <w:rPr>
+          <w:bCs/>
           <w:b/>
-          <w:bCs/>
         </w:rPr>
         <w:t xml:space="preserve">Lembramento final:</w:t>
       </w:r>
@@ -6409,12 +6415,8 @@
         <w:t xml:space="preserve">□————————————————————————————————————————————————————————————————————————————————————————————————————————————————–</w:t>
       </w:r>
     </w:p>
-    <w:bookmarkEnd w:id="121"/>
-    <w:sectPr>
-      <w:footnotePr>
-        <w:numRestart w:val="eachSect"/>
-      </w:footnotePr>
-    </w:sectPr>
+    <w:bookmarkEnd w:id="132"/>
+    <w:sectPr/>
   </w:body>
 </w:document>
 </file>
@@ -6445,14 +6447,14 @@
 <file path=word/numbering.xml><?xml version="1.0" encoding="utf-8"?>
 <w:numbering xmlns:w="http://schemas.openxmlformats.org/wordprocessingml/2006/main">
   <w:abstractNum w:abstractNumId="990">
-    <w:nsid w:val="0000A990"/>
+    <w:nsid w:val="A990"/>
     <w:multiLevelType w:val="multilevel"/>
     <w:lvl w:ilvl="0">
       <w:numFmt w:val="bullet"/>
       <w:lvlText w:val=" "/>
       <w:lvlJc w:val="left"/>
       <w:pPr>
-        <w:ind w:left="720" w:hanging="360"/>
+        <w:ind w:left="720" w:hanging="480"/>
       </w:pPr>
     </w:lvl>
     <w:lvl w:ilvl="1">
@@ -6460,7 +6462,7 @@
       <w:lvlText w:val=" "/>
       <w:lvlJc w:val="left"/>
       <w:pPr>
-        <w:ind w:left="1440" w:hanging="360"/>
+        <w:ind w:left="1440" w:hanging="480"/>
       </w:pPr>
     </w:lvl>
     <w:lvl w:ilvl="2">
@@ -6468,7 +6470,7 @@
       <w:lvlText w:val=" "/>
       <w:lvlJc w:val="left"/>
       <w:pPr>
-        <w:ind w:left="2160" w:hanging="360"/>
+        <w:ind w:left="2160" w:hanging="480"/>
       </w:pPr>
     </w:lvl>
     <w:lvl w:ilvl="3">
@@ -6476,7 +6478,7 @@
       <w:lvlText w:val=" "/>
       <w:lvlJc w:val="left"/>
       <w:pPr>
-        <w:ind w:left="2880" w:hanging="360"/>
+        <w:ind w:left="2880" w:hanging="480"/>
       </w:pPr>
     </w:lvl>
     <w:lvl w:ilvl="4">
@@ -6484,7 +6486,7 @@
       <w:lvlText w:val=" "/>
       <w:lvlJc w:val="left"/>
       <w:pPr>
-        <w:ind w:left="3600" w:hanging="360"/>
+        <w:ind w:left="3600" w:hanging="480"/>
       </w:pPr>
     </w:lvl>
     <w:lvl w:ilvl="5">
@@ -6492,7 +6494,7 @@
       <w:lvlText w:val=" "/>
       <w:lvlJc w:val="left"/>
       <w:pPr>
-        <w:ind w:left="4320" w:hanging="360"/>
+        <w:ind w:left="4320" w:hanging="480"/>
       </w:pPr>
     </w:lvl>
     <w:lvl w:ilvl="6">
@@ -6500,7 +6502,7 @@
       <w:lvlText w:val=" "/>
       <w:lvlJc w:val="left"/>
       <w:pPr>
-        <w:ind w:left="5040" w:hanging="360"/>
+        <w:ind w:left="5040" w:hanging="480"/>
       </w:pPr>
     </w:lvl>
     <w:lvl w:ilvl="7">
@@ -6508,7 +6510,7 @@
       <w:lvlText w:val=" "/>
       <w:lvlJc w:val="left"/>
       <w:pPr>
-        <w:ind w:left="5760" w:hanging="360"/>
+        <w:ind w:left="5760" w:hanging="480"/>
       </w:pPr>
     </w:lvl>
     <w:lvl w:ilvl="8">
@@ -6516,115 +6518,88 @@
       <w:lvlText w:val=" "/>
       <w:lvlJc w:val="left"/>
       <w:pPr>
-        <w:ind w:left="6480" w:hanging="360"/>
+        <w:ind w:left="6480" w:hanging="480"/>
       </w:pPr>
     </w:lvl>
   </w:abstractNum>
   <w:abstractNum w:abstractNumId="991">
-    <w:nsid w:val="0000A991"/>
+    <w:nsid w:val="A991"/>
     <w:multiLevelType w:val="multilevel"/>
     <w:lvl w:ilvl="0">
       <w:numFmt w:val="bullet"/>
-      <w:lvlText w:val=""/>
+      <w:lvlText w:val="•"/>
       <w:lvlJc w:val="left"/>
       <w:pPr>
-        <w:ind w:left="720" w:hanging="360"/>
-      </w:pPr>
-      <w:rPr>
-        <w:rFonts w:ascii="Symbol" w:hAnsi="Symbol" w:cs="Symbol" w:hint="default"/>
-      </w:rPr>
+        <w:ind w:left="720" w:hanging="480"/>
+      </w:pPr>
     </w:lvl>
     <w:lvl w:ilvl="1">
       <w:numFmt w:val="bullet"/>
-      <w:lvlText w:val="o"/>
+      <w:lvlText w:val="–"/>
       <w:lvlJc w:val="left"/>
       <w:pPr>
-        <w:ind w:left="1440" w:hanging="360"/>
-      </w:pPr>
-      <w:rPr>
-        <w:rFonts w:ascii="Courier New" w:hAnsi="Courier New" w:cs="Courier New" w:hint="default"/>
-      </w:rPr>
+        <w:ind w:left="1440" w:hanging="480"/>
+      </w:pPr>
     </w:lvl>
     <w:lvl w:ilvl="2">
       <w:numFmt w:val="bullet"/>
-      <w:lvlText w:val=""/>
+      <w:lvlText w:val="•"/>
       <w:lvlJc w:val="left"/>
       <w:pPr>
-        <w:ind w:left="2160" w:hanging="360"/>
-      </w:pPr>
-      <w:rPr>
-        <w:rFonts w:ascii="Wingdings" w:hAnsi="Wingdings" w:cs="Wingdings" w:hint="default"/>
-      </w:rPr>
+        <w:ind w:left="2160" w:hanging="480"/>
+      </w:pPr>
     </w:lvl>
     <w:lvl w:ilvl="3">
       <w:numFmt w:val="bullet"/>
-      <w:lvlText w:val=""/>
+      <w:lvlText w:val="–"/>
       <w:lvlJc w:val="left"/>
       <w:pPr>
-        <w:ind w:left="2880" w:hanging="360"/>
-      </w:pPr>
-      <w:rPr>
-        <w:rFonts w:ascii="Symbol" w:hAnsi="Symbol" w:cs="Symbol" w:hint="default"/>
-      </w:rPr>
+        <w:ind w:left="2880" w:hanging="480"/>
+      </w:pPr>
     </w:lvl>
     <w:lvl w:ilvl="4">
       <w:numFmt w:val="bullet"/>
-      <w:lvlText w:val="o"/>
+      <w:lvlText w:val="•"/>
       <w:lvlJc w:val="left"/>
       <w:pPr>
-        <w:ind w:left="3600" w:hanging="360"/>
-      </w:pPr>
-      <w:rPr>
-        <w:rFonts w:ascii="Courier New" w:hAnsi="Courier New" w:cs="Courier New" w:hint="default"/>
-      </w:rPr>
+        <w:ind w:left="3600" w:hanging="480"/>
+      </w:pPr>
     </w:lvl>
     <w:lvl w:ilvl="5">
       <w:numFmt w:val="bullet"/>
-      <w:lvlText w:val=""/>
+      <w:lvlText w:val="–"/>
       <w:lvlJc w:val="left"/>
       <w:pPr>
-        <w:ind w:left="4320" w:hanging="360"/>
-      </w:pPr>
-      <w:rPr>
-        <w:rFonts w:ascii="Wingdings" w:hAnsi="Wingdings" w:cs="Wingdings" w:hint="default"/>
-      </w:rPr>
+        <w:ind w:left="4320" w:hanging="480"/>
+      </w:pPr>
     </w:lvl>
     <w:lvl w:ilvl="6">
       <w:numFmt w:val="bullet"/>
-      <w:lvlText w:val=""/>
+      <w:lvlText w:val="•"/>
       <w:lvlJc w:val="left"/>
       <w:pPr>
-        <w:ind w:left="5040" w:hanging="360"/>
-      </w:pPr>
-      <w:rPr>
-        <w:rFonts w:ascii="Symbol" w:hAnsi="Symbol" w:cs="Symbol" w:hint="default"/>
-      </w:rPr>
+        <w:ind w:left="5040" w:hanging="480"/>
+      </w:pPr>
     </w:lvl>
     <w:lvl w:ilvl="7">
       <w:numFmt w:val="bullet"/>
-      <w:lvlText w:val="o"/>
+      <w:lvlText w:val="–"/>
       <w:lvlJc w:val="left"/>
       <w:pPr>
-        <w:ind w:left="5760" w:hanging="360"/>
-      </w:pPr>
-      <w:rPr>
-        <w:rFonts w:ascii="Courier New" w:hAnsi="Courier New" w:cs="Courier New" w:hint="default"/>
-      </w:rPr>
+        <w:ind w:left="5760" w:hanging="480"/>
+      </w:pPr>
     </w:lvl>
     <w:lvl w:ilvl="8">
       <w:numFmt w:val="bullet"/>
-      <w:lvlText w:val=""/>
+      <w:lvlText w:val="•"/>
       <w:lvlJc w:val="left"/>
       <w:pPr>
-        <w:ind w:left="6480" w:hanging="360"/>
-      </w:pPr>
-      <w:rPr>
-        <w:rFonts w:ascii="Wingdings" w:hAnsi="Wingdings" w:cs="Wingdings" w:hint="default"/>
-      </w:rPr>
+        <w:ind w:left="6480" w:hanging="480"/>
+      </w:pPr>
     </w:lvl>
   </w:abstractNum>
   <w:abstractNum w:abstractNumId="99412">
-    <w:nsid w:val="00A99412"/>
+    <w:nsid w:val="A99412"/>
     <w:multiLevelType w:val="multilevel"/>
     <w:lvl w:ilvl="0">
       <w:start w:val="2"/>
@@ -6632,7 +6607,7 @@
       <w:lvlText w:val="%1."/>
       <w:lvlJc w:val="left"/>
       <w:pPr>
-        <w:ind w:left="720" w:hanging="360"/>
+        <w:ind w:left="720" w:hanging="480"/>
       </w:pPr>
     </w:lvl>
     <w:lvl w:ilvl="1">
@@ -6641,7 +6616,7 @@
       <w:lvlText w:val="%2."/>
       <w:lvlJc w:val="left"/>
       <w:pPr>
-        <w:ind w:left="1440" w:hanging="360"/>
+        <w:ind w:left="1440" w:hanging="480"/>
       </w:pPr>
     </w:lvl>
     <w:lvl w:ilvl="2">
@@ -6650,7 +6625,7 @@
       <w:lvlText w:val="%3."/>
       <w:lvlJc w:val="left"/>
       <w:pPr>
-        <w:ind w:left="2160" w:hanging="360"/>
+        <w:ind w:left="2160" w:hanging="480"/>
       </w:pPr>
     </w:lvl>
     <w:lvl w:ilvl="3">
@@ -6659,7 +6634,7 @@
       <w:lvlText w:val="%4."/>
       <w:lvlJc w:val="left"/>
       <w:pPr>
-        <w:ind w:left="2880" w:hanging="360"/>
+        <w:ind w:left="2880" w:hanging="480"/>
       </w:pPr>
     </w:lvl>
     <w:lvl w:ilvl="4">
@@ -6668,7 +6643,7 @@
       <w:lvlText w:val="%5."/>
       <w:lvlJc w:val="left"/>
       <w:pPr>
-        <w:ind w:left="3600" w:hanging="360"/>
+        <w:ind w:left="3600" w:hanging="480"/>
       </w:pPr>
     </w:lvl>
     <w:lvl w:ilvl="5">
@@ -6677,7 +6652,7 @@
       <w:lvlText w:val="%6."/>
       <w:lvlJc w:val="left"/>
       <w:pPr>
-        <w:ind w:left="4320" w:hanging="360"/>
+        <w:ind w:left="4320" w:hanging="480"/>
       </w:pPr>
     </w:lvl>
     <w:lvl w:ilvl="6">
@@ -6686,7 +6661,7 @@
       <w:lvlText w:val="%7."/>
       <w:lvlJc w:val="left"/>
       <w:pPr>
-        <w:ind w:left="5040" w:hanging="360"/>
+        <w:ind w:left="5040" w:hanging="480"/>
       </w:pPr>
     </w:lvl>
     <w:lvl w:ilvl="7">
@@ -6695,7 +6670,7 @@
       <w:lvlText w:val="%8."/>
       <w:lvlJc w:val="left"/>
       <w:pPr>
-        <w:ind w:left="5760" w:hanging="360"/>
+        <w:ind w:left="5760" w:hanging="480"/>
       </w:pPr>
     </w:lvl>
     <w:lvl w:ilvl="8">
@@ -6704,12 +6679,12 @@
       <w:lvlText w:val="%9."/>
       <w:lvlJc w:val="left"/>
       <w:pPr>
-        <w:ind w:left="6480" w:hanging="360"/>
+        <w:ind w:left="6480" w:hanging="480"/>
       </w:pPr>
     </w:lvl>
   </w:abstractNum>
   <w:abstractNum w:abstractNumId="994116">
-    <w:nsid w:val="0A994116"/>
+    <w:nsid w:val="A994116"/>
     <w:multiLevelType w:val="multilevel"/>
     <w:lvl w:ilvl="0">
       <w:start w:val="16"/>
@@ -6717,7 +6692,7 @@
       <w:lvlText w:val="%1."/>
       <w:lvlJc w:val="left"/>
       <w:pPr>
-        <w:ind w:left="720" w:hanging="360"/>
+        <w:ind w:left="720" w:hanging="480"/>
       </w:pPr>
     </w:lvl>
     <w:lvl w:ilvl="1">
@@ -6726,7 +6701,7 @@
       <w:lvlText w:val="%2."/>
       <w:lvlJc w:val="left"/>
       <w:pPr>
-        <w:ind w:left="1440" w:hanging="360"/>
+        <w:ind w:left="1440" w:hanging="480"/>
       </w:pPr>
     </w:lvl>
     <w:lvl w:ilvl="2">
@@ -6735,7 +6710,7 @@
       <w:lvlText w:val="%3."/>
       <w:lvlJc w:val="left"/>
       <w:pPr>
-        <w:ind w:left="2160" w:hanging="360"/>
+        <w:ind w:left="2160" w:hanging="480"/>
       </w:pPr>
     </w:lvl>
     <w:lvl w:ilvl="3">
@@ -6744,7 +6719,7 @@
       <w:lvlText w:val="%4."/>
       <w:lvlJc w:val="left"/>
       <w:pPr>
-        <w:ind w:left="2880" w:hanging="360"/>
+        <w:ind w:left="2880" w:hanging="480"/>
       </w:pPr>
     </w:lvl>
     <w:lvl w:ilvl="4">
@@ -6753,7 +6728,7 @@
       <w:lvlText w:val="%5."/>
       <w:lvlJc w:val="left"/>
       <w:pPr>
-        <w:ind w:left="3600" w:hanging="360"/>
+        <w:ind w:left="3600" w:hanging="480"/>
       </w:pPr>
     </w:lvl>
     <w:lvl w:ilvl="5">
@@ -6762,7 +6737,7 @@
       <w:lvlText w:val="%6."/>
       <w:lvlJc w:val="left"/>
       <w:pPr>
-        <w:ind w:left="4320" w:hanging="360"/>
+        <w:ind w:left="4320" w:hanging="480"/>
       </w:pPr>
     </w:lvl>
     <w:lvl w:ilvl="6">
@@ -6771,7 +6746,7 @@
       <w:lvlText w:val="%7."/>
       <w:lvlJc w:val="left"/>
       <w:pPr>
-        <w:ind w:left="5040" w:hanging="360"/>
+        <w:ind w:left="5040" w:hanging="480"/>
       </w:pPr>
     </w:lvl>
     <w:lvl w:ilvl="7">
@@ -6780,7 +6755,7 @@
       <w:lvlText w:val="%8."/>
       <w:lvlJc w:val="left"/>
       <w:pPr>
-        <w:ind w:left="5760" w:hanging="360"/>
+        <w:ind w:left="5760" w:hanging="480"/>
       </w:pPr>
     </w:lvl>
     <w:lvl w:ilvl="8">
@@ -6789,12 +6764,12 @@
       <w:lvlText w:val="%9."/>
       <w:lvlJc w:val="left"/>
       <w:pPr>
-        <w:ind w:left="6480" w:hanging="360"/>
+        <w:ind w:left="6480" w:hanging="480"/>
       </w:pPr>
     </w:lvl>
   </w:abstractNum>
   <w:abstractNum w:abstractNumId="99411">
-    <w:nsid w:val="00A99411"/>
+    <w:nsid w:val="A99411"/>
     <w:multiLevelType w:val="multilevel"/>
     <w:lvl w:ilvl="0">
       <w:start w:val="1"/>
@@ -6802,7 +6777,7 @@
       <w:lvlText w:val="%1."/>
       <w:lvlJc w:val="left"/>
       <w:pPr>
-        <w:ind w:left="720" w:hanging="360"/>
+        <w:ind w:left="720" w:hanging="480"/>
       </w:pPr>
     </w:lvl>
     <w:lvl w:ilvl="1">
@@ -6811,7 +6786,7 @@
       <w:lvlText w:val="%2."/>
       <w:lvlJc w:val="left"/>
       <w:pPr>
-        <w:ind w:left="1440" w:hanging="360"/>
+        <w:ind w:left="1440" w:hanging="480"/>
       </w:pPr>
     </w:lvl>
     <w:lvl w:ilvl="2">
@@ -6820,7 +6795,7 @@
       <w:lvlText w:val="%3."/>
       <w:lvlJc w:val="left"/>
       <w:pPr>
-        <w:ind w:left="2160" w:hanging="360"/>
+        <w:ind w:left="2160" w:hanging="480"/>
       </w:pPr>
     </w:lvl>
     <w:lvl w:ilvl="3">
@@ -6829,7 +6804,7 @@
       <w:lvlText w:val="%4."/>
       <w:lvlJc w:val="left"/>
       <w:pPr>
-        <w:ind w:left="2880" w:hanging="360"/>
+        <w:ind w:left="2880" w:hanging="480"/>
       </w:pPr>
     </w:lvl>
     <w:lvl w:ilvl="4">
@@ -6838,7 +6813,7 @@
       <w:lvlText w:val="%5."/>
       <w:lvlJc w:val="left"/>
       <w:pPr>
-        <w:ind w:left="3600" w:hanging="360"/>
+        <w:ind w:left="3600" w:hanging="480"/>
       </w:pPr>
     </w:lvl>
     <w:lvl w:ilvl="5">
@@ -6847,7 +6822,7 @@
       <w:lvlText w:val="%6."/>
       <w:lvlJc w:val="left"/>
       <w:pPr>
-        <w:ind w:left="4320" w:hanging="360"/>
+        <w:ind w:left="4320" w:hanging="480"/>
       </w:pPr>
     </w:lvl>
     <w:lvl w:ilvl="6">
@@ -6856,7 +6831,7 @@
       <w:lvlText w:val="%7."/>
       <w:lvlJc w:val="left"/>
       <w:pPr>
-        <w:ind w:left="5040" w:hanging="360"/>
+        <w:ind w:left="5040" w:hanging="480"/>
       </w:pPr>
     </w:lvl>
     <w:lvl w:ilvl="7">
@@ -6865,7 +6840,7 @@
       <w:lvlText w:val="%8."/>
       <w:lvlJc w:val="left"/>
       <w:pPr>
-        <w:ind w:left="5760" w:hanging="360"/>
+        <w:ind w:left="5760" w:hanging="480"/>
       </w:pPr>
     </w:lvl>
     <w:lvl w:ilvl="8">
@@ -6874,7 +6849,7 @@
       <w:lvlText w:val="%9."/>
       <w:lvlJc w:val="left"/>
       <w:pPr>
-        <w:ind w:left="6480" w:hanging="360"/>
+        <w:ind w:left="6480" w:hanging="480"/>
       </w:pPr>
     </w:lvl>
   </w:abstractNum>
@@ -7123,10 +7098,10 @@
   <w:docDefaults>
     <w:rPrDefault>
       <w:rPr>
-        <w:rFonts w:asciiTheme="minorHAnsi" w:cstheme="minorBidi" w:eastAsiaTheme="minorEastAsia" w:hAnsiTheme="minorHAnsi"/>
+        <w:rFonts w:asciiTheme="minorHAnsi" w:cstheme="minorBidi" w:eastAsiaTheme="minorHAnsi" w:hAnsiTheme="minorHAnsi"/>
         <w:sz w:val="24"/>
         <w:szCs w:val="24"/>
-        <w:lang w:bidi="ar-SA" w:eastAsia="zh-CN" w:val="en-US"/>
+        <w:lang w:bidi="ar-SA" w:eastAsia="en-US" w:val="en-US"/>
       </w:rPr>
     </w:rPrDefault>
     <w:pPrDefault>
@@ -7144,10 +7119,10 @@
     <w:name w:val="Body Text"/>
     <w:basedOn w:val="Normal"/>
     <w:link w:val="BodyTextChar"/>
-    <w:qFormat/>
     <w:pPr>
       <w:spacing w:after="180" w:before="180"/>
     </w:pPr>
+    <w:qFormat/>
   </w:style>
   <w:style w:customStyle="1" w:styleId="FirstParagraph" w:type="paragraph">
     <w:name w:val="First Paragraph"/>
@@ -7167,94 +7142,57 @@
     <w:name w:val="Title"/>
     <w:basedOn w:val="Normal"/>
     <w:next w:val="BodyText"/>
-    <w:link w:val="TitleChar"/>
-    <w:uiPriority w:val="10"/>
     <w:qFormat/>
-    <w:rsid w:val="00A10FD9"/>
     <w:pPr>
-      <w:spacing w:after="80" w:line="240" w:lineRule="auto"/>
-      <w:contextualSpacing/>
+      <w:keepNext/>
+      <w:keepLines/>
+      <w:spacing w:after="240" w:before="480"/>
       <w:jc w:val="center"/>
     </w:pPr>
     <w:rPr>
       <w:rFonts w:asciiTheme="majorHAnsi" w:cstheme="majorBidi" w:eastAsiaTheme="majorEastAsia" w:hAnsiTheme="majorHAnsi"/>
-      <w:sz w:val="56"/>
-      <w:szCs w:val="56"/>
-    </w:rPr>
-  </w:style>
-  <w:style w:customStyle="1" w:styleId="TitleChar" w:type="character">
-    <w:name w:val="Title Char"/>
-    <w:basedOn w:val="DefaultParagraphFont"/>
-    <w:link w:val="Title"/>
-    <w:uiPriority w:val="10"/>
-    <w:rsid w:val="00A10FD9"/>
-    <w:rPr>
-      <w:rFonts w:asciiTheme="majorHAnsi" w:cstheme="majorBidi" w:eastAsiaTheme="majorEastAsia" w:hAnsiTheme="majorHAnsi"/>
-      <w:sz w:val="56"/>
-      <w:szCs w:val="56"/>
+      <w:b/>
+      <w:bCs/>
+      <w:color w:themeColor="accent1" w:themeShade="B5" w:val="345A8A"/>
+      <w:sz w:val="36"/>
+      <w:szCs w:val="36"/>
     </w:rPr>
   </w:style>
   <w:style w:styleId="Subtitle" w:type="paragraph">
     <w:name w:val="Subtitle"/>
     <w:basedOn w:val="Title"/>
     <w:next w:val="BodyText"/>
-    <w:link w:val="SubtitleChar"/>
-    <w:uiPriority w:val="11"/>
     <w:qFormat/>
-    <w:rsid w:val="00A10FD9"/>
     <w:pPr>
-      <w:numPr>
-        <w:ilvl w:val="1"/>
-      </w:numPr>
+      <w:keepNext/>
+      <w:keepLines/>
+      <w:spacing w:after="240" w:before="240"/>
+      <w:jc w:val="center"/>
     </w:pPr>
     <w:rPr>
-      <w:rFonts w:cstheme="majorBidi" w:eastAsiaTheme="majorEastAsia"/>
-      <w:spacing w:val="15"/>
-      <w:sz w:val="28"/>
-      <w:szCs w:val="28"/>
-    </w:rPr>
-  </w:style>
-  <w:style w:customStyle="1" w:styleId="SubtitleChar" w:type="character">
-    <w:name w:val="Subtitle Char"/>
-    <w:basedOn w:val="DefaultParagraphFont"/>
-    <w:link w:val="Subtitle"/>
-    <w:uiPriority w:val="11"/>
-    <w:rsid w:val="00A10FD9"/>
-    <w:rPr>
-      <w:rFonts w:cstheme="majorBidi" w:eastAsiaTheme="majorEastAsia"/>
-      <w:color w:themeColor="text1" w:themeTint="A6" w:val="595959"/>
-      <w:spacing w:val="15"/>
-      <w:sz w:val="28"/>
-      <w:szCs w:val="28"/>
+      <w:sz w:val="30"/>
+      <w:szCs w:val="30"/>
     </w:rPr>
   </w:style>
   <w:style w:customStyle="1" w:styleId="Author" w:type="paragraph">
     <w:name w:val="Author"/>
-    <w:basedOn w:val="Title"/>
     <w:next w:val="BodyText"/>
     <w:qFormat/>
     <w:pPr>
       <w:keepNext/>
       <w:keepLines/>
+      <w:jc w:val="center"/>
     </w:pPr>
-    <w:rPr>
-      <w:sz w:val="24"/>
-      <w:szCs w:val="24"/>
-    </w:rPr>
   </w:style>
   <w:style w:styleId="Date" w:type="paragraph">
     <w:name w:val="Date"/>
-    <w:basedOn w:val="Title"/>
     <w:next w:val="BodyText"/>
     <w:qFormat/>
     <w:pPr>
       <w:keepNext/>
       <w:keepLines/>
+      <w:jc w:val="center"/>
     </w:pPr>
-    <w:rPr>
-      <w:sz w:val="24"/>
-      <w:szCs w:val="24"/>
-    </w:rPr>
   </w:style>
   <w:style w:customStyle="1" w:styleId="AbstractTitle" w:type="paragraph">
     <w:name w:val="Abstract Title"/>
@@ -7264,13 +7202,15 @@
     <w:pPr>
       <w:keepNext/>
       <w:keepLines/>
+      <w:jc w:val="center"/>
       <w:spacing w:after="0" w:before="300"/>
-      <w:jc w:val="center"/>
     </w:pPr>
     <w:rPr>
-      <w:b/>
       <w:sz w:val="20"/>
       <w:szCs w:val="20"/>
+      <w:b/>
+      <w:color w:val="345A8A"/>
+      &gt;
     </w:rPr>
   </w:style>
   <w:style w:customStyle="1" w:styleId="Abstract" w:type="paragraph">
@@ -7297,321 +7237,191 @@
     <w:rPr/>
   </w:style>
   <w:style w:styleId="Heading1" w:type="paragraph">
-    <w:name w:val="heading 1"/>
+    <w:name w:val="Heading 1"/>
     <w:basedOn w:val="Normal"/>
     <w:next w:val="BodyText"/>
-    <w:link w:val="Heading1Char"/>
     <w:uiPriority w:val="9"/>
     <w:qFormat/>
-    <w:rsid w:val="00A10FD9"/>
     <w:pPr>
       <w:keepNext/>
       <w:keepLines/>
-      <w:spacing w:after="80" w:before="360"/>
+      <w:spacing w:after="0" w:before="480"/>
       <w:outlineLvl w:val="0"/>
     </w:pPr>
     <w:rPr>
       <w:rFonts w:asciiTheme="majorHAnsi" w:cstheme="majorBidi" w:eastAsiaTheme="majorEastAsia" w:hAnsiTheme="majorHAnsi"/>
-      <w:color w:themeColor="accent1" w:themeShade="BF" w:val="0F4761"/>
-      <w:sz w:val="40"/>
-      <w:szCs w:val="40"/>
+      <w:b/>
+      <w:bCs/>
+      <w:color w:themeColor="accent1" w:val="4F81BD"/>
+      <w:sz w:val="32"/>
+      <w:szCs w:val="32"/>
     </w:rPr>
   </w:style>
   <w:style w:styleId="Heading2" w:type="paragraph">
-    <w:name w:val="heading 2"/>
+    <w:name w:val="Heading 2"/>
     <w:basedOn w:val="Normal"/>
     <w:next w:val="BodyText"/>
-    <w:link w:val="Heading2Char"/>
     <w:uiPriority w:val="9"/>
-    <w:semiHidden/>
     <w:unhideWhenUsed/>
     <w:qFormat/>
-    <w:rsid w:val="00A10FD9"/>
     <w:pPr>
       <w:keepNext/>
       <w:keepLines/>
-      <w:spacing w:after="80" w:before="160"/>
+      <w:spacing w:after="0" w:before="200"/>
       <w:outlineLvl w:val="1"/>
     </w:pPr>
     <w:rPr>
       <w:rFonts w:asciiTheme="majorHAnsi" w:cstheme="majorBidi" w:eastAsiaTheme="majorEastAsia" w:hAnsiTheme="majorHAnsi"/>
-      <w:color w:themeColor="accent1" w:themeShade="BF" w:val="0F4761"/>
-      <w:sz w:val="32"/>
-      <w:szCs w:val="32"/>
-    </w:rPr>
-  </w:style>
-  <w:style w:styleId="Heading3" w:type="paragraph">
-    <w:name w:val="heading 3"/>
-    <w:basedOn w:val="Normal"/>
-    <w:next w:val="BodyText"/>
-    <w:link w:val="Heading3Char"/>
-    <w:uiPriority w:val="9"/>
-    <w:semiHidden/>
-    <w:unhideWhenUsed/>
-    <w:qFormat/>
-    <w:rsid w:val="00A10FD9"/>
-    <w:pPr>
-      <w:keepNext/>
-      <w:keepLines/>
-      <w:spacing w:after="80" w:before="160"/>
-      <w:outlineLvl w:val="2"/>
-    </w:pPr>
-    <w:rPr>
-      <w:rFonts w:cstheme="majorBidi" w:eastAsiaTheme="majorEastAsia"/>
-      <w:color w:themeColor="accent1" w:themeShade="BF" w:val="0F4761"/>
+      <w:b/>
+      <w:bCs/>
+      <w:color w:themeColor="accent1" w:val="4F81BD"/>
       <w:sz w:val="28"/>
       <w:szCs w:val="28"/>
     </w:rPr>
   </w:style>
-  <w:style w:styleId="Heading4" w:type="paragraph">
-    <w:name w:val="heading 4"/>
+  <w:style w:styleId="Heading3" w:type="paragraph">
+    <w:name w:val="Heading 3"/>
     <w:basedOn w:val="Normal"/>
     <w:next w:val="BodyText"/>
-    <w:link w:val="Heading4Char"/>
     <w:uiPriority w:val="9"/>
-    <w:semiHidden/>
     <w:unhideWhenUsed/>
     <w:qFormat/>
-    <w:rsid w:val="00A10FD9"/>
     <w:pPr>
       <w:keepNext/>
       <w:keepLines/>
-      <w:spacing w:after="40" w:before="80"/>
+      <w:spacing w:after="0" w:before="200"/>
+      <w:outlineLvl w:val="2"/>
+    </w:pPr>
+    <w:rPr>
+      <w:rFonts w:asciiTheme="majorHAnsi" w:cstheme="majorBidi" w:eastAsiaTheme="majorEastAsia" w:hAnsiTheme="majorHAnsi"/>
+      <w:b/>
+      <w:bCs/>
+      <w:color w:themeColor="accent1" w:val="4F81BD"/>
+      <w:sz w:val="24"/>
+      <w:szCs w:val="24"/>
+    </w:rPr>
+  </w:style>
+  <w:style w:styleId="Heading4" w:type="paragraph">
+    <w:name w:val="Heading 4"/>
+    <w:basedOn w:val="Normal"/>
+    <w:next w:val="BodyText"/>
+    <w:uiPriority w:val="9"/>
+    <w:unhideWhenUsed/>
+    <w:qFormat/>
+    <w:pPr>
+      <w:keepNext/>
+      <w:keepLines/>
+      <w:spacing w:after="0" w:before="200"/>
       <w:outlineLvl w:val="3"/>
     </w:pPr>
     <w:rPr>
-      <w:rFonts w:cstheme="majorBidi" w:eastAsiaTheme="majorEastAsia"/>
+      <w:rFonts w:asciiTheme="majorHAnsi" w:cstheme="majorBidi" w:eastAsiaTheme="majorEastAsia" w:hAnsiTheme="majorHAnsi"/>
       <w:i/>
-      <w:iCs/>
-      <w:color w:themeColor="accent1" w:themeShade="BF" w:val="0F4761"/>
+      <w:bCs/>
+      <w:color w:themeColor="accent1" w:val="4F81BD"/>
+      <w:sz w:val="24"/>
+      <w:szCs w:val="24"/>
     </w:rPr>
   </w:style>
   <w:style w:styleId="Heading5" w:type="paragraph">
-    <w:name w:val="heading 5"/>
+    <w:name w:val="Heading 5"/>
     <w:basedOn w:val="Normal"/>
     <w:next w:val="BodyText"/>
-    <w:link w:val="Heading5Char"/>
     <w:uiPriority w:val="9"/>
-    <w:semiHidden/>
     <w:unhideWhenUsed/>
     <w:qFormat/>
-    <w:rsid w:val="00A10FD9"/>
     <w:pPr>
       <w:keepNext/>
       <w:keepLines/>
-      <w:spacing w:after="40" w:before="80"/>
+      <w:spacing w:after="0" w:before="200"/>
       <w:outlineLvl w:val="4"/>
     </w:pPr>
     <w:rPr>
-      <w:rFonts w:cstheme="majorBidi" w:eastAsiaTheme="majorEastAsia"/>
-      <w:color w:themeColor="accent1" w:themeShade="BF" w:val="0F4761"/>
+      <w:rFonts w:asciiTheme="majorHAnsi" w:cstheme="majorBidi" w:eastAsiaTheme="majorEastAsia" w:hAnsiTheme="majorHAnsi"/>
+      <w:iCs/>
+      <w:color w:themeColor="accent1" w:val="4F81BD"/>
+      <w:sz w:val="24"/>
+      <w:szCs w:val="24"/>
     </w:rPr>
   </w:style>
   <w:style w:styleId="Heading6" w:type="paragraph">
-    <w:name w:val="heading 6"/>
+    <w:name w:val="Heading 6"/>
     <w:basedOn w:val="Normal"/>
     <w:next w:val="BodyText"/>
-    <w:link w:val="Heading6Char"/>
     <w:uiPriority w:val="9"/>
-    <w:semiHidden/>
     <w:unhideWhenUsed/>
     <w:qFormat/>
-    <w:rsid w:val="00A10FD9"/>
     <w:pPr>
       <w:keepNext/>
       <w:keepLines/>
-      <w:spacing w:after="0" w:before="40"/>
+      <w:spacing w:after="0" w:before="200"/>
       <w:outlineLvl w:val="5"/>
     </w:pPr>
     <w:rPr>
-      <w:rFonts w:cstheme="majorBidi" w:eastAsiaTheme="majorEastAsia"/>
-      <w:i/>
-      <w:iCs/>
-      <w:color w:themeColor="text1" w:themeTint="A6" w:val="595959"/>
+      <w:rFonts w:asciiTheme="majorHAnsi" w:cstheme="majorBidi" w:eastAsiaTheme="majorEastAsia" w:hAnsiTheme="majorHAnsi"/>
+      <w:color w:themeColor="accent1" w:val="4F81BD"/>
+      <w:sz w:val="24"/>
+      <w:szCs w:val="24"/>
     </w:rPr>
   </w:style>
   <w:style w:styleId="Heading7" w:type="paragraph">
-    <w:name w:val="heading 7"/>
+    <w:name w:val="Heading 7"/>
     <w:basedOn w:val="Normal"/>
     <w:next w:val="BodyText"/>
-    <w:link w:val="Heading7Char"/>
     <w:uiPriority w:val="9"/>
-    <w:semiHidden/>
     <w:unhideWhenUsed/>
     <w:qFormat/>
-    <w:rsid w:val="00A10FD9"/>
     <w:pPr>
       <w:keepNext/>
       <w:keepLines/>
-      <w:spacing w:after="0" w:before="40"/>
+      <w:spacing w:after="0" w:before="200"/>
       <w:outlineLvl w:val="6"/>
     </w:pPr>
     <w:rPr>
-      <w:rFonts w:cstheme="majorBidi" w:eastAsiaTheme="majorEastAsia"/>
-      <w:color w:themeColor="text1" w:themeTint="A6" w:val="595959"/>
+      <w:rFonts w:asciiTheme="majorHAnsi" w:cstheme="majorBidi" w:eastAsiaTheme="majorEastAsia" w:hAnsiTheme="majorHAnsi"/>
+      <w:color w:themeColor="accent1" w:val="4F81BD"/>
+      <w:sz w:val="24"/>
+      <w:szCs w:val="24"/>
     </w:rPr>
   </w:style>
   <w:style w:styleId="Heading8" w:type="paragraph">
-    <w:name w:val="heading 8"/>
+    <w:name w:val="Heading 8"/>
     <w:basedOn w:val="Normal"/>
     <w:next w:val="BodyText"/>
-    <w:link w:val="Heading8Char"/>
     <w:uiPriority w:val="9"/>
-    <w:semiHidden/>
     <w:unhideWhenUsed/>
     <w:qFormat/>
-    <w:rsid w:val="00A10FD9"/>
     <w:pPr>
       <w:keepNext/>
       <w:keepLines/>
-      <w:spacing w:after="0"/>
+      <w:spacing w:after="0" w:before="200"/>
       <w:outlineLvl w:val="7"/>
     </w:pPr>
     <w:rPr>
-      <w:rFonts w:cstheme="majorBidi" w:eastAsiaTheme="majorEastAsia"/>
-      <w:i/>
-      <w:iCs/>
-      <w:color w:themeColor="text1" w:themeTint="D8" w:val="272727"/>
+      <w:rFonts w:asciiTheme="majorHAnsi" w:cstheme="majorBidi" w:eastAsiaTheme="majorEastAsia" w:hAnsiTheme="majorHAnsi"/>
+      <w:color w:themeColor="accent1" w:val="4F81BD"/>
+      <w:sz w:val="24"/>
+      <w:szCs w:val="24"/>
     </w:rPr>
   </w:style>
   <w:style w:styleId="Heading9" w:type="paragraph">
-    <w:name w:val="heading 9"/>
+    <w:name w:val="Heading 9"/>
     <w:basedOn w:val="Normal"/>
     <w:next w:val="BodyText"/>
-    <w:link w:val="Heading9Char"/>
     <w:uiPriority w:val="9"/>
-    <w:semiHidden/>
     <w:unhideWhenUsed/>
     <w:qFormat/>
-    <w:rsid w:val="00A10FD9"/>
     <w:pPr>
       <w:keepNext/>
       <w:keepLines/>
-      <w:spacing w:after="0"/>
+      <w:spacing w:after="0" w:before="200"/>
       <w:outlineLvl w:val="8"/>
     </w:pPr>
     <w:rPr>
-      <w:rFonts w:cstheme="majorBidi" w:eastAsiaTheme="majorEastAsia"/>
-      <w:color w:themeColor="text1" w:themeTint="D8" w:val="272727"/>
-    </w:rPr>
-  </w:style>
-  <w:style w:customStyle="1" w:styleId="Heading1Char" w:type="character">
-    <w:name w:val="Heading 1 Char"/>
-    <w:basedOn w:val="DefaultParagraphFont"/>
-    <w:link w:val="Heading1"/>
-    <w:uiPriority w:val="9"/>
-    <w:rsid w:val="00A10FD9"/>
-    <w:rPr>
       <w:rFonts w:asciiTheme="majorHAnsi" w:cstheme="majorBidi" w:eastAsiaTheme="majorEastAsia" w:hAnsiTheme="majorHAnsi"/>
-      <w:color w:themeColor="accent1" w:themeShade="BF" w:val="0F4761"/>
-      <w:sz w:val="40"/>
-      <w:szCs w:val="40"/>
-    </w:rPr>
-  </w:style>
-  <w:style w:customStyle="1" w:styleId="Heading2Char" w:type="character">
-    <w:name w:val="Heading 2 Char"/>
-    <w:basedOn w:val="DefaultParagraphFont"/>
-    <w:link w:val="Heading2"/>
-    <w:uiPriority w:val="9"/>
-    <w:semiHidden/>
-    <w:rsid w:val="00A10FD9"/>
-    <w:rPr>
-      <w:rFonts w:asciiTheme="majorHAnsi" w:cstheme="majorBidi" w:eastAsiaTheme="majorEastAsia" w:hAnsiTheme="majorHAnsi"/>
-      <w:color w:themeColor="accent1" w:themeShade="BF" w:val="0F4761"/>
-      <w:sz w:val="32"/>
-      <w:szCs w:val="32"/>
-    </w:rPr>
-  </w:style>
-  <w:style w:customStyle="1" w:styleId="Heading3Char" w:type="character">
-    <w:name w:val="Heading 3 Char"/>
-    <w:basedOn w:val="DefaultParagraphFont"/>
-    <w:link w:val="Heading3"/>
-    <w:uiPriority w:val="9"/>
-    <w:semiHidden/>
-    <w:rsid w:val="00A10FD9"/>
-    <w:rPr>
-      <w:rFonts w:cstheme="majorBidi" w:eastAsiaTheme="majorEastAsia"/>
-      <w:color w:themeColor="accent1" w:themeShade="BF" w:val="0F4761"/>
-      <w:sz w:val="28"/>
-      <w:szCs w:val="28"/>
-    </w:rPr>
-  </w:style>
-  <w:style w:customStyle="1" w:styleId="Heading4Char" w:type="character">
-    <w:name w:val="Heading 4 Char"/>
-    <w:basedOn w:val="DefaultParagraphFont"/>
-    <w:link w:val="Heading4"/>
-    <w:uiPriority w:val="9"/>
-    <w:semiHidden/>
-    <w:rsid w:val="00A10FD9"/>
-    <w:rPr>
-      <w:rFonts w:cstheme="majorBidi" w:eastAsiaTheme="majorEastAsia"/>
-      <w:i/>
-      <w:iCs/>
-      <w:color w:themeColor="accent1" w:themeShade="BF" w:val="0F4761"/>
-    </w:rPr>
-  </w:style>
-  <w:style w:customStyle="1" w:styleId="Heading5Char" w:type="character">
-    <w:name w:val="Heading 5 Char"/>
-    <w:basedOn w:val="DefaultParagraphFont"/>
-    <w:link w:val="Heading5"/>
-    <w:uiPriority w:val="9"/>
-    <w:semiHidden/>
-    <w:rsid w:val="00A10FD9"/>
-    <w:rPr>
-      <w:rFonts w:cstheme="majorBidi" w:eastAsiaTheme="majorEastAsia"/>
-      <w:color w:themeColor="accent1" w:themeShade="BF" w:val="0F4761"/>
-    </w:rPr>
-  </w:style>
-  <w:style w:customStyle="1" w:styleId="Heading6Char" w:type="character">
-    <w:name w:val="Heading 6 Char"/>
-    <w:basedOn w:val="DefaultParagraphFont"/>
-    <w:link w:val="Heading6"/>
-    <w:uiPriority w:val="9"/>
-    <w:semiHidden/>
-    <w:rsid w:val="00A10FD9"/>
-    <w:rPr>
-      <w:rFonts w:cstheme="majorBidi" w:eastAsiaTheme="majorEastAsia"/>
-      <w:i/>
-      <w:iCs/>
-      <w:color w:themeColor="text1" w:themeTint="A6" w:val="595959"/>
-    </w:rPr>
-  </w:style>
-  <w:style w:customStyle="1" w:styleId="Heading7Char" w:type="character">
-    <w:name w:val="Heading 7 Char"/>
-    <w:basedOn w:val="DefaultParagraphFont"/>
-    <w:link w:val="Heading7"/>
-    <w:uiPriority w:val="9"/>
-    <w:semiHidden/>
-    <w:rsid w:val="00A10FD9"/>
-    <w:rPr>
-      <w:rFonts w:cstheme="majorBidi" w:eastAsiaTheme="majorEastAsia"/>
-      <w:color w:themeColor="text1" w:themeTint="A6" w:val="595959"/>
-    </w:rPr>
-  </w:style>
-  <w:style w:customStyle="1" w:styleId="Heading8Char" w:type="character">
-    <w:name w:val="Heading 8 Char"/>
-    <w:basedOn w:val="DefaultParagraphFont"/>
-    <w:link w:val="Heading8"/>
-    <w:uiPriority w:val="9"/>
-    <w:semiHidden/>
-    <w:rsid w:val="00A10FD9"/>
-    <w:rPr>
-      <w:rFonts w:cstheme="majorBidi" w:eastAsiaTheme="majorEastAsia"/>
-      <w:i/>
-      <w:iCs/>
-      <w:color w:themeColor="text1" w:themeTint="D8" w:val="272727"/>
-    </w:rPr>
-  </w:style>
-  <w:style w:customStyle="1" w:styleId="Heading9Char" w:type="character">
-    <w:name w:val="Heading 9 Char"/>
-    <w:basedOn w:val="DefaultParagraphFont"/>
-    <w:link w:val="Heading9"/>
-    <w:uiPriority w:val="9"/>
-    <w:semiHidden/>
-    <w:rsid w:val="00A10FD9"/>
-    <w:rPr>
-      <w:rFonts w:cstheme="majorBidi" w:eastAsiaTheme="majorEastAsia"/>
-      <w:color w:themeColor="text1" w:themeTint="D8" w:val="272727"/>
+      <w:color w:themeColor="accent1" w:val="4F81BD"/>
+      <w:sz w:val="24"/>
+      <w:szCs w:val="24"/>
     </w:rPr>
   </w:style>
   <w:style w:styleId="BlockText" w:type="paragraph">
@@ -7634,18 +7444,6 @@
     <w:unhideWhenUsed/>
     <w:qFormat/>
   </w:style>
-  <w:style w:styleId="FootnoteBlockText" w:type="paragraph">
-    <w:name w:val="Footnote Block Text"/>
-    <w:basedOn w:val="FootnoteText"/>
-    <w:next w:val="FootnoteText"/>
-    <w:uiPriority w:val="9"/>
-    <w:unhideWhenUsed/>
-    <w:qFormat/>
-    <w:pPr>
-      <w:spacing w:after="100" w:before="100"/>
-      <w:ind w:firstLine="0" w:left="480" w:right="480"/>
-    </w:pPr>
-  </w:style>
   <w:style w:default="1" w:styleId="DefaultParagraphFont" w:type="character">
     <w:name w:val="Default Paragraph Font"/>
     <w:semiHidden/>
@@ -7667,11 +7465,18 @@
       </w:tblCellMar>
     </w:tblPr>
     <w:tblStylePr w:type="firstRow">
+      <w:tblPr>
+        <w:jc w:val="left"/>
+        <w:tblInd w:type="dxa" w:w="0"/>
+      </w:tblPr>
+      <w:trPr>
+        <w:jc w:val="left"/>
+      </w:trPr>
       <w:tcPr>
+        <w:vAlign w:val="bottom"/>
         <w:tcBorders>
           <w:bottom w:val="single"/>
         </w:tcBorders>
-        <w:vAlign w:val="bottom"/>
       </w:tcPr>
     </w:tblStylePr>
   </w:style>
@@ -7786,8 +7591,8 @@
     <w:name w:val="KeywordTok"/>
     <w:basedOn w:val="VerbatimChar"/>
     <w:rPr>
+      <w:color w:val="007020"/>
       <w:b/>
-      <w:color w:val="007020"/>
     </w:rPr>
   </w:style>
   <w:style w:type="character" w:customStyle="1" w:styleId="DataTypeTok">
@@ -7864,42 +7669,42 @@
     <w:name w:val="ImportTok"/>
     <w:basedOn w:val="VerbatimChar"/>
     <w:rPr>
+      <w:color w:val="008000"/>
       <w:b/>
-      <w:color w:val="008000"/>
     </w:rPr>
   </w:style>
   <w:style w:type="character" w:customStyle="1" w:styleId="CommentTok">
     <w:name w:val="CommentTok"/>
     <w:basedOn w:val="VerbatimChar"/>
     <w:rPr>
+      <w:color w:val="60a0b0"/>
       <w:i/>
-      <w:color w:val="60a0b0"/>
     </w:rPr>
   </w:style>
   <w:style w:type="character" w:customStyle="1" w:styleId="DocumentationTok">
     <w:name w:val="DocumentationTok"/>
     <w:basedOn w:val="VerbatimChar"/>
     <w:rPr>
+      <w:color w:val="ba2121"/>
       <w:i/>
-      <w:color w:val="ba2121"/>
     </w:rPr>
   </w:style>
   <w:style w:type="character" w:customStyle="1" w:styleId="AnnotationTok">
     <w:name w:val="AnnotationTok"/>
     <w:basedOn w:val="VerbatimChar"/>
     <w:rPr>
+      <w:color w:val="60a0b0"/>
       <w:b/>
       <w:i/>
-      <w:color w:val="60a0b0"/>
     </w:rPr>
   </w:style>
   <w:style w:type="character" w:customStyle="1" w:styleId="CommentVarTok">
     <w:name w:val="CommentVarTok"/>
     <w:basedOn w:val="VerbatimChar"/>
     <w:rPr>
+      <w:color w:val="60a0b0"/>
       <w:b/>
       <w:i/>
-      <w:color w:val="60a0b0"/>
     </w:rPr>
   </w:style>
   <w:style w:type="character" w:customStyle="1" w:styleId="OtherTok">
@@ -7927,8 +7732,8 @@
     <w:name w:val="ControlFlowTok"/>
     <w:basedOn w:val="VerbatimChar"/>
     <w:rPr>
+      <w:color w:val="007020"/>
       <w:b/>
-      <w:color w:val="007020"/>
     </w:rPr>
   </w:style>
   <w:style w:type="character" w:customStyle="1" w:styleId="OperatorTok">
@@ -7973,34 +7778,34 @@
     <w:name w:val="InformationTok"/>
     <w:basedOn w:val="VerbatimChar"/>
     <w:rPr>
+      <w:color w:val="60a0b0"/>
       <w:b/>
       <w:i/>
-      <w:color w:val="60a0b0"/>
     </w:rPr>
   </w:style>
   <w:style w:type="character" w:customStyle="1" w:styleId="WarningTok">
     <w:name w:val="WarningTok"/>
     <w:basedOn w:val="VerbatimChar"/>
     <w:rPr>
+      <w:color w:val="60a0b0"/>
       <w:b/>
       <w:i/>
-      <w:color w:val="60a0b0"/>
     </w:rPr>
   </w:style>
   <w:style w:type="character" w:customStyle="1" w:styleId="AlertTok">
     <w:name w:val="AlertTok"/>
     <w:basedOn w:val="VerbatimChar"/>
     <w:rPr>
+      <w:color w:val="ff0000"/>
       <w:b/>
-      <w:color w:val="ff0000"/>
     </w:rPr>
   </w:style>
   <w:style w:type="character" w:customStyle="1" w:styleId="ErrorTok">
     <w:name w:val="ErrorTok"/>
     <w:basedOn w:val="VerbatimChar"/>
     <w:rPr>
+      <w:color w:val="ff0000"/>
       <w:b/>
-      <w:color w:val="ff0000"/>
     </w:rPr>
   </w:style>
   <w:style w:type="character" w:customStyle="1" w:styleId="NormalTok">
@@ -8022,44 +7827,44 @@
         <a:sysClr val="window" lastClr="FFFFFF"/>
       </a:lt1>
       <a:dk2>
-        <a:srgbClr val="0E2841"/>
+        <a:srgbClr val="1F497D"/>
       </a:dk2>
       <a:lt2>
-        <a:srgbClr val="E8E8E8"/>
+        <a:srgbClr val="EEECE1"/>
       </a:lt2>
       <a:accent1>
-        <a:srgbClr val="156082"/>
+        <a:srgbClr val="4F81BD"/>
       </a:accent1>
       <a:accent2>
-        <a:srgbClr val="E97132"/>
+        <a:srgbClr val="C0504D"/>
       </a:accent2>
       <a:accent3>
-        <a:srgbClr val="196B24"/>
+        <a:srgbClr val="9BBB59"/>
       </a:accent3>
       <a:accent4>
-        <a:srgbClr val="0F9ED5"/>
+        <a:srgbClr val="8064A2"/>
       </a:accent4>
       <a:accent5>
-        <a:srgbClr val="A02B93"/>
+        <a:srgbClr val="4BACC6"/>
       </a:accent5>
       <a:accent6>
-        <a:srgbClr val="4EA72E"/>
+        <a:srgbClr val="F79646"/>
       </a:accent6>
       <a:hlink>
-        <a:srgbClr val="467886"/>
+        <a:srgbClr val="0000FF"/>
       </a:hlink>
       <a:folHlink>
-        <a:srgbClr val="96607D"/>
+        <a:srgbClr val="800080"/>
       </a:folHlink>
     </a:clrScheme>
     <a:fontScheme name="Office">
       <a:majorFont>
-        <a:latin typeface="Aptos Display" panose="02110004020202020204"/>
+        <a:latin typeface="Calibri"/>
         <a:ea typeface=""/>
         <a:cs typeface=""/>
-        <a:font script="Jpan" typeface="游ゴシック Light"/>
+        <a:font script="Jpan" typeface="ＭＳ ゴシック"/>
         <a:font script="Hang" typeface="맑은 고딕"/>
-        <a:font script="Hans" typeface="等线 Light"/>
+        <a:font script="Hans" typeface="宋体"/>
         <a:font script="Hant" typeface="新細明體"/>
         <a:font script="Arab" typeface="Times New Roman"/>
         <a:font script="Hebr" typeface="Times New Roman"/>
@@ -8086,32 +7891,14 @@
         <a:font script="Mong" typeface="Mongolian Baiti"/>
         <a:font script="Viet" typeface="Times New Roman"/>
         <a:font script="Uigh" typeface="Microsoft Uighur"/>
-        <a:font script="Geor" typeface="Sylfaen"/>
-        <a:font script="Armn" typeface="Arial"/>
-        <a:font script="Bugi" typeface="Leelawadee UI"/>
-        <a:font script="Bopo" typeface="Microsoft JhengHei"/>
-        <a:font script="Java" typeface="Javanese Text"/>
-        <a:font script="Lisu" typeface="Segoe UI"/>
-        <a:font script="Mymr" typeface="Myanmar Text"/>
-        <a:font script="Nkoo" typeface="Ebrima"/>
-        <a:font script="Olck" typeface="Nirmala UI"/>
-        <a:font script="Osma" typeface="Ebrima"/>
-        <a:font script="Phag" typeface="Phagspa"/>
-        <a:font script="Syrn" typeface="Estrangelo Edessa"/>
-        <a:font script="Syrj" typeface="Estrangelo Edessa"/>
-        <a:font script="Syre" typeface="Estrangelo Edessa"/>
-        <a:font script="Sora" typeface="Nirmala UI"/>
-        <a:font script="Tale" typeface="Microsoft Tai Le"/>
-        <a:font script="Talu" typeface="Microsoft New Tai Lue"/>
-        <a:font script="Tfng" typeface="Ebrima"/>
       </a:majorFont>
       <a:minorFont>
-        <a:latin typeface="Aptos" panose="02110004020202020204"/>
+        <a:latin typeface="Cambria"/>
         <a:ea typeface=""/>
         <a:cs typeface=""/>
-        <a:font script="Jpan" typeface="游明朝"/>
+        <a:font script="Jpan" typeface="ＭＳ 明朝"/>
         <a:font script="Hang" typeface="맑은 고딕"/>
-        <a:font script="Hans" typeface="等线"/>
+        <a:font script="Hans" typeface="宋体"/>
         <a:font script="Hant" typeface="新細明體"/>
         <a:font script="Arab" typeface="Arial"/>
         <a:font script="Hebr" typeface="Arial"/>
@@ -8138,24 +7925,6 @@
         <a:font script="Mong" typeface="Mongolian Baiti"/>
         <a:font script="Viet" typeface="Arial"/>
         <a:font script="Uigh" typeface="Microsoft Uighur"/>
-        <a:font script="Geor" typeface="Sylfaen"/>
-        <a:font script="Armn" typeface="Arial"/>
-        <a:font script="Bugi" typeface="Leelawadee UI"/>
-        <a:font script="Bopo" typeface="Microsoft JhengHei"/>
-        <a:font script="Java" typeface="Javanese Text"/>
-        <a:font script="Lisu" typeface="Segoe UI"/>
-        <a:font script="Mymr" typeface="Myanmar Text"/>
-        <a:font script="Nkoo" typeface="Ebrima"/>
-        <a:font script="Olck" typeface="Nirmala UI"/>
-        <a:font script="Osma" typeface="Ebrima"/>
-        <a:font script="Phag" typeface="Phagspa"/>
-        <a:font script="Syrn" typeface="Estrangelo Edessa"/>
-        <a:font script="Syrj" typeface="Estrangelo Edessa"/>
-        <a:font script="Syre" typeface="Estrangelo Edessa"/>
-        <a:font script="Sora" typeface="Nirmala UI"/>
-        <a:font script="Tale" typeface="Microsoft Tai Le"/>
-        <a:font script="Talu" typeface="Microsoft New Tai Lue"/>
-        <a:font script="Tfng" typeface="Ebrima"/>
       </a:minorFont>
     </a:fontScheme>
     <a:fmtScheme name="Office">
@@ -8167,141 +7936,200 @@
           <a:gsLst>
             <a:gs pos="0">
               <a:schemeClr val="phClr">
-                <a:lumMod val="110000"/>
-                <a:satMod val="105000"/>
-                <a:tint val="67000"/>
+                <a:tint val="50000"/>
+                <a:satMod val="300000"/>
               </a:schemeClr>
             </a:gs>
-            <a:gs pos="50000">
+            <a:gs pos="35000">
               <a:schemeClr val="phClr">
-                <a:lumMod val="105000"/>
-                <a:satMod val="103000"/>
-                <a:tint val="73000"/>
+                <a:tint val="37000"/>
+                <a:satMod val="300000"/>
               </a:schemeClr>
             </a:gs>
             <a:gs pos="100000">
               <a:schemeClr val="phClr">
-                <a:lumMod val="105000"/>
-                <a:satMod val="109000"/>
-                <a:tint val="81000"/>
+                <a:tint val="15000"/>
+                <a:satMod val="350000"/>
               </a:schemeClr>
             </a:gs>
           </a:gsLst>
-          <a:lin ang="5400000" scaled="0"/>
+          <a:lin ang="16200000" scaled="1"/>
         </a:gradFill>
         <a:gradFill rotWithShape="1">
           <a:gsLst>
             <a:gs pos="0">
               <a:schemeClr val="phClr">
-                <a:satMod val="103000"/>
-                <a:lumMod val="102000"/>
-                <a:tint val="94000"/>
-              </a:schemeClr>
-            </a:gs>
-            <a:gs pos="50000">
-              <a:schemeClr val="phClr">
-                <a:satMod val="110000"/>
-                <a:lumMod val="100000"/>
+                <a:tint val="100000"/>
                 <a:shade val="100000"/>
+                <a:satMod val="130000"/>
               </a:schemeClr>
             </a:gs>
             <a:gs pos="100000">
               <a:schemeClr val="phClr">
-                <a:lumMod val="99000"/>
-                <a:satMod val="120000"/>
-                <a:shade val="78000"/>
+                <a:tint val="50000"/>
+                <a:shade val="100000"/>
+                <a:satMod val="350000"/>
               </a:schemeClr>
             </a:gs>
           </a:gsLst>
-          <a:lin ang="5400000" scaled="0"/>
+          <a:lin ang="16200000" scaled="0"/>
         </a:gradFill>
       </a:fillStyleLst>
       <a:lnStyleLst>
-        <a:ln w="6350" cap="flat" cmpd="sng" algn="ctr">
+        <a:ln w="9525" cap="flat" cmpd="sng" algn="ctr">
+          <a:solidFill>
+            <a:schemeClr val="phClr">
+              <a:shade val="95000"/>
+              <a:satMod val="105000"/>
+            </a:schemeClr>
+          </a:solidFill>
+          <a:prstDash val="solid"/>
+        </a:ln>
+        <a:ln w="25400" cap="flat" cmpd="sng" algn="ctr">
           <a:solidFill>
             <a:schemeClr val="phClr"/>
           </a:solidFill>
           <a:prstDash val="solid"/>
-          <a:miter lim="800000"/>
         </a:ln>
-        <a:ln w="12700" cap="flat" cmpd="sng" algn="ctr">
+        <a:ln w="38100" cap="flat" cmpd="sng" algn="ctr">
           <a:solidFill>
             <a:schemeClr val="phClr"/>
           </a:solidFill>
           <a:prstDash val="solid"/>
-          <a:miter lim="800000"/>
-        </a:ln>
-        <a:ln w="19050" cap="flat" cmpd="sng" algn="ctr">
-          <a:solidFill>
-            <a:schemeClr val="phClr"/>
-          </a:solidFill>
-          <a:prstDash val="solid"/>
-          <a:miter lim="800000"/>
         </a:ln>
       </a:lnStyleLst>
       <a:effectStyleLst>
         <a:effectStyle>
-          <a:effectLst/>
-        </a:effectStyle>
-        <a:effectStyle>
-          <a:effectLst/>
+          <a:effectLst>
+            <a:outerShdw blurRad="40000" dist="20000" dir="5400000" rotWithShape="0">
+              <a:srgbClr val="000000">
+                <a:alpha val="38000"/>
+              </a:srgbClr>
+            </a:outerShdw>
+          </a:effectLst>
         </a:effectStyle>
         <a:effectStyle>
           <a:effectLst>
-            <a:outerShdw blurRad="57150" dist="19050" dir="5400000" algn="ctr" rotWithShape="0">
+            <a:outerShdw blurRad="40000" dist="23000" dir="5400000" rotWithShape="0">
               <a:srgbClr val="000000">
-                <a:alpha val="63000"/>
+                <a:alpha val="35000"/>
               </a:srgbClr>
             </a:outerShdw>
           </a:effectLst>
+        </a:effectStyle>
+        <a:effectStyle>
+          <a:effectLst>
+            <a:outerShdw blurRad="40000" dist="23000" dir="5400000" rotWithShape="0">
+              <a:srgbClr val="000000">
+                <a:alpha val="35000"/>
+              </a:srgbClr>
+            </a:outerShdw>
+          </a:effectLst>
+          <a:scene3d>
+            <a:camera prst="orthographicFront">
+              <a:rot lat="0" lon="0" rev="0"/>
+            </a:camera>
+            <a:lightRig rig="threePt" dir="t">
+              <a:rot lat="0" lon="0" rev="1200000"/>
+            </a:lightRig>
+          </a:scene3d>
+          <a:sp3d>
+            <a:bevelT w="63500" h="25400"/>
+          </a:sp3d>
         </a:effectStyle>
       </a:effectStyleLst>
       <a:bgFillStyleLst>
         <a:solidFill>
           <a:schemeClr val="phClr"/>
         </a:solidFill>
-        <a:solidFill>
-          <a:schemeClr val="phClr">
-            <a:tint val="95000"/>
-            <a:satMod val="170000"/>
-          </a:schemeClr>
-        </a:solidFill>
         <a:gradFill rotWithShape="1">
           <a:gsLst>
             <a:gs pos="0">
               <a:schemeClr val="phClr">
-                <a:tint val="93000"/>
-                <a:satMod val="150000"/>
-                <a:shade val="98000"/>
-                <a:lumMod val="102000"/>
+                <a:tint val="40000"/>
+                <a:satMod val="350000"/>
               </a:schemeClr>
             </a:gs>
-            <a:gs pos="50000">
+            <a:gs pos="40000">
               <a:schemeClr val="phClr">
-                <a:tint val="98000"/>
-                <a:satMod val="130000"/>
-                <a:shade val="90000"/>
-                <a:lumMod val="103000"/>
+                <a:tint val="45000"/>
+                <a:shade val="99000"/>
+                <a:satMod val="350000"/>
               </a:schemeClr>
             </a:gs>
             <a:gs pos="100000">
               <a:schemeClr val="phClr">
-                <a:shade val="63000"/>
-                <a:satMod val="120000"/>
+                <a:shade val="20000"/>
+                <a:satMod val="255000"/>
               </a:schemeClr>
             </a:gs>
           </a:gsLst>
-          <a:lin ang="5400000" scaled="0"/>
+          <a:path path="circle">
+            <a:fillToRect l="50000" t="-80000" r="50000" b="180000"/>
+          </a:path>
+        </a:gradFill>
+        <a:gradFill rotWithShape="1">
+          <a:gsLst>
+            <a:gs pos="0">
+              <a:schemeClr val="phClr">
+                <a:tint val="80000"/>
+                <a:satMod val="300000"/>
+              </a:schemeClr>
+            </a:gs>
+            <a:gs pos="100000">
+              <a:schemeClr val="phClr">
+                <a:shade val="30000"/>
+                <a:satMod val="200000"/>
+              </a:schemeClr>
+            </a:gs>
+          </a:gsLst>
+          <a:path path="circle">
+            <a:fillToRect l="50000" t="50000" r="50000" b="50000"/>
+          </a:path>
         </a:gradFill>
       </a:bgFillStyleLst>
     </a:fmtScheme>
   </a:themeElements>
-  <a:objectDefaults/>
+  <a:objectDefaults>
+    <a:spDef>
+      <a:spPr/>
+      <a:bodyPr/>
+      <a:lstStyle/>
+      <a:style>
+        <a:lnRef idx="1">
+          <a:schemeClr val="accent1"/>
+        </a:lnRef>
+        <a:fillRef idx="3">
+          <a:schemeClr val="accent1"/>
+        </a:fillRef>
+        <a:effectRef idx="2">
+          <a:schemeClr val="accent1"/>
+        </a:effectRef>
+        <a:fontRef idx="minor">
+          <a:schemeClr val="lt1"/>
+        </a:fontRef>
+      </a:style>
+    </a:spDef>
+    <a:lnDef>
+      <a:spPr/>
+      <a:bodyPr/>
+      <a:lstStyle/>
+      <a:style>
+        <a:lnRef idx="2">
+          <a:schemeClr val="accent1"/>
+        </a:lnRef>
+        <a:fillRef idx="0">
+          <a:schemeClr val="accent1"/>
+        </a:fillRef>
+        <a:effectRef idx="1">
+          <a:schemeClr val="accent1"/>
+        </a:effectRef>
+        <a:fontRef idx="minor">
+          <a:schemeClr val="tx1"/>
+        </a:fontRef>
+      </a:style>
+    </a:lnDef>
+  </a:objectDefaults>
   <a:extraClrSchemeLst/>
-  <a:extLst>
-    <a:ext uri="{05A4C25C-085E-4340-85A3-A5531E510DB2}">
-      <thm15:themeFamily xmlns:thm15="http://schemas.microsoft.com/office/thememl/2012/main" name="Office Theme" id="{2E142A2C-CD16-42D6-873A-C26D2A0506FA}" vid="{1BDDFF52-6CD6-40A5-AB3C-68EB2F1E4D0A}"/>
-    </a:ext>
-  </a:extLst>
 </a:theme>
 </file>
--- a/02-management-systems/ISO_IEC_27001_27002/Portugues_BR/ISO_IEC_27001_27002_Practical_Manager_and_Junior_Analyst_Manual_Portugues_BR_v1.0.docx
+++ b/02-management-systems/ISO_IEC_27001_27002/Portugues_BR/ISO_IEC_27001_27002_Practical_Manager_and_Junior_Analyst_Manual_Portugues_BR_v1.0.docx
@@ -8,8 +8,8 @@
       </w:pPr>
       <w:r>
         <w:rPr>
+          <w:bCs/>
           <w:b/>
-          <w:bCs/>
         </w:rPr>
         <w:t xml:space="preserve">Status da revisão:</w:t>
       </w:r>
@@ -34,8 +34,8 @@
       </w:pPr>
       <w:r>
         <w:rPr>
+          <w:bCs/>
           <w:b/>
-          <w:bCs/>
         </w:rPr>
         <w:t xml:space="preserve">ISO/IEC 27001:2022 &amp; ISO/IEC 27002:2022</w:t>
       </w:r>
@@ -50,11 +50,11 @@
     </w:p>
     <w:p>
       <w:pPr>
+        <w:numPr>
+          <w:ilvl w:val="0"/>
+          <w:numId w:val="1001"/>
+        </w:numPr>
         <w:pStyle w:val="Compact"/>
-        <w:numPr>
-          <w:ilvl w:val="0"/>
-          <w:numId w:val="1001"/>
-        </w:numPr>
       </w:pPr>
       <w:r>
         <w:t xml:space="preserve">Um manual de trabalho para gerentes, analistas júnior, estudantes, mudadores de carreira, auditores internos e equipes de segurança*</w:t>
@@ -76,7 +76,7 @@
         <w:t xml:space="preserve">Primeira edição • Julho de 2026</w:t>
       </w:r>
     </w:p>
-    <w:bookmarkStart w:id="9" w:name="Xbf5189919babb995e618ebfb86d8d0a3f5edff3"/>
+    <w:bookmarkStart w:id="20" w:name="Xbf5189919babb995e618ebfb86d8d0a3f5edff3"/>
     <w:p>
       <w:pPr>
         <w:pStyle w:val="Heading2"/>
@@ -85,8 +85,8 @@
         <w:t xml:space="preserve">• todos os 93 controlos do Anexo A • risco • declaração de aplicabilidade • auditoria • certificação • provas • ferramentas • laboratórios • preparação para a carreira</w:t>
       </w:r>
     </w:p>
-    <w:bookmarkEnd w:id="9"/>
-    <w:bookmarkStart w:id="12" w:name="publicação-e-aviso-de-uso"/>
+    <w:bookmarkEnd w:id="20"/>
+    <w:bookmarkStart w:id="23" w:name="publicação-e-aviso-de-uso"/>
     <w:p>
       <w:pPr>
         <w:pStyle w:val="Heading1"/>
@@ -127,7 +127,7 @@
         <w:t xml:space="preserve">ISO desenvolve padrões, mas não certifica as organizações. A certificação é opcional e é realizada por organismos de certificação. Verifique o status de acreditação, escopo, locais, versão e certificado antes de confiar em uma reivindicação de certificação.</w:t>
       </w:r>
     </w:p>
-    <w:bookmarkStart w:id="10" w:name="uso-ético-e-autorizado"/>
+    <w:bookmarkStart w:id="21" w:name="uso-ético-e-autorizado"/>
     <w:p>
       <w:pPr>
         <w:pStyle w:val="Heading2"/>
@@ -154,11 +154,11 @@
     </w:p>
     <w:p>
       <w:pPr>
+        <w:numPr>
+          <w:ilvl w:val="0"/>
+          <w:numId w:val="1002"/>
+        </w:numPr>
         <w:pStyle w:val="Compact"/>
-        <w:numPr>
-          <w:ilvl w:val="0"/>
-          <w:numId w:val="1002"/>
-        </w:numPr>
       </w:pPr>
       <w:r>
         <w:t xml:space="preserve">Uma introdução prática à gestão da segurança da informação e à garantia baseada em provas.*</w:t>
@@ -228,8 +228,8 @@
         <w:t xml:space="preserve">As organizações que buscam certificação devem confirmar as expectativas de certificação, alteração, escopo de certificação e credenciamento com profissionais competentes.</w:t>
       </w:r>
     </w:p>
-    <w:bookmarkEnd w:id="10"/>
-    <w:bookmarkStart w:id="11" w:name="X0cfecd73b3e7464c1411039c76db8ea2290e91b"/>
+    <w:bookmarkEnd w:id="21"/>
+    <w:bookmarkStart w:id="22" w:name="X0cfecd73b3e7464c1411039c76db8ea2290e91b"/>
     <w:p>
       <w:pPr>
         <w:pStyle w:val="Heading2"/>
@@ -1055,9 +1055,9 @@
         </w:r>
       </w:hyperlink>
     </w:p>
-    <w:bookmarkEnd w:id="11"/>
-    <w:bookmarkEnd w:id="12"/>
-    <w:bookmarkStart w:id="15" w:name="isoiec-27001-e-27002-fundações"/>
+    <w:bookmarkEnd w:id="22"/>
+    <w:bookmarkEnd w:id="23"/>
+    <w:bookmarkStart w:id="26" w:name="isoiec-27001-e-27002-fundações"/>
     <w:p>
       <w:pPr>
         <w:pStyle w:val="Heading1"/>
@@ -1068,11 +1068,11 @@
     </w:p>
     <w:p>
       <w:pPr>
+        <w:numPr>
+          <w:ilvl w:val="0"/>
+          <w:numId w:val="1003"/>
+        </w:numPr>
         <w:pStyle w:val="Compact"/>
-        <w:numPr>
-          <w:ilvl w:val="0"/>
-          <w:numId w:val="1003"/>
-        </w:numPr>
       </w:pPr>
       <w:r>
         <w:t xml:space="preserve">Edições atuais, propósito, relacionamento e limitações importantes.*</w:t>
@@ -1091,7 +1091,7 @@
         <w:t xml:space="preserve">Figura 1. Ciclo de melhoria contínua do ISMS</w:t>
       </w:r>
     </w:p>
-    <w:bookmarkStart w:id="14" w:name="documento-função-certificação"/>
+    <w:bookmarkStart w:id="25" w:name="documento-função-certificação"/>
     <w:p>
       <w:pPr>
         <w:pStyle w:val="Heading2"/>
@@ -1104,8 +1104,8 @@
       </w:r>
       <w:r>
         <w:rPr>
+          <w:bCs/>
           <w:b/>
-          <w:bCs/>
         </w:rPr>
         <w:t xml:space="preserve">Documento</w:t>
       </w:r>
@@ -1114,8 +1114,8 @@
       </w:r>
       <w:r>
         <w:rPr>
+          <w:bCs/>
           <w:b/>
-          <w:bCs/>
         </w:rPr>
         <w:t xml:space="preserve">Função</w:t>
       </w:r>
@@ -1124,8 +1124,8 @@
       </w:r>
       <w:r>
         <w:rPr>
+          <w:bCs/>
           <w:b/>
-          <w:bCs/>
         </w:rPr>
         <w:t xml:space="preserve">Certificação</w:t>
       </w:r>
@@ -1202,11 +1202,11 @@
     </w:p>
     <w:p>
       <w:pPr>
+        <w:numPr>
+          <w:ilvl w:val="0"/>
+          <w:numId w:val="1005"/>
+        </w:numPr>
         <w:pStyle w:val="Compact"/>
-        <w:numPr>
-          <w:ilvl w:val="0"/>
-          <w:numId w:val="1005"/>
-        </w:numPr>
       </w:pPr>
       <w:r>
         <w:t xml:space="preserve">Âmbito de aplicação do ISMS e partes interessadas</w:t>
@@ -1302,17 +1302,17 @@
     </w:p>
     <w:p>
       <w:pPr>
+        <w:numPr>
+          <w:ilvl w:val="0"/>
+          <w:numId w:val="1006"/>
+        </w:numPr>
         <w:pStyle w:val="Heading2"/>
-        <w:numPr>
-          <w:ilvl w:val="0"/>
-          <w:numId w:val="1006"/>
-        </w:numPr>
-      </w:pPr>
-      <w:bookmarkStart w:id="13" w:name="X6cf7bf4031c4143229ada689888c56631ec5db9"/>
+      </w:pPr>
+      <w:bookmarkStart w:id="24" w:name="X6cf7bf4031c4143229ada689888c56631ec5db9"/>
       <w:r>
         <w:t xml:space="preserve">** Teste de escopo** ** Pergunta gerencial** ** Evidência**</w:t>
       </w:r>
-      <w:bookmarkEnd w:id="13"/>
+      <w:bookmarkEnd w:id="24"/>
     </w:p>
     <w:p>
       <w:pPr>
@@ -1349,9 +1349,9 @@
         <w:t xml:space="preserve">• Relevância climática • Os efeitos climáticos ou as expectativas das partes interessadas podem afetar a disponibilidade, fornecedores, instalações, pessoas ou obrigações? • Análise de contexto, decisão, ações quando relevante</w:t>
       </w:r>
     </w:p>
-    <w:bookmarkEnd w:id="14"/>
-    <w:bookmarkEnd w:id="15"/>
-    <w:bookmarkStart w:id="17" w:name="avaliação-de-risco-e-tratamento-de-risco"/>
+    <w:bookmarkEnd w:id="25"/>
+    <w:bookmarkEnd w:id="26"/>
+    <w:bookmarkStart w:id="28" w:name="avaliação-de-risco-e-tratamento-de-risco"/>
     <w:p>
       <w:pPr>
         <w:pStyle w:val="Heading1"/>
@@ -1362,11 +1362,11 @@
     </w:p>
     <w:p>
       <w:pPr>
+        <w:numPr>
+          <w:ilvl w:val="0"/>
+          <w:numId w:val="1007"/>
+        </w:numPr>
         <w:pStyle w:val="Compact"/>
-        <w:numPr>
-          <w:ilvl w:val="0"/>
-          <w:numId w:val="1007"/>
-        </w:numPr>
       </w:pPr>
       <w:r>
         <w:t xml:space="preserve">Um método repetitivo que conecta o risco de negócios para controlar decisões.*</w:t>
@@ -1395,13 +1395,13 @@
     </w:p>
     <w:p>
       <w:pPr>
+        <w:numPr>
+          <w:ilvl w:val="0"/>
+          <w:numId w:val="1008"/>
+        </w:numPr>
         <w:pStyle w:val="Heading2"/>
-        <w:numPr>
-          <w:ilvl w:val="0"/>
-          <w:numId w:val="1008"/>
-        </w:numPr>
-      </w:pPr>
-      <w:bookmarkStart w:id="16" w:name="campo-exemplo-de-conteúdo"/>
+      </w:pPr>
+      <w:bookmarkStart w:id="27" w:name="campo-exemplo-de-conteúdo"/>
       <w:r>
         <w:t xml:space="preserve">** Campo**</w:t>
       </w:r>
@@ -1410,20 +1410,20 @@
       </w:r>
       <w:r>
         <w:rPr>
+          <w:bCs/>
           <w:b/>
-          <w:bCs/>
         </w:rPr>
         <w:t xml:space="preserve">Exemplo de conteúdo</w:t>
       </w:r>
-      <w:bookmarkEnd w:id="16"/>
-    </w:p>
-    <w:p>
-      <w:pPr>
+      <w:bookmarkEnd w:id="27"/>
+    </w:p>
+    <w:p>
+      <w:pPr>
+        <w:numPr>
+          <w:ilvl w:val="0"/>
+          <w:numId w:val="1000"/>
+        </w:numPr>
         <w:pStyle w:val="Compact"/>
-        <w:numPr>
-          <w:ilvl w:val="0"/>
-          <w:numId w:val="1000"/>
-        </w:numPr>
       </w:pPr>
       <w:r>
         <w:t xml:space="preserve">□ Activo ou objectivo □ Portal do cliente e disponibilidade contratualmente exigida</w:t>
@@ -1455,29 +1455,29 @@
     </w:p>
     <w:p>
       <w:pPr>
+        <w:numPr>
+          <w:ilvl w:val="0"/>
+          <w:numId w:val="1008"/>
+        </w:numPr>
         <w:pStyle w:val="Compact"/>
+      </w:pPr>
+      <w:r>
+        <w:t xml:space="preserve">Risco inerente ou actual * Pontuação utilizando critérios de probabilidade e de consequência aprovados *</w:t>
+      </w:r>
+      <w:r>
+        <w:t xml:space="preserve"> </w:t>
+      </w:r>
+      <w:r>
+        <w:t xml:space="preserve">O tratamento Modifique o risco através de autenticação mais forte e recuperação monitorada</w:t>
+      </w:r>
+    </w:p>
+    <w:p>
+      <w:pPr>
         <w:numPr>
           <w:ilvl w:val="0"/>
           <w:numId w:val="1008"/>
         </w:numPr>
-      </w:pPr>
-      <w:r>
-        <w:t xml:space="preserve">Risco inerente ou actual * Pontuação utilizando critérios de probabilidade e de consequência aprovados *</w:t>
-      </w:r>
-      <w:r>
-        <w:t xml:space="preserve"> </w:t>
-      </w:r>
-      <w:r>
-        <w:t xml:space="preserve">O tratamento Modifique o risco através de autenticação mais forte e recuperação monitorada</w:t>
-      </w:r>
-    </w:p>
-    <w:p>
-      <w:pPr>
         <w:pStyle w:val="Compact"/>
-        <w:numPr>
-          <w:ilvl w:val="0"/>
-          <w:numId w:val="1008"/>
-        </w:numPr>
       </w:pPr>
       <w:r>
         <w:t xml:space="preserve">Proprietário e data - Nomeado proprietário responsável do risco e data-alvo</w:t>
@@ -1489,8 +1489,8 @@
         <w:t xml:space="preserve">• Risco residual; reavaliar após o tratamento; obter aprovação explícita do proprietário</w:t>
       </w:r>
     </w:p>
-    <w:bookmarkEnd w:id="17"/>
-    <w:bookmarkStart w:id="19" w:name="declaração-de-aplicabilidade"/>
+    <w:bookmarkEnd w:id="28"/>
+    <w:bookmarkStart w:id="30" w:name="declaração-de-aplicabilidade"/>
     <w:p>
       <w:pPr>
         <w:pStyle w:val="Heading1"/>
@@ -1501,11 +1501,11 @@
     </w:p>
     <w:p>
       <w:pPr>
+        <w:numPr>
+          <w:ilvl w:val="0"/>
+          <w:numId w:val="1009"/>
+        </w:numPr>
         <w:pStyle w:val="Compact"/>
-        <w:numPr>
-          <w:ilvl w:val="0"/>
-          <w:numId w:val="1009"/>
-        </w:numPr>
       </w:pPr>
       <w:r>
         <w:t xml:space="preserve">A ponte entre o tratamento de risco, o anexo A, outros controlos e provas de auditoria.*</w:t>
@@ -1590,7 +1590,7 @@
         <w:t xml:space="preserve">Controlar o SoA como informação documentada e atualizá-lo após mudanças de risco, escopo, legal, fornecedor, tecnologia ou controle de material.</w:t>
       </w:r>
     </w:p>
-    <w:bookmarkStart w:id="18" w:name="section"/>
+    <w:bookmarkStart w:id="29" w:name="section"/>
     <w:p>
       <w:pPr>
         <w:pStyle w:val="Heading2"/>
@@ -1625,9 +1625,9 @@
         <w:t xml:space="preserve">Exclusão de exemplo A tecnologia ou o cenário descrito estão ausentes do âmbito controlado</w:t>
       </w:r>
     </w:p>
-    <w:bookmarkEnd w:id="18"/>
-    <w:bookmarkEnd w:id="19"/>
-    <w:bookmarkStart w:id="21" w:name="documentação-e-evidência"/>
+    <w:bookmarkEnd w:id="29"/>
+    <w:bookmarkEnd w:id="30"/>
+    <w:bookmarkStart w:id="32" w:name="documentação-e-evidência"/>
     <w:p>
       <w:pPr>
         <w:pStyle w:val="Heading1"/>
@@ -1638,11 +1638,11 @@
     </w:p>
     <w:p>
       <w:pPr>
+        <w:numPr>
+          <w:ilvl w:val="0"/>
+          <w:numId w:val="1011"/>
+        </w:numPr>
         <w:pStyle w:val="Compact"/>
-        <w:numPr>
-          <w:ilvl w:val="0"/>
-          <w:numId w:val="1011"/>
-        </w:numPr>
       </w:pPr>
       <w:r>
         <w:t xml:space="preserve">Como manter informações documentadas úteis sem criar burocracia.*</w:t>
@@ -1661,15 +1661,15 @@
         <w:t xml:space="preserve">Figura 4. Cadeia de exigência à evidência</w:t>
       </w:r>
     </w:p>
-    <w:bookmarkStart w:id="20" w:name="documento-ou-registo-purpose-controle"/>
+    <w:bookmarkStart w:id="31" w:name="documento-ou-registo-purpose-controle"/>
     <w:p>
       <w:pPr>
         <w:pStyle w:val="Heading2"/>
       </w:pPr>
       <w:r>
         <w:rPr>
+          <w:bCs/>
           <w:b/>
-          <w:bCs/>
         </w:rPr>
         <w:t xml:space="preserve">Documento ou registo</w:t>
       </w:r>
@@ -1678,8 +1678,8 @@
       </w:r>
       <w:r>
         <w:rPr>
+          <w:bCs/>
           <w:b/>
-          <w:bCs/>
         </w:rPr>
         <w:t xml:space="preserve">Purpose</w:t>
       </w:r>
@@ -1688,8 +1688,8 @@
       </w:r>
       <w:r>
         <w:rPr>
+          <w:bCs/>
           <w:b/>
-          <w:bCs/>
         </w:rPr>
         <w:t xml:space="preserve">Controle</w:t>
       </w:r>
@@ -1756,9 +1756,9 @@
         <w:t xml:space="preserve">• Registros de ação corretiva • Mostra causa raiz e correção eficaz • Causa abordada, recorrência considerada, eficácia verificada</w:t>
       </w:r>
     </w:p>
-    <w:bookmarkEnd w:id="20"/>
-    <w:bookmarkEnd w:id="21"/>
-    <w:bookmarkStart w:id="23" w:name="cláusula-4-contexto-da-organização"/>
+    <w:bookmarkEnd w:id="31"/>
+    <w:bookmarkEnd w:id="32"/>
+    <w:bookmarkStart w:id="34" w:name="cláusula-4-contexto-da-organização"/>
     <w:p>
       <w:pPr>
         <w:pStyle w:val="Heading1"/>
@@ -1769,11 +1769,11 @@
     </w:p>
     <w:p>
       <w:pPr>
+        <w:numPr>
+          <w:ilvl w:val="0"/>
+          <w:numId w:val="1012"/>
+        </w:numPr>
         <w:pStyle w:val="Compact"/>
-        <w:numPr>
-          <w:ilvl w:val="0"/>
-          <w:numId w:val="1012"/>
-        </w:numPr>
       </w:pPr>
       <w:r>
         <w:t xml:space="preserve">Requisitos em linguagem plana, foco de verificação e evidência de exemplo.*</w:t>
@@ -1793,7 +1793,7 @@
         <w:t xml:space="preserve">.————————————————-</w:t>
       </w:r>
     </w:p>
-    <w:bookmarkStart w:id="22" w:name="X1c849def24eef0f33ad5f34d8e75ffca5136528"/>
+    <w:bookmarkStart w:id="33" w:name="X1c849def24eef0f33ad5f34d8e75ffca5136528"/>
     <w:p>
       <w:pPr>
         <w:pStyle w:val="Heading2"/>
@@ -1803,28 +1803,28 @@
       </w:r>
       <w:r>
         <w:rPr>
+          <w:bCs/>
           <w:b/>
+        </w:rPr>
+        <w:t xml:space="preserve"> </w:t>
+      </w:r>
+      <w:r>
+        <w:t xml:space="preserve">Plain signification</w:t>
+      </w:r>
+      <w:r>
+        <w:rPr>
           <w:bCs/>
+          <w:b/>
         </w:rPr>
         <w:t xml:space="preserve"> </w:t>
       </w:r>
       <w:r>
-        <w:t xml:space="preserve">Plain signification</w:t>
+        <w:t xml:space="preserve"> </w:t>
       </w:r>
       <w:r>
         <w:rPr>
+          <w:bCs/>
           <w:b/>
-          <w:bCs/>
-        </w:rPr>
-        <w:t xml:space="preserve"> </w:t>
-      </w:r>
-      <w:r>
-        <w:t xml:space="preserve"> </w:t>
-      </w:r>
-      <w:r>
-        <w:rPr>
-          <w:b/>
-          <w:bCs/>
         </w:rPr>
         <w:t xml:space="preserve">Verificação de foco</w:t>
       </w:r>
@@ -1833,8 +1833,8 @@
       </w:r>
       <w:r>
         <w:rPr>
+          <w:bCs/>
           <w:b/>
-          <w:bCs/>
         </w:rPr>
         <w:t xml:space="preserve">Exemplo evidência</w:t>
       </w:r>
@@ -1887,9 +1887,9 @@
         <w:t xml:space="preserve">O que é que se passa?</w:t>
       </w:r>
     </w:p>
-    <w:bookmarkEnd w:id="22"/>
-    <w:bookmarkEnd w:id="23"/>
-    <w:bookmarkStart w:id="25" w:name="cláusula-5-liderança"/>
+    <w:bookmarkEnd w:id="33"/>
+    <w:bookmarkEnd w:id="34"/>
+    <w:bookmarkStart w:id="36" w:name="cláusula-5-liderança"/>
     <w:p>
       <w:pPr>
         <w:pStyle w:val="Heading1"/>
@@ -1900,11 +1900,11 @@
     </w:p>
     <w:p>
       <w:pPr>
+        <w:numPr>
+          <w:ilvl w:val="0"/>
+          <w:numId w:val="1013"/>
+        </w:numPr>
         <w:pStyle w:val="Compact"/>
-        <w:numPr>
-          <w:ilvl w:val="0"/>
-          <w:numId w:val="1013"/>
-        </w:numPr>
       </w:pPr>
       <w:r>
         <w:t xml:space="preserve">Requisitos em linguagem plana, foco de verificação e evidência de exemplo.*</w:t>
@@ -1924,7 +1924,7 @@
         <w:t xml:space="preserve">.————————————————</w:t>
       </w:r>
     </w:p>
-    <w:bookmarkStart w:id="24" w:name="Xaa6479fe29681ab632e4ebd768efe1b358b9200"/>
+    <w:bookmarkStart w:id="35" w:name="Xaa6479fe29681ab632e4ebd768efe1b358b9200"/>
     <w:p>
       <w:pPr>
         <w:pStyle w:val="Heading2"/>
@@ -1934,28 +1934,28 @@
       </w:r>
       <w:r>
         <w:rPr>
+          <w:bCs/>
           <w:b/>
+        </w:rPr>
+        <w:t xml:space="preserve"> </w:t>
+      </w:r>
+      <w:r>
+        <w:t xml:space="preserve">Plain signification</w:t>
+      </w:r>
+      <w:r>
+        <w:rPr>
           <w:bCs/>
+          <w:b/>
         </w:rPr>
         <w:t xml:space="preserve"> </w:t>
       </w:r>
       <w:r>
-        <w:t xml:space="preserve">Plain signification</w:t>
+        <w:t xml:space="preserve"> </w:t>
       </w:r>
       <w:r>
         <w:rPr>
+          <w:bCs/>
           <w:b/>
-          <w:bCs/>
-        </w:rPr>
-        <w:t xml:space="preserve"> </w:t>
-      </w:r>
-      <w:r>
-        <w:t xml:space="preserve"> </w:t>
-      </w:r>
-      <w:r>
-        <w:rPr>
-          <w:b/>
-          <w:bCs/>
         </w:rPr>
         <w:t xml:space="preserve">Verificação de foco</w:t>
       </w:r>
@@ -1964,8 +1964,8 @@
       </w:r>
       <w:r>
         <w:rPr>
+          <w:bCs/>
           <w:b/>
-          <w:bCs/>
         </w:rPr>
         <w:t xml:space="preserve">Exemplo evidência</w:t>
       </w:r>
@@ -1998,9 +1998,9 @@
         <w:t xml:space="preserve">Use o texto oficial licenciado ISO/IEC 27001 para requisitos normativos exatos. Este manual parafraseia conceitos para a educação e não substitui o padrão.</w:t>
       </w:r>
     </w:p>
-    <w:bookmarkEnd w:id="24"/>
-    <w:bookmarkEnd w:id="25"/>
-    <w:bookmarkStart w:id="28" w:name="cláusula-6-planejamento"/>
+    <w:bookmarkEnd w:id="35"/>
+    <w:bookmarkEnd w:id="36"/>
+    <w:bookmarkStart w:id="39" w:name="cláusula-6-planejamento"/>
     <w:p>
       <w:pPr>
         <w:pStyle w:val="Heading1"/>
@@ -2011,17 +2011,17 @@
     </w:p>
     <w:p>
       <w:pPr>
+        <w:numPr>
+          <w:ilvl w:val="0"/>
+          <w:numId w:val="1014"/>
+        </w:numPr>
         <w:pStyle w:val="Compact"/>
-        <w:numPr>
-          <w:ilvl w:val="0"/>
-          <w:numId w:val="1014"/>
-        </w:numPr>
       </w:pPr>
       <w:r>
         <w:t xml:space="preserve">Requisitos em linguagem plana, foco de verificação e evidência de exemplo.*</w:t>
       </w:r>
     </w:p>
-    <w:bookmarkStart w:id="26" w:name="finalidade-da-clausa-planeamento"/>
+    <w:bookmarkStart w:id="37" w:name="finalidade-da-clausa-planeamento"/>
     <w:p>
       <w:pPr>
         <w:pStyle w:val="Heading2"/>
@@ -2030,8 +2030,8 @@
         <w:t xml:space="preserve">□ ** Finalidade da clausa: ** Planeamento</w:t>
       </w:r>
     </w:p>
-    <w:bookmarkEnd w:id="26"/>
-    <w:bookmarkStart w:id="27" w:name="X5764a8f9d95430a353ef6161bae8a526d8dd964"/>
+    <w:bookmarkEnd w:id="37"/>
+    <w:bookmarkStart w:id="38" w:name="X5764a8f9d95430a353ef6161bae8a526d8dd964"/>
     <w:p>
       <w:pPr>
         <w:pStyle w:val="Heading2"/>
@@ -2041,28 +2041,28 @@
       </w:r>
       <w:r>
         <w:rPr>
+          <w:bCs/>
           <w:b/>
+        </w:rPr>
+        <w:t xml:space="preserve"> </w:t>
+      </w:r>
+      <w:r>
+        <w:t xml:space="preserve">Plain signification</w:t>
+      </w:r>
+      <w:r>
+        <w:rPr>
           <w:bCs/>
+          <w:b/>
         </w:rPr>
         <w:t xml:space="preserve"> </w:t>
       </w:r>
       <w:r>
-        <w:t xml:space="preserve">Plain signification</w:t>
+        <w:t xml:space="preserve"> </w:t>
       </w:r>
       <w:r>
         <w:rPr>
+          <w:bCs/>
           <w:b/>
-          <w:bCs/>
-        </w:rPr>
-        <w:t xml:space="preserve"> </w:t>
-      </w:r>
-      <w:r>
-        <w:t xml:space="preserve"> </w:t>
-      </w:r>
-      <w:r>
-        <w:rPr>
-          <w:b/>
-          <w:bCs/>
         </w:rPr>
         <w:t xml:space="preserve">Verificação de foco</w:t>
       </w:r>
@@ -2071,8 +2071,8 @@
       </w:r>
       <w:r>
         <w:rPr>
+          <w:bCs/>
           <w:b/>
-          <w:bCs/>
         </w:rPr>
         <w:t xml:space="preserve">Exemplo evidência</w:t>
       </w:r>
@@ -2117,9 +2117,9 @@
         <w:t xml:space="preserve">Use o texto oficial licenciado ISO/IEC 27001 para requisitos normativos exatos. Este manual parafraseia conceitos para a educação e não substitui o padrão.</w:t>
       </w:r>
     </w:p>
-    <w:bookmarkEnd w:id="27"/>
-    <w:bookmarkEnd w:id="28"/>
-    <w:bookmarkStart w:id="31" w:name="cláusula-7-apoio"/>
+    <w:bookmarkEnd w:id="38"/>
+    <w:bookmarkEnd w:id="39"/>
+    <w:bookmarkStart w:id="42" w:name="cláusula-7-apoio"/>
     <w:p>
       <w:pPr>
         <w:pStyle w:val="Heading1"/>
@@ -2130,17 +2130,17 @@
     </w:p>
     <w:p>
       <w:pPr>
+        <w:numPr>
+          <w:ilvl w:val="0"/>
+          <w:numId w:val="1015"/>
+        </w:numPr>
         <w:pStyle w:val="Compact"/>
-        <w:numPr>
-          <w:ilvl w:val="0"/>
-          <w:numId w:val="1015"/>
-        </w:numPr>
       </w:pPr>
       <w:r>
         <w:t xml:space="preserve">Requisitos em linguagem plana, foco de verificação e evidência de exemplo.*</w:t>
       </w:r>
     </w:p>
-    <w:bookmarkStart w:id="29" w:name="finalidade-da-clausa-suporte"/>
+    <w:bookmarkStart w:id="40" w:name="finalidade-da-clausa-suporte"/>
     <w:p>
       <w:pPr>
         <w:pStyle w:val="Heading2"/>
@@ -2149,8 +2149,8 @@
         <w:t xml:space="preserve">□ ** Finalidade da clausa: ** Suporte</w:t>
       </w:r>
     </w:p>
-    <w:bookmarkEnd w:id="29"/>
-    <w:bookmarkStart w:id="30" w:name="X99c1588b6a405bab7c04ab8b0bd8fad50142806"/>
+    <w:bookmarkEnd w:id="40"/>
+    <w:bookmarkStart w:id="41" w:name="X99c1588b6a405bab7c04ab8b0bd8fad50142806"/>
     <w:p>
       <w:pPr>
         <w:pStyle w:val="Heading2"/>
@@ -2160,28 +2160,28 @@
       </w:r>
       <w:r>
         <w:rPr>
+          <w:bCs/>
           <w:b/>
+        </w:rPr>
+        <w:t xml:space="preserve"> </w:t>
+      </w:r>
+      <w:r>
+        <w:t xml:space="preserve">Plain signification</w:t>
+      </w:r>
+      <w:r>
+        <w:rPr>
           <w:bCs/>
+          <w:b/>
         </w:rPr>
         <w:t xml:space="preserve"> </w:t>
       </w:r>
       <w:r>
-        <w:t xml:space="preserve">Plain signification</w:t>
+        <w:t xml:space="preserve"> </w:t>
       </w:r>
       <w:r>
         <w:rPr>
+          <w:bCs/>
           <w:b/>
-          <w:bCs/>
-        </w:rPr>
-        <w:t xml:space="preserve"> </w:t>
-      </w:r>
-      <w:r>
-        <w:t xml:space="preserve"> </w:t>
-      </w:r>
-      <w:r>
-        <w:rPr>
-          <w:b/>
-          <w:bCs/>
         </w:rPr>
         <w:t xml:space="preserve">Verificação de foco</w:t>
       </w:r>
@@ -2190,8 +2190,8 @@
       </w:r>
       <w:r>
         <w:rPr>
+          <w:bCs/>
           <w:b/>
-          <w:bCs/>
         </w:rPr>
         <w:t xml:space="preserve">Exemplo evidência</w:t>
       </w:r>
@@ -2236,9 +2236,9 @@
         <w:t xml:space="preserve">Use o texto oficial licenciado ISO/IEC 27001 para requisitos normativos exatos. Este manual parafraseia conceitos para a educação e não substitui o padrão.</w:t>
       </w:r>
     </w:p>
-    <w:bookmarkEnd w:id="30"/>
-    <w:bookmarkEnd w:id="31"/>
-    <w:bookmarkStart w:id="34" w:name="cláusula-8-operação"/>
+    <w:bookmarkEnd w:id="41"/>
+    <w:bookmarkEnd w:id="42"/>
+    <w:bookmarkStart w:id="45" w:name="cláusula-8-operação"/>
     <w:p>
       <w:pPr>
         <w:pStyle w:val="Heading1"/>
@@ -2249,17 +2249,17 @@
     </w:p>
     <w:p>
       <w:pPr>
+        <w:numPr>
+          <w:ilvl w:val="0"/>
+          <w:numId w:val="1016"/>
+        </w:numPr>
         <w:pStyle w:val="Compact"/>
-        <w:numPr>
-          <w:ilvl w:val="0"/>
-          <w:numId w:val="1016"/>
-        </w:numPr>
       </w:pPr>
       <w:r>
         <w:t xml:space="preserve">Requisitos em linguagem plana, foco de verificação e evidência de exemplo.*</w:t>
       </w:r>
     </w:p>
-    <w:bookmarkStart w:id="32" w:name="finalidade-da-clausa-funcionamento"/>
+    <w:bookmarkStart w:id="43" w:name="finalidade-da-clausa-funcionamento"/>
     <w:p>
       <w:pPr>
         <w:pStyle w:val="Heading2"/>
@@ -2268,8 +2268,8 @@
         <w:t xml:space="preserve">□ ** Finalidade da clausa: ** Funcionamento</w:t>
       </w:r>
     </w:p>
-    <w:bookmarkEnd w:id="32"/>
-    <w:bookmarkStart w:id="33" w:name="X4807fe7596e81d95cd25c1b699c80f1de2d542c"/>
+    <w:bookmarkEnd w:id="43"/>
+    <w:bookmarkStart w:id="44" w:name="X4807fe7596e81d95cd25c1b699c80f1de2d542c"/>
     <w:p>
       <w:pPr>
         <w:pStyle w:val="Heading2"/>
@@ -2279,28 +2279,28 @@
       </w:r>
       <w:r>
         <w:rPr>
+          <w:bCs/>
           <w:b/>
+        </w:rPr>
+        <w:t xml:space="preserve"> </w:t>
+      </w:r>
+      <w:r>
+        <w:t xml:space="preserve">Plain signification</w:t>
+      </w:r>
+      <w:r>
+        <w:rPr>
           <w:bCs/>
+          <w:b/>
         </w:rPr>
         <w:t xml:space="preserve"> </w:t>
       </w:r>
       <w:r>
-        <w:t xml:space="preserve">Plain signification</w:t>
+        <w:t xml:space="preserve"> </w:t>
       </w:r>
       <w:r>
         <w:rPr>
+          <w:bCs/>
           <w:b/>
-          <w:bCs/>
-        </w:rPr>
-        <w:t xml:space="preserve"> </w:t>
-      </w:r>
-      <w:r>
-        <w:t xml:space="preserve"> </w:t>
-      </w:r>
-      <w:r>
-        <w:rPr>
-          <w:b/>
-          <w:bCs/>
         </w:rPr>
         <w:t xml:space="preserve">Verificação de foco</w:t>
       </w:r>
@@ -2309,8 +2309,8 @@
       </w:r>
       <w:r>
         <w:rPr>
+          <w:bCs/>
           <w:b/>
-          <w:bCs/>
         </w:rPr>
         <w:t xml:space="preserve">Exemplo evidência</w:t>
       </w:r>
@@ -2343,9 +2343,9 @@
         <w:t xml:space="preserve">Use o texto oficial licenciado ISO/IEC 27001 para requisitos normativos exatos. Este manual parafraseia conceitos para a educação e não substitui o padrão.</w:t>
       </w:r>
     </w:p>
-    <w:bookmarkEnd w:id="33"/>
-    <w:bookmarkEnd w:id="34"/>
-    <w:bookmarkStart w:id="37" w:name="cláusula-9-avaliação-do-desempenho"/>
+    <w:bookmarkEnd w:id="44"/>
+    <w:bookmarkEnd w:id="45"/>
+    <w:bookmarkStart w:id="48" w:name="cláusula-9-avaliação-do-desempenho"/>
     <w:p>
       <w:pPr>
         <w:pStyle w:val="Heading1"/>
@@ -2356,17 +2356,17 @@
     </w:p>
     <w:p>
       <w:pPr>
+        <w:numPr>
+          <w:ilvl w:val="0"/>
+          <w:numId w:val="1017"/>
+        </w:numPr>
         <w:pStyle w:val="Compact"/>
-        <w:numPr>
-          <w:ilvl w:val="0"/>
-          <w:numId w:val="1017"/>
-        </w:numPr>
       </w:pPr>
       <w:r>
         <w:t xml:space="preserve">Requisitos em linguagem plana, foco de verificação e evidência de exemplo.*</w:t>
       </w:r>
     </w:p>
-    <w:bookmarkStart w:id="35" w:name="X56294b004150b5312cf18f571d845f783d739fc"/>
+    <w:bookmarkStart w:id="46" w:name="X56294b004150b5312cf18f571d845f783d739fc"/>
     <w:p>
       <w:pPr>
         <w:pStyle w:val="Heading2"/>
@@ -2375,8 +2375,8 @@
         <w:t xml:space="preserve">□ ** Finalidade da clausa: ** Avaliação do desempenho</w:t>
       </w:r>
     </w:p>
-    <w:bookmarkEnd w:id="35"/>
-    <w:bookmarkStart w:id="36" w:name="X94d0fa55c795f02d2b3641f656fedad4b021328"/>
+    <w:bookmarkEnd w:id="46"/>
+    <w:bookmarkStart w:id="47" w:name="X94d0fa55c795f02d2b3641f656fedad4b021328"/>
     <w:p>
       <w:pPr>
         <w:pStyle w:val="Heading2"/>
@@ -2386,28 +2386,28 @@
       </w:r>
       <w:r>
         <w:rPr>
+          <w:bCs/>
           <w:b/>
+        </w:rPr>
+        <w:t xml:space="preserve"> </w:t>
+      </w:r>
+      <w:r>
+        <w:t xml:space="preserve">Plain signification</w:t>
+      </w:r>
+      <w:r>
+        <w:rPr>
           <w:bCs/>
+          <w:b/>
         </w:rPr>
         <w:t xml:space="preserve"> </w:t>
       </w:r>
       <w:r>
-        <w:t xml:space="preserve">Plain signification</w:t>
+        <w:t xml:space="preserve"> </w:t>
       </w:r>
       <w:r>
         <w:rPr>
+          <w:bCs/>
           <w:b/>
-          <w:bCs/>
-        </w:rPr>
-        <w:t xml:space="preserve"> </w:t>
-      </w:r>
-      <w:r>
-        <w:t xml:space="preserve"> </w:t>
-      </w:r>
-      <w:r>
-        <w:rPr>
-          <w:b/>
-          <w:bCs/>
         </w:rPr>
         <w:t xml:space="preserve">Verificação de foco</w:t>
       </w:r>
@@ -2416,8 +2416,8 @@
       </w:r>
       <w:r>
         <w:rPr>
+          <w:bCs/>
           <w:b/>
-          <w:bCs/>
         </w:rPr>
         <w:t xml:space="preserve">Exemplo evidência</w:t>
       </w:r>
@@ -2481,9 +2481,9 @@
         <w:t xml:space="preserve">Figura 5. Fluxo de trabalho de auditoria interna</w:t>
       </w:r>
     </w:p>
-    <w:bookmarkEnd w:id="36"/>
-    <w:bookmarkEnd w:id="37"/>
-    <w:bookmarkStart w:id="39" w:name="cláusula-10-melhoria"/>
+    <w:bookmarkEnd w:id="47"/>
+    <w:bookmarkEnd w:id="48"/>
+    <w:bookmarkStart w:id="50" w:name="cláusula-10-melhoria"/>
     <w:p>
       <w:pPr>
         <w:pStyle w:val="Heading1"/>
@@ -2494,11 +2494,11 @@
     </w:p>
     <w:p>
       <w:pPr>
+        <w:numPr>
+          <w:ilvl w:val="0"/>
+          <w:numId w:val="1018"/>
+        </w:numPr>
         <w:pStyle w:val="Compact"/>
-        <w:numPr>
-          <w:ilvl w:val="0"/>
-          <w:numId w:val="1018"/>
-        </w:numPr>
       </w:pPr>
       <w:r>
         <w:t xml:space="preserve">Requisitos em linguagem plana, foco de verificação e evidência de exemplo.*</w:t>
@@ -2518,7 +2518,7 @@
         <w:t xml:space="preserve">O que é que se passa?</w:t>
       </w:r>
     </w:p>
-    <w:bookmarkStart w:id="38" w:name="X0ddb8ff69d765fa40c38070237c501861aa15ee"/>
+    <w:bookmarkStart w:id="49" w:name="X0ddb8ff69d765fa40c38070237c501861aa15ee"/>
     <w:p>
       <w:pPr>
         <w:pStyle w:val="Heading2"/>
@@ -2528,28 +2528,28 @@
       </w:r>
       <w:r>
         <w:rPr>
+          <w:bCs/>
           <w:b/>
+        </w:rPr>
+        <w:t xml:space="preserve"> </w:t>
+      </w:r>
+      <w:r>
+        <w:t xml:space="preserve">Plain signification</w:t>
+      </w:r>
+      <w:r>
+        <w:rPr>
           <w:bCs/>
+          <w:b/>
         </w:rPr>
         <w:t xml:space="preserve"> </w:t>
       </w:r>
       <w:r>
-        <w:t xml:space="preserve">Plain signification</w:t>
+        <w:t xml:space="preserve"> </w:t>
       </w:r>
       <w:r>
         <w:rPr>
+          <w:bCs/>
           <w:b/>
-          <w:bCs/>
-        </w:rPr>
-        <w:t xml:space="preserve"> </w:t>
-      </w:r>
-      <w:r>
-        <w:t xml:space="preserve"> </w:t>
-      </w:r>
-      <w:r>
-        <w:rPr>
-          <w:b/>
-          <w:bCs/>
         </w:rPr>
         <w:t xml:space="preserve">Verificação de foco</w:t>
       </w:r>
@@ -2558,8 +2558,8 @@
       </w:r>
       <w:r>
         <w:rPr>
+          <w:bCs/>
           <w:b/>
-          <w:bCs/>
         </w:rPr>
         <w:t xml:space="preserve">Exemplo evidência</w:t>
       </w:r>
@@ -2599,9 +2599,9 @@
         <w:t xml:space="preserve">Figura 6. Temas de controlo do anexo A</w:t>
       </w:r>
     </w:p>
-    <w:bookmarkEnd w:id="38"/>
-    <w:bookmarkEnd w:id="39"/>
-    <w:bookmarkStart w:id="42" w:name="anexo-a-5-controlos-organizacionais"/>
+    <w:bookmarkEnd w:id="49"/>
+    <w:bookmarkEnd w:id="50"/>
+    <w:bookmarkStart w:id="53" w:name="anexo-a-5-controlos-organizacionais"/>
     <w:p>
       <w:pPr>
         <w:pStyle w:val="Heading1"/>
@@ -2612,17 +2612,17 @@
     </w:p>
     <w:p>
       <w:pPr>
+        <w:numPr>
+          <w:ilvl w:val="0"/>
+          <w:numId w:val="1019"/>
+        </w:numPr>
         <w:pStyle w:val="Compact"/>
-        <w:numPr>
-          <w:ilvl w:val="0"/>
-          <w:numId w:val="1019"/>
-        </w:numPr>
       </w:pPr>
       <w:r>
         <w:t xml:space="preserve">Resumos originais dos controlos de referência, foco de verificação e exemplos de provas.*</w:t>
       </w:r>
     </w:p>
-    <w:bookmarkStart w:id="40" w:name="X02bbc0372199da4e557124d326c0a93b9e9d595"/>
+    <w:bookmarkStart w:id="51" w:name="X02bbc0372199da4e557124d326c0a93b9e9d595"/>
     <w:p>
       <w:pPr>
         <w:pStyle w:val="Heading2"/>
@@ -2632,8 +2632,8 @@
       </w:r>
       <w:r>
         <w:rPr>
+          <w:bCs/>
           <w:b/>
-          <w:bCs/>
         </w:rPr>
         <w:t xml:space="preserve">Exemplo de evidência</w:t>
       </w:r>
@@ -2862,8 +2862,8 @@
         <w:t xml:space="preserve">Manter procedimentos operacionais documentados. Confirmar risco ou obrigação, design, proprietário, implementação, operação, exceções e medição. □ Procedimento, configuração, registro, registro, ticket, revisão, teste ou observação. □</w:t>
       </w:r>
     </w:p>
-    <w:bookmarkEnd w:id="40"/>
-    <w:bookmarkStart w:id="41" w:name="X476b32051434bc3cb9328bdd0ecabd39c9ccd67"/>
+    <w:bookmarkEnd w:id="51"/>
+    <w:bookmarkStart w:id="52" w:name="X476b32051434bc3cb9328bdd0ecabd39c9ccd67"/>
     <w:p>
       <w:pPr>
         <w:pStyle w:val="Heading2"/>
@@ -2885,9 +2885,9 @@
         <w:t xml:space="preserve">Figura 7. Gestão de incidentes de segurança</w:t>
       </w:r>
     </w:p>
-    <w:bookmarkEnd w:id="41"/>
-    <w:bookmarkEnd w:id="42"/>
-    <w:bookmarkStart w:id="45" w:name="anexo-a-6-as-pessoas-controlam"/>
+    <w:bookmarkEnd w:id="52"/>
+    <w:bookmarkEnd w:id="53"/>
+    <w:bookmarkStart w:id="56" w:name="anexo-a-6-as-pessoas-controlam"/>
     <w:p>
       <w:pPr>
         <w:pStyle w:val="Heading1"/>
@@ -2898,17 +2898,17 @@
     </w:p>
     <w:p>
       <w:pPr>
+        <w:numPr>
+          <w:ilvl w:val="0"/>
+          <w:numId w:val="1020"/>
+        </w:numPr>
         <w:pStyle w:val="Compact"/>
-        <w:numPr>
-          <w:ilvl w:val="0"/>
-          <w:numId w:val="1020"/>
-        </w:numPr>
       </w:pPr>
       <w:r>
         <w:t xml:space="preserve">Resumos originais dos controlos de referência, foco de verificação e exemplos de provas.*</w:t>
       </w:r>
     </w:p>
-    <w:bookmarkStart w:id="43" w:name="X95263c4d35c382837785c898e74a220ccaa17a6"/>
+    <w:bookmarkStart w:id="54" w:name="X95263c4d35c382837785c898e74a220ccaa17a6"/>
     <w:p>
       <w:pPr>
         <w:pStyle w:val="Heading2"/>
@@ -2918,8 +2918,8 @@
       </w:r>
       <w:r>
         <w:rPr>
+          <w:bCs/>
           <w:b/>
-          <w:bCs/>
         </w:rPr>
         <w:t xml:space="preserve">Exemplo de evidência</w:t>
       </w:r>
@@ -2974,8 +2974,8 @@
         <w:t xml:space="preserve">6.8 Tornar a comunicação de eventos de segurança fácil e oportuna. Confirmar risco ou obrigação, design, proprietário, implementação, operação, exceções e medição. □ Procedimento, configuração, registro, registro, ticket, revisão, teste ou observação. □</w:t>
       </w:r>
     </w:p>
-    <w:bookmarkEnd w:id="43"/>
-    <w:bookmarkStart w:id="44" w:name="X76af68a866bb16a37fffa786c9c9d871968c705"/>
+    <w:bookmarkEnd w:id="54"/>
+    <w:bookmarkStart w:id="55" w:name="X76af68a866bb16a37fffa786c9c9d871968c705"/>
     <w:p>
       <w:pPr>
         <w:pStyle w:val="Heading2"/>
@@ -2984,9 +2984,9 @@
         <w:t xml:space="preserve">Regra da selecção:** O anexo A é um conjunto de referência utilizado para verificar se os controlos necessários não foram ignorados. A organização pode precisar de outros controles. Qualquer inclusão ou exclusão deve ser justificada através de tratamento de risco e registada na Declaração de Aplicabilidade. □</w:t>
       </w:r>
     </w:p>
-    <w:bookmarkEnd w:id="44"/>
-    <w:bookmarkEnd w:id="45"/>
-    <w:bookmarkStart w:id="50" w:name="anexo-a-7-controlos-físicos"/>
+    <w:bookmarkEnd w:id="55"/>
+    <w:bookmarkEnd w:id="56"/>
+    <w:bookmarkStart w:id="61" w:name="anexo-a-7-controlos-físicos"/>
     <w:p>
       <w:pPr>
         <w:pStyle w:val="Heading1"/>
@@ -2997,17 +2997,17 @@
     </w:p>
     <w:p>
       <w:pPr>
+        <w:numPr>
+          <w:ilvl w:val="0"/>
+          <w:numId w:val="1021"/>
+        </w:numPr>
         <w:pStyle w:val="Compact"/>
-        <w:numPr>
-          <w:ilvl w:val="0"/>
-          <w:numId w:val="1021"/>
-        </w:numPr>
       </w:pPr>
       <w:r>
         <w:t xml:space="preserve">Resumos originais dos controlos de referência, foco de verificação e exemplos de provas.*</w:t>
       </w:r>
     </w:p>
-    <w:bookmarkStart w:id="46" w:name="X73d8eda8a71a900735cc576b532f0f6fba63df2"/>
+    <w:bookmarkStart w:id="57" w:name="X73d8eda8a71a900735cc576b532f0f6fba63df2"/>
     <w:p>
       <w:pPr>
         <w:pStyle w:val="Heading2"/>
@@ -3017,8 +3017,8 @@
       </w:r>
       <w:r>
         <w:rPr>
+          <w:bCs/>
           <w:b/>
-          <w:bCs/>
         </w:rPr>
         <w:t xml:space="preserve">Exemplo de evidência</w:t>
       </w:r>
@@ -3109,8 +3109,8 @@
         <w:t xml:space="preserve">□ 7.14 □ Eliminar ou reutilizar equipamentos com segurança. Confirmar risco ou obrigação, design, proprietário, implementação, operação, exceções e medição. □ Procedimento, configuração, registro, registro, ticket, revisão, teste ou observação. □</w:t>
       </w:r>
     </w:p>
-    <w:bookmarkEnd w:id="46"/>
-    <w:bookmarkStart w:id="47" w:name="Xd88d894c72de2d96d3d0806e9e027fbbd68a3f5"/>
+    <w:bookmarkEnd w:id="57"/>
+    <w:bookmarkStart w:id="58" w:name="Xd88d894c72de2d96d3d0806e9e027fbbd68a3f5"/>
     <w:p>
       <w:pPr>
         <w:pStyle w:val="Heading2"/>
@@ -3121,11 +3121,11 @@
     </w:p>
     <w:p>
       <w:pPr>
+        <w:numPr>
+          <w:ilvl w:val="0"/>
+          <w:numId w:val="1022"/>
+        </w:numPr>
         <w:pStyle w:val="Compact"/>
-        <w:numPr>
-          <w:ilvl w:val="0"/>
-          <w:numId w:val="1022"/>
-        </w:numPr>
       </w:pPr>
       <w:r>
         <w:t xml:space="preserve">Anexo A 8 Controlos tecnológicos</w:t>
@@ -3133,18 +3133,18 @@
     </w:p>
     <w:p>
       <w:pPr>
+        <w:numPr>
+          <w:ilvl w:val="0"/>
+          <w:numId w:val="1023"/>
+        </w:numPr>
         <w:pStyle w:val="Compact"/>
-        <w:numPr>
-          <w:ilvl w:val="0"/>
-          <w:numId w:val="1023"/>
-        </w:numPr>
       </w:pPr>
       <w:r>
         <w:t xml:space="preserve">Resumos originais dos controlos de referência, foco de verificação e exemplos de provas.*</w:t>
       </w:r>
     </w:p>
-    <w:bookmarkEnd w:id="47"/>
-    <w:bookmarkStart w:id="48" w:name="X3dba293344d04e7d685e8e8944b794cc1361383"/>
+    <w:bookmarkEnd w:id="58"/>
+    <w:bookmarkStart w:id="59" w:name="X3dba293344d04e7d685e8e8944b794cc1361383"/>
     <w:p>
       <w:pPr>
         <w:pStyle w:val="Heading2"/>
@@ -3154,8 +3154,8 @@
       </w:r>
       <w:r>
         <w:rPr>
+          <w:bCs/>
           <w:b/>
-          <w:bCs/>
         </w:rPr>
         <w:t xml:space="preserve">Exemplo de evidência</w:t>
       </w:r>
@@ -3366,8 +3366,8 @@
         <w:t xml:space="preserve">8.34 . Proteger os sistemas operacionais durante os testes de auditoria. Confirmar risco ou obrigação, design, proprietário, implementação, operação, exceções e medição. □ Procedimento, configuração, registro, registro, ticket, revisão, teste ou observação. □</w:t>
       </w:r>
     </w:p>
-    <w:bookmarkEnd w:id="48"/>
-    <w:bookmarkStart w:id="49" w:name="Xe0b7c5bfe39e3db1e3197fddfabb4f50c408a2d"/>
+    <w:bookmarkEnd w:id="59"/>
+    <w:bookmarkStart w:id="60" w:name="Xe0b7c5bfe39e3db1e3197fddfabb4f50c408a2d"/>
     <w:p>
       <w:pPr>
         <w:pStyle w:val="Heading2"/>
@@ -3376,9 +3376,9 @@
         <w:t xml:space="preserve">Regra da selecção:** O anexo A é um conjunto de referência utilizado para verificar se os controlos necessários não foram ignorados. A organização pode precisar de outros controles. Qualquer inclusão ou exclusão deve ser justificada através de tratamento de risco e registada na Declaração de Aplicabilidade. □</w:t>
       </w:r>
     </w:p>
-    <w:bookmarkEnd w:id="49"/>
-    <w:bookmarkEnd w:id="50"/>
-    <w:bookmarkStart w:id="51" w:name="X477b85ca5372c11febb1de49731f71f0ae26d57"/>
+    <w:bookmarkEnd w:id="60"/>
+    <w:bookmarkEnd w:id="61"/>
+    <w:bookmarkStart w:id="62" w:name="X477b85ca5372c11febb1de49731f71f0ae26d57"/>
     <w:p>
       <w:pPr>
         <w:pStyle w:val="Heading1"/>
@@ -3389,11 +3389,11 @@
     </w:p>
     <w:p>
       <w:pPr>
+        <w:numPr>
+          <w:ilvl w:val="0"/>
+          <w:numId w:val="1024"/>
+        </w:numPr>
         <w:pStyle w:val="Compact"/>
-        <w:numPr>
-          <w:ilvl w:val="0"/>
-          <w:numId w:val="1024"/>
-        </w:numPr>
       </w:pPr>
       <w:r>
         <w:t xml:space="preserve">Como transformar decisões de risco em controles que se encaixam na organização.*</w:t>
@@ -3501,8 +3501,8 @@
         <w:t xml:space="preserve">□——————————————————————————————————————————————————————————————————————————————————————————————————————————————————————————–</w:t>
       </w:r>
     </w:p>
-    <w:bookmarkEnd w:id="51"/>
-    <w:bookmarkStart w:id="52" w:name="métricas-e-testes-de-controle"/>
+    <w:bookmarkEnd w:id="62"/>
+    <w:bookmarkStart w:id="63" w:name="métricas-e-testes-de-controle"/>
     <w:p>
       <w:pPr>
         <w:pStyle w:val="Heading1"/>
@@ -3513,11 +3513,11 @@
     </w:p>
     <w:p>
       <w:pPr>
+        <w:numPr>
+          <w:ilvl w:val="0"/>
+          <w:numId w:val="1026"/>
+        </w:numPr>
         <w:pStyle w:val="Compact"/>
-        <w:numPr>
-          <w:ilvl w:val="0"/>
-          <w:numId w:val="1026"/>
-        </w:numPr>
       </w:pPr>
       <w:r>
         <w:t xml:space="preserve">Como verificar se o ISMS e seus controles funcionam.*</w:t>
@@ -3668,8 +3668,8 @@
         <w:t xml:space="preserve">Reteste e indicar a conclusão final e limitação restante.</w:t>
       </w:r>
     </w:p>
-    <w:bookmarkEnd w:id="52"/>
-    <w:bookmarkStart w:id="54" w:name="auditoria-interna"/>
+    <w:bookmarkEnd w:id="63"/>
+    <w:bookmarkStart w:id="65" w:name="auditoria-interna"/>
     <w:p>
       <w:pPr>
         <w:pStyle w:val="Heading1"/>
@@ -3680,11 +3680,11 @@
     </w:p>
     <w:p>
       <w:pPr>
+        <w:numPr>
+          <w:ilvl w:val="0"/>
+          <w:numId w:val="1028"/>
+        </w:numPr>
         <w:pStyle w:val="Compact"/>
-        <w:numPr>
-          <w:ilvl w:val="0"/>
-          <w:numId w:val="1028"/>
-        </w:numPr>
       </w:pPr>
       <w:r>
         <w:t xml:space="preserve">Uma avaliação independente da conformidade e uma aplicação eficaz.*</w:t>
@@ -3738,7 +3738,7 @@
         <w:t xml:space="preserve">Reportar os resultados à gestão relevante e acompanhar as correções e ações corretivas através da revisão da eficácia.</w:t>
       </w:r>
     </w:p>
-    <w:bookmarkStart w:id="53" w:name="tipo-de-localização-resposta-exigida"/>
+    <w:bookmarkStart w:id="64" w:name="tipo-de-localização-resposta-exigida"/>
     <w:p>
       <w:pPr>
         <w:pStyle w:val="Heading2"/>
@@ -3773,9 +3773,9 @@
         <w:t xml:space="preserve">• Limitação da auditoria – Escopo, evidência, tempo, independência ou acesso restringiu a conclusão – Divulgar claramente e resolver quando possível</w:t>
       </w:r>
     </w:p>
-    <w:bookmarkEnd w:id="53"/>
-    <w:bookmarkEnd w:id="54"/>
-    <w:bookmarkStart w:id="55" w:name="revisão-de-gestão-e-ação-corretiva"/>
+    <w:bookmarkEnd w:id="64"/>
+    <w:bookmarkEnd w:id="65"/>
+    <w:bookmarkStart w:id="66" w:name="revisão-de-gestão-e-ação-corretiva"/>
     <w:p>
       <w:pPr>
         <w:pStyle w:val="Heading1"/>
@@ -3786,11 +3786,11 @@
     </w:p>
     <w:p>
       <w:pPr>
+        <w:numPr>
+          <w:ilvl w:val="0"/>
+          <w:numId w:val="1029"/>
+        </w:numPr>
         <w:pStyle w:val="Compact"/>
-        <w:numPr>
-          <w:ilvl w:val="0"/>
-          <w:numId w:val="1029"/>
-        </w:numPr>
       </w:pPr>
       <w:r>
         <w:t xml:space="preserve">Decisões de liderança que mantêm o ISMS adequado e eficaz.*</w:t>
@@ -3923,8 +3923,8 @@
         <w:t xml:space="preserve">Atualizar risco, controles, documentos, treinamento, objetivos e SoA quando necessário.</w:t>
       </w:r>
     </w:p>
-    <w:bookmarkEnd w:id="55"/>
-    <w:bookmarkStart w:id="57" w:name="preparação-da-certificação"/>
+    <w:bookmarkEnd w:id="66"/>
+    <w:bookmarkStart w:id="68" w:name="preparação-da-certificação"/>
     <w:p>
       <w:pPr>
         <w:pStyle w:val="Heading1"/>
@@ -3935,11 +3935,11 @@
     </w:p>
     <w:p>
       <w:pPr>
+        <w:numPr>
+          <w:ilvl w:val="0"/>
+          <w:numId w:val="1031"/>
+        </w:numPr>
         <w:pStyle w:val="Compact"/>
-        <w:numPr>
-          <w:ilvl w:val="0"/>
-          <w:numId w:val="1031"/>
-        </w:numPr>
       </w:pPr>
       <w:r>
         <w:t xml:space="preserve">O que a certificação faz, como geralmente procede, e o que não garante.*</w:t>
@@ -4014,7 +4014,7 @@
         <w:t xml:space="preserve">Um certificado tem alcance e tempo limite. Ele não prova que cada produto é seguro, que nenhum incidente pode ocorrer, ou que cada sistema na empresa está incluído.</w:t>
       </w:r>
     </w:p>
-    <w:bookmarkStart w:id="56" w:name="X0cda135e373cbeb3b40ddbd0b9bbf6c1f06b74b"/>
+    <w:bookmarkStart w:id="67" w:name="X0cda135e373cbeb3b40ddbd0b9bbf6c1f06b74b"/>
     <w:p>
       <w:pPr>
         <w:pStyle w:val="Heading2"/>
@@ -4073,9 +4073,9 @@
         <w:t xml:space="preserve">Emenda □ Relevância climática e requisitos das partes interessadas considerados e evidenciados</w:t>
       </w:r>
     </w:p>
-    <w:bookmarkEnd w:id="56"/>
-    <w:bookmarkEnd w:id="57"/>
-    <w:bookmarkStart w:id="59" w:name="ferramentas-de-código-aberto"/>
+    <w:bookmarkEnd w:id="67"/>
+    <w:bookmarkEnd w:id="68"/>
+    <w:bookmarkStart w:id="70" w:name="ferramentas-de-código-aberto"/>
     <w:p>
       <w:pPr>
         <w:pStyle w:val="Heading1"/>
@@ -4086,17 +4086,17 @@
     </w:p>
     <w:p>
       <w:pPr>
+        <w:numPr>
+          <w:ilvl w:val="0"/>
+          <w:numId w:val="1032"/>
+        </w:numPr>
         <w:pStyle w:val="Compact"/>
-        <w:numPr>
-          <w:ilvl w:val="0"/>
-          <w:numId w:val="1032"/>
-        </w:numPr>
       </w:pPr>
       <w:r>
         <w:t xml:space="preserve">Links oficiais, inícios rápidos seguros, evidências e limitações.*</w:t>
       </w:r>
     </w:p>
-    <w:bookmarkStart w:id="58" w:name="X27512f29e57498a0da0e899819aa42b0da6ab2e"/>
+    <w:bookmarkStart w:id="69" w:name="X27512f29e57498a0da0e899819aa42b0da6ab2e"/>
     <w:p>
       <w:pPr>
         <w:pStyle w:val="Heading2"/>
@@ -4109,8 +4109,8 @@
       </w:r>
       <w:r>
         <w:rPr>
+          <w:bCs/>
           <w:b/>
-          <w:bCs/>
         </w:rPr>
         <w:t xml:space="preserve">Ferramenta</w:t>
       </w:r>
@@ -4125,8 +4125,8 @@
       </w:r>
       <w:r>
         <w:rPr>
+          <w:bCs/>
           <w:b/>
-          <w:bCs/>
         </w:rPr>
         <w:t xml:space="preserve">Purpose</w:t>
       </w:r>
@@ -4141,8 +4141,8 @@
       </w:r>
       <w:r>
         <w:rPr>
+          <w:bCs/>
           <w:b/>
-          <w:bCs/>
         </w:rPr>
         <w:t xml:space="preserve">Possível suporte</w:t>
       </w:r>
@@ -4253,9 +4253,9 @@
         <w:t xml:space="preserve">(—————————————————————————————————————————————————————————————————————————————————————</w:t>
       </w:r>
     </w:p>
-    <w:bookmarkEnd w:id="58"/>
-    <w:bookmarkEnd w:id="59"/>
-    <w:bookmarkStart w:id="61" w:name="assistente-ciso"/>
+    <w:bookmarkEnd w:id="69"/>
+    <w:bookmarkEnd w:id="70"/>
+    <w:bookmarkStart w:id="72" w:name="assistente-ciso"/>
     <w:p>
       <w:pPr>
         <w:pStyle w:val="Heading1"/>
@@ -4274,7 +4274,7 @@
       <w:r>
         <w:t xml:space="preserve"> </w:t>
       </w:r>
-      <w:hyperlink r:id="rId60">
+      <w:hyperlink r:id="rId71">
         <w:r>
           <w:rPr>
             <w:rStyle w:val="Hyperlink"/>
@@ -4299,8 +4299,8 @@
         <w:t xml:space="preserve">Evidência: escopo aprovado, configuração, versão, cobertura, resultados, revisão, exceção, remediação e reteste. Proteja credenciais, registros, relatórios e backups.</w:t>
       </w:r>
     </w:p>
-    <w:bookmarkEnd w:id="61"/>
-    <w:bookmarkStart w:id="63" w:name="comunidade-de-risco-simples"/>
+    <w:bookmarkEnd w:id="72"/>
+    <w:bookmarkStart w:id="74" w:name="comunidade-de-risco-simples"/>
     <w:p>
       <w:pPr>
         <w:pStyle w:val="Heading1"/>
@@ -4319,7 +4319,7 @@
       <w:r>
         <w:t xml:space="preserve"> </w:t>
       </w:r>
-      <w:hyperlink r:id="rId62">
+      <w:hyperlink r:id="rId73">
         <w:r>
           <w:rPr>
             <w:rStyle w:val="Hyperlink"/>
@@ -4344,8 +4344,8 @@
         <w:t xml:space="preserve">Evidência: escopo aprovado, configuração, versão, cobertura, resultados, revisão, exceção, remediação e reteste. Proteja credenciais, registros, relatórios e backups.</w:t>
       </w:r>
     </w:p>
-    <w:bookmarkEnd w:id="63"/>
-    <w:bookmarkStart w:id="65" w:name="wazuh"/>
+    <w:bookmarkEnd w:id="74"/>
+    <w:bookmarkStart w:id="76" w:name="wazuh"/>
     <w:p>
       <w:pPr>
         <w:pStyle w:val="Heading1"/>
@@ -4364,7 +4364,7 @@
       <w:r>
         <w:t xml:space="preserve"> </w:t>
       </w:r>
-      <w:hyperlink r:id="rId64">
+      <w:hyperlink r:id="rId75">
         <w:r>
           <w:rPr>
             <w:rStyle w:val="Hyperlink"/>
@@ -4389,8 +4389,8 @@
         <w:t xml:space="preserve">Evidência: escopo aprovado, configuração, versão, cobertura, resultados, revisão, exceção, remediação e reteste. Proteja credenciais, registros, relatórios e backups.</w:t>
       </w:r>
     </w:p>
-    <w:bookmarkEnd w:id="65"/>
-    <w:bookmarkStart w:id="67" w:name="osquery"/>
+    <w:bookmarkEnd w:id="76"/>
+    <w:bookmarkStart w:id="78" w:name="osquery"/>
     <w:p>
       <w:pPr>
         <w:pStyle w:val="Heading1"/>
@@ -4409,7 +4409,7 @@
       <w:r>
         <w:t xml:space="preserve"> </w:t>
       </w:r>
-      <w:hyperlink r:id="rId66">
+      <w:hyperlink r:id="rId77">
         <w:r>
           <w:rPr>
             <w:rStyle w:val="Hyperlink"/>
@@ -4434,8 +4434,8 @@
         <w:t xml:space="preserve">Evidência: escopo aprovado, configuração, versão, cobertura, resultados, revisão, exceção, remediação e reteste. Proteja credenciais, registros, relatórios e backups.</w:t>
       </w:r>
     </w:p>
-    <w:bookmarkEnd w:id="67"/>
-    <w:bookmarkStart w:id="71" w:name="openscap"/>
+    <w:bookmarkEnd w:id="78"/>
+    <w:bookmarkStart w:id="82" w:name="openscap"/>
     <w:p>
       <w:pPr>
         <w:pStyle w:val="Heading1"/>
@@ -4454,7 +4454,7 @@
       <w:r>
         <w:t xml:space="preserve"> </w:t>
       </w:r>
-      <w:hyperlink r:id="rId68">
+      <w:hyperlink r:id="rId79">
         <w:r>
           <w:rPr>
             <w:rStyle w:val="Hyperlink"/>
@@ -4479,7 +4479,7 @@
         <w:t xml:space="preserve">Evidência: escopo aprovado, configuração, versão, cobertura, resultados, revisão, exceção, remediação e reteste. Proteja credenciais, registros, relatórios e backups.</w:t>
       </w:r>
     </w:p>
-    <w:bookmarkStart w:id="70" w:name="greenbone-community-edition"/>
+    <w:bookmarkStart w:id="81" w:name="greenbone-community-edition"/>
     <w:p>
       <w:pPr>
         <w:pStyle w:val="Heading2"/>
@@ -4498,7 +4498,7 @@
       <w:r>
         <w:t xml:space="preserve"> </w:t>
       </w:r>
-      <w:hyperlink r:id="rId69">
+      <w:hyperlink r:id="rId80">
         <w:r>
           <w:rPr>
             <w:rStyle w:val="Hyperlink"/>
@@ -4523,9 +4523,9 @@
         <w:t xml:space="preserve">Evidência: escopo aprovado, configuração, versão, cobertura, resultados, revisão, exceção, remediação e reteste. Proteja credenciais, registros, relatórios e backups.</w:t>
       </w:r>
     </w:p>
-    <w:bookmarkEnd w:id="70"/>
-    <w:bookmarkEnd w:id="71"/>
-    <w:bookmarkStart w:id="75" w:name="nmap"/>
+    <w:bookmarkEnd w:id="81"/>
+    <w:bookmarkEnd w:id="82"/>
+    <w:bookmarkStart w:id="86" w:name="nmap"/>
     <w:p>
       <w:pPr>
         <w:pStyle w:val="Heading1"/>
@@ -4544,7 +4544,7 @@
       <w:r>
         <w:t xml:space="preserve"> </w:t>
       </w:r>
-      <w:hyperlink r:id="rId72">
+      <w:hyperlink r:id="rId83">
         <w:r>
           <w:rPr>
             <w:rStyle w:val="Hyperlink"/>
@@ -4569,7 +4569,7 @@
         <w:t xml:space="preserve">Evidência: escopo aprovado, configuração, versão, cobertura, resultados, revisão, exceção, remediação e reteste. Proteja credenciais, registros, relatórios e backups.</w:t>
       </w:r>
     </w:p>
-    <w:bookmarkStart w:id="74" w:name="trivy"/>
+    <w:bookmarkStart w:id="85" w:name="trivy"/>
     <w:p>
       <w:pPr>
         <w:pStyle w:val="Heading2"/>
@@ -4588,7 +4588,7 @@
       <w:r>
         <w:t xml:space="preserve"> </w:t>
       </w:r>
-      <w:hyperlink r:id="rId73">
+      <w:hyperlink r:id="rId84">
         <w:r>
           <w:rPr>
             <w:rStyle w:val="Hyperlink"/>
@@ -4613,9 +4613,9 @@
         <w:t xml:space="preserve">Evidência: escopo aprovado, configuração, versão, cobertura, resultados, revisão, exceção, remediação e reteste. Proteja credenciais, registros, relatórios e backups.</w:t>
       </w:r>
     </w:p>
-    <w:bookmarkEnd w:id="74"/>
-    <w:bookmarkEnd w:id="75"/>
-    <w:bookmarkStart w:id="83" w:name="owasp-zap"/>
+    <w:bookmarkEnd w:id="85"/>
+    <w:bookmarkEnd w:id="86"/>
+    <w:bookmarkStart w:id="94" w:name="owasp-zap"/>
     <w:p>
       <w:pPr>
         <w:pStyle w:val="Heading1"/>
@@ -4634,7 +4634,7 @@
       <w:r>
         <w:t xml:space="preserve"> </w:t>
       </w:r>
-      <w:hyperlink r:id="rId76">
+      <w:hyperlink r:id="rId87">
         <w:r>
           <w:rPr>
             <w:rStyle w:val="Hyperlink"/>
@@ -4659,7 +4659,7 @@
         <w:t xml:space="preserve">Evidência: escopo aprovado, configuração, versão, cobertura, resultados, revisão, exceção, remediação e reteste. Proteja credenciais, registros, relatórios e backups.</w:t>
       </w:r>
     </w:p>
-    <w:bookmarkStart w:id="78" w:name="keycloak"/>
+    <w:bookmarkStart w:id="89" w:name="keycloak"/>
     <w:p>
       <w:pPr>
         <w:pStyle w:val="Heading2"/>
@@ -4678,7 +4678,7 @@
       <w:r>
         <w:t xml:space="preserve"> </w:t>
       </w:r>
-      <w:hyperlink r:id="rId77">
+      <w:hyperlink r:id="rId88">
         <w:r>
           <w:rPr>
             <w:rStyle w:val="Hyperlink"/>
@@ -4703,8 +4703,8 @@
         <w:t xml:space="preserve">Evidência: escopo aprovado, configuração, versão, cobertura, resultados, revisão, exceção, remediação e reteste. Proteja credenciais, registros, relatórios e backups.</w:t>
       </w:r>
     </w:p>
-    <w:bookmarkEnd w:id="78"/>
-    <w:bookmarkStart w:id="80" w:name="defectdojo"/>
+    <w:bookmarkEnd w:id="89"/>
+    <w:bookmarkStart w:id="91" w:name="defectdojo"/>
     <w:p>
       <w:pPr>
         <w:pStyle w:val="Heading2"/>
@@ -4723,7 +4723,7 @@
       <w:r>
         <w:t xml:space="preserve"> </w:t>
       </w:r>
-      <w:hyperlink r:id="rId79">
+      <w:hyperlink r:id="rId90">
         <w:r>
           <w:rPr>
             <w:rStyle w:val="Hyperlink"/>
@@ -4748,8 +4748,8 @@
         <w:t xml:space="preserve">Evidência: escopo aprovado, configuração, versão, cobertura, resultados, revisão, exceção, remediação e reteste. Proteja credenciais, registros, relatórios e backups.</w:t>
       </w:r>
     </w:p>
-    <w:bookmarkEnd w:id="80"/>
-    <w:bookmarkStart w:id="82" w:name="adeus"/>
+    <w:bookmarkEnd w:id="91"/>
+    <w:bookmarkStart w:id="93" w:name="adeus"/>
     <w:p>
       <w:pPr>
         <w:pStyle w:val="Heading2"/>
@@ -4768,7 +4768,7 @@
       <w:r>
         <w:t xml:space="preserve"> </w:t>
       </w:r>
-      <w:hyperlink r:id="rId81">
+      <w:hyperlink r:id="rId92">
         <w:r>
           <w:rPr>
             <w:rStyle w:val="Hyperlink"/>
@@ -4793,9 +4793,9 @@
         <w:t xml:space="preserve">Evidência: escopo aprovado, configuração, versão, cobertura, resultados, revisão, exceção, remediação e reteste. Proteja credenciais, registros, relatórios e backups.</w:t>
       </w:r>
     </w:p>
-    <w:bookmarkEnd w:id="82"/>
-    <w:bookmarkEnd w:id="83"/>
-    <w:bookmarkStart w:id="85" w:name="lynis"/>
+    <w:bookmarkEnd w:id="93"/>
+    <w:bookmarkEnd w:id="94"/>
+    <w:bookmarkStart w:id="96" w:name="lynis"/>
     <w:p>
       <w:pPr>
         <w:pStyle w:val="Heading1"/>
@@ -4814,7 +4814,7 @@
       <w:r>
         <w:t xml:space="preserve"> </w:t>
       </w:r>
-      <w:hyperlink r:id="rId84">
+      <w:hyperlink r:id="rId95">
         <w:r>
           <w:rPr>
             <w:rStyle w:val="Hyperlink"/>
@@ -4839,8 +4839,8 @@
         <w:t xml:space="preserve">Evidência: escopo aprovado, configuração, versão, cobertura, resultados, revisão, exceção, remediação e reteste. Proteja credenciais, registros, relatórios e backups.</w:t>
       </w:r>
     </w:p>
-    <w:bookmarkEnd w:id="85"/>
-    <w:bookmarkStart w:id="87" w:name="open-policy-agent"/>
+    <w:bookmarkEnd w:id="96"/>
+    <w:bookmarkStart w:id="98" w:name="open-policy-agent"/>
     <w:p>
       <w:pPr>
         <w:pStyle w:val="Heading1"/>
@@ -4859,7 +4859,7 @@
       <w:r>
         <w:t xml:space="preserve"> </w:t>
       </w:r>
-      <w:hyperlink r:id="rId86">
+      <w:hyperlink r:id="rId97">
         <w:r>
           <w:rPr>
             <w:rStyle w:val="Hyperlink"/>
@@ -4884,8 +4884,8 @@
         <w:t xml:space="preserve">Evidência: escopo aprovado, configuração, versão, cobertura, resultados, revisão, exceção, remediação e reteste. Proteja credenciais, registros, relatórios e backups.</w:t>
       </w:r>
     </w:p>
-    <w:bookmarkEnd w:id="87"/>
-    <w:bookmarkStart w:id="89" w:name="manual-do-sgsi-para-gerentes"/>
+    <w:bookmarkEnd w:id="98"/>
+    <w:bookmarkStart w:id="100" w:name="manual-do-sgsi-para-gerentes"/>
     <w:p>
       <w:pPr>
         <w:pStyle w:val="Heading1"/>
@@ -4900,8 +4900,8 @@
       </w:pPr>
       <w:r>
         <w:rPr>
+          <w:iCs/>
           <w:i/>
-          <w:iCs/>
         </w:rPr>
         <w:t xml:space="preserve">Perguntas, painel, propriedade e decisões os gerentes devem controlar.</w:t>
       </w:r>
@@ -4970,7 +4970,7 @@
         <w:t xml:space="preserve">As reivindicações de certificação, escopo, acreditação e declarações do cliente são precisas?</w:t>
       </w:r>
     </w:p>
-    <w:bookmarkStart w:id="88" w:name="section-1"/>
+    <w:bookmarkStart w:id="99" w:name="section-1"/>
     <w:p>
       <w:pPr>
         <w:pStyle w:val="Heading2"/>
@@ -5027,658 +5027,658 @@
       </w:r>
       <w:r>
         <w:t xml:space="preserve">□ Certificação □ As reivindicações são avaliadas, atuais e suportáveis? Verde / Amarelo / Vermelho</w:t>
-      </w:r>
-    </w:p>
-    <w:bookmarkEnd w:id="88"/>
-    <w:bookmarkEnd w:id="89"/>
-    <w:bookmarkStart w:id="90" w:name="guia-de-carreira-do-analista-júnior"/>
-    <w:p>
-      <w:pPr>
-        <w:pStyle w:val="Heading1"/>
-      </w:pPr>
-      <w:r>
-        <w:t xml:space="preserve">24. Guia de Carreira do Analista Júnior</w:t>
-      </w:r>
-    </w:p>
-    <w:p>
-      <w:pPr>
-        <w:pStyle w:val="Compact"/>
-        <w:numPr>
-          <w:ilvl w:val="0"/>
-          <w:numId w:val="1033"/>
-        </w:numPr>
-      </w:pPr>
-      <w:r>
-        <w:t xml:space="preserve">Uma rota prática para ISMS, GRC, trabalho de risco, auditoria e conformidade.*</w:t>
-      </w:r>
-    </w:p>
-    <w:p>
-      <w:pPr>
-        <w:pStyle w:val="FirstParagraph"/>
-      </w:pPr>
-    </w:p>
-    <w:p>
-      <w:pPr>
-        <w:pStyle w:val="BodyText"/>
-      </w:pPr>
-      <w:r>
-        <w:t xml:space="preserve">Figura 9. Caminho de analista ISO 27001 Júnior</w:t>
-      </w:r>
-    </w:p>
-    <w:p>
-      <w:pPr>
-        <w:pStyle w:val="BodyText"/>
-      </w:pPr>
-      <w:r>
-        <w:t xml:space="preserve">GRC Júnior Analisador</w:t>
-      </w:r>
-    </w:p>
-    <w:p>
-      <w:pPr>
-        <w:pStyle w:val="BodyText"/>
-      </w:pPr>
-      <w:r>
-        <w:t xml:space="preserve">Analisador de conformidade ISO 27001</w:t>
-      </w:r>
-    </w:p>
-    <w:p>
-      <w:pPr>
-        <w:pStyle w:val="BodyText"/>
-      </w:pPr>
-      <w:r>
-        <w:t xml:space="preserve">Analista de Controles de Segurança</w:t>
-      </w:r>
-    </w:p>
-    <w:p>
-      <w:pPr>
-        <w:pStyle w:val="BodyText"/>
-      </w:pPr>
-      <w:r>
-        <w:t xml:space="preserve">Coordenador do ISMS</w:t>
-      </w:r>
-    </w:p>
-    <w:p>
-      <w:pPr>
-        <w:pStyle w:val="BodyText"/>
-      </w:pPr>
-      <w:r>
-        <w:t xml:space="preserve">Analista de Risco</w:t>
-      </w:r>
-    </w:p>
-    <w:p>
-      <w:pPr>
-        <w:pStyle w:val="BodyText"/>
-      </w:pPr>
-      <w:r>
-        <w:t xml:space="preserve">Associado à Auditoria Interna</w:t>
-      </w:r>
-    </w:p>
-    <w:p>
-      <w:pPr>
-        <w:pStyle w:val="BodyText"/>
-      </w:pPr>
-      <w:r>
-        <w:t xml:space="preserve">Analista de Riscos de Terceiros</w:t>
-      </w:r>
-    </w:p>
-    <w:p>
-      <w:pPr>
-        <w:pStyle w:val="BodyText"/>
-      </w:pPr>
-      <w:r>
-        <w:t xml:space="preserve">Analista de Garantia de Segurança</w:t>
-      </w:r>
-    </w:p>
-    <w:bookmarkEnd w:id="90"/>
-    <w:bookmarkStart w:id="91" w:name="típico-trabalho-júnior"/>
-    <w:p>
-      <w:pPr>
-        <w:pStyle w:val="Heading1"/>
-      </w:pPr>
-      <w:r>
-        <w:t xml:space="preserve"># 24,1 Típico trabalho júnior</w:t>
-      </w:r>
-    </w:p>
-    <w:p>
-      <w:pPr>
-        <w:numPr>
-          <w:ilvl w:val="0"/>
-          <w:numId w:val="1034"/>
-        </w:numPr>
-      </w:pPr>
-      <w:r>
-        <w:t xml:space="preserve">Manter escopo, ativo, obrigação, fornecedor, risco, controle, SoA, evidências, achados e registros de ação.</w:t>
-      </w:r>
-    </w:p>
-    <w:p>
-      <w:pPr>
-        <w:numPr>
-          <w:ilvl w:val="0"/>
-          <w:numId w:val="1034"/>
-        </w:numPr>
-      </w:pPr>
-      <w:r>
-        <w:t xml:space="preserve">Recolha provas sem alterar os registos e valide a integralidade.</w:t>
-      </w:r>
-    </w:p>
-    <w:p>
-      <w:pPr>
-        <w:numPr>
-          <w:ilvl w:val="0"/>
-          <w:numId w:val="1034"/>
-        </w:numPr>
-      </w:pPr>
-      <w:r>
-        <w:t xml:space="preserve">Mapa riscos e requisitos para controles, proprietários, procedimentos, sistemas e provas.</w:t>
-      </w:r>
-    </w:p>
-    <w:p>
-      <w:pPr>
-        <w:numPr>
-          <w:ilvl w:val="0"/>
-          <w:numId w:val="1034"/>
-        </w:numPr>
-      </w:pPr>
-      <w:r>
-        <w:t xml:space="preserve">Teste amostras de acesso, mudança, vulnerabilidade, incidente, backup, fornecedor, consciência, física e controles de continuidade.</w:t>
-      </w:r>
-    </w:p>
-    <w:p>
-      <w:pPr>
-        <w:numPr>
-          <w:ilvl w:val="0"/>
-          <w:numId w:val="1034"/>
-        </w:numPr>
-      </w:pPr>
-      <w:r>
-        <w:t xml:space="preserve">Apoiar auditorias internas, análises de gestão, métricas, ações corretivas e preparação de certificação.</w:t>
-      </w:r>
-    </w:p>
-    <w:p>
-      <w:pPr>
-        <w:numPr>
-          <w:ilvl w:val="0"/>
-          <w:numId w:val="1034"/>
-        </w:numPr>
-      </w:pPr>
-      <w:r>
-        <w:t xml:space="preserve">Escreva conclusões factuais e divulgue limitações de amostragem, escopo e provas.</w:t>
-      </w:r>
-    </w:p>
-    <w:p>
-      <w:pPr>
-        <w:numPr>
-          <w:ilvl w:val="0"/>
-          <w:numId w:val="1034"/>
-        </w:numPr>
-      </w:pPr>
-      <w:r>
-        <w:t xml:space="preserve">Proteger informações confidenciais e permanecer dentro da autorização.</w:t>
-      </w:r>
-    </w:p>
-    <w:bookmarkEnd w:id="91"/>
-    <w:bookmarkStart w:id="92" w:name="valor-dos-empregadores-de-competências"/>
-    <w:p>
-      <w:pPr>
-        <w:pStyle w:val="Heading1"/>
-      </w:pPr>
-      <w:r>
-        <w:t xml:space="preserve"># 24.2 Valor dos empregadores de competências</w:t>
-      </w:r>
-    </w:p>
-    <w:p>
-      <w:pPr>
-        <w:pStyle w:val="FirstParagraph"/>
-      </w:pPr>
-      <w:r>
-        <w:t xml:space="preserve">Competência** Prova**</w:t>
-      </w:r>
-      <w:r>
-        <w:t xml:space="preserve"> </w:t>
-      </w:r>
-      <w:r>
-        <w:t xml:space="preserve">—————————————————————————————————————– (———————————————————————————————————————————————————————————-</w:t>
-      </w:r>
-      <w:r>
-        <w:t xml:space="preserve"> </w:t>
-      </w:r>
-      <w:r>
-        <w:t xml:space="preserve">Os conceitos do ISMS explicam as cláusulas 4–10 e a melhoria contínua</w:t>
-      </w:r>
-      <w:r>
-        <w:t xml:space="preserve"> </w:t>
-      </w:r>
-      <w:r>
-        <w:t xml:space="preserve">• Risco • Criar um plano de registo e tratamento consistente</w:t>
-      </w:r>
-      <w:r>
-        <w:t xml:space="preserve"> </w:t>
-      </w:r>
-      <w:r>
-        <w:t xml:space="preserve">(SoA) Justifique seleções, exclusões, status e evidências ,</w:t>
-      </w:r>
-      <w:r>
-        <w:t xml:space="preserve"> </w:t>
-      </w:r>
-      <w:r>
-        <w:t xml:space="preserve">• Teste de evidência; Defina populações, amostras, procedimentos, exceções e retestes;</w:t>
-      </w:r>
-      <w:r>
-        <w:t xml:space="preserve"> </w:t>
-      </w:r>
-      <w:r>
-        <w:t xml:space="preserve">□ Alfabetização técnica; Interpretar identidade, nuvem, registro, vulnerabilidade, backup e evidência de configuração;</w:t>
-      </w:r>
-      <w:r>
-        <w:t xml:space="preserve"> </w:t>
-      </w:r>
-      <w:r>
-        <w:t xml:space="preserve">• Comunicação • Escrever conclusões concisas, acções e resumos de gestão</w:t>
-      </w:r>
-      <w:r>
-        <w:t xml:space="preserve"> </w:t>
-      </w:r>
-      <w:r>
-        <w:t xml:space="preserve">Ético Use dados sintéticos, sistemas autorizados e alegações honestas</w:t>
-      </w:r>
-    </w:p>
-    <w:bookmarkEnd w:id="92"/>
-    <w:bookmarkStart w:id="93" w:name="laboratório-fictício-e-portfólio"/>
-    <w:p>
-      <w:pPr>
-        <w:pStyle w:val="Heading1"/>
-      </w:pPr>
-      <w:r>
-        <w:t xml:space="preserve">25. Laboratório Fictício e Portfólio</w:t>
-      </w:r>
-    </w:p>
-    <w:p>
-      <w:pPr>
-        <w:pStyle w:val="Compact"/>
-        <w:numPr>
-          <w:ilvl w:val="0"/>
-          <w:numId w:val="1035"/>
-        </w:numPr>
-      </w:pPr>
-      <w:r>
-        <w:t xml:space="preserve">Um ambiente de prática segura usando dados sintéticos e sistemas de laboratório autorizados.*</w:t>
-      </w:r>
-    </w:p>
-    <w:p>
-      <w:pPr>
-        <w:pStyle w:val="FirstParagraph"/>
-      </w:pPr>
-      <w:r>
-        <w:t xml:space="preserve">Regra do laboratório:** Use uma organização fictícia, dados sintéticos, sistemas isolados e ferramentas que você está autorizado a operar. Não afirme que um projeto de portfólio é uma certificação real ou auditoria do cliente. □</w:t>
-      </w:r>
-      <w:r>
-        <w:t xml:space="preserve"> </w:t>
-      </w:r>
-      <w:r>
-        <w:t xml:space="preserve">□—————————————————————————————————————————————————————————————————————————————————————————————————————–</w:t>
-      </w:r>
-    </w:p>
-    <w:p>
-      <w:pPr>
-        <w:numPr>
-          <w:ilvl w:val="0"/>
-          <w:numId w:val="1036"/>
-        </w:numPr>
-      </w:pPr>
-      <w:r>
-        <w:t xml:space="preserve">Criar uma empresa fictícia com dois produtos, um serviço de nuvem, uma força de trabalho remota, e três fornecedores.</w:t>
-      </w:r>
-    </w:p>
-    <w:p>
-      <w:pPr>
-        <w:numPr>
-          <w:ilvl w:val="0"/>
-          <w:numId w:val="1036"/>
-        </w:numPr>
-      </w:pPr>
-      <w:r>
-        <w:t xml:space="preserve">Escreva uma análise de contexto de uma página, registro do partido interessado, determinação da relevância do clima e declaração do escopo.</w:t>
-      </w:r>
-    </w:p>
-    <w:p>
-      <w:pPr>
-        <w:numPr>
-          <w:ilvl w:val="0"/>
-          <w:numId w:val="1036"/>
-        </w:numPr>
-      </w:pPr>
-      <w:r>
-        <w:t xml:space="preserve">Criar critérios de risco e um registro de risco de dez cenários com proprietários e decisões de tratamento.</w:t>
-      </w:r>
-    </w:p>
-    <w:p>
-      <w:pPr>
-        <w:numPr>
-          <w:ilvl w:val="0"/>
-          <w:numId w:val="1036"/>
-        </w:numPr>
-      </w:pPr>
-      <w:r>
-        <w:t xml:space="preserve">Criar um plano de tratamento e SoA que aborda todos os 93 controles Anexo A com justificativas concisas e estado de implementação honesto.</w:t>
-      </w:r>
-    </w:p>
-    <w:p>
-      <w:pPr>
-        <w:numPr>
-          <w:ilvl w:val="0"/>
-          <w:numId w:val="1036"/>
-        </w:numPr>
-      </w:pPr>
-      <w:r>
-        <w:t xml:space="preserve">Construa políticas de amostragem, procedimentos, objetivos, métricas, registros de ativos e fornecedores, registro de treinamento, registro de incidentes e exercício de continuidade.</w:t>
-      </w:r>
-    </w:p>
-    <w:p>
-      <w:pPr>
-        <w:numPr>
-          <w:ilvl w:val="0"/>
-          <w:numId w:val="1036"/>
-        </w:numPr>
-      </w:pPr>
-      <w:r>
-        <w:t xml:space="preserve">Use algumas ferramentas de código aberto em laboratórios isolados e capturar escopo, configuração, resultados, validação, remediação e evidências de reteste.</w:t>
-      </w:r>
-    </w:p>
-    <w:p>
-      <w:pPr>
-        <w:numPr>
-          <w:ilvl w:val="0"/>
-          <w:numId w:val="1036"/>
-        </w:numPr>
-      </w:pPr>
-      <w:r>
-        <w:t xml:space="preserve">Projete e execute um plano de auditoria interna contra cláusulas e controles selecionados.</w:t>
-      </w:r>
-    </w:p>
-    <w:p>
-      <w:pPr>
-        <w:numPr>
-          <w:ilvl w:val="0"/>
-          <w:numId w:val="1036"/>
-        </w:numPr>
-      </w:pPr>
-      <w:r>
-        <w:t xml:space="preserve">Escreva duas não conformidades, registros de causa raiz, ações corretivas e testes de eficácia.</w:t>
-      </w:r>
-    </w:p>
-    <w:p>
-      <w:pPr>
-        <w:numPr>
-          <w:ilvl w:val="0"/>
-          <w:numId w:val="1036"/>
-        </w:numPr>
-      </w:pPr>
-      <w:r>
-        <w:t xml:space="preserve">Crie minutos de gerenciamento-revisão mostrando entradas, decisões, proprietários, recursos e prazos.</w:t>
-      </w:r>
-    </w:p>
-    <w:p>
-      <w:pPr>
-        <w:numPr>
-          <w:ilvl w:val="0"/>
-          <w:numId w:val="1036"/>
-        </w:numPr>
-      </w:pPr>
-      <w:r>
-        <w:t xml:space="preserve">Publique somente artefatos sintéticos e higienizados, com uma declaração clara de limitações.</w:t>
-      </w:r>
-    </w:p>
-    <w:p>
-      <w:pPr>
-        <w:pStyle w:val="FirstParagraph"/>
-      </w:pPr>
-      <w:r>
-        <w:t xml:space="preserve">O artefato de Portfólio** O que demonstra**</w:t>
-      </w:r>
-      <w:r>
-        <w:t xml:space="preserve"> </w:t>
-      </w:r>
-      <w:r>
-        <w:t xml:space="preserve">□——————————————————————————————————————</w:t>
-      </w:r>
-      <w:r>
-        <w:t xml:space="preserve"> </w:t>
-      </w:r>
-      <w:r>
-        <w:t xml:space="preserve">Contexto, partidos, escopo . Cláusula 4 raciocínio e limites .</w:t>
-      </w:r>
-      <w:r>
-        <w:t xml:space="preserve"> </w:t>
-      </w:r>
-      <w:r>
-        <w:t xml:space="preserve">• Método de risco, registo, tratamento</w:t>
-      </w:r>
-      <w:r>
-        <w:t xml:space="preserve"> </w:t>
-      </w:r>
-      <w:r>
-        <w:t xml:space="preserve">□ Declaração de aplicabilidade</w:t>
-      </w:r>
-      <w:r>
-        <w:t xml:space="preserve"> </w:t>
-      </w:r>
-      <w:r>
-        <w:t xml:space="preserve">□ Controle papel de teste □ Evidência, amostragem, exceção e conclusão</w:t>
-      </w:r>
-      <w:r>
-        <w:t xml:space="preserve"> </w:t>
-      </w:r>
-      <w:r>
-        <w:t xml:space="preserve">Programa, plano, critérios, relatório e acompanhamento</w:t>
-      </w:r>
-      <w:r>
-        <w:t xml:space="preserve"> </w:t>
-      </w:r>
-      <w:r>
-        <w:t xml:space="preserve">□ Minutos de análise de gestão</w:t>
-      </w:r>
-      <w:r>
-        <w:t xml:space="preserve"> </w:t>
-      </w:r>
-      <w:r>
-        <w:t xml:space="preserve">• Registo de acção correctiva</w:t>
-      </w:r>
-      <w:r>
-        <w:t xml:space="preserve"> </w:t>
-      </w:r>
-      <w:r>
-        <w:t xml:space="preserve">O Memorando de evidência da ferramenta O Alfabetismo técnico e limitações</w:t>
-      </w:r>
-    </w:p>
-    <w:bookmarkEnd w:id="93"/>
-    <w:bookmarkStart w:id="95" w:name="plano-de-aprendizagem-de-trinta-dias"/>
-    <w:p>
-      <w:pPr>
-        <w:pStyle w:val="Heading1"/>
-      </w:pPr>
-      <w:r>
-        <w:t xml:space="preserve">26. Plano de Aprendizagem de Trinta Dias</w:t>
-      </w:r>
-    </w:p>
-    <w:p>
-      <w:pPr>
-        <w:numPr>
-          <w:ilvl w:val="0"/>
-          <w:numId w:val="1037"/>
-        </w:numPr>
-      </w:pPr>
-      <w:r>
-        <w:t xml:space="preserve">Uma programação focada para a construção de capacidade de nível júnior útil.*</w:t>
-      </w:r>
-    </w:p>
-    <w:p>
-      <w:pPr>
-        <w:pStyle w:val="Heading2"/>
-        <w:numPr>
-          <w:ilvl w:val="0"/>
-          <w:numId w:val="1037"/>
-        </w:numPr>
-      </w:pPr>
-      <w:bookmarkStart w:id="94" w:name="dias-foco-entrega"/>
-      <w:r>
-        <w:t xml:space="preserve">Dias** * Foco** * Entrega**</w:t>
-      </w:r>
-      <w:bookmarkEnd w:id="94"/>
-    </w:p>
-    <w:p>
-      <w:pPr>
-        <w:numPr>
-          <w:ilvl w:val="0"/>
-          <w:numId w:val="1000"/>
-        </w:numPr>
-      </w:pPr>
-      <w:r>
-        <w:t xml:space="preserve">1–5 ISMS, CIA, cláusulas, ISO 27001/27002 relação, âmbito de aplicação</w:t>
-      </w:r>
-      <w:r>
-        <w:t xml:space="preserve"> </w:t>
-      </w:r>
-      <w:r>
-        <w:t xml:space="preserve">• 6–10 • Critérios de risco, cenários, avaliação, tratamento, aceitação</w:t>
-      </w:r>
-      <w:r>
-        <w:t xml:space="preserve"> </w:t>
-      </w:r>
-      <w:r>
-        <w:t xml:space="preserve">Os temas do Anexo A e a Declaração de Aplicabilidade</w:t>
-      </w:r>
-      <w:r>
-        <w:t xml:space="preserve"> </w:t>
-      </w:r>
-      <w:r>
-        <w:t xml:space="preserve">15–18 Políticas, competência, comunicação, controle de documentos, operações</w:t>
-      </w:r>
-      <w:r>
-        <w:t xml:space="preserve"> </w:t>
-      </w:r>
-      <w:r>
-        <w:t xml:space="preserve">□ 19–22 □ Métricas, monitorização, auditoria interna, revisão da gestão</w:t>
-      </w:r>
-      <w:r>
-        <w:t xml:space="preserve"> </w:t>
-      </w:r>
-      <w:r>
-        <w:t xml:space="preserve">23–25; Não conformidade, causa raiz, ação corretiva, melhoria; Dois registros de achados e ação corretiva;</w:t>
-      </w:r>
-      <w:r>
-        <w:t xml:space="preserve"> </w:t>
-      </w:r>
-      <w:r>
-        <w:t xml:space="preserve">26–28 Laboratórios de ferramentas de código aberto autorizados Dois memorandos de evidência e reteste</w:t>
-      </w:r>
-      <w:r>
-        <w:t xml:space="preserve"> </w:t>
-      </w:r>
-      <w:r>
-        <w:t xml:space="preserve">29–30 □ Limpeza e prática de entrevista de carteiras</w:t>
-      </w:r>
-    </w:p>
-    <w:bookmarkEnd w:id="95"/>
-    <w:bookmarkStart w:id="97" w:name="preparação-da-entrevista"/>
-    <w:p>
-      <w:pPr>
-        <w:pStyle w:val="Heading1"/>
-      </w:pPr>
-      <w:r>
-        <w:t xml:space="preserve">27. Preparação da entrevista</w:t>
-      </w:r>
-    </w:p>
-    <w:p>
-      <w:pPr>
-        <w:pStyle w:val="Compact"/>
-        <w:numPr>
-          <w:ilvl w:val="0"/>
-          <w:numId w:val="1038"/>
-        </w:numPr>
-      </w:pPr>
-      <w:r>
-        <w:t xml:space="preserve">Respostas claras, cenários práticos e perguntas para o empregador.*</w:t>
-      </w:r>
-    </w:p>
-    <w:bookmarkStart w:id="96" w:name="o-que-é-um-isms"/>
-    <w:p>
-      <w:pPr>
-        <w:pStyle w:val="Heading2"/>
-      </w:pPr>
-      <w:r>
-        <w:t xml:space="preserve">27.1 O que é um ISMS?</w:t>
-      </w:r>
-    </w:p>
-    <w:p>
-      <w:pPr>
-        <w:pStyle w:val="FirstParagraph"/>
-      </w:pPr>
-      <w:r>
-        <w:t xml:space="preserve">Um sistema de gestão para controlar o risco de segurança da informação através de liderança, planejamento, operação, avaliação e melhoria contínua.</w:t>
-      </w:r>
-    </w:p>
-    <w:bookmarkEnd w:id="96"/>
-    <w:bookmarkEnd w:id="97"/>
-    <w:bookmarkStart w:id="98" w:name="iso-27001-versus-27002"/>
-    <w:p>
-      <w:pPr>
-        <w:pStyle w:val="Heading1"/>
-      </w:pPr>
-      <w:r>
-        <w:t xml:space="preserve"># 27,2 ISO 27001 versus 27002?</w:t>
-      </w:r>
-    </w:p>
-    <w:p>
-      <w:pPr>
-        <w:pStyle w:val="FirstParagraph"/>
-      </w:pPr>
-      <w:r>
-        <w:t xml:space="preserve">27001 contém requisitos ISMS certificados; 27002 fornece orientação de controle detalhada e não é em si uma norma de certificação.</w:t>
-      </w:r>
-    </w:p>
-    <w:bookmarkEnd w:id="98"/>
-    <w:bookmarkStart w:id="100" w:name="o-que-é-o-soa"/>
-    <w:p>
-      <w:pPr>
-        <w:pStyle w:val="Heading1"/>
-      </w:pPr>
-      <w:r>
-        <w:t xml:space="preserve"># 27.3 O que é o SoA?</w:t>
-      </w:r>
-    </w:p>
-    <w:p>
-      <w:pPr>
-        <w:pStyle w:val="FirstParagraph"/>
-      </w:pPr>
-      <w:r>
-        <w:t xml:space="preserve">Um registo controlado dos controlos necessários, a justificação da inclusão ou exclusão no anexo A e o estado de execução, ligados ao tratamento e às provas.</w:t>
-      </w:r>
-    </w:p>
-    <w:bookmarkStart w:id="99" w:name="Xd7a94282af627341903619724c786ba476635e4"/>
-    <w:p>
-      <w:pPr>
-        <w:pStyle w:val="Heading2"/>
-      </w:pPr>
-      <w:r>
-        <w:t xml:space="preserve">27.4 Todos os controles do Anexo A são obrigatórios?</w:t>
-      </w:r>
-    </w:p>
-    <w:p>
-      <w:pPr>
-        <w:pStyle w:val="FirstParagraph"/>
-      </w:pPr>
-      <w:r>
-        <w:t xml:space="preserve">A organização deve utilizar o anexo A como verificação de referência e justificar as decisões. Controles necessários seguem tratamento de risco e obrigações; outros controles também podem ser necessários.</w:t>
       </w:r>
     </w:p>
     <w:bookmarkEnd w:id="99"/>
     <w:bookmarkEnd w:id="100"/>
-    <w:bookmarkStart w:id="101" w:name="como-se-testa-um-controle"/>
+    <w:bookmarkStart w:id="101" w:name="guia-de-carreira-do-analista-júnior"/>
     <w:p>
       <w:pPr>
         <w:pStyle w:val="Heading1"/>
       </w:pPr>
       <w:r>
+        <w:t xml:space="preserve">24. Guia de Carreira do Analista Júnior</w:t>
+      </w:r>
+    </w:p>
+    <w:p>
+      <w:pPr>
+        <w:numPr>
+          <w:ilvl w:val="0"/>
+          <w:numId w:val="1033"/>
+        </w:numPr>
+        <w:pStyle w:val="Compact"/>
+      </w:pPr>
+      <w:r>
+        <w:t xml:space="preserve">Uma rota prática para ISMS, GRC, trabalho de risco, auditoria e conformidade.*</w:t>
+      </w:r>
+    </w:p>
+    <w:p>
+      <w:pPr>
+        <w:pStyle w:val="FirstParagraph"/>
+      </w:pPr>
+    </w:p>
+    <w:p>
+      <w:pPr>
+        <w:pStyle w:val="BodyText"/>
+      </w:pPr>
+      <w:r>
+        <w:t xml:space="preserve">Figura 9. Caminho de analista ISO 27001 Júnior</w:t>
+      </w:r>
+    </w:p>
+    <w:p>
+      <w:pPr>
+        <w:pStyle w:val="BodyText"/>
+      </w:pPr>
+      <w:r>
+        <w:t xml:space="preserve">GRC Júnior Analisador</w:t>
+      </w:r>
+    </w:p>
+    <w:p>
+      <w:pPr>
+        <w:pStyle w:val="BodyText"/>
+      </w:pPr>
+      <w:r>
+        <w:t xml:space="preserve">Analisador de conformidade ISO 27001</w:t>
+      </w:r>
+    </w:p>
+    <w:p>
+      <w:pPr>
+        <w:pStyle w:val="BodyText"/>
+      </w:pPr>
+      <w:r>
+        <w:t xml:space="preserve">Analista de Controles de Segurança</w:t>
+      </w:r>
+    </w:p>
+    <w:p>
+      <w:pPr>
+        <w:pStyle w:val="BodyText"/>
+      </w:pPr>
+      <w:r>
+        <w:t xml:space="preserve">Coordenador do ISMS</w:t>
+      </w:r>
+    </w:p>
+    <w:p>
+      <w:pPr>
+        <w:pStyle w:val="BodyText"/>
+      </w:pPr>
+      <w:r>
+        <w:t xml:space="preserve">Analista de Risco</w:t>
+      </w:r>
+    </w:p>
+    <w:p>
+      <w:pPr>
+        <w:pStyle w:val="BodyText"/>
+      </w:pPr>
+      <w:r>
+        <w:t xml:space="preserve">Associado à Auditoria Interna</w:t>
+      </w:r>
+    </w:p>
+    <w:p>
+      <w:pPr>
+        <w:pStyle w:val="BodyText"/>
+      </w:pPr>
+      <w:r>
+        <w:t xml:space="preserve">Analista de Riscos de Terceiros</w:t>
+      </w:r>
+    </w:p>
+    <w:p>
+      <w:pPr>
+        <w:pStyle w:val="BodyText"/>
+      </w:pPr>
+      <w:r>
+        <w:t xml:space="preserve">Analista de Garantia de Segurança</w:t>
+      </w:r>
+    </w:p>
+    <w:bookmarkEnd w:id="101"/>
+    <w:bookmarkStart w:id="102" w:name="típico-trabalho-júnior"/>
+    <w:p>
+      <w:pPr>
+        <w:pStyle w:val="Heading1"/>
+      </w:pPr>
+      <w:r>
+        <w:t xml:space="preserve"># 24,1 Típico trabalho júnior</w:t>
+      </w:r>
+    </w:p>
+    <w:p>
+      <w:pPr>
+        <w:numPr>
+          <w:ilvl w:val="0"/>
+          <w:numId w:val="1034"/>
+        </w:numPr>
+      </w:pPr>
+      <w:r>
+        <w:t xml:space="preserve">Manter escopo, ativo, obrigação, fornecedor, risco, controle, SoA, evidências, achados e registros de ação.</w:t>
+      </w:r>
+    </w:p>
+    <w:p>
+      <w:pPr>
+        <w:numPr>
+          <w:ilvl w:val="0"/>
+          <w:numId w:val="1034"/>
+        </w:numPr>
+      </w:pPr>
+      <w:r>
+        <w:t xml:space="preserve">Recolha provas sem alterar os registos e valide a integralidade.</w:t>
+      </w:r>
+    </w:p>
+    <w:p>
+      <w:pPr>
+        <w:numPr>
+          <w:ilvl w:val="0"/>
+          <w:numId w:val="1034"/>
+        </w:numPr>
+      </w:pPr>
+      <w:r>
+        <w:t xml:space="preserve">Mapa riscos e requisitos para controles, proprietários, procedimentos, sistemas e provas.</w:t>
+      </w:r>
+    </w:p>
+    <w:p>
+      <w:pPr>
+        <w:numPr>
+          <w:ilvl w:val="0"/>
+          <w:numId w:val="1034"/>
+        </w:numPr>
+      </w:pPr>
+      <w:r>
+        <w:t xml:space="preserve">Teste amostras de acesso, mudança, vulnerabilidade, incidente, backup, fornecedor, consciência, física e controles de continuidade.</w:t>
+      </w:r>
+    </w:p>
+    <w:p>
+      <w:pPr>
+        <w:numPr>
+          <w:ilvl w:val="0"/>
+          <w:numId w:val="1034"/>
+        </w:numPr>
+      </w:pPr>
+      <w:r>
+        <w:t xml:space="preserve">Apoiar auditorias internas, análises de gestão, métricas, ações corretivas e preparação de certificação.</w:t>
+      </w:r>
+    </w:p>
+    <w:p>
+      <w:pPr>
+        <w:numPr>
+          <w:ilvl w:val="0"/>
+          <w:numId w:val="1034"/>
+        </w:numPr>
+      </w:pPr>
+      <w:r>
+        <w:t xml:space="preserve">Escreva conclusões factuais e divulgue limitações de amostragem, escopo e provas.</w:t>
+      </w:r>
+    </w:p>
+    <w:p>
+      <w:pPr>
+        <w:numPr>
+          <w:ilvl w:val="0"/>
+          <w:numId w:val="1034"/>
+        </w:numPr>
+      </w:pPr>
+      <w:r>
+        <w:t xml:space="preserve">Proteger informações confidenciais e permanecer dentro da autorização.</w:t>
+      </w:r>
+    </w:p>
+    <w:bookmarkEnd w:id="102"/>
+    <w:bookmarkStart w:id="103" w:name="valor-dos-empregadores-de-competências"/>
+    <w:p>
+      <w:pPr>
+        <w:pStyle w:val="Heading1"/>
+      </w:pPr>
+      <w:r>
+        <w:t xml:space="preserve"># 24.2 Valor dos empregadores de competências</w:t>
+      </w:r>
+    </w:p>
+    <w:p>
+      <w:pPr>
+        <w:pStyle w:val="FirstParagraph"/>
+      </w:pPr>
+      <w:r>
+        <w:t xml:space="preserve">Competência** Prova**</w:t>
+      </w:r>
+      <w:r>
+        <w:t xml:space="preserve"> </w:t>
+      </w:r>
+      <w:r>
+        <w:t xml:space="preserve">—————————————————————————————————————– (———————————————————————————————————————————————————————————-</w:t>
+      </w:r>
+      <w:r>
+        <w:t xml:space="preserve"> </w:t>
+      </w:r>
+      <w:r>
+        <w:t xml:space="preserve">Os conceitos do ISMS explicam as cláusulas 4–10 e a melhoria contínua</w:t>
+      </w:r>
+      <w:r>
+        <w:t xml:space="preserve"> </w:t>
+      </w:r>
+      <w:r>
+        <w:t xml:space="preserve">• Risco • Criar um plano de registo e tratamento consistente</w:t>
+      </w:r>
+      <w:r>
+        <w:t xml:space="preserve"> </w:t>
+      </w:r>
+      <w:r>
+        <w:t xml:space="preserve">(SoA) Justifique seleções, exclusões, status e evidências ,</w:t>
+      </w:r>
+      <w:r>
+        <w:t xml:space="preserve"> </w:t>
+      </w:r>
+      <w:r>
+        <w:t xml:space="preserve">• Teste de evidência; Defina populações, amostras, procedimentos, exceções e retestes;</w:t>
+      </w:r>
+      <w:r>
+        <w:t xml:space="preserve"> </w:t>
+      </w:r>
+      <w:r>
+        <w:t xml:space="preserve">□ Alfabetização técnica; Interpretar identidade, nuvem, registro, vulnerabilidade, backup e evidência de configuração;</w:t>
+      </w:r>
+      <w:r>
+        <w:t xml:space="preserve"> </w:t>
+      </w:r>
+      <w:r>
+        <w:t xml:space="preserve">• Comunicação • Escrever conclusões concisas, acções e resumos de gestão</w:t>
+      </w:r>
+      <w:r>
+        <w:t xml:space="preserve"> </w:t>
+      </w:r>
+      <w:r>
+        <w:t xml:space="preserve">Ético Use dados sintéticos, sistemas autorizados e alegações honestas</w:t>
+      </w:r>
+    </w:p>
+    <w:bookmarkEnd w:id="103"/>
+    <w:bookmarkStart w:id="104" w:name="laboratório-fictício-e-portfólio"/>
+    <w:p>
+      <w:pPr>
+        <w:pStyle w:val="Heading1"/>
+      </w:pPr>
+      <w:r>
+        <w:t xml:space="preserve">25. Laboratório Fictício e Portfólio</w:t>
+      </w:r>
+    </w:p>
+    <w:p>
+      <w:pPr>
+        <w:numPr>
+          <w:ilvl w:val="0"/>
+          <w:numId w:val="1035"/>
+        </w:numPr>
+        <w:pStyle w:val="Compact"/>
+      </w:pPr>
+      <w:r>
+        <w:t xml:space="preserve">Um ambiente de prática segura usando dados sintéticos e sistemas de laboratório autorizados.*</w:t>
+      </w:r>
+    </w:p>
+    <w:p>
+      <w:pPr>
+        <w:pStyle w:val="FirstParagraph"/>
+      </w:pPr>
+      <w:r>
+        <w:t xml:space="preserve">Regra do laboratório:** Use uma organização fictícia, dados sintéticos, sistemas isolados e ferramentas que você está autorizado a operar. Não afirme que um projeto de portfólio é uma certificação real ou auditoria do cliente. □</w:t>
+      </w:r>
+      <w:r>
+        <w:t xml:space="preserve"> </w:t>
+      </w:r>
+      <w:r>
+        <w:t xml:space="preserve">□—————————————————————————————————————————————————————————————————————————————————————————————————————–</w:t>
+      </w:r>
+    </w:p>
+    <w:p>
+      <w:pPr>
+        <w:numPr>
+          <w:ilvl w:val="0"/>
+          <w:numId w:val="1036"/>
+        </w:numPr>
+      </w:pPr>
+      <w:r>
+        <w:t xml:space="preserve">Criar uma empresa fictícia com dois produtos, um serviço de nuvem, uma força de trabalho remota, e três fornecedores.</w:t>
+      </w:r>
+    </w:p>
+    <w:p>
+      <w:pPr>
+        <w:numPr>
+          <w:ilvl w:val="0"/>
+          <w:numId w:val="1036"/>
+        </w:numPr>
+      </w:pPr>
+      <w:r>
+        <w:t xml:space="preserve">Escreva uma análise de contexto de uma página, registro do partido interessado, determinação da relevância do clima e declaração do escopo.</w:t>
+      </w:r>
+    </w:p>
+    <w:p>
+      <w:pPr>
+        <w:numPr>
+          <w:ilvl w:val="0"/>
+          <w:numId w:val="1036"/>
+        </w:numPr>
+      </w:pPr>
+      <w:r>
+        <w:t xml:space="preserve">Criar critérios de risco e um registro de risco de dez cenários com proprietários e decisões de tratamento.</w:t>
+      </w:r>
+    </w:p>
+    <w:p>
+      <w:pPr>
+        <w:numPr>
+          <w:ilvl w:val="0"/>
+          <w:numId w:val="1036"/>
+        </w:numPr>
+      </w:pPr>
+      <w:r>
+        <w:t xml:space="preserve">Criar um plano de tratamento e SoA que aborda todos os 93 controles Anexo A com justificativas concisas e estado de implementação honesto.</w:t>
+      </w:r>
+    </w:p>
+    <w:p>
+      <w:pPr>
+        <w:numPr>
+          <w:ilvl w:val="0"/>
+          <w:numId w:val="1036"/>
+        </w:numPr>
+      </w:pPr>
+      <w:r>
+        <w:t xml:space="preserve">Construa políticas de amostragem, procedimentos, objetivos, métricas, registros de ativos e fornecedores, registro de treinamento, registro de incidentes e exercício de continuidade.</w:t>
+      </w:r>
+    </w:p>
+    <w:p>
+      <w:pPr>
+        <w:numPr>
+          <w:ilvl w:val="0"/>
+          <w:numId w:val="1036"/>
+        </w:numPr>
+      </w:pPr>
+      <w:r>
+        <w:t xml:space="preserve">Use algumas ferramentas de código aberto em laboratórios isolados e capturar escopo, configuração, resultados, validação, remediação e evidências de reteste.</w:t>
+      </w:r>
+    </w:p>
+    <w:p>
+      <w:pPr>
+        <w:numPr>
+          <w:ilvl w:val="0"/>
+          <w:numId w:val="1036"/>
+        </w:numPr>
+      </w:pPr>
+      <w:r>
+        <w:t xml:space="preserve">Projete e execute um plano de auditoria interna contra cláusulas e controles selecionados.</w:t>
+      </w:r>
+    </w:p>
+    <w:p>
+      <w:pPr>
+        <w:numPr>
+          <w:ilvl w:val="0"/>
+          <w:numId w:val="1036"/>
+        </w:numPr>
+      </w:pPr>
+      <w:r>
+        <w:t xml:space="preserve">Escreva duas não conformidades, registros de causa raiz, ações corretivas e testes de eficácia.</w:t>
+      </w:r>
+    </w:p>
+    <w:p>
+      <w:pPr>
+        <w:numPr>
+          <w:ilvl w:val="0"/>
+          <w:numId w:val="1036"/>
+        </w:numPr>
+      </w:pPr>
+      <w:r>
+        <w:t xml:space="preserve">Crie minutos de gerenciamento-revisão mostrando entradas, decisões, proprietários, recursos e prazos.</w:t>
+      </w:r>
+    </w:p>
+    <w:p>
+      <w:pPr>
+        <w:numPr>
+          <w:ilvl w:val="0"/>
+          <w:numId w:val="1036"/>
+        </w:numPr>
+      </w:pPr>
+      <w:r>
+        <w:t xml:space="preserve">Publique somente artefatos sintéticos e higienizados, com uma declaração clara de limitações.</w:t>
+      </w:r>
+    </w:p>
+    <w:p>
+      <w:pPr>
+        <w:pStyle w:val="FirstParagraph"/>
+      </w:pPr>
+      <w:r>
+        <w:t xml:space="preserve">O artefato de Portfólio** O que demonstra**</w:t>
+      </w:r>
+      <w:r>
+        <w:t xml:space="preserve"> </w:t>
+      </w:r>
+      <w:r>
+        <w:t xml:space="preserve">□——————————————————————————————————————</w:t>
+      </w:r>
+      <w:r>
+        <w:t xml:space="preserve"> </w:t>
+      </w:r>
+      <w:r>
+        <w:t xml:space="preserve">Contexto, partidos, escopo . Cláusula 4 raciocínio e limites .</w:t>
+      </w:r>
+      <w:r>
+        <w:t xml:space="preserve"> </w:t>
+      </w:r>
+      <w:r>
+        <w:t xml:space="preserve">• Método de risco, registo, tratamento</w:t>
+      </w:r>
+      <w:r>
+        <w:t xml:space="preserve"> </w:t>
+      </w:r>
+      <w:r>
+        <w:t xml:space="preserve">□ Declaração de aplicabilidade</w:t>
+      </w:r>
+      <w:r>
+        <w:t xml:space="preserve"> </w:t>
+      </w:r>
+      <w:r>
+        <w:t xml:space="preserve">□ Controle papel de teste □ Evidência, amostragem, exceção e conclusão</w:t>
+      </w:r>
+      <w:r>
+        <w:t xml:space="preserve"> </w:t>
+      </w:r>
+      <w:r>
+        <w:t xml:space="preserve">Programa, plano, critérios, relatório e acompanhamento</w:t>
+      </w:r>
+      <w:r>
+        <w:t xml:space="preserve"> </w:t>
+      </w:r>
+      <w:r>
+        <w:t xml:space="preserve">□ Minutos de análise de gestão</w:t>
+      </w:r>
+      <w:r>
+        <w:t xml:space="preserve"> </w:t>
+      </w:r>
+      <w:r>
+        <w:t xml:space="preserve">• Registo de acção correctiva</w:t>
+      </w:r>
+      <w:r>
+        <w:t xml:space="preserve"> </w:t>
+      </w:r>
+      <w:r>
+        <w:t xml:space="preserve">O Memorando de evidência da ferramenta O Alfabetismo técnico e limitações</w:t>
+      </w:r>
+    </w:p>
+    <w:bookmarkEnd w:id="104"/>
+    <w:bookmarkStart w:id="106" w:name="plano-de-aprendizagem-de-trinta-dias"/>
+    <w:p>
+      <w:pPr>
+        <w:pStyle w:val="Heading1"/>
+      </w:pPr>
+      <w:r>
+        <w:t xml:space="preserve">26. Plano de Aprendizagem de Trinta Dias</w:t>
+      </w:r>
+    </w:p>
+    <w:p>
+      <w:pPr>
+        <w:numPr>
+          <w:ilvl w:val="0"/>
+          <w:numId w:val="1037"/>
+        </w:numPr>
+      </w:pPr>
+      <w:r>
+        <w:t xml:space="preserve">Uma programação focada para a construção de capacidade de nível júnior útil.*</w:t>
+      </w:r>
+    </w:p>
+    <w:p>
+      <w:pPr>
+        <w:numPr>
+          <w:ilvl w:val="0"/>
+          <w:numId w:val="1037"/>
+        </w:numPr>
+        <w:pStyle w:val="Heading2"/>
+      </w:pPr>
+      <w:bookmarkStart w:id="105" w:name="dias-foco-entrega"/>
+      <w:r>
+        <w:t xml:space="preserve">Dias** * Foco** * Entrega**</w:t>
+      </w:r>
+      <w:bookmarkEnd w:id="105"/>
+    </w:p>
+    <w:p>
+      <w:pPr>
+        <w:numPr>
+          <w:ilvl w:val="0"/>
+          <w:numId w:val="1000"/>
+        </w:numPr>
+      </w:pPr>
+      <w:r>
+        <w:t xml:space="preserve">1–5 ISMS, CIA, cláusulas, ISO 27001/27002 relação, âmbito de aplicação</w:t>
+      </w:r>
+      <w:r>
+        <w:t xml:space="preserve"> </w:t>
+      </w:r>
+      <w:r>
+        <w:t xml:space="preserve">• 6–10 • Critérios de risco, cenários, avaliação, tratamento, aceitação</w:t>
+      </w:r>
+      <w:r>
+        <w:t xml:space="preserve"> </w:t>
+      </w:r>
+      <w:r>
+        <w:t xml:space="preserve">Os temas do Anexo A e a Declaração de Aplicabilidade</w:t>
+      </w:r>
+      <w:r>
+        <w:t xml:space="preserve"> </w:t>
+      </w:r>
+      <w:r>
+        <w:t xml:space="preserve">15–18 Políticas, competência, comunicação, controle de documentos, operações</w:t>
+      </w:r>
+      <w:r>
+        <w:t xml:space="preserve"> </w:t>
+      </w:r>
+      <w:r>
+        <w:t xml:space="preserve">□ 19–22 □ Métricas, monitorização, auditoria interna, revisão da gestão</w:t>
+      </w:r>
+      <w:r>
+        <w:t xml:space="preserve"> </w:t>
+      </w:r>
+      <w:r>
+        <w:t xml:space="preserve">23–25; Não conformidade, causa raiz, ação corretiva, melhoria; Dois registros de achados e ação corretiva;</w:t>
+      </w:r>
+      <w:r>
+        <w:t xml:space="preserve"> </w:t>
+      </w:r>
+      <w:r>
+        <w:t xml:space="preserve">26–28 Laboratórios de ferramentas de código aberto autorizados Dois memorandos de evidência e reteste</w:t>
+      </w:r>
+      <w:r>
+        <w:t xml:space="preserve"> </w:t>
+      </w:r>
+      <w:r>
+        <w:t xml:space="preserve">29–30 □ Limpeza e prática de entrevista de carteiras</w:t>
+      </w:r>
+    </w:p>
+    <w:bookmarkEnd w:id="106"/>
+    <w:bookmarkStart w:id="108" w:name="preparação-da-entrevista"/>
+    <w:p>
+      <w:pPr>
+        <w:pStyle w:val="Heading1"/>
+      </w:pPr>
+      <w:r>
+        <w:t xml:space="preserve">27. Preparação da entrevista</w:t>
+      </w:r>
+    </w:p>
+    <w:p>
+      <w:pPr>
+        <w:numPr>
+          <w:ilvl w:val="0"/>
+          <w:numId w:val="1038"/>
+        </w:numPr>
+        <w:pStyle w:val="Compact"/>
+      </w:pPr>
+      <w:r>
+        <w:t xml:space="preserve">Respostas claras, cenários práticos e perguntas para o empregador.*</w:t>
+      </w:r>
+    </w:p>
+    <w:bookmarkStart w:id="107" w:name="o-que-é-um-isms"/>
+    <w:p>
+      <w:pPr>
+        <w:pStyle w:val="Heading2"/>
+      </w:pPr>
+      <w:r>
+        <w:t xml:space="preserve">27.1 O que é um ISMS?</w:t>
+      </w:r>
+    </w:p>
+    <w:p>
+      <w:pPr>
+        <w:pStyle w:val="FirstParagraph"/>
+      </w:pPr>
+      <w:r>
+        <w:t xml:space="preserve">Um sistema de gestão para controlar o risco de segurança da informação através de liderança, planejamento, operação, avaliação e melhoria contínua.</w:t>
+      </w:r>
+    </w:p>
+    <w:bookmarkEnd w:id="107"/>
+    <w:bookmarkEnd w:id="108"/>
+    <w:bookmarkStart w:id="109" w:name="iso-27001-versus-27002"/>
+    <w:p>
+      <w:pPr>
+        <w:pStyle w:val="Heading1"/>
+      </w:pPr>
+      <w:r>
+        <w:t xml:space="preserve"># 27,2 ISO 27001 versus 27002?</w:t>
+      </w:r>
+    </w:p>
+    <w:p>
+      <w:pPr>
+        <w:pStyle w:val="FirstParagraph"/>
+      </w:pPr>
+      <w:r>
+        <w:t xml:space="preserve">27001 contém requisitos ISMS certificados; 27002 fornece orientação de controle detalhada e não é em si uma norma de certificação.</w:t>
+      </w:r>
+    </w:p>
+    <w:bookmarkEnd w:id="109"/>
+    <w:bookmarkStart w:id="111" w:name="o-que-é-o-soa"/>
+    <w:p>
+      <w:pPr>
+        <w:pStyle w:val="Heading1"/>
+      </w:pPr>
+      <w:r>
+        <w:t xml:space="preserve"># 27.3 O que é o SoA?</w:t>
+      </w:r>
+    </w:p>
+    <w:p>
+      <w:pPr>
+        <w:pStyle w:val="FirstParagraph"/>
+      </w:pPr>
+      <w:r>
+        <w:t xml:space="preserve">Um registo controlado dos controlos necessários, a justificação da inclusão ou exclusão no anexo A e o estado de execução, ligados ao tratamento e às provas.</w:t>
+      </w:r>
+    </w:p>
+    <w:bookmarkStart w:id="110" w:name="Xd7a94282af627341903619724c786ba476635e4"/>
+    <w:p>
+      <w:pPr>
+        <w:pStyle w:val="Heading2"/>
+      </w:pPr>
+      <w:r>
+        <w:t xml:space="preserve">27.4 Todos os controles do Anexo A são obrigatórios?</w:t>
+      </w:r>
+    </w:p>
+    <w:p>
+      <w:pPr>
+        <w:pStyle w:val="FirstParagraph"/>
+      </w:pPr>
+      <w:r>
+        <w:t xml:space="preserve">A organização deve utilizar o anexo A como verificação de referência e justificar as decisões. Controles necessários seguem tratamento de risco e obrigações; outros controles também podem ser necessários.</w:t>
+      </w:r>
+    </w:p>
+    <w:bookmarkEnd w:id="110"/>
+    <w:bookmarkEnd w:id="111"/>
+    <w:bookmarkStart w:id="112" w:name="como-se-testa-um-controle"/>
+    <w:p>
+      <w:pPr>
+        <w:pStyle w:val="Heading1"/>
+      </w:pPr>
+      <w:r>
         <w:t xml:space="preserve"># 27.5 Como se testa um controle?</w:t>
       </w:r>
     </w:p>
@@ -5690,8 +5690,8 @@
         <w:t xml:space="preserve">Defina critérios e escopo, valide a população, amostra por risco, inspecione e reperforme evidências, exceções documentais e correção de reteste.</w:t>
       </w:r>
     </w:p>
-    <w:bookmarkEnd w:id="101"/>
-    <w:bookmarkStart w:id="102" w:name="o-que-é-uma-não-conformidade"/>
+    <w:bookmarkEnd w:id="112"/>
+    <w:bookmarkStart w:id="113" w:name="o-que-é-uma-não-conformidade"/>
     <w:p>
       <w:pPr>
         <w:pStyle w:val="Heading1"/>
@@ -5708,8 +5708,8 @@
         <w:t xml:space="preserve">Falha em cumprir uma exigência. Requer correção, avaliação, ação adequada e revisão de efetividade.</w:t>
       </w:r>
     </w:p>
-    <w:bookmarkEnd w:id="102"/>
-    <w:bookmarkStart w:id="103" w:name="o-que-mudou-em-2024"/>
+    <w:bookmarkEnd w:id="113"/>
+    <w:bookmarkStart w:id="114" w:name="o-que-mudou-em-2024"/>
     <w:p>
       <w:pPr>
         <w:pStyle w:val="Heading1"/>
@@ -5726,8 +5726,8 @@
         <w:t xml:space="preserve">A alteração exige uma consideração explícita da relevância das alterações climáticas no contexto e observa que as partes interessadas podem ter requisitos relacionados com o clima.</w:t>
       </w:r>
     </w:p>
-    <w:bookmarkEnd w:id="103"/>
-    <w:bookmarkStart w:id="104" w:name="X6af7a3d625a0b1807a794f98499926755a55a0d"/>
+    <w:bookmarkEnd w:id="114"/>
+    <w:bookmarkStart w:id="115" w:name="X6af7a3d625a0b1807a794f98499926755a55a0d"/>
     <w:p>
       <w:pPr>
         <w:pStyle w:val="Heading1"/>
@@ -5744,8 +5744,8 @@
         <w:t xml:space="preserve">Factos estatais apoiados por elementos de prova e âmbito definidos, divulgar limitações e evitar reclamar a autoridade de auditoria ou certificação.</w:t>
       </w:r>
     </w:p>
-    <w:bookmarkEnd w:id="104"/>
-    <w:bookmarkStart w:id="105" w:name="perguntas-para-perguntar-ao-empregador"/>
+    <w:bookmarkEnd w:id="115"/>
+    <w:bookmarkStart w:id="116" w:name="perguntas-para-perguntar-ao-empregador"/>
     <w:p>
       <w:pPr>
         <w:pStyle w:val="Heading1"/>
@@ -5831,8 +5831,8 @@
         <w:t xml:space="preserve">Como as conclusões júnior são revistas e treinadas?</w:t>
       </w:r>
     </w:p>
-    <w:bookmarkEnd w:id="105"/>
-    <w:bookmarkStart w:id="106" w:name="modelos-glossário-índice-e-referências"/>
+    <w:bookmarkEnd w:id="116"/>
+    <w:bookmarkStart w:id="117" w:name="modelos-glossário-índice-e-referências"/>
     <w:p>
       <w:pPr>
         <w:pStyle w:val="Heading1"/>
@@ -5843,18 +5843,18 @@
     </w:p>
     <w:p>
       <w:pPr>
+        <w:numPr>
+          <w:ilvl w:val="0"/>
+          <w:numId w:val="1040"/>
+        </w:numPr>
         <w:pStyle w:val="Compact"/>
-        <w:numPr>
-          <w:ilvl w:val="0"/>
-          <w:numId w:val="1040"/>
-        </w:numPr>
       </w:pPr>
       <w:r>
         <w:t xml:space="preserve">Estruturas de trabalho reutilizáveis, termos importantes e pontos de partida autoritários.*</w:t>
       </w:r>
     </w:p>
-    <w:bookmarkEnd w:id="106"/>
-    <w:bookmarkStart w:id="108" w:name="registro-de-risco-mínimo"/>
+    <w:bookmarkEnd w:id="117"/>
+    <w:bookmarkStart w:id="119" w:name="registro-de-risco-mínimo"/>
     <w:p>
       <w:pPr>
         <w:pStyle w:val="Heading1"/>
@@ -5865,305 +5865,311 @@
     </w:p>
     <w:p>
       <w:pPr>
+        <w:numPr>
+          <w:ilvl w:val="0"/>
+          <w:numId w:val="1041"/>
+        </w:numPr>
         <w:pStyle w:val="Heading2"/>
+      </w:pPr>
+      <w:bookmarkStart w:id="118" w:name="campo-entrada"/>
+      <w:r>
+        <w:t xml:space="preserve">Campo** * Entrada**</w:t>
+      </w:r>
+      <w:bookmarkEnd w:id="118"/>
+    </w:p>
+    <w:p>
+      <w:pPr>
+        <w:numPr>
+          <w:ilvl w:val="0"/>
+          <w:numId w:val="1000"/>
+        </w:numPr>
+        <w:pStyle w:val="Compact"/>
+      </w:pPr>
+      <w:r>
+        <w:t xml:space="preserve">ID de risco e proprietário</w:t>
+      </w:r>
+      <w:r>
+        <w:t xml:space="preserve"> </w:t>
+      </w:r>
+      <w:r>
+        <w:t xml:space="preserve">Objectivo / activo</w:t>
+      </w:r>
+      <w:r>
+        <w:t xml:space="preserve"> </w:t>
+      </w:r>
+      <w:r>
+        <w:t xml:space="preserve">“</w:t>
+      </w:r>
+      <w:r>
+        <w:t xml:space="preserve">Evento e condição de ameaça</w:t>
+      </w:r>
+      <w:r>
+        <w:t xml:space="preserve">”</w:t>
+      </w:r>
+      <w:r>
+        <w:t xml:space="preserve"> </w:t>
+      </w:r>
+      <w:r>
+        <w:t xml:space="preserve">Consequências</w:t>
+      </w:r>
+      <w:r>
+        <w:t xml:space="preserve"> </w:t>
+      </w:r>
+      <w:r>
+        <w:t xml:space="preserve">Controlos existentes</w:t>
+      </w:r>
+    </w:p>
+    <w:p>
+      <w:pPr>
         <w:numPr>
           <w:ilvl w:val="0"/>
           <w:numId w:val="1041"/>
         </w:numPr>
-      </w:pPr>
-      <w:bookmarkStart w:id="107" w:name="campo-entrada"/>
+        <w:pStyle w:val="Compact"/>
+      </w:pPr>
+      <w:r>
+        <w:t xml:space="preserve">Litígio e impacto</w:t>
+      </w:r>
+      <w:r>
+        <w:t xml:space="preserve"> </w:t>
+      </w:r>
+      <w:r>
+        <w:t xml:space="preserve">O risco actual</w:t>
+      </w:r>
+      <w:r>
+        <w:t xml:space="preserve"> </w:t>
+      </w:r>
+      <w:r>
+        <w:t xml:space="preserve">O titular do tratamento e da acção □                                 </w:t>
+      </w:r>
+      <w:r>
+        <w:t xml:space="preserve"> </w:t>
+      </w:r>
+      <w:r>
+        <w:t xml:space="preserve">Risco residual e aceitação</w:t>
+      </w:r>
+      <w:r>
+        <w:t xml:space="preserve"> </w:t>
+      </w:r>
+      <w:r>
+        <w:t xml:space="preserve">Data de revisão</w:t>
+      </w:r>
+    </w:p>
+    <w:bookmarkEnd w:id="119"/>
+    <w:bookmarkStart w:id="121" w:name="papel-de-teste-de-controle"/>
+    <w:p>
+      <w:pPr>
+        <w:pStyle w:val="Heading1"/>
+      </w:pPr>
+      <w:r>
+        <w:t xml:space="preserve"># 28.2 Papel de teste de controle</w:t>
+      </w:r>
+    </w:p>
+    <w:p>
+      <w:pPr>
+        <w:numPr>
+          <w:ilvl w:val="0"/>
+          <w:numId w:val="1042"/>
+        </w:numPr>
+        <w:pStyle w:val="Heading2"/>
+      </w:pPr>
+      <w:bookmarkStart w:id="120" w:name="campo-entrada-1"/>
       <w:r>
         <w:t xml:space="preserve">Campo** * Entrada**</w:t>
       </w:r>
-      <w:bookmarkEnd w:id="107"/>
-    </w:p>
-    <w:p>
-      <w:pPr>
+      <w:bookmarkEnd w:id="120"/>
+    </w:p>
+    <w:p>
+      <w:pPr>
+        <w:numPr>
+          <w:ilvl w:val="0"/>
+          <w:numId w:val="1000"/>
+        </w:numPr>
         <w:pStyle w:val="Compact"/>
-        <w:numPr>
-          <w:ilvl w:val="0"/>
-          <w:numId w:val="1000"/>
-        </w:numPr>
-      </w:pPr>
-      <w:r>
-        <w:t xml:space="preserve">ID de risco e proprietário</w:t>
-      </w:r>
-      <w:r>
-        <w:t xml:space="preserve"> </w:t>
-      </w:r>
-      <w:r>
-        <w:t xml:space="preserve">Objectivo / activo</w:t>
-      </w:r>
-      <w:r>
-        <w:t xml:space="preserve"> </w:t>
-      </w:r>
-      <w:r>
-        <w:t xml:space="preserve">“Evento e condição de ameaça”</w:t>
-      </w:r>
-      <w:r>
-        <w:t xml:space="preserve"> </w:t>
-      </w:r>
-      <w:r>
-        <w:t xml:space="preserve">Consequências</w:t>
-      </w:r>
-      <w:r>
-        <w:t xml:space="preserve"> </w:t>
-      </w:r>
-      <w:r>
-        <w:t xml:space="preserve">Controlos existentes</w:t>
-      </w:r>
-    </w:p>
-    <w:p>
-      <w:pPr>
+      </w:pPr>
+      <w:r>
+        <w:t xml:space="preserve">• Critérios e controlo</w:t>
+      </w:r>
+      <w:r>
+        <w:t xml:space="preserve"> </w:t>
+      </w:r>
+      <w:r>
+        <w:t xml:space="preserve">Âmbito de aplicação e período</w:t>
+      </w:r>
+      <w:r>
+        <w:t xml:space="preserve"> </w:t>
+      </w:r>
+      <w:r>
+        <w:t xml:space="preserve">• Proprietário e sistemas</w:t>
+      </w:r>
+      <w:r>
+        <w:t xml:space="preserve"> </w:t>
+      </w:r>
+      <w:r>
+        <w:t xml:space="preserve">• Verificação da população e da completude</w:t>
+      </w:r>
+      <w:r>
+        <w:t xml:space="preserve"> </w:t>
+      </w:r>
+      <w:r>
+        <w:t xml:space="preserve">Exemplo e justificação</w:t>
+      </w:r>
+      <w:r>
+        <w:t xml:space="preserve"> </w:t>
+      </w:r>
+      <w:r>
+        <w:t xml:space="preserve">Procedimento realizado</w:t>
+      </w:r>
+      <w:r>
+        <w:t xml:space="preserve"> </w:t>
+      </w:r>
+      <w:r>
+        <w:t xml:space="preserve">• Provas inspeccionadas</w:t>
+      </w:r>
+      <w:r>
+        <w:t xml:space="preserve"> </w:t>
+      </w:r>
+      <w:r>
+        <w:t xml:space="preserve">Excepções</w:t>
+      </w:r>
+      <w:r>
+        <w:t xml:space="preserve"> </w:t>
+      </w:r>
+      <w:r>
+        <w:t xml:space="preserve">Conclusão e limitação</w:t>
+      </w:r>
+    </w:p>
+    <w:p>
+      <w:pPr>
+        <w:numPr>
+          <w:ilvl w:val="0"/>
+          <w:numId w:val="1042"/>
+        </w:numPr>
         <w:pStyle w:val="Compact"/>
-        <w:numPr>
-          <w:ilvl w:val="0"/>
-          <w:numId w:val="1041"/>
-        </w:numPr>
-      </w:pPr>
-      <w:r>
-        <w:t xml:space="preserve">Litígio e impacto</w:t>
-      </w:r>
-      <w:r>
-        <w:t xml:space="preserve"> </w:t>
-      </w:r>
-      <w:r>
-        <w:t xml:space="preserve">O risco actual</w:t>
-      </w:r>
-      <w:r>
-        <w:t xml:space="preserve"> </w:t>
-      </w:r>
-      <w:r>
-        <w:t xml:space="preserve">O titular do tratamento e da acção □                                 </w:t>
-      </w:r>
-      <w:r>
-        <w:t xml:space="preserve"> </w:t>
-      </w:r>
-      <w:r>
-        <w:t xml:space="preserve">Risco residual e aceitação</w:t>
-      </w:r>
-      <w:r>
-        <w:t xml:space="preserve"> </w:t>
-      </w:r>
-      <w:r>
-        <w:t xml:space="preserve">Data de revisão</w:t>
-      </w:r>
-    </w:p>
-    <w:bookmarkEnd w:id="108"/>
-    <w:bookmarkStart w:id="110" w:name="papel-de-teste-de-controle"/>
+      </w:pPr>
+      <w:r>
+        <w:t xml:space="preserve">Correcção e reteste</w:t>
+      </w:r>
+    </w:p>
+    <w:bookmarkEnd w:id="121"/>
+    <w:bookmarkStart w:id="123" w:name="glossário"/>
     <w:p>
       <w:pPr>
         <w:pStyle w:val="Heading1"/>
       </w:pPr>
       <w:r>
-        <w:t xml:space="preserve"># 28.2 Papel de teste de controle</w:t>
-      </w:r>
-    </w:p>
+        <w:t xml:space="preserve"># 28.3 Glossário</w:t>
+      </w:r>
+    </w:p>
+    <w:bookmarkStart w:id="122" w:name="section-2"/>
     <w:p>
       <w:pPr>
         <w:pStyle w:val="Heading2"/>
-        <w:numPr>
-          <w:ilvl w:val="0"/>
-          <w:numId w:val="1042"/>
-        </w:numPr>
-      </w:pPr>
-      <w:bookmarkStart w:id="109" w:name="campo-entrada-1"/>
-      <w:r>
-        <w:t xml:space="preserve">Campo** * Entrada**</w:t>
-      </w:r>
-      <w:bookmarkEnd w:id="109"/>
-    </w:p>
-    <w:p>
-      <w:pPr>
-        <w:pStyle w:val="Compact"/>
-        <w:numPr>
-          <w:ilvl w:val="0"/>
-          <w:numId w:val="1000"/>
-        </w:numPr>
-      </w:pPr>
-      <w:r>
-        <w:t xml:space="preserve">• Critérios e controlo</w:t>
-      </w:r>
-      <w:r>
-        <w:t xml:space="preserve"> </w:t>
-      </w:r>
-      <w:r>
-        <w:t xml:space="preserve">Âmbito de aplicação e período</w:t>
-      </w:r>
-      <w:r>
-        <w:t xml:space="preserve"> </w:t>
-      </w:r>
-      <w:r>
-        <w:t xml:space="preserve">• Proprietário e sistemas</w:t>
-      </w:r>
-      <w:r>
-        <w:t xml:space="preserve"> </w:t>
-      </w:r>
-      <w:r>
-        <w:t xml:space="preserve">• Verificação da população e da completude</w:t>
-      </w:r>
-      <w:r>
-        <w:t xml:space="preserve"> </w:t>
-      </w:r>
-      <w:r>
-        <w:t xml:space="preserve">Exemplo e justificação</w:t>
-      </w:r>
-      <w:r>
-        <w:t xml:space="preserve"> </w:t>
-      </w:r>
-      <w:r>
-        <w:t xml:space="preserve">Procedimento realizado</w:t>
-      </w:r>
-      <w:r>
-        <w:t xml:space="preserve"> </w:t>
-      </w:r>
-      <w:r>
-        <w:t xml:space="preserve">• Provas inspeccionadas</w:t>
-      </w:r>
-      <w:r>
-        <w:t xml:space="preserve"> </w:t>
-      </w:r>
-      <w:r>
-        <w:t xml:space="preserve">Excepções</w:t>
-      </w:r>
-      <w:r>
-        <w:t xml:space="preserve"> </w:t>
-      </w:r>
-      <w:r>
-        <w:t xml:space="preserve">Conclusão e limitação</w:t>
-      </w:r>
-    </w:p>
-    <w:p>
-      <w:pPr>
-        <w:pStyle w:val="Compact"/>
-        <w:numPr>
-          <w:ilvl w:val="0"/>
-          <w:numId w:val="1042"/>
-        </w:numPr>
-      </w:pPr>
-      <w:r>
-        <w:t xml:space="preserve">Correcção e reteste</w:t>
-      </w:r>
-    </w:p>
-    <w:bookmarkEnd w:id="110"/>
-    <w:bookmarkStart w:id="112" w:name="glossário"/>
+      </w:pPr>
+      <w:r>
+        <w:t xml:space="preserve">* ** ** ** ** ** ** **</w:t>
+      </w:r>
+    </w:p>
+    <w:p>
+      <w:pPr>
+        <w:pStyle w:val="FirstParagraph"/>
+      </w:pPr>
+      <w:r>
+        <w:t xml:space="preserve">• Anexo A • Conjunto de referência de 93 controlos de segurança da informação em ISO/IEC 27001:2022.</w:t>
+      </w:r>
+      <w:r>
+        <w:t xml:space="preserve"> </w:t>
+      </w:r>
+      <w:r>
+        <w:t xml:space="preserve">. CIA . . Confidencialidade, integridade e disponibilidade.</w:t>
+      </w:r>
+      <w:r>
+        <w:t xml:space="preserve"> </w:t>
+      </w:r>
+      <w:r>
+        <w:t xml:space="preserve">O cumprimento de uma exigência.</w:t>
+      </w:r>
+      <w:r>
+        <w:t xml:space="preserve"> </w:t>
+      </w:r>
+      <w:r>
+        <w:t xml:space="preserve">□ Controle □ Medida que modifica ou mantém o risco.</w:t>
+      </w:r>
+      <w:r>
+        <w:t xml:space="preserve"> </w:t>
+      </w:r>
+      <w:r>
+        <w:t xml:space="preserve">- Acção correctiva - Acção que aborda a causa de uma não conformidade para prevenir a recorrência.</w:t>
+      </w:r>
+      <w:r>
+        <w:t xml:space="preserve"> </w:t>
+      </w:r>
+      <w:r>
+        <w:t xml:space="preserve">Informações documentadas A organização deve controlar e manter ou reter.</w:t>
+      </w:r>
+      <w:r>
+        <w:t xml:space="preserve"> </w:t>
+      </w:r>
+      <w:r>
+        <w:t xml:space="preserve">□ Parte interessada; Pessoa ou organização que pode afetar, ser afetada ou perceber-se afetada por uma decisão ou atividade. □</w:t>
+      </w:r>
+      <w:r>
+        <w:t xml:space="preserve"> </w:t>
+      </w:r>
+      <w:r>
+        <w:t xml:space="preserve">Sistema de gestão da segurança da informação.</w:t>
+      </w:r>
+      <w:r>
+        <w:t xml:space="preserve"> </w:t>
+      </w:r>
+      <w:r>
+        <w:t xml:space="preserve">Não-conformidade Não-conformidade</w:t>
+      </w:r>
+      <w:r>
+        <w:t xml:space="preserve"> </w:t>
+      </w:r>
+      <w:r>
+        <w:t xml:space="preserve">Risco residual . Risco remanescente após o tratamento.</w:t>
+      </w:r>
+      <w:r>
+        <w:t xml:space="preserve"> </w:t>
+      </w:r>
+      <w:r>
+        <w:t xml:space="preserve">O proprietário do risco é uma pessoa ou entidade responsável e autorizada a gerir um risco.</w:t>
+      </w:r>
+      <w:r>
+        <w:t xml:space="preserve"> </w:t>
+      </w:r>
+      <w:r>
+        <w:t xml:space="preserve">(SoA ) Declaração de Aplicabilidade.</w:t>
+      </w:r>
+      <w:r>
+        <w:t xml:space="preserve"> </w:t>
+      </w:r>
+      <w:r>
+        <w:t xml:space="preserve">Gestão de topo □ Pessoa ou grupo que dirige e controla a organização no mais alto nível dentro do escopo.</w:t>
+      </w:r>
+    </w:p>
+    <w:bookmarkEnd w:id="122"/>
+    <w:bookmarkEnd w:id="123"/>
+    <w:bookmarkStart w:id="125" w:name="índice-de-assuntos"/>
     <w:p>
       <w:pPr>
         <w:pStyle w:val="Heading1"/>
       </w:pPr>
       <w:r>
-        <w:t xml:space="preserve"># 28.3 Glossário</w:t>
-      </w:r>
-    </w:p>
-    <w:bookmarkStart w:id="111" w:name="section-2"/>
+        <w:t xml:space="preserve"># 28.4 Índice de assuntos</w:t>
+      </w:r>
+    </w:p>
+    <w:bookmarkStart w:id="124" w:name="sujeito-capítulo"/>
     <w:p>
       <w:pPr>
         <w:pStyle w:val="Heading2"/>
       </w:pPr>
       <w:r>
-        <w:t xml:space="preserve">* ** ** ** ** ** ** **</w:t>
-      </w:r>
-    </w:p>
-    <w:p>
-      <w:pPr>
-        <w:pStyle w:val="FirstParagraph"/>
-      </w:pPr>
-      <w:r>
-        <w:t xml:space="preserve">• Anexo A • Conjunto de referência de 93 controlos de segurança da informação em ISO/IEC 27001:2022.</w:t>
-      </w:r>
-      <w:r>
-        <w:t xml:space="preserve"> </w:t>
-      </w:r>
-      <w:r>
-        <w:t xml:space="preserve">. CIA . . Confidencialidade, integridade e disponibilidade.</w:t>
-      </w:r>
-      <w:r>
-        <w:t xml:space="preserve"> </w:t>
-      </w:r>
-      <w:r>
-        <w:t xml:space="preserve">O cumprimento de uma exigência.</w:t>
-      </w:r>
-      <w:r>
-        <w:t xml:space="preserve"> </w:t>
-      </w:r>
-      <w:r>
-        <w:t xml:space="preserve">□ Controle □ Medida que modifica ou mantém o risco.</w:t>
-      </w:r>
-      <w:r>
-        <w:t xml:space="preserve"> </w:t>
-      </w:r>
-      <w:r>
-        <w:t xml:space="preserve">- Acção correctiva - Acção que aborda a causa de uma não conformidade para prevenir a recorrência.</w:t>
-      </w:r>
-      <w:r>
-        <w:t xml:space="preserve"> </w:t>
-      </w:r>
-      <w:r>
-        <w:t xml:space="preserve">Informações documentadas A organização deve controlar e manter ou reter.</w:t>
-      </w:r>
-      <w:r>
-        <w:t xml:space="preserve"> </w:t>
-      </w:r>
-      <w:r>
-        <w:t xml:space="preserve">□ Parte interessada; Pessoa ou organização que pode afetar, ser afetada ou perceber-se afetada por uma decisão ou atividade. □</w:t>
-      </w:r>
-      <w:r>
-        <w:t xml:space="preserve"> </w:t>
-      </w:r>
-      <w:r>
-        <w:t xml:space="preserve">Sistema de gestão da segurança da informação.</w:t>
-      </w:r>
-      <w:r>
-        <w:t xml:space="preserve"> </w:t>
-      </w:r>
-      <w:r>
-        <w:t xml:space="preserve">Não-conformidade Não-conformidade</w:t>
-      </w:r>
-      <w:r>
-        <w:t xml:space="preserve"> </w:t>
-      </w:r>
-      <w:r>
-        <w:t xml:space="preserve">Risco residual . Risco remanescente após o tratamento.</w:t>
-      </w:r>
-      <w:r>
-        <w:t xml:space="preserve"> </w:t>
-      </w:r>
-      <w:r>
-        <w:t xml:space="preserve">O proprietário do risco é uma pessoa ou entidade responsável e autorizada a gerir um risco.</w:t>
-      </w:r>
-      <w:r>
-        <w:t xml:space="preserve"> </w:t>
-      </w:r>
-      <w:r>
-        <w:t xml:space="preserve">(SoA ) Declaração de Aplicabilidade.</w:t>
-      </w:r>
-      <w:r>
-        <w:t xml:space="preserve"> </w:t>
-      </w:r>
-      <w:r>
-        <w:t xml:space="preserve">Gestão de topo □ Pessoa ou grupo que dirige e controla a organização no mais alto nível dentro do escopo.</w:t>
-      </w:r>
-    </w:p>
-    <w:bookmarkEnd w:id="111"/>
-    <w:bookmarkEnd w:id="112"/>
-    <w:bookmarkStart w:id="114" w:name="índice-de-assuntos"/>
-    <w:p>
-      <w:pPr>
-        <w:pStyle w:val="Heading1"/>
-      </w:pPr>
-      <w:r>
-        <w:t xml:space="preserve"># 28.4 Índice de assuntos</w:t>
-      </w:r>
-    </w:p>
-    <w:bookmarkStart w:id="113" w:name="sujeito-capítulo"/>
-    <w:p>
-      <w:pPr>
-        <w:pStyle w:val="Heading2"/>
-      </w:pPr>
-      <w:r>
         <w:rPr>
+          <w:bCs/>
           <w:b/>
-          <w:bCs/>
         </w:rPr>
         <w:t xml:space="preserve">Sujeito</w:t>
       </w:r>
@@ -6172,8 +6178,8 @@
       </w:r>
       <w:r>
         <w:rPr>
+          <w:bCs/>
           <w:b/>
-          <w:bCs/>
         </w:rPr>
         <w:t xml:space="preserve">Capítulo</w:t>
       </w:r>
@@ -6270,9 +6276,9 @@
         <w:t xml:space="preserve">Fornecedores 13, 18, 23</w:t>
       </w:r>
     </w:p>
-    <w:bookmarkEnd w:id="113"/>
-    <w:bookmarkEnd w:id="114"/>
-    <w:bookmarkStart w:id="121" w:name="referências-oficiais"/>
+    <w:bookmarkEnd w:id="124"/>
+    <w:bookmarkEnd w:id="125"/>
+    <w:bookmarkStart w:id="132" w:name="referências-oficiais"/>
     <w:p>
       <w:pPr>
         <w:pStyle w:val="Heading1"/>
@@ -6285,7 +6291,7 @@
       <w:pPr>
         <w:pStyle w:val="FirstParagraph"/>
       </w:pPr>
-      <w:hyperlink r:id="rId115">
+      <w:hyperlink r:id="rId126">
         <w:r>
           <w:rPr>
             <w:rStyle w:val="Hyperlink"/>
@@ -6298,7 +6304,7 @@
       <w:pPr>
         <w:pStyle w:val="BodyText"/>
       </w:pPr>
-      <w:hyperlink r:id="rId116">
+      <w:hyperlink r:id="rId127">
         <w:r>
           <w:rPr>
             <w:rStyle w:val="Hyperlink"/>
@@ -6311,7 +6317,7 @@
       <w:pPr>
         <w:pStyle w:val="BodyText"/>
       </w:pPr>
-      <w:hyperlink r:id="rId117">
+      <w:hyperlink r:id="rId128">
         <w:r>
           <w:rPr>
             <w:rStyle w:val="Hyperlink"/>
@@ -6324,7 +6330,7 @@
       <w:pPr>
         <w:pStyle w:val="BodyText"/>
       </w:pPr>
-      <w:hyperlink r:id="rId118">
+      <w:hyperlink r:id="rId129">
         <w:r>
           <w:rPr>
             <w:rStyle w:val="Hyperlink"/>
@@ -6337,7 +6343,7 @@
       <w:pPr>
         <w:pStyle w:val="BodyText"/>
       </w:pPr>
-      <w:hyperlink r:id="rId119">
+      <w:hyperlink r:id="rId130">
         <w:r>
           <w:rPr>
             <w:rStyle w:val="Hyperlink"/>
@@ -6350,7 +6356,7 @@
       <w:pPr>
         <w:pStyle w:val="BodyText"/>
       </w:pPr>
-      <w:hyperlink r:id="rId120">
+      <w:hyperlink r:id="rId131">
         <w:r>
           <w:rPr>
             <w:rStyle w:val="Hyperlink"/>
@@ -6365,8 +6371,8 @@
       </w:pPr>
       <w:r>
         <w:rPr>
+          <w:bCs/>
           <w:b/>
-          <w:bCs/>
         </w:rPr>
         <w:t xml:space="preserve">Lembramento final:</w:t>
       </w:r>
@@ -6383,12 +6389,8 @@
         <w:t xml:space="preserve">□————————————————————————————————————————————————————————————————————————————————————————————————————————————————–</w:t>
       </w:r>
     </w:p>
-    <w:bookmarkEnd w:id="121"/>
-    <w:sectPr>
-      <w:footnotePr>
-        <w:numRestart w:val="eachSect"/>
-      </w:footnotePr>
-    </w:sectPr>
+    <w:bookmarkEnd w:id="132"/>
+    <w:sectPr/>
   </w:body>
 </w:document>
 </file>
@@ -6419,14 +6421,14 @@
 <file path=word/numbering.xml><?xml version="1.0" encoding="utf-8"?>
 <w:numbering xmlns:w="http://schemas.openxmlformats.org/wordprocessingml/2006/main">
   <w:abstractNum w:abstractNumId="990">
-    <w:nsid w:val="0000A990"/>
+    <w:nsid w:val="A990"/>
     <w:multiLevelType w:val="multilevel"/>
     <w:lvl w:ilvl="0">
       <w:numFmt w:val="bullet"/>
       <w:lvlText w:val=" "/>
       <w:lvlJc w:val="left"/>
       <w:pPr>
-        <w:ind w:left="720" w:hanging="360"/>
+        <w:ind w:left="720" w:hanging="480"/>
       </w:pPr>
     </w:lvl>
     <w:lvl w:ilvl="1">
@@ -6434,7 +6436,7 @@
       <w:lvlText w:val=" "/>
       <w:lvlJc w:val="left"/>
       <w:pPr>
-        <w:ind w:left="1440" w:hanging="360"/>
+        <w:ind w:left="1440" w:hanging="480"/>
       </w:pPr>
     </w:lvl>
     <w:lvl w:ilvl="2">
@@ -6442,7 +6444,7 @@
       <w:lvlText w:val=" "/>
       <w:lvlJc w:val="left"/>
       <w:pPr>
-        <w:ind w:left="2160" w:hanging="360"/>
+        <w:ind w:left="2160" w:hanging="480"/>
       </w:pPr>
     </w:lvl>
     <w:lvl w:ilvl="3">
@@ -6450,7 +6452,7 @@
       <w:lvlText w:val=" "/>
       <w:lvlJc w:val="left"/>
       <w:pPr>
-        <w:ind w:left="2880" w:hanging="360"/>
+        <w:ind w:left="2880" w:hanging="480"/>
       </w:pPr>
     </w:lvl>
     <w:lvl w:ilvl="4">
@@ -6458,7 +6460,7 @@
       <w:lvlText w:val=" "/>
       <w:lvlJc w:val="left"/>
       <w:pPr>
-        <w:ind w:left="3600" w:hanging="360"/>
+        <w:ind w:left="3600" w:hanging="480"/>
       </w:pPr>
     </w:lvl>
     <w:lvl w:ilvl="5">
@@ -6466,7 +6468,7 @@
       <w:lvlText w:val=" "/>
       <w:lvlJc w:val="left"/>
       <w:pPr>
-        <w:ind w:left="4320" w:hanging="360"/>
+        <w:ind w:left="4320" w:hanging="480"/>
       </w:pPr>
     </w:lvl>
     <w:lvl w:ilvl="6">
@@ -6474,7 +6476,7 @@
       <w:lvlText w:val=" "/>
       <w:lvlJc w:val="left"/>
       <w:pPr>
-        <w:ind w:left="5040" w:hanging="360"/>
+        <w:ind w:left="5040" w:hanging="480"/>
       </w:pPr>
     </w:lvl>
     <w:lvl w:ilvl="7">
@@ -6482,7 +6484,7 @@
       <w:lvlText w:val=" "/>
       <w:lvlJc w:val="left"/>
       <w:pPr>
-        <w:ind w:left="5760" w:hanging="360"/>
+        <w:ind w:left="5760" w:hanging="480"/>
       </w:pPr>
     </w:lvl>
     <w:lvl w:ilvl="8">
@@ -6490,115 +6492,88 @@
       <w:lvlText w:val=" "/>
       <w:lvlJc w:val="left"/>
       <w:pPr>
-        <w:ind w:left="6480" w:hanging="360"/>
+        <w:ind w:left="6480" w:hanging="480"/>
       </w:pPr>
     </w:lvl>
   </w:abstractNum>
   <w:abstractNum w:abstractNumId="991">
-    <w:nsid w:val="0000A991"/>
+    <w:nsid w:val="A991"/>
     <w:multiLevelType w:val="multilevel"/>
     <w:lvl w:ilvl="0">
       <w:numFmt w:val="bullet"/>
-      <w:lvlText w:val=""/>
+      <w:lvlText w:val="•"/>
       <w:lvlJc w:val="left"/>
       <w:pPr>
-        <w:ind w:left="720" w:hanging="360"/>
-      </w:pPr>
-      <w:rPr>
-        <w:rFonts w:ascii="Symbol" w:hAnsi="Symbol" w:cs="Symbol" w:hint="default"/>
-      </w:rPr>
+        <w:ind w:left="720" w:hanging="480"/>
+      </w:pPr>
     </w:lvl>
     <w:lvl w:ilvl="1">
       <w:numFmt w:val="bullet"/>
-      <w:lvlText w:val="o"/>
+      <w:lvlText w:val="–"/>
       <w:lvlJc w:val="left"/>
       <w:pPr>
-        <w:ind w:left="1440" w:hanging="360"/>
-      </w:pPr>
-      <w:rPr>
-        <w:rFonts w:ascii="Courier New" w:hAnsi="Courier New" w:cs="Courier New" w:hint="default"/>
-      </w:rPr>
+        <w:ind w:left="1440" w:hanging="480"/>
+      </w:pPr>
     </w:lvl>
     <w:lvl w:ilvl="2">
       <w:numFmt w:val="bullet"/>
-      <w:lvlText w:val=""/>
+      <w:lvlText w:val="•"/>
       <w:lvlJc w:val="left"/>
       <w:pPr>
-        <w:ind w:left="2160" w:hanging="360"/>
-      </w:pPr>
-      <w:rPr>
-        <w:rFonts w:ascii="Wingdings" w:hAnsi="Wingdings" w:cs="Wingdings" w:hint="default"/>
-      </w:rPr>
+        <w:ind w:left="2160" w:hanging="480"/>
+      </w:pPr>
     </w:lvl>
     <w:lvl w:ilvl="3">
       <w:numFmt w:val="bullet"/>
-      <w:lvlText w:val=""/>
+      <w:lvlText w:val="–"/>
       <w:lvlJc w:val="left"/>
       <w:pPr>
-        <w:ind w:left="2880" w:hanging="360"/>
-      </w:pPr>
-      <w:rPr>
-        <w:rFonts w:ascii="Symbol" w:hAnsi="Symbol" w:cs="Symbol" w:hint="default"/>
-      </w:rPr>
+        <w:ind w:left="2880" w:hanging="480"/>
+      </w:pPr>
     </w:lvl>
     <w:lvl w:ilvl="4">
       <w:numFmt w:val="bullet"/>
-      <w:lvlText w:val="o"/>
+      <w:lvlText w:val="•"/>
       <w:lvlJc w:val="left"/>
       <w:pPr>
-        <w:ind w:left="3600" w:hanging="360"/>
-      </w:pPr>
-      <w:rPr>
-        <w:rFonts w:ascii="Courier New" w:hAnsi="Courier New" w:cs="Courier New" w:hint="default"/>
-      </w:rPr>
+        <w:ind w:left="3600" w:hanging="480"/>
+      </w:pPr>
     </w:lvl>
     <w:lvl w:ilvl="5">
       <w:numFmt w:val="bullet"/>
-      <w:lvlText w:val=""/>
+      <w:lvlText w:val="–"/>
       <w:lvlJc w:val="left"/>
       <w:pPr>
-        <w:ind w:left="4320" w:hanging="360"/>
-      </w:pPr>
-      <w:rPr>
-        <w:rFonts w:ascii="Wingdings" w:hAnsi="Wingdings" w:cs="Wingdings" w:hint="default"/>
-      </w:rPr>
+        <w:ind w:left="4320" w:hanging="480"/>
+      </w:pPr>
     </w:lvl>
     <w:lvl w:ilvl="6">
       <w:numFmt w:val="bullet"/>
-      <w:lvlText w:val=""/>
+      <w:lvlText w:val="•"/>
       <w:lvlJc w:val="left"/>
       <w:pPr>
-        <w:ind w:left="5040" w:hanging="360"/>
-      </w:pPr>
-      <w:rPr>
-        <w:rFonts w:ascii="Symbol" w:hAnsi="Symbol" w:cs="Symbol" w:hint="default"/>
-      </w:rPr>
+        <w:ind w:left="5040" w:hanging="480"/>
+      </w:pPr>
     </w:lvl>
     <w:lvl w:ilvl="7">
       <w:numFmt w:val="bullet"/>
-      <w:lvlText w:val="o"/>
+      <w:lvlText w:val="–"/>
       <w:lvlJc w:val="left"/>
       <w:pPr>
-        <w:ind w:left="5760" w:hanging="360"/>
-      </w:pPr>
-      <w:rPr>
-        <w:rFonts w:ascii="Courier New" w:hAnsi="Courier New" w:cs="Courier New" w:hint="default"/>
-      </w:rPr>
+        <w:ind w:left="5760" w:hanging="480"/>
+      </w:pPr>
     </w:lvl>
     <w:lvl w:ilvl="8">
       <w:numFmt w:val="bullet"/>
-      <w:lvlText w:val=""/>
+      <w:lvlText w:val="•"/>
       <w:lvlJc w:val="left"/>
       <w:pPr>
-        <w:ind w:left="6480" w:hanging="360"/>
-      </w:pPr>
-      <w:rPr>
-        <w:rFonts w:ascii="Wingdings" w:hAnsi="Wingdings" w:cs="Wingdings" w:hint="default"/>
-      </w:rPr>
+        <w:ind w:left="6480" w:hanging="480"/>
+      </w:pPr>
     </w:lvl>
   </w:abstractNum>
   <w:abstractNum w:abstractNumId="99412">
-    <w:nsid w:val="00A99412"/>
+    <w:nsid w:val="A99412"/>
     <w:multiLevelType w:val="multilevel"/>
     <w:lvl w:ilvl="0">
       <w:start w:val="2"/>
@@ -6606,7 +6581,7 @@
       <w:lvlText w:val="%1."/>
       <w:lvlJc w:val="left"/>
       <w:pPr>
-        <w:ind w:left="720" w:hanging="360"/>
+        <w:ind w:left="720" w:hanging="480"/>
       </w:pPr>
     </w:lvl>
     <w:lvl w:ilvl="1">
@@ -6615,7 +6590,7 @@
       <w:lvlText w:val="%2."/>
       <w:lvlJc w:val="left"/>
       <w:pPr>
-        <w:ind w:left="1440" w:hanging="360"/>
+        <w:ind w:left="1440" w:hanging="480"/>
       </w:pPr>
     </w:lvl>
     <w:lvl w:ilvl="2">
@@ -6624,7 +6599,7 @@
       <w:lvlText w:val="%3."/>
       <w:lvlJc w:val="left"/>
       <w:pPr>
-        <w:ind w:left="2160" w:hanging="360"/>
+        <w:ind w:left="2160" w:hanging="480"/>
       </w:pPr>
     </w:lvl>
     <w:lvl w:ilvl="3">
@@ -6633,7 +6608,7 @@
       <w:lvlText w:val="%4."/>
       <w:lvlJc w:val="left"/>
       <w:pPr>
-        <w:ind w:left="2880" w:hanging="360"/>
+        <w:ind w:left="2880" w:hanging="480"/>
       </w:pPr>
     </w:lvl>
     <w:lvl w:ilvl="4">
@@ -6642,7 +6617,7 @@
       <w:lvlText w:val="%5."/>
       <w:lvlJc w:val="left"/>
       <w:pPr>
-        <w:ind w:left="3600" w:hanging="360"/>
+        <w:ind w:left="3600" w:hanging="480"/>
       </w:pPr>
     </w:lvl>
     <w:lvl w:ilvl="5">
@@ -6651,7 +6626,7 @@
       <w:lvlText w:val="%6."/>
       <w:lvlJc w:val="left"/>
       <w:pPr>
-        <w:ind w:left="4320" w:hanging="360"/>
+        <w:ind w:left="4320" w:hanging="480"/>
       </w:pPr>
     </w:lvl>
     <w:lvl w:ilvl="6">
@@ -6660,7 +6635,7 @@
       <w:lvlText w:val="%7."/>
       <w:lvlJc w:val="left"/>
       <w:pPr>
-        <w:ind w:left="5040" w:hanging="360"/>
+        <w:ind w:left="5040" w:hanging="480"/>
       </w:pPr>
     </w:lvl>
     <w:lvl w:ilvl="7">
@@ -6669,7 +6644,7 @@
       <w:lvlText w:val="%8."/>
       <w:lvlJc w:val="left"/>
       <w:pPr>
-        <w:ind w:left="5760" w:hanging="360"/>
+        <w:ind w:left="5760" w:hanging="480"/>
       </w:pPr>
     </w:lvl>
     <w:lvl w:ilvl="8">
@@ -6678,12 +6653,12 @@
       <w:lvlText w:val="%9."/>
       <w:lvlJc w:val="left"/>
       <w:pPr>
-        <w:ind w:left="6480" w:hanging="360"/>
+        <w:ind w:left="6480" w:hanging="480"/>
       </w:pPr>
     </w:lvl>
   </w:abstractNum>
   <w:abstractNum w:abstractNumId="994116">
-    <w:nsid w:val="0A994116"/>
+    <w:nsid w:val="A994116"/>
     <w:multiLevelType w:val="multilevel"/>
     <w:lvl w:ilvl="0">
       <w:start w:val="16"/>
@@ -6691,7 +6666,7 @@
       <w:lvlText w:val="%1."/>
       <w:lvlJc w:val="left"/>
       <w:pPr>
-        <w:ind w:left="720" w:hanging="360"/>
+        <w:ind w:left="720" w:hanging="480"/>
       </w:pPr>
     </w:lvl>
     <w:lvl w:ilvl="1">
@@ -6700,7 +6675,7 @@
       <w:lvlText w:val="%2."/>
       <w:lvlJc w:val="left"/>
       <w:pPr>
-        <w:ind w:left="1440" w:hanging="360"/>
+        <w:ind w:left="1440" w:hanging="480"/>
       </w:pPr>
     </w:lvl>
     <w:lvl w:ilvl="2">
@@ -6709,7 +6684,7 @@
       <w:lvlText w:val="%3."/>
       <w:lvlJc w:val="left"/>
       <w:pPr>
-        <w:ind w:left="2160" w:hanging="360"/>
+        <w:ind w:left="2160" w:hanging="480"/>
       </w:pPr>
     </w:lvl>
     <w:lvl w:ilvl="3">
@@ -6718,7 +6693,7 @@
       <w:lvlText w:val="%4."/>
       <w:lvlJc w:val="left"/>
       <w:pPr>
-        <w:ind w:left="2880" w:hanging="360"/>
+        <w:ind w:left="2880" w:hanging="480"/>
       </w:pPr>
     </w:lvl>
     <w:lvl w:ilvl="4">
@@ -6727,7 +6702,7 @@
       <w:lvlText w:val="%5."/>
       <w:lvlJc w:val="left"/>
       <w:pPr>
-        <w:ind w:left="3600" w:hanging="360"/>
+        <w:ind w:left="3600" w:hanging="480"/>
       </w:pPr>
     </w:lvl>
     <w:lvl w:ilvl="5">
@@ -6736,7 +6711,7 @@
       <w:lvlText w:val="%6."/>
       <w:lvlJc w:val="left"/>
       <w:pPr>
-        <w:ind w:left="4320" w:hanging="360"/>
+        <w:ind w:left="4320" w:hanging="480"/>
       </w:pPr>
     </w:lvl>
     <w:lvl w:ilvl="6">
@@ -6745,7 +6720,7 @@
       <w:lvlText w:val="%7."/>
       <w:lvlJc w:val="left"/>
       <w:pPr>
-        <w:ind w:left="5040" w:hanging="360"/>
+        <w:ind w:left="5040" w:hanging="480"/>
       </w:pPr>
     </w:lvl>
     <w:lvl w:ilvl="7">
@@ -6754,7 +6729,7 @@
       <w:lvlText w:val="%8."/>
       <w:lvlJc w:val="left"/>
       <w:pPr>
-        <w:ind w:left="5760" w:hanging="360"/>
+        <w:ind w:left="5760" w:hanging="480"/>
       </w:pPr>
     </w:lvl>
     <w:lvl w:ilvl="8">
@@ -6763,12 +6738,12 @@
       <w:lvlText w:val="%9."/>
       <w:lvlJc w:val="left"/>
       <w:pPr>
-        <w:ind w:left="6480" w:hanging="360"/>
+        <w:ind w:left="6480" w:hanging="480"/>
       </w:pPr>
     </w:lvl>
   </w:abstractNum>
   <w:abstractNum w:abstractNumId="99411">
-    <w:nsid w:val="00A99411"/>
+    <w:nsid w:val="A99411"/>
     <w:multiLevelType w:val="multilevel"/>
     <w:lvl w:ilvl="0">
       <w:start w:val="1"/>
@@ -6776,7 +6751,7 @@
       <w:lvlText w:val="%1."/>
       <w:lvlJc w:val="left"/>
       <w:pPr>
-        <w:ind w:left="720" w:hanging="360"/>
+        <w:ind w:left="720" w:hanging="480"/>
       </w:pPr>
     </w:lvl>
     <w:lvl w:ilvl="1">
@@ -6785,7 +6760,7 @@
       <w:lvlText w:val="%2."/>
       <w:lvlJc w:val="left"/>
       <w:pPr>
-        <w:ind w:left="1440" w:hanging="360"/>
+        <w:ind w:left="1440" w:hanging="480"/>
       </w:pPr>
     </w:lvl>
     <w:lvl w:ilvl="2">
@@ -6794,7 +6769,7 @@
       <w:lvlText w:val="%3."/>
       <w:lvlJc w:val="left"/>
       <w:pPr>
-        <w:ind w:left="2160" w:hanging="360"/>
+        <w:ind w:left="2160" w:hanging="480"/>
       </w:pPr>
     </w:lvl>
     <w:lvl w:ilvl="3">
@@ -6803,7 +6778,7 @@
       <w:lvlText w:val="%4."/>
       <w:lvlJc w:val="left"/>
       <w:pPr>
-        <w:ind w:left="2880" w:hanging="360"/>
+        <w:ind w:left="2880" w:hanging="480"/>
       </w:pPr>
     </w:lvl>
     <w:lvl w:ilvl="4">
@@ -6812,7 +6787,7 @@
       <w:lvlText w:val="%5."/>
       <w:lvlJc w:val="left"/>
       <w:pPr>
-        <w:ind w:left="3600" w:hanging="360"/>
+        <w:ind w:left="3600" w:hanging="480"/>
       </w:pPr>
     </w:lvl>
     <w:lvl w:ilvl="5">
@@ -6821,7 +6796,7 @@
       <w:lvlText w:val="%6."/>
       <w:lvlJc w:val="left"/>
       <w:pPr>
-        <w:ind w:left="4320" w:hanging="360"/>
+        <w:ind w:left="4320" w:hanging="480"/>
       </w:pPr>
     </w:lvl>
     <w:lvl w:ilvl="6">
@@ -6830,7 +6805,7 @@
       <w:lvlText w:val="%7."/>
       <w:lvlJc w:val="left"/>
       <w:pPr>
-        <w:ind w:left="5040" w:hanging="360"/>
+        <w:ind w:left="5040" w:hanging="480"/>
       </w:pPr>
     </w:lvl>
     <w:lvl w:ilvl="7">
@@ -6839,7 +6814,7 @@
       <w:lvlText w:val="%8."/>
       <w:lvlJc w:val="left"/>
       <w:pPr>
-        <w:ind w:left="5760" w:hanging="360"/>
+        <w:ind w:left="5760" w:hanging="480"/>
       </w:pPr>
     </w:lvl>
     <w:lvl w:ilvl="8">
@@ -6848,7 +6823,7 @@
       <w:lvlText w:val="%9."/>
       <w:lvlJc w:val="left"/>
       <w:pPr>
-        <w:ind w:left="6480" w:hanging="360"/>
+        <w:ind w:left="6480" w:hanging="480"/>
       </w:pPr>
     </w:lvl>
   </w:abstractNum>
@@ -7097,10 +7072,10 @@
   <w:docDefaults>
     <w:rPrDefault>
       <w:rPr>
-        <w:rFonts w:asciiTheme="minorHAnsi" w:cstheme="minorBidi" w:eastAsiaTheme="minorEastAsia" w:hAnsiTheme="minorHAnsi"/>
+        <w:rFonts w:asciiTheme="minorHAnsi" w:cstheme="minorBidi" w:eastAsiaTheme="minorHAnsi" w:hAnsiTheme="minorHAnsi"/>
         <w:sz w:val="24"/>
         <w:szCs w:val="24"/>
-        <w:lang w:bidi="ar-SA" w:eastAsia="zh-CN" w:val="en-US"/>
+        <w:lang w:bidi="ar-SA" w:eastAsia="en-US" w:val="en-US"/>
       </w:rPr>
     </w:rPrDefault>
     <w:pPrDefault>
@@ -7118,10 +7093,10 @@
     <w:name w:val="Body Text"/>
     <w:basedOn w:val="Normal"/>
     <w:link w:val="BodyTextChar"/>
-    <w:qFormat/>
     <w:pPr>
       <w:spacing w:after="180" w:before="180"/>
     </w:pPr>
+    <w:qFormat/>
   </w:style>
   <w:style w:customStyle="1" w:styleId="FirstParagraph" w:type="paragraph">
     <w:name w:val="First Paragraph"/>
@@ -7141,94 +7116,57 @@
     <w:name w:val="Title"/>
     <w:basedOn w:val="Normal"/>
     <w:next w:val="BodyText"/>
-    <w:link w:val="TitleChar"/>
-    <w:uiPriority w:val="10"/>
     <w:qFormat/>
-    <w:rsid w:val="00A10FD9"/>
     <w:pPr>
-      <w:spacing w:after="80" w:line="240" w:lineRule="auto"/>
-      <w:contextualSpacing/>
+      <w:keepNext/>
+      <w:keepLines/>
+      <w:spacing w:after="240" w:before="480"/>
       <w:jc w:val="center"/>
     </w:pPr>
     <w:rPr>
       <w:rFonts w:asciiTheme="majorHAnsi" w:cstheme="majorBidi" w:eastAsiaTheme="majorEastAsia" w:hAnsiTheme="majorHAnsi"/>
-      <w:sz w:val="56"/>
-      <w:szCs w:val="56"/>
-    </w:rPr>
-  </w:style>
-  <w:style w:customStyle="1" w:styleId="TitleChar" w:type="character">
-    <w:name w:val="Title Char"/>
-    <w:basedOn w:val="DefaultParagraphFont"/>
-    <w:link w:val="Title"/>
-    <w:uiPriority w:val="10"/>
-    <w:rsid w:val="00A10FD9"/>
-    <w:rPr>
-      <w:rFonts w:asciiTheme="majorHAnsi" w:cstheme="majorBidi" w:eastAsiaTheme="majorEastAsia" w:hAnsiTheme="majorHAnsi"/>
-      <w:sz w:val="56"/>
-      <w:szCs w:val="56"/>
+      <w:b/>
+      <w:bCs/>
+      <w:color w:themeColor="accent1" w:themeShade="B5" w:val="345A8A"/>
+      <w:sz w:val="36"/>
+      <w:szCs w:val="36"/>
     </w:rPr>
   </w:style>
   <w:style w:styleId="Subtitle" w:type="paragraph">
     <w:name w:val="Subtitle"/>
     <w:basedOn w:val="Title"/>
     <w:next w:val="BodyText"/>
-    <w:link w:val="SubtitleChar"/>
-    <w:uiPriority w:val="11"/>
     <w:qFormat/>
-    <w:rsid w:val="00A10FD9"/>
     <w:pPr>
-      <w:numPr>
-        <w:ilvl w:val="1"/>
-      </w:numPr>
+      <w:keepNext/>
+      <w:keepLines/>
+      <w:spacing w:after="240" w:before="240"/>
+      <w:jc w:val="center"/>
     </w:pPr>
     <w:rPr>
-      <w:rFonts w:cstheme="majorBidi" w:eastAsiaTheme="majorEastAsia"/>
-      <w:spacing w:val="15"/>
-      <w:sz w:val="28"/>
-      <w:szCs w:val="28"/>
-    </w:rPr>
-  </w:style>
-  <w:style w:customStyle="1" w:styleId="SubtitleChar" w:type="character">
-    <w:name w:val="Subtitle Char"/>
-    <w:basedOn w:val="DefaultParagraphFont"/>
-    <w:link w:val="Subtitle"/>
-    <w:uiPriority w:val="11"/>
-    <w:rsid w:val="00A10FD9"/>
-    <w:rPr>
-      <w:rFonts w:cstheme="majorBidi" w:eastAsiaTheme="majorEastAsia"/>
-      <w:color w:themeColor="text1" w:themeTint="A6" w:val="595959"/>
-      <w:spacing w:val="15"/>
-      <w:sz w:val="28"/>
-      <w:szCs w:val="28"/>
+      <w:sz w:val="30"/>
+      <w:szCs w:val="30"/>
     </w:rPr>
   </w:style>
   <w:style w:customStyle="1" w:styleId="Author" w:type="paragraph">
     <w:name w:val="Author"/>
-    <w:basedOn w:val="Title"/>
     <w:next w:val="BodyText"/>
     <w:qFormat/>
     <w:pPr>
       <w:keepNext/>
       <w:keepLines/>
+      <w:jc w:val="center"/>
     </w:pPr>
-    <w:rPr>
-      <w:sz w:val="24"/>
-      <w:szCs w:val="24"/>
-    </w:rPr>
   </w:style>
   <w:style w:styleId="Date" w:type="paragraph">
     <w:name w:val="Date"/>
-    <w:basedOn w:val="Title"/>
     <w:next w:val="BodyText"/>
     <w:qFormat/>
     <w:pPr>
       <w:keepNext/>
       <w:keepLines/>
+      <w:jc w:val="center"/>
     </w:pPr>
-    <w:rPr>
-      <w:sz w:val="24"/>
-      <w:szCs w:val="24"/>
-    </w:rPr>
   </w:style>
   <w:style w:customStyle="1" w:styleId="AbstractTitle" w:type="paragraph">
     <w:name w:val="Abstract Title"/>
@@ -7238,13 +7176,15 @@
     <w:pPr>
       <w:keepNext/>
       <w:keepLines/>
+      <w:jc w:val="center"/>
       <w:spacing w:after="0" w:before="300"/>
-      <w:jc w:val="center"/>
     </w:pPr>
     <w:rPr>
-      <w:b/>
       <w:sz w:val="20"/>
       <w:szCs w:val="20"/>
+      <w:b/>
+      <w:color w:val="345A8A"/>
+      &gt;
     </w:rPr>
   </w:style>
   <w:style w:customStyle="1" w:styleId="Abstract" w:type="paragraph">
@@ -7271,321 +7211,191 @@
     <w:rPr/>
   </w:style>
   <w:style w:styleId="Heading1" w:type="paragraph">
-    <w:name w:val="heading 1"/>
+    <w:name w:val="Heading 1"/>
     <w:basedOn w:val="Normal"/>
     <w:next w:val="BodyText"/>
-    <w:link w:val="Heading1Char"/>
     <w:uiPriority w:val="9"/>
     <w:qFormat/>
-    <w:rsid w:val="00A10FD9"/>
     <w:pPr>
       <w:keepNext/>
       <w:keepLines/>
-      <w:spacing w:after="80" w:before="360"/>
+      <w:spacing w:after="0" w:before="480"/>
       <w:outlineLvl w:val="0"/>
     </w:pPr>
     <w:rPr>
       <w:rFonts w:asciiTheme="majorHAnsi" w:cstheme="majorBidi" w:eastAsiaTheme="majorEastAsia" w:hAnsiTheme="majorHAnsi"/>
-      <w:color w:themeColor="accent1" w:themeShade="BF" w:val="0F4761"/>
-      <w:sz w:val="40"/>
-      <w:szCs w:val="40"/>
+      <w:b/>
+      <w:bCs/>
+      <w:color w:themeColor="accent1" w:val="4F81BD"/>
+      <w:sz w:val="32"/>
+      <w:szCs w:val="32"/>
     </w:rPr>
   </w:style>
   <w:style w:styleId="Heading2" w:type="paragraph">
-    <w:name w:val="heading 2"/>
+    <w:name w:val="Heading 2"/>
     <w:basedOn w:val="Normal"/>
     <w:next w:val="BodyText"/>
-    <w:link w:val="Heading2Char"/>
     <w:uiPriority w:val="9"/>
-    <w:semiHidden/>
     <w:unhideWhenUsed/>
     <w:qFormat/>
-    <w:rsid w:val="00A10FD9"/>
     <w:pPr>
       <w:keepNext/>
       <w:keepLines/>
-      <w:spacing w:after="80" w:before="160"/>
+      <w:spacing w:after="0" w:before="200"/>
       <w:outlineLvl w:val="1"/>
     </w:pPr>
     <w:rPr>
       <w:rFonts w:asciiTheme="majorHAnsi" w:cstheme="majorBidi" w:eastAsiaTheme="majorEastAsia" w:hAnsiTheme="majorHAnsi"/>
-      <w:color w:themeColor="accent1" w:themeShade="BF" w:val="0F4761"/>
-      <w:sz w:val="32"/>
-      <w:szCs w:val="32"/>
-    </w:rPr>
-  </w:style>
-  <w:style w:styleId="Heading3" w:type="paragraph">
-    <w:name w:val="heading 3"/>
-    <w:basedOn w:val="Normal"/>
-    <w:next w:val="BodyText"/>
-    <w:link w:val="Heading3Char"/>
-    <w:uiPriority w:val="9"/>
-    <w:semiHidden/>
-    <w:unhideWhenUsed/>
-    <w:qFormat/>
-    <w:rsid w:val="00A10FD9"/>
-    <w:pPr>
-      <w:keepNext/>
-      <w:keepLines/>
-      <w:spacing w:after="80" w:before="160"/>
-      <w:outlineLvl w:val="2"/>
-    </w:pPr>
-    <w:rPr>
-      <w:rFonts w:cstheme="majorBidi" w:eastAsiaTheme="majorEastAsia"/>
-      <w:color w:themeColor="accent1" w:themeShade="BF" w:val="0F4761"/>
+      <w:b/>
+      <w:bCs/>
+      <w:color w:themeColor="accent1" w:val="4F81BD"/>
       <w:sz w:val="28"/>
       <w:szCs w:val="28"/>
     </w:rPr>
   </w:style>
-  <w:style w:styleId="Heading4" w:type="paragraph">
-    <w:name w:val="heading 4"/>
+  <w:style w:styleId="Heading3" w:type="paragraph">
+    <w:name w:val="Heading 3"/>
     <w:basedOn w:val="Normal"/>
     <w:next w:val="BodyText"/>
-    <w:link w:val="Heading4Char"/>
     <w:uiPriority w:val="9"/>
-    <w:semiHidden/>
     <w:unhideWhenUsed/>
     <w:qFormat/>
-    <w:rsid w:val="00A10FD9"/>
     <w:pPr>
       <w:keepNext/>
       <w:keepLines/>
-      <w:spacing w:after="40" w:before="80"/>
+      <w:spacing w:after="0" w:before="200"/>
+      <w:outlineLvl w:val="2"/>
+    </w:pPr>
+    <w:rPr>
+      <w:rFonts w:asciiTheme="majorHAnsi" w:cstheme="majorBidi" w:eastAsiaTheme="majorEastAsia" w:hAnsiTheme="majorHAnsi"/>
+      <w:b/>
+      <w:bCs/>
+      <w:color w:themeColor="accent1" w:val="4F81BD"/>
+      <w:sz w:val="24"/>
+      <w:szCs w:val="24"/>
+    </w:rPr>
+  </w:style>
+  <w:style w:styleId="Heading4" w:type="paragraph">
+    <w:name w:val="Heading 4"/>
+    <w:basedOn w:val="Normal"/>
+    <w:next w:val="BodyText"/>
+    <w:uiPriority w:val="9"/>
+    <w:unhideWhenUsed/>
+    <w:qFormat/>
+    <w:pPr>
+      <w:keepNext/>
+      <w:keepLines/>
+      <w:spacing w:after="0" w:before="200"/>
       <w:outlineLvl w:val="3"/>
     </w:pPr>
     <w:rPr>
-      <w:rFonts w:cstheme="majorBidi" w:eastAsiaTheme="majorEastAsia"/>
+      <w:rFonts w:asciiTheme="majorHAnsi" w:cstheme="majorBidi" w:eastAsiaTheme="majorEastAsia" w:hAnsiTheme="majorHAnsi"/>
       <w:i/>
-      <w:iCs/>
-      <w:color w:themeColor="accent1" w:themeShade="BF" w:val="0F4761"/>
+      <w:bCs/>
+      <w:color w:themeColor="accent1" w:val="4F81BD"/>
+      <w:sz w:val="24"/>
+      <w:szCs w:val="24"/>
     </w:rPr>
   </w:style>
   <w:style w:styleId="Heading5" w:type="paragraph">
-    <w:name w:val="heading 5"/>
+    <w:name w:val="Heading 5"/>
     <w:basedOn w:val="Normal"/>
     <w:next w:val="BodyText"/>
-    <w:link w:val="Heading5Char"/>
     <w:uiPriority w:val="9"/>
-    <w:semiHidden/>
     <w:unhideWhenUsed/>
     <w:qFormat/>
-    <w:rsid w:val="00A10FD9"/>
     <w:pPr>
       <w:keepNext/>
       <w:keepLines/>
-      <w:spacing w:after="40" w:before="80"/>
+      <w:spacing w:after="0" w:before="200"/>
       <w:outlineLvl w:val="4"/>
     </w:pPr>
     <w:rPr>
-      <w:rFonts w:cstheme="majorBidi" w:eastAsiaTheme="majorEastAsia"/>
-      <w:color w:themeColor="accent1" w:themeShade="BF" w:val="0F4761"/>
+      <w:rFonts w:asciiTheme="majorHAnsi" w:cstheme="majorBidi" w:eastAsiaTheme="majorEastAsia" w:hAnsiTheme="majorHAnsi"/>
+      <w:iCs/>
+      <w:color w:themeColor="accent1" w:val="4F81BD"/>
+      <w:sz w:val="24"/>
+      <w:szCs w:val="24"/>
     </w:rPr>
   </w:style>
   <w:style w:styleId="Heading6" w:type="paragraph">
-    <w:name w:val="heading 6"/>
+    <w:name w:val="Heading 6"/>
     <w:basedOn w:val="Normal"/>
     <w:next w:val="BodyText"/>
-    <w:link w:val="Heading6Char"/>
     <w:uiPriority w:val="9"/>
-    <w:semiHidden/>
     <w:unhideWhenUsed/>
     <w:qFormat/>
-    <w:rsid w:val="00A10FD9"/>
     <w:pPr>
       <w:keepNext/>
       <w:keepLines/>
-      <w:spacing w:after="0" w:before="40"/>
+      <w:spacing w:after="0" w:before="200"/>
       <w:outlineLvl w:val="5"/>
     </w:pPr>
     <w:rPr>
-      <w:rFonts w:cstheme="majorBidi" w:eastAsiaTheme="majorEastAsia"/>
-      <w:i/>
-      <w:iCs/>
-      <w:color w:themeColor="text1" w:themeTint="A6" w:val="595959"/>
+      <w:rFonts w:asciiTheme="majorHAnsi" w:cstheme="majorBidi" w:eastAsiaTheme="majorEastAsia" w:hAnsiTheme="majorHAnsi"/>
+      <w:color w:themeColor="accent1" w:val="4F81BD"/>
+      <w:sz w:val="24"/>
+      <w:szCs w:val="24"/>
     </w:rPr>
   </w:style>
   <w:style w:styleId="Heading7" w:type="paragraph">
-    <w:name w:val="heading 7"/>
+    <w:name w:val="Heading 7"/>
     <w:basedOn w:val="Normal"/>
     <w:next w:val="BodyText"/>
-    <w:link w:val="Heading7Char"/>
     <w:uiPriority w:val="9"/>
-    <w:semiHidden/>
     <w:unhideWhenUsed/>
     <w:qFormat/>
-    <w:rsid w:val="00A10FD9"/>
     <w:pPr>
       <w:keepNext/>
       <w:keepLines/>
-      <w:spacing w:after="0" w:before="40"/>
+      <w:spacing w:after="0" w:before="200"/>
       <w:outlineLvl w:val="6"/>
     </w:pPr>
     <w:rPr>
-      <w:rFonts w:cstheme="majorBidi" w:eastAsiaTheme="majorEastAsia"/>
-      <w:color w:themeColor="text1" w:themeTint="A6" w:val="595959"/>
+      <w:rFonts w:asciiTheme="majorHAnsi" w:cstheme="majorBidi" w:eastAsiaTheme="majorEastAsia" w:hAnsiTheme="majorHAnsi"/>
+      <w:color w:themeColor="accent1" w:val="4F81BD"/>
+      <w:sz w:val="24"/>
+      <w:szCs w:val="24"/>
     </w:rPr>
   </w:style>
   <w:style w:styleId="Heading8" w:type="paragraph">
-    <w:name w:val="heading 8"/>
+    <w:name w:val="Heading 8"/>
     <w:basedOn w:val="Normal"/>
     <w:next w:val="BodyText"/>
-    <w:link w:val="Heading8Char"/>
     <w:uiPriority w:val="9"/>
-    <w:semiHidden/>
     <w:unhideWhenUsed/>
     <w:qFormat/>
-    <w:rsid w:val="00A10FD9"/>
     <w:pPr>
       <w:keepNext/>
       <w:keepLines/>
-      <w:spacing w:after="0"/>
+      <w:spacing w:after="0" w:before="200"/>
       <w:outlineLvl w:val="7"/>
     </w:pPr>
     <w:rPr>
-      <w:rFonts w:cstheme="majorBidi" w:eastAsiaTheme="majorEastAsia"/>
-      <w:i/>
-      <w:iCs/>
-      <w:color w:themeColor="text1" w:themeTint="D8" w:val="272727"/>
+      <w:rFonts w:asciiTheme="majorHAnsi" w:cstheme="majorBidi" w:eastAsiaTheme="majorEastAsia" w:hAnsiTheme="majorHAnsi"/>
+      <w:color w:themeColor="accent1" w:val="4F81BD"/>
+      <w:sz w:val="24"/>
+      <w:szCs w:val="24"/>
     </w:rPr>
   </w:style>
   <w:style w:styleId="Heading9" w:type="paragraph">
-    <w:name w:val="heading 9"/>
+    <w:name w:val="Heading 9"/>
     <w:basedOn w:val="Normal"/>
     <w:next w:val="BodyText"/>
-    <w:link w:val="Heading9Char"/>
     <w:uiPriority w:val="9"/>
-    <w:semiHidden/>
     <w:unhideWhenUsed/>
     <w:qFormat/>
-    <w:rsid w:val="00A10FD9"/>
     <w:pPr>
       <w:keepNext/>
       <w:keepLines/>
-      <w:spacing w:after="0"/>
+      <w:spacing w:after="0" w:before="200"/>
       <w:outlineLvl w:val="8"/>
     </w:pPr>
     <w:rPr>
-      <w:rFonts w:cstheme="majorBidi" w:eastAsiaTheme="majorEastAsia"/>
-      <w:color w:themeColor="text1" w:themeTint="D8" w:val="272727"/>
-    </w:rPr>
-  </w:style>
-  <w:style w:customStyle="1" w:styleId="Heading1Char" w:type="character">
-    <w:name w:val="Heading 1 Char"/>
-    <w:basedOn w:val="DefaultParagraphFont"/>
-    <w:link w:val="Heading1"/>
-    <w:uiPriority w:val="9"/>
-    <w:rsid w:val="00A10FD9"/>
-    <w:rPr>
       <w:rFonts w:asciiTheme="majorHAnsi" w:cstheme="majorBidi" w:eastAsiaTheme="majorEastAsia" w:hAnsiTheme="majorHAnsi"/>
-      <w:color w:themeColor="accent1" w:themeShade="BF" w:val="0F4761"/>
-      <w:sz w:val="40"/>
-      <w:szCs w:val="40"/>
-    </w:rPr>
-  </w:style>
-  <w:style w:customStyle="1" w:styleId="Heading2Char" w:type="character">
-    <w:name w:val="Heading 2 Char"/>
-    <w:basedOn w:val="DefaultParagraphFont"/>
-    <w:link w:val="Heading2"/>
-    <w:uiPriority w:val="9"/>
-    <w:semiHidden/>
-    <w:rsid w:val="00A10FD9"/>
-    <w:rPr>
-      <w:rFonts w:asciiTheme="majorHAnsi" w:cstheme="majorBidi" w:eastAsiaTheme="majorEastAsia" w:hAnsiTheme="majorHAnsi"/>
-      <w:color w:themeColor="accent1" w:themeShade="BF" w:val="0F4761"/>
-      <w:sz w:val="32"/>
-      <w:szCs w:val="32"/>
-    </w:rPr>
-  </w:style>
-  <w:style w:customStyle="1" w:styleId="Heading3Char" w:type="character">
-    <w:name w:val="Heading 3 Char"/>
-    <w:basedOn w:val="DefaultParagraphFont"/>
-    <w:link w:val="Heading3"/>
-    <w:uiPriority w:val="9"/>
-    <w:semiHidden/>
-    <w:rsid w:val="00A10FD9"/>
-    <w:rPr>
-      <w:rFonts w:cstheme="majorBidi" w:eastAsiaTheme="majorEastAsia"/>
-      <w:color w:themeColor="accent1" w:themeShade="BF" w:val="0F4761"/>
-      <w:sz w:val="28"/>
-      <w:szCs w:val="28"/>
-    </w:rPr>
-  </w:style>
-  <w:style w:customStyle="1" w:styleId="Heading4Char" w:type="character">
-    <w:name w:val="Heading 4 Char"/>
-    <w:basedOn w:val="DefaultParagraphFont"/>
-    <w:link w:val="Heading4"/>
-    <w:uiPriority w:val="9"/>
-    <w:semiHidden/>
-    <w:rsid w:val="00A10FD9"/>
-    <w:rPr>
-      <w:rFonts w:cstheme="majorBidi" w:eastAsiaTheme="majorEastAsia"/>
-      <w:i/>
-      <w:iCs/>
-      <w:color w:themeColor="accent1" w:themeShade="BF" w:val="0F4761"/>
-    </w:rPr>
-  </w:style>
-  <w:style w:customStyle="1" w:styleId="Heading5Char" w:type="character">
-    <w:name w:val="Heading 5 Char"/>
-    <w:basedOn w:val="DefaultParagraphFont"/>
-    <w:link w:val="Heading5"/>
-    <w:uiPriority w:val="9"/>
-    <w:semiHidden/>
-    <w:rsid w:val="00A10FD9"/>
-    <w:rPr>
-      <w:rFonts w:cstheme="majorBidi" w:eastAsiaTheme="majorEastAsia"/>
-      <w:color w:themeColor="accent1" w:themeShade="BF" w:val="0F4761"/>
-    </w:rPr>
-  </w:style>
-  <w:style w:customStyle="1" w:styleId="Heading6Char" w:type="character">
-    <w:name w:val="Heading 6 Char"/>
-    <w:basedOn w:val="DefaultParagraphFont"/>
-    <w:link w:val="Heading6"/>
-    <w:uiPriority w:val="9"/>
-    <w:semiHidden/>
-    <w:rsid w:val="00A10FD9"/>
-    <w:rPr>
-      <w:rFonts w:cstheme="majorBidi" w:eastAsiaTheme="majorEastAsia"/>
-      <w:i/>
-      <w:iCs/>
-      <w:color w:themeColor="text1" w:themeTint="A6" w:val="595959"/>
-    </w:rPr>
-  </w:style>
-  <w:style w:customStyle="1" w:styleId="Heading7Char" w:type="character">
-    <w:name w:val="Heading 7 Char"/>
-    <w:basedOn w:val="DefaultParagraphFont"/>
-    <w:link w:val="Heading7"/>
-    <w:uiPriority w:val="9"/>
-    <w:semiHidden/>
-    <w:rsid w:val="00A10FD9"/>
-    <w:rPr>
-      <w:rFonts w:cstheme="majorBidi" w:eastAsiaTheme="majorEastAsia"/>
-      <w:color w:themeColor="text1" w:themeTint="A6" w:val="595959"/>
-    </w:rPr>
-  </w:style>
-  <w:style w:customStyle="1" w:styleId="Heading8Char" w:type="character">
-    <w:name w:val="Heading 8 Char"/>
-    <w:basedOn w:val="DefaultParagraphFont"/>
-    <w:link w:val="Heading8"/>
-    <w:uiPriority w:val="9"/>
-    <w:semiHidden/>
-    <w:rsid w:val="00A10FD9"/>
-    <w:rPr>
-      <w:rFonts w:cstheme="majorBidi" w:eastAsiaTheme="majorEastAsia"/>
-      <w:i/>
-      <w:iCs/>
-      <w:color w:themeColor="text1" w:themeTint="D8" w:val="272727"/>
-    </w:rPr>
-  </w:style>
-  <w:style w:customStyle="1" w:styleId="Heading9Char" w:type="character">
-    <w:name w:val="Heading 9 Char"/>
-    <w:basedOn w:val="DefaultParagraphFont"/>
-    <w:link w:val="Heading9"/>
-    <w:uiPriority w:val="9"/>
-    <w:semiHidden/>
-    <w:rsid w:val="00A10FD9"/>
-    <w:rPr>
-      <w:rFonts w:cstheme="majorBidi" w:eastAsiaTheme="majorEastAsia"/>
-      <w:color w:themeColor="text1" w:themeTint="D8" w:val="272727"/>
+      <w:color w:themeColor="accent1" w:val="4F81BD"/>
+      <w:sz w:val="24"/>
+      <w:szCs w:val="24"/>
     </w:rPr>
   </w:style>
   <w:style w:styleId="BlockText" w:type="paragraph">
@@ -7608,18 +7418,6 @@
     <w:unhideWhenUsed/>
     <w:qFormat/>
   </w:style>
-  <w:style w:styleId="FootnoteBlockText" w:type="paragraph">
-    <w:name w:val="Footnote Block Text"/>
-    <w:basedOn w:val="FootnoteText"/>
-    <w:next w:val="FootnoteText"/>
-    <w:uiPriority w:val="9"/>
-    <w:unhideWhenUsed/>
-    <w:qFormat/>
-    <w:pPr>
-      <w:spacing w:after="100" w:before="100"/>
-      <w:ind w:firstLine="0" w:left="480" w:right="480"/>
-    </w:pPr>
-  </w:style>
   <w:style w:default="1" w:styleId="DefaultParagraphFont" w:type="character">
     <w:name w:val="Default Paragraph Font"/>
     <w:semiHidden/>
@@ -7641,11 +7439,18 @@
       </w:tblCellMar>
     </w:tblPr>
     <w:tblStylePr w:type="firstRow">
+      <w:tblPr>
+        <w:jc w:val="left"/>
+        <w:tblInd w:type="dxa" w:w="0"/>
+      </w:tblPr>
+      <w:trPr>
+        <w:jc w:val="left"/>
+      </w:trPr>
       <w:tcPr>
+        <w:vAlign w:val="bottom"/>
         <w:tcBorders>
           <w:bottom w:val="single"/>
         </w:tcBorders>
-        <w:vAlign w:val="bottom"/>
       </w:tcPr>
     </w:tblStylePr>
   </w:style>
@@ -7760,8 +7565,8 @@
     <w:name w:val="KeywordTok"/>
     <w:basedOn w:val="VerbatimChar"/>
     <w:rPr>
+      <w:color w:val="007020"/>
       <w:b/>
-      <w:color w:val="007020"/>
     </w:rPr>
   </w:style>
   <w:style w:type="character" w:customStyle="1" w:styleId="DataTypeTok">
@@ -7838,42 +7643,42 @@
     <w:name w:val="ImportTok"/>
     <w:basedOn w:val="VerbatimChar"/>
     <w:rPr>
+      <w:color w:val="008000"/>
       <w:b/>
-      <w:color w:val="008000"/>
     </w:rPr>
   </w:style>
   <w:style w:type="character" w:customStyle="1" w:styleId="CommentTok">
     <w:name w:val="CommentTok"/>
     <w:basedOn w:val="VerbatimChar"/>
     <w:rPr>
+      <w:color w:val="60a0b0"/>
       <w:i/>
-      <w:color w:val="60a0b0"/>
     </w:rPr>
   </w:style>
   <w:style w:type="character" w:customStyle="1" w:styleId="DocumentationTok">
     <w:name w:val="DocumentationTok"/>
     <w:basedOn w:val="VerbatimChar"/>
     <w:rPr>
+      <w:color w:val="ba2121"/>
       <w:i/>
-      <w:color w:val="ba2121"/>
     </w:rPr>
   </w:style>
   <w:style w:type="character" w:customStyle="1" w:styleId="AnnotationTok">
     <w:name w:val="AnnotationTok"/>
     <w:basedOn w:val="VerbatimChar"/>
     <w:rPr>
+      <w:color w:val="60a0b0"/>
       <w:b/>
       <w:i/>
-      <w:color w:val="60a0b0"/>
     </w:rPr>
   </w:style>
   <w:style w:type="character" w:customStyle="1" w:styleId="CommentVarTok">
     <w:name w:val="CommentVarTok"/>
     <w:basedOn w:val="VerbatimChar"/>
     <w:rPr>
+      <w:color w:val="60a0b0"/>
       <w:b/>
       <w:i/>
-      <w:color w:val="60a0b0"/>
     </w:rPr>
   </w:style>
   <w:style w:type="character" w:customStyle="1" w:styleId="OtherTok">
@@ -7901,8 +7706,8 @@
     <w:name w:val="ControlFlowTok"/>
     <w:basedOn w:val="VerbatimChar"/>
     <w:rPr>
+      <w:color w:val="007020"/>
       <w:b/>
-      <w:color w:val="007020"/>
     </w:rPr>
   </w:style>
   <w:style w:type="character" w:customStyle="1" w:styleId="OperatorTok">
@@ -7947,34 +7752,34 @@
     <w:name w:val="InformationTok"/>
     <w:basedOn w:val="VerbatimChar"/>
     <w:rPr>
+      <w:color w:val="60a0b0"/>
       <w:b/>
       <w:i/>
-      <w:color w:val="60a0b0"/>
     </w:rPr>
   </w:style>
   <w:style w:type="character" w:customStyle="1" w:styleId="WarningTok">
     <w:name w:val="WarningTok"/>
     <w:basedOn w:val="VerbatimChar"/>
     <w:rPr>
+      <w:color w:val="60a0b0"/>
       <w:b/>
       <w:i/>
-      <w:color w:val="60a0b0"/>
     </w:rPr>
   </w:style>
   <w:style w:type="character" w:customStyle="1" w:styleId="AlertTok">
     <w:name w:val="AlertTok"/>
     <w:basedOn w:val="VerbatimChar"/>
     <w:rPr>
+      <w:color w:val="ff0000"/>
       <w:b/>
-      <w:color w:val="ff0000"/>
     </w:rPr>
   </w:style>
   <w:style w:type="character" w:customStyle="1" w:styleId="ErrorTok">
     <w:name w:val="ErrorTok"/>
     <w:basedOn w:val="VerbatimChar"/>
     <w:rPr>
+      <w:color w:val="ff0000"/>
       <w:b/>
-      <w:color w:val="ff0000"/>
     </w:rPr>
   </w:style>
   <w:style w:type="character" w:customStyle="1" w:styleId="NormalTok">
@@ -7996,44 +7801,44 @@
         <a:sysClr val="window" lastClr="FFFFFF"/>
       </a:lt1>
       <a:dk2>
-        <a:srgbClr val="0E2841"/>
+        <a:srgbClr val="1F497D"/>
       </a:dk2>
       <a:lt2>
-        <a:srgbClr val="E8E8E8"/>
+        <a:srgbClr val="EEECE1"/>
       </a:lt2>
       <a:accent1>
-        <a:srgbClr val="156082"/>
+        <a:srgbClr val="4F81BD"/>
       </a:accent1>
       <a:accent2>
-        <a:srgbClr val="E97132"/>
+        <a:srgbClr val="C0504D"/>
       </a:accent2>
       <a:accent3>
-        <a:srgbClr val="196B24"/>
+        <a:srgbClr val="9BBB59"/>
       </a:accent3>
       <a:accent4>
-        <a:srgbClr val="0F9ED5"/>
+        <a:srgbClr val="8064A2"/>
       </a:accent4>
       <a:accent5>
-        <a:srgbClr val="A02B93"/>
+        <a:srgbClr val="4BACC6"/>
       </a:accent5>
       <a:accent6>
-        <a:srgbClr val="4EA72E"/>
+        <a:srgbClr val="F79646"/>
       </a:accent6>
       <a:hlink>
-        <a:srgbClr val="467886"/>
+        <a:srgbClr val="0000FF"/>
       </a:hlink>
       <a:folHlink>
-        <a:srgbClr val="96607D"/>
+        <a:srgbClr val="800080"/>
       </a:folHlink>
     </a:clrScheme>
     <a:fontScheme name="Office">
       <a:majorFont>
-        <a:latin typeface="Aptos Display" panose="02110004020202020204"/>
+        <a:latin typeface="Calibri"/>
         <a:ea typeface=""/>
         <a:cs typeface=""/>
-        <a:font script="Jpan" typeface="游ゴシック Light"/>
+        <a:font script="Jpan" typeface="ＭＳ ゴシック"/>
         <a:font script="Hang" typeface="맑은 고딕"/>
-        <a:font script="Hans" typeface="等线 Light"/>
+        <a:font script="Hans" typeface="宋体"/>
         <a:font script="Hant" typeface="新細明體"/>
         <a:font script="Arab" typeface="Times New Roman"/>
         <a:font script="Hebr" typeface="Times New Roman"/>
@@ -8060,32 +7865,14 @@
         <a:font script="Mong" typeface="Mongolian Baiti"/>
         <a:font script="Viet" typeface="Times New Roman"/>
         <a:font script="Uigh" typeface="Microsoft Uighur"/>
-        <a:font script="Geor" typeface="Sylfaen"/>
-        <a:font script="Armn" typeface="Arial"/>
-        <a:font script="Bugi" typeface="Leelawadee UI"/>
-        <a:font script="Bopo" typeface="Microsoft JhengHei"/>
-        <a:font script="Java" typeface="Javanese Text"/>
-        <a:font script="Lisu" typeface="Segoe UI"/>
-        <a:font script="Mymr" typeface="Myanmar Text"/>
-        <a:font script="Nkoo" typeface="Ebrima"/>
-        <a:font script="Olck" typeface="Nirmala UI"/>
-        <a:font script="Osma" typeface="Ebrima"/>
-        <a:font script="Phag" typeface="Phagspa"/>
-        <a:font script="Syrn" typeface="Estrangelo Edessa"/>
-        <a:font script="Syrj" typeface="Estrangelo Edessa"/>
-        <a:font script="Syre" typeface="Estrangelo Edessa"/>
-        <a:font script="Sora" typeface="Nirmala UI"/>
-        <a:font script="Tale" typeface="Microsoft Tai Le"/>
-        <a:font script="Talu" typeface="Microsoft New Tai Lue"/>
-        <a:font script="Tfng" typeface="Ebrima"/>
       </a:majorFont>
       <a:minorFont>
-        <a:latin typeface="Aptos" panose="02110004020202020204"/>
+        <a:latin typeface="Cambria"/>
         <a:ea typeface=""/>
         <a:cs typeface=""/>
-        <a:font script="Jpan" typeface="游明朝"/>
+        <a:font script="Jpan" typeface="ＭＳ 明朝"/>
         <a:font script="Hang" typeface="맑은 고딕"/>
-        <a:font script="Hans" typeface="等线"/>
+        <a:font script="Hans" typeface="宋体"/>
         <a:font script="Hant" typeface="新細明體"/>
         <a:font script="Arab" typeface="Arial"/>
         <a:font script="Hebr" typeface="Arial"/>
@@ -8112,24 +7899,6 @@
         <a:font script="Mong" typeface="Mongolian Baiti"/>
         <a:font script="Viet" typeface="Arial"/>
         <a:font script="Uigh" typeface="Microsoft Uighur"/>
-        <a:font script="Geor" typeface="Sylfaen"/>
-        <a:font script="Armn" typeface="Arial"/>
-        <a:font script="Bugi" typeface="Leelawadee UI"/>
-        <a:font script="Bopo" typeface="Microsoft JhengHei"/>
-        <a:font script="Java" typeface="Javanese Text"/>
-        <a:font script="Lisu" typeface="Segoe UI"/>
-        <a:font script="Mymr" typeface="Myanmar Text"/>
-        <a:font script="Nkoo" typeface="Ebrima"/>
-        <a:font script="Olck" typeface="Nirmala UI"/>
-        <a:font script="Osma" typeface="Ebrima"/>
-        <a:font script="Phag" typeface="Phagspa"/>
-        <a:font script="Syrn" typeface="Estrangelo Edessa"/>
-        <a:font script="Syrj" typeface="Estrangelo Edessa"/>
-        <a:font script="Syre" typeface="Estrangelo Edessa"/>
-        <a:font script="Sora" typeface="Nirmala UI"/>
-        <a:font script="Tale" typeface="Microsoft Tai Le"/>
-        <a:font script="Talu" typeface="Microsoft New Tai Lue"/>
-        <a:font script="Tfng" typeface="Ebrima"/>
       </a:minorFont>
     </a:fontScheme>
     <a:fmtScheme name="Office">
@@ -8141,141 +7910,200 @@
           <a:gsLst>
             <a:gs pos="0">
               <a:schemeClr val="phClr">
-                <a:lumMod val="110000"/>
-                <a:satMod val="105000"/>
-                <a:tint val="67000"/>
+                <a:tint val="50000"/>
+                <a:satMod val="300000"/>
               </a:schemeClr>
             </a:gs>
-            <a:gs pos="50000">
+            <a:gs pos="35000">
               <a:schemeClr val="phClr">
-                <a:lumMod val="105000"/>
-                <a:satMod val="103000"/>
-                <a:tint val="73000"/>
+                <a:tint val="37000"/>
+                <a:satMod val="300000"/>
               </a:schemeClr>
             </a:gs>
             <a:gs pos="100000">
               <a:schemeClr val="phClr">
-                <a:lumMod val="105000"/>
-                <a:satMod val="109000"/>
-                <a:tint val="81000"/>
+                <a:tint val="15000"/>
+                <a:satMod val="350000"/>
               </a:schemeClr>
             </a:gs>
           </a:gsLst>
-          <a:lin ang="5400000" scaled="0"/>
+          <a:lin ang="16200000" scaled="1"/>
         </a:gradFill>
         <a:gradFill rotWithShape="1">
           <a:gsLst>
             <a:gs pos="0">
               <a:schemeClr val="phClr">
-                <a:satMod val="103000"/>
-                <a:lumMod val="102000"/>
-                <a:tint val="94000"/>
-              </a:schemeClr>
-            </a:gs>
-            <a:gs pos="50000">
-              <a:schemeClr val="phClr">
-                <a:satMod val="110000"/>
-                <a:lumMod val="100000"/>
+                <a:tint val="100000"/>
                 <a:shade val="100000"/>
+                <a:satMod val="130000"/>
               </a:schemeClr>
             </a:gs>
             <a:gs pos="100000">
               <a:schemeClr val="phClr">
-                <a:lumMod val="99000"/>
-                <a:satMod val="120000"/>
-                <a:shade val="78000"/>
+                <a:tint val="50000"/>
+                <a:shade val="100000"/>
+                <a:satMod val="350000"/>
               </a:schemeClr>
             </a:gs>
           </a:gsLst>
-          <a:lin ang="5400000" scaled="0"/>
+          <a:lin ang="16200000" scaled="0"/>
         </a:gradFill>
       </a:fillStyleLst>
       <a:lnStyleLst>
-        <a:ln w="6350" cap="flat" cmpd="sng" algn="ctr">
+        <a:ln w="9525" cap="flat" cmpd="sng" algn="ctr">
+          <a:solidFill>
+            <a:schemeClr val="phClr">
+              <a:shade val="95000"/>
+              <a:satMod val="105000"/>
+            </a:schemeClr>
+          </a:solidFill>
+          <a:prstDash val="solid"/>
+        </a:ln>
+        <a:ln w="25400" cap="flat" cmpd="sng" algn="ctr">
           <a:solidFill>
             <a:schemeClr val="phClr"/>
           </a:solidFill>
           <a:prstDash val="solid"/>
-          <a:miter lim="800000"/>
         </a:ln>
-        <a:ln w="12700" cap="flat" cmpd="sng" algn="ctr">
+        <a:ln w="38100" cap="flat" cmpd="sng" algn="ctr">
           <a:solidFill>
             <a:schemeClr val="phClr"/>
           </a:solidFill>
           <a:prstDash val="solid"/>
-          <a:miter lim="800000"/>
-        </a:ln>
-        <a:ln w="19050" cap="flat" cmpd="sng" algn="ctr">
-          <a:solidFill>
-            <a:schemeClr val="phClr"/>
-          </a:solidFill>
-          <a:prstDash val="solid"/>
-          <a:miter lim="800000"/>
         </a:ln>
       </a:lnStyleLst>
       <a:effectStyleLst>
         <a:effectStyle>
-          <a:effectLst/>
-        </a:effectStyle>
-        <a:effectStyle>
-          <a:effectLst/>
+          <a:effectLst>
+            <a:outerShdw blurRad="40000" dist="20000" dir="5400000" rotWithShape="0">
+              <a:srgbClr val="000000">
+                <a:alpha val="38000"/>
+              </a:srgbClr>
+            </a:outerShdw>
+          </a:effectLst>
         </a:effectStyle>
         <a:effectStyle>
           <a:effectLst>
-            <a:outerShdw blurRad="57150" dist="19050" dir="5400000" algn="ctr" rotWithShape="0">
+            <a:outerShdw blurRad="40000" dist="23000" dir="5400000" rotWithShape="0">
               <a:srgbClr val="000000">
-                <a:alpha val="63000"/>
+                <a:alpha val="35000"/>
               </a:srgbClr>
             </a:outerShdw>
           </a:effectLst>
+        </a:effectStyle>
+        <a:effectStyle>
+          <a:effectLst>
+            <a:outerShdw blurRad="40000" dist="23000" dir="5400000" rotWithShape="0">
+              <a:srgbClr val="000000">
+                <a:alpha val="35000"/>
+              </a:srgbClr>
+            </a:outerShdw>
+          </a:effectLst>
+          <a:scene3d>
+            <a:camera prst="orthographicFront">
+              <a:rot lat="0" lon="0" rev="0"/>
+            </a:camera>
+            <a:lightRig rig="threePt" dir="t">
+              <a:rot lat="0" lon="0" rev="1200000"/>
+            </a:lightRig>
+          </a:scene3d>
+          <a:sp3d>
+            <a:bevelT w="63500" h="25400"/>
+          </a:sp3d>
         </a:effectStyle>
       </a:effectStyleLst>
       <a:bgFillStyleLst>
         <a:solidFill>
           <a:schemeClr val="phClr"/>
         </a:solidFill>
-        <a:solidFill>
-          <a:schemeClr val="phClr">
-            <a:tint val="95000"/>
-            <a:satMod val="170000"/>
-          </a:schemeClr>
-        </a:solidFill>
         <a:gradFill rotWithShape="1">
           <a:gsLst>
             <a:gs pos="0">
               <a:schemeClr val="phClr">
-                <a:tint val="93000"/>
-                <a:satMod val="150000"/>
-                <a:shade val="98000"/>
-                <a:lumMod val="102000"/>
+                <a:tint val="40000"/>
+                <a:satMod val="350000"/>
               </a:schemeClr>
             </a:gs>
-            <a:gs pos="50000">
+            <a:gs pos="40000">
               <a:schemeClr val="phClr">
-                <a:tint val="98000"/>
-                <a:satMod val="130000"/>
-                <a:shade val="90000"/>
-                <a:lumMod val="103000"/>
+                <a:tint val="45000"/>
+                <a:shade val="99000"/>
+                <a:satMod val="350000"/>
               </a:schemeClr>
             </a:gs>
             <a:gs pos="100000">
               <a:schemeClr val="phClr">
-                <a:shade val="63000"/>
-                <a:satMod val="120000"/>
+                <a:shade val="20000"/>
+                <a:satMod val="255000"/>
               </a:schemeClr>
             </a:gs>
           </a:gsLst>
-          <a:lin ang="5400000" scaled="0"/>
+          <a:path path="circle">
+            <a:fillToRect l="50000" t="-80000" r="50000" b="180000"/>
+          </a:path>
+        </a:gradFill>
+        <a:gradFill rotWithShape="1">
+          <a:gsLst>
+            <a:gs pos="0">
+              <a:schemeClr val="phClr">
+                <a:tint val="80000"/>
+                <a:satMod val="300000"/>
+              </a:schemeClr>
+            </a:gs>
+            <a:gs pos="100000">
+              <a:schemeClr val="phClr">
+                <a:shade val="30000"/>
+                <a:satMod val="200000"/>
+              </a:schemeClr>
+            </a:gs>
+          </a:gsLst>
+          <a:path path="circle">
+            <a:fillToRect l="50000" t="50000" r="50000" b="50000"/>
+          </a:path>
         </a:gradFill>
       </a:bgFillStyleLst>
     </a:fmtScheme>
   </a:themeElements>
-  <a:objectDefaults/>
+  <a:objectDefaults>
+    <a:spDef>
+      <a:spPr/>
+      <a:bodyPr/>
+      <a:lstStyle/>
+      <a:style>
+        <a:lnRef idx="1">
+          <a:schemeClr val="accent1"/>
+        </a:lnRef>
+        <a:fillRef idx="3">
+          <a:schemeClr val="accent1"/>
+        </a:fillRef>
+        <a:effectRef idx="2">
+          <a:schemeClr val="accent1"/>
+        </a:effectRef>
+        <a:fontRef idx="minor">
+          <a:schemeClr val="lt1"/>
+        </a:fontRef>
+      </a:style>
+    </a:spDef>
+    <a:lnDef>
+      <a:spPr/>
+      <a:bodyPr/>
+      <a:lstStyle/>
+      <a:style>
+        <a:lnRef idx="2">
+          <a:schemeClr val="accent1"/>
+        </a:lnRef>
+        <a:fillRef idx="0">
+          <a:schemeClr val="accent1"/>
+        </a:fillRef>
+        <a:effectRef idx="1">
+          <a:schemeClr val="accent1"/>
+        </a:effectRef>
+        <a:fontRef idx="minor">
+          <a:schemeClr val="tx1"/>
+        </a:fontRef>
+      </a:style>
+    </a:lnDef>
+  </a:objectDefaults>
   <a:extraClrSchemeLst/>
-  <a:extLst>
-    <a:ext uri="{05A4C25C-085E-4340-85A3-A5531E510DB2}">
-      <thm15:themeFamily xmlns:thm15="http://schemas.microsoft.com/office/thememl/2012/main" name="Office Theme" id="{2E142A2C-CD16-42D6-873A-C26D2A0506FA}" vid="{1BDDFF52-6CD6-40A5-AB3C-68EB2F1E4D0A}"/>
-    </a:ext>
-  </a:extLst>
 </a:theme>
 </file>
--- a/02-management-systems/ISO_IEC_27001_27002/Portugues_BR/ISO_IEC_27001_27002_Practical_Manager_and_Junior_Analyst_Manual_Portugues_BR_v1.0.docx
+++ b/02-management-systems/ISO_IEC_27001_27002/Portugues_BR/ISO_IEC_27001_27002_Practical_Manager_and_Junior_Analyst_Manual_Portugues_BR_v1.0.docx
@@ -2,32 +2,6 @@
 <file path=word/document.xml><?xml version="1.0" encoding="utf-8"?>
 <w:document xmlns:w="http://schemas.openxmlformats.org/wordprocessingml/2006/main" xmlns:m="http://schemas.openxmlformats.org/officeDocument/2006/math" xmlns:r="http://schemas.openxmlformats.org/officeDocument/2006/relationships" xmlns:o="urn:schemas-microsoft-com:office:office" xmlns:v="urn:schemas-microsoft-com:vml" xmlns:w10="urn:schemas-microsoft-com:office:word" xmlns:a="http://schemas.openxmlformats.org/drawingml/2006/main" xmlns:pic="http://schemas.openxmlformats.org/drawingml/2006/picture" xmlns:wp="http://schemas.openxmlformats.org/drawingml/2006/wordprocessingDrawing">
   <w:body>
-    <w:sdt>
-      <w:sdtPr>
-        <w:docPartObj>
-          <w:docPartGallery w:val="Table of Contents"/>
-          <w:docPartUnique/>
-        </w:docPartObj>
-      </w:sdtPr>
-      <w:sdtContent>
-        <w:p>
-          <w:pPr>
-            <w:pStyle w:val="TOCHeading"/>
-          </w:pPr>
-          <w:r>
-            <w:t xml:space="preserve">Table of Contents</w:t>
-          </w:r>
-        </w:p>
-        <w:p>
-          <w:r>
-            <w:fldChar w:fldCharType="begin" w:dirty="true"/>
-            <w:instrText xml:space="preserve">TOC \o "1-3" \h \z \u</w:instrText>
-            <w:fldChar w:fldCharType="separate"/>
-            <w:fldChar w:fldCharType="end"/>
-          </w:r>
-        </w:p>
-      </w:sdtContent>
-    </w:sdt>
     <w:p>
       <w:pPr>
         <w:pStyle w:val="BlockText"/>
@@ -1083,7 +1057,7 @@
     </w:p>
     <w:bookmarkEnd w:id="22"/>
     <w:bookmarkEnd w:id="23"/>
-    <w:bookmarkStart w:id="26" w:name="isoiec-27001-e-27002-fundações"/>
+    <w:bookmarkStart w:id="29" w:name="isoiec-27001-e-27002-fundações"/>
     <w:p>
       <w:pPr>
         <w:pStyle w:val="Heading1"/>
@@ -1106,8 +1080,58 @@
     </w:p>
     <w:p>
       <w:pPr>
-        <w:pStyle w:val="FirstParagraph"/>
-      </w:pPr>
+        <w:pStyle w:val="CaptionedFigure"/>
+      </w:pPr>
+      <w:r>
+        <w:drawing>
+          <wp:inline>
+            <wp:extent cx="5334000" cy="2945449"/>
+            <wp:effectExtent b="0" l="0" r="0" t="0"/>
+            <wp:docPr descr="Contexto e planejamento de unidade de risco, implementação, avaliação e melhoria." title="" id="25" name="Picture"/>
+            <a:graphic>
+              <a:graphicData uri="http://schemas.openxmlformats.org/drawingml/2006/picture">
+                <pic:pic>
+                  <pic:nvPicPr>
+                    <pic:cNvPr descr="media/image1.png" id="26" name="Picture"/>
+                    <pic:cNvPicPr>
+                      <a:picLocks noChangeArrowheads="1" noChangeAspect="1"/>
+                    </pic:cNvPicPr>
+                  </pic:nvPicPr>
+                  <pic:blipFill>
+                    <a:blip r:embed="rId24"/>
+                    <a:stretch>
+                      <a:fillRect/>
+                    </a:stretch>
+                  </pic:blipFill>
+                  <pic:spPr bwMode="auto">
+                    <a:xfrm>
+                      <a:off x="0" y="0"/>
+                      <a:ext cx="5334000" cy="2945449"/>
+                    </a:xfrm>
+                    <a:prstGeom prst="rect">
+                      <a:avLst/>
+                    </a:prstGeom>
+                    <a:noFill/>
+                    <a:ln w="9525">
+                      <a:noFill/>
+                      <a:headEnd/>
+                      <a:tailEnd/>
+                    </a:ln>
+                  </pic:spPr>
+                </pic:pic>
+              </a:graphicData>
+            </a:graphic>
+          </wp:inline>
+        </w:drawing>
+      </w:r>
+    </w:p>
+    <w:p>
+      <w:pPr>
+        <w:pStyle w:val="ImageCaption"/>
+      </w:pPr>
+      <w:r>
+        <w:t xml:space="preserve">Contexto e planejamento de unidade de risco, implementação, avaliação e melhoria.</w:t>
+      </w:r>
     </w:p>
     <w:p>
       <w:pPr>
@@ -1117,7 +1141,7 @@
         <w:t xml:space="preserve">Figura 1. Ciclo de melhoria contínua do ISMS</w:t>
       </w:r>
     </w:p>
-    <w:bookmarkStart w:id="25" w:name="documento-função-certificação"/>
+    <w:bookmarkStart w:id="28" w:name="documento-função-certificação"/>
     <w:p>
       <w:pPr>
         <w:pStyle w:val="Heading2"/>
@@ -1334,11 +1358,11 @@
         </w:numPr>
         <w:pStyle w:val="Heading2"/>
       </w:pPr>
-      <w:bookmarkStart w:id="24" w:name="X6cf7bf4031c4143229ada689888c56631ec5db9"/>
+      <w:bookmarkStart w:id="27" w:name="X6cf7bf4031c4143229ada689888c56631ec5db9"/>
       <w:r>
         <w:t xml:space="preserve">** Teste de escopo** ** Pergunta gerencial** ** Evidência**</w:t>
       </w:r>
-      <w:bookmarkEnd w:id="24"/>
+      <w:bookmarkEnd w:id="27"/>
     </w:p>
     <w:p>
       <w:pPr>
@@ -1375,9 +1399,9 @@
         <w:t xml:space="preserve">• Relevância climática • Os efeitos climáticos ou as expectativas das partes interessadas podem afetar a disponibilidade, fornecedores, instalações, pessoas ou obrigações? • Análise de contexto, decisão, ações quando relevante</w:t>
       </w:r>
     </w:p>
-    <w:bookmarkEnd w:id="25"/>
-    <w:bookmarkEnd w:id="26"/>
-    <w:bookmarkStart w:id="28" w:name="avaliação-de-risco-e-tratamento-de-risco"/>
+    <w:bookmarkEnd w:id="28"/>
+    <w:bookmarkEnd w:id="29"/>
+    <w:bookmarkStart w:id="34" w:name="avaliação-de-risco-e-tratamento-de-risco"/>
     <w:p>
       <w:pPr>
         <w:pStyle w:val="Heading1"/>
@@ -1400,8 +1424,58 @@
     </w:p>
     <w:p>
       <w:pPr>
-        <w:pStyle w:val="FirstParagraph"/>
-      </w:pPr>
+        <w:pStyle w:val="CaptionedFigure"/>
+      </w:pPr>
+      <w:r>
+        <w:drawing>
+          <wp:inline>
+            <wp:extent cx="5334000" cy="2945449"/>
+            <wp:effectExtent b="0" l="0" r="0" t="0"/>
+            <wp:docPr descr="Donos de risco avaliam cenários, tratamento e risco residual utilizando critérios definidos." title="" id="31" name="Picture"/>
+            <a:graphic>
+              <a:graphicData uri="http://schemas.openxmlformats.org/drawingml/2006/picture">
+                <pic:pic>
+                  <pic:nvPicPr>
+                    <pic:cNvPr descr="media/image2.png" id="32" name="Picture"/>
+                    <pic:cNvPicPr>
+                      <a:picLocks noChangeArrowheads="1" noChangeAspect="1"/>
+                    </pic:cNvPicPr>
+                  </pic:nvPicPr>
+                  <pic:blipFill>
+                    <a:blip r:embed="rId30"/>
+                    <a:stretch>
+                      <a:fillRect/>
+                    </a:stretch>
+                  </pic:blipFill>
+                  <pic:spPr bwMode="auto">
+                    <a:xfrm>
+                      <a:off x="0" y="0"/>
+                      <a:ext cx="5334000" cy="2945449"/>
+                    </a:xfrm>
+                    <a:prstGeom prst="rect">
+                      <a:avLst/>
+                    </a:prstGeom>
+                    <a:noFill/>
+                    <a:ln w="9525">
+                      <a:noFill/>
+                      <a:headEnd/>
+                      <a:tailEnd/>
+                    </a:ln>
+                  </pic:spPr>
+                </pic:pic>
+              </a:graphicData>
+            </a:graphic>
+          </wp:inline>
+        </w:drawing>
+      </w:r>
+    </w:p>
+    <w:p>
+      <w:pPr>
+        <w:pStyle w:val="ImageCaption"/>
+      </w:pPr>
+      <w:r>
+        <w:t xml:space="preserve">Donos de risco avaliam cenários, tratamento e risco residual utilizando critérios definidos.</w:t>
+      </w:r>
     </w:p>
     <w:p>
       <w:pPr>
@@ -1427,7 +1501,7 @@
         </w:numPr>
         <w:pStyle w:val="Heading2"/>
       </w:pPr>
-      <w:bookmarkStart w:id="27" w:name="campo-exemplo-de-conteúdo"/>
+      <w:bookmarkStart w:id="33" w:name="campo-exemplo-de-conteúdo"/>
       <w:r>
         <w:t xml:space="preserve">** Campo**</w:t>
       </w:r>
@@ -1441,7 +1515,7 @@
         </w:rPr>
         <w:t xml:space="preserve">Exemplo de conteúdo</w:t>
       </w:r>
-      <w:bookmarkEnd w:id="27"/>
+      <w:bookmarkEnd w:id="33"/>
     </w:p>
     <w:p>
       <w:pPr>
@@ -1515,8 +1589,8 @@
         <w:t xml:space="preserve">• Risco residual; reavaliar após o tratamento; obter aprovação explícita do proprietário</w:t>
       </w:r>
     </w:p>
-    <w:bookmarkEnd w:id="28"/>
-    <w:bookmarkStart w:id="30" w:name="declaração-de-aplicabilidade"/>
+    <w:bookmarkEnd w:id="34"/>
+    <w:bookmarkStart w:id="39" w:name="declaração-de-aplicabilidade"/>
     <w:p>
       <w:pPr>
         <w:pStyle w:val="Heading1"/>
@@ -1539,96 +1613,146 @@
     </w:p>
     <w:p>
       <w:pPr>
+        <w:pStyle w:val="CaptionedFigure"/>
+      </w:pPr>
+      <w:r>
+        <w:drawing>
+          <wp:inline>
+            <wp:extent cx="5334000" cy="2945449"/>
+            <wp:effectExtent b="0" l="0" r="0" t="0"/>
+            <wp:docPr descr="The SoA registra seleção de controle fundamentada e status de implementação." title="" id="36" name="Picture"/>
+            <a:graphic>
+              <a:graphicData uri="http://schemas.openxmlformats.org/drawingml/2006/picture">
+                <pic:pic>
+                  <pic:nvPicPr>
+                    <pic:cNvPr descr="media/image3.png" id="37" name="Picture"/>
+                    <pic:cNvPicPr>
+                      <a:picLocks noChangeArrowheads="1" noChangeAspect="1"/>
+                    </pic:cNvPicPr>
+                  </pic:nvPicPr>
+                  <pic:blipFill>
+                    <a:blip r:embed="rId35"/>
+                    <a:stretch>
+                      <a:fillRect/>
+                    </a:stretch>
+                  </pic:blipFill>
+                  <pic:spPr bwMode="auto">
+                    <a:xfrm>
+                      <a:off x="0" y="0"/>
+                      <a:ext cx="5334000" cy="2945449"/>
+                    </a:xfrm>
+                    <a:prstGeom prst="rect">
+                      <a:avLst/>
+                    </a:prstGeom>
+                    <a:noFill/>
+                    <a:ln w="9525">
+                      <a:noFill/>
+                      <a:headEnd/>
+                      <a:tailEnd/>
+                    </a:ln>
+                  </pic:spPr>
+                </pic:pic>
+              </a:graphicData>
+            </a:graphic>
+          </wp:inline>
+        </w:drawing>
+      </w:r>
+    </w:p>
+    <w:p>
+      <w:pPr>
+        <w:pStyle w:val="ImageCaption"/>
+      </w:pPr>
+      <w:r>
+        <w:t xml:space="preserve">The SoA registra seleção de controle fundamentada e status de implementação.</w:t>
+      </w:r>
+    </w:p>
+    <w:p>
+      <w:pPr>
+        <w:pStyle w:val="BodyText"/>
+      </w:pPr>
+      <w:r>
+        <w:t xml:space="preserve">Figura 3. Declaração de fluxo de trabalho de aplicabilidade</w:t>
+      </w:r>
+    </w:p>
+    <w:p>
+      <w:pPr>
+        <w:numPr>
+          <w:ilvl w:val="0"/>
+          <w:numId w:val="1010"/>
+        </w:numPr>
+      </w:pPr>
+      <w:r>
+        <w:t xml:space="preserve">Listar os controlos necessários para tratar os riscos identificados de segurança da informação e cumprir os requisitos legais, regulamentares, contratuais e comerciais.</w:t>
+      </w:r>
+    </w:p>
+    <w:p>
+      <w:pPr>
+        <w:numPr>
+          <w:ilvl w:val="0"/>
+          <w:numId w:val="1010"/>
+        </w:numPr>
+      </w:pPr>
+      <w:r>
+        <w:t xml:space="preserve">Compare os controlos seleccionados com o anexo A, pelo que os controlos de referência necessários não são ignorados.</w:t>
+      </w:r>
+    </w:p>
+    <w:p>
+      <w:pPr>
+        <w:numPr>
+          <w:ilvl w:val="0"/>
+          <w:numId w:val="1010"/>
+        </w:numPr>
+      </w:pPr>
+      <w:r>
+        <w:t xml:space="preserve">Registar se cada controlo do anexo A é aplicável e justificar a inclusão ou exclusão.</w:t>
+      </w:r>
+    </w:p>
+    <w:p>
+      <w:pPr>
+        <w:numPr>
+          <w:ilvl w:val="0"/>
+          <w:numId w:val="1010"/>
+        </w:numPr>
+      </w:pPr>
+      <w:r>
+        <w:t xml:space="preserve">Registar claramente o estado de execução e mantê-lo em conformidade com o plano de tratamento de risco e as provas operacionais.</w:t>
+      </w:r>
+    </w:p>
+    <w:p>
+      <w:pPr>
+        <w:numPr>
+          <w:ilvl w:val="0"/>
+          <w:numId w:val="1010"/>
+        </w:numPr>
+      </w:pPr>
+      <w:r>
+        <w:t xml:space="preserve">Inclua controlos específicos da organização quando o anexo A não abordar totalmente um risco.</w:t>
+      </w:r>
+    </w:p>
+    <w:p>
+      <w:pPr>
+        <w:numPr>
+          <w:ilvl w:val="0"/>
+          <w:numId w:val="1010"/>
+        </w:numPr>
+      </w:pPr>
+      <w:r>
+        <w:t xml:space="preserve">Controlar o SoA como informação documentada e atualizá-lo após mudanças de risco, escopo, legal, fornecedor, tecnologia ou controle de material.</w:t>
+      </w:r>
+    </w:p>
+    <w:bookmarkStart w:id="38" w:name="section"/>
+    <w:p>
+      <w:pPr>
+        <w:pStyle w:val="Heading2"/>
+      </w:pPr>
+      <w:r>
+        <w:t xml:space="preserve">* * * * * * * * * * * * * * * * * * * * * * * * * * * * * * * * * * * * * * * * * * * * * * * * * * * * * * * * * * * * * * * * * * * * * * * * * * * * * * * * * * * * * * * * * * * * * * * * * * * * * * * * * * * * * * * * * * * * * * * * * * * * * * * * * * * * * * * * * * * * * * * * * * * * * * * * * * * * * * * * * * * * * * * * * * * * * * * * * * * * * * * * * * * * * * * * * * * * * * * * * * * * * * * * * * * * * * * * * * * * * * * * * * * * * * * * * * * * * * * * * * * * * * * * * * * * * * * *</w:t>
+      </w:r>
+    </w:p>
+    <w:p>
+      <w:pPr>
         <w:pStyle w:val="FirstParagraph"/>
       </w:pPr>
-    </w:p>
-    <w:p>
-      <w:pPr>
-        <w:pStyle w:val="BodyText"/>
-      </w:pPr>
-      <w:r>
-        <w:t xml:space="preserve">Figura 3. Declaração de fluxo de trabalho de aplicabilidade</w:t>
-      </w:r>
-    </w:p>
-    <w:p>
-      <w:pPr>
-        <w:numPr>
-          <w:ilvl w:val="0"/>
-          <w:numId w:val="1010"/>
-        </w:numPr>
-      </w:pPr>
-      <w:r>
-        <w:t xml:space="preserve">Listar os controlos necessários para tratar os riscos identificados de segurança da informação e cumprir os requisitos legais, regulamentares, contratuais e comerciais.</w:t>
-      </w:r>
-    </w:p>
-    <w:p>
-      <w:pPr>
-        <w:numPr>
-          <w:ilvl w:val="0"/>
-          <w:numId w:val="1010"/>
-        </w:numPr>
-      </w:pPr>
-      <w:r>
-        <w:t xml:space="preserve">Compare os controlos seleccionados com o anexo A, pelo que os controlos de referência necessários não são ignorados.</w:t>
-      </w:r>
-    </w:p>
-    <w:p>
-      <w:pPr>
-        <w:numPr>
-          <w:ilvl w:val="0"/>
-          <w:numId w:val="1010"/>
-        </w:numPr>
-      </w:pPr>
-      <w:r>
-        <w:t xml:space="preserve">Registar se cada controlo do anexo A é aplicável e justificar a inclusão ou exclusão.</w:t>
-      </w:r>
-    </w:p>
-    <w:p>
-      <w:pPr>
-        <w:numPr>
-          <w:ilvl w:val="0"/>
-          <w:numId w:val="1010"/>
-        </w:numPr>
-      </w:pPr>
-      <w:r>
-        <w:t xml:space="preserve">Registar claramente o estado de execução e mantê-lo em conformidade com o plano de tratamento de risco e as provas operacionais.</w:t>
-      </w:r>
-    </w:p>
-    <w:p>
-      <w:pPr>
-        <w:numPr>
-          <w:ilvl w:val="0"/>
-          <w:numId w:val="1010"/>
-        </w:numPr>
-      </w:pPr>
-      <w:r>
-        <w:t xml:space="preserve">Inclua controlos específicos da organização quando o anexo A não abordar totalmente um risco.</w:t>
-      </w:r>
-    </w:p>
-    <w:p>
-      <w:pPr>
-        <w:numPr>
-          <w:ilvl w:val="0"/>
-          <w:numId w:val="1010"/>
-        </w:numPr>
-      </w:pPr>
-      <w:r>
-        <w:t xml:space="preserve">Controlar o SoA como informação documentada e atualizá-lo após mudanças de risco, escopo, legal, fornecedor, tecnologia ou controle de material.</w:t>
-      </w:r>
-    </w:p>
-    <w:bookmarkStart w:id="29" w:name="section"/>
-    <w:p>
-      <w:pPr>
-        <w:pStyle w:val="Heading2"/>
-      </w:pPr>
-      <w:r>
-        <w:t xml:space="preserve">* * * * * * * * * * * * * * * * * * * * * * * * * * * * * * * * * * * * * * * * * * * * * * * * * * * * * * * * * * * * * * * * * * * * * * * * * * * * * * * * * * * * * * * * * * * * * * * * * * * * * * * * * * * * * * * * * * * * * * * * * * * * * * * * * * * * * * * * * * * * * * * * * * * * * * * * * * * * * * * * * * * * * * * * * * * * * * * * * * * * * * * * * * * * * * * * * * * * * * * * * * * * * * * * * * * * * * * * * * * * * * * * * * * * * * * * * * * * * * * * * * * * * * * * * * * * * * * *</w:t>
-      </w:r>
-    </w:p>
-    <w:p>
-      <w:pPr>
-        <w:pStyle w:val="FirstParagraph"/>
-      </w:pPr>
       <w:r>
         <w:t xml:space="preserve">Exemplo 8.15 de loging Sim Necessário para detecção, investigação e obrigações</w:t>
       </w:r>
@@ -1651,9 +1775,9 @@
         <w:t xml:space="preserve">Exclusão de exemplo A tecnologia ou o cenário descrito estão ausentes do âmbito controlado</w:t>
       </w:r>
     </w:p>
-    <w:bookmarkEnd w:id="29"/>
-    <w:bookmarkEnd w:id="30"/>
-    <w:bookmarkStart w:id="32" w:name="documentação-e-evidência"/>
+    <w:bookmarkEnd w:id="38"/>
+    <w:bookmarkEnd w:id="39"/>
+    <w:bookmarkStart w:id="44" w:name="documentação-e-evidência"/>
     <w:p>
       <w:pPr>
         <w:pStyle w:val="Heading1"/>
@@ -1676,8 +1800,58 @@
     </w:p>
     <w:p>
       <w:pPr>
-        <w:pStyle w:val="FirstParagraph"/>
-      </w:pPr>
+        <w:pStyle w:val="CaptionedFigure"/>
+      </w:pPr>
+      <w:r>
+        <w:drawing>
+          <wp:inline>
+            <wp:extent cx="5334000" cy="2854157"/>
+            <wp:effectExtent b="0" l="0" r="0" t="0"/>
+            <wp:docPr descr="A evidência deve sustentar o desenho, a operação, as exceções, a correção e o reteste." title="" id="41" name="Picture"/>
+            <a:graphic>
+              <a:graphicData uri="http://schemas.openxmlformats.org/drawingml/2006/picture">
+                <pic:pic>
+                  <pic:nvPicPr>
+                    <pic:cNvPr descr="media/image4.png" id="42" name="Picture"/>
+                    <pic:cNvPicPr>
+                      <a:picLocks noChangeArrowheads="1" noChangeAspect="1"/>
+                    </pic:cNvPicPr>
+                  </pic:nvPicPr>
+                  <pic:blipFill>
+                    <a:blip r:embed="rId40"/>
+                    <a:stretch>
+                      <a:fillRect/>
+                    </a:stretch>
+                  </pic:blipFill>
+                  <pic:spPr bwMode="auto">
+                    <a:xfrm>
+                      <a:off x="0" y="0"/>
+                      <a:ext cx="5334000" cy="2854157"/>
+                    </a:xfrm>
+                    <a:prstGeom prst="rect">
+                      <a:avLst/>
+                    </a:prstGeom>
+                    <a:noFill/>
+                    <a:ln w="9525">
+                      <a:noFill/>
+                      <a:headEnd/>
+                      <a:tailEnd/>
+                    </a:ln>
+                  </pic:spPr>
+                </pic:pic>
+              </a:graphicData>
+            </a:graphic>
+          </wp:inline>
+        </w:drawing>
+      </w:r>
+    </w:p>
+    <w:p>
+      <w:pPr>
+        <w:pStyle w:val="ImageCaption"/>
+      </w:pPr>
+      <w:r>
+        <w:t xml:space="preserve">A evidência deve sustentar o desenho, a operação, as exceções, a correção e o reteste.</w:t>
+      </w:r>
     </w:p>
     <w:p>
       <w:pPr>
@@ -1687,7 +1861,7 @@
         <w:t xml:space="preserve">Figura 4. Cadeia de exigência à evidência</w:t>
       </w:r>
     </w:p>
-    <w:bookmarkStart w:id="31" w:name="documento-ou-registo-purpose-controle"/>
+    <w:bookmarkStart w:id="43" w:name="documento-ou-registo-purpose-controle"/>
     <w:p>
       <w:pPr>
         <w:pStyle w:val="Heading2"/>
@@ -1782,9 +1956,9 @@
         <w:t xml:space="preserve">• Registros de ação corretiva • Mostra causa raiz e correção eficaz • Causa abordada, recorrência considerada, eficácia verificada</w:t>
       </w:r>
     </w:p>
-    <w:bookmarkEnd w:id="31"/>
-    <w:bookmarkEnd w:id="32"/>
-    <w:bookmarkStart w:id="34" w:name="cláusula-4-contexto-da-organização"/>
+    <w:bookmarkEnd w:id="43"/>
+    <w:bookmarkEnd w:id="44"/>
+    <w:bookmarkStart w:id="46" w:name="cláusula-4-contexto-da-organização"/>
     <w:p>
       <w:pPr>
         <w:pStyle w:val="Heading1"/>
@@ -1819,7 +1993,7 @@
         <w:t xml:space="preserve">.————————————————-</w:t>
       </w:r>
     </w:p>
-    <w:bookmarkStart w:id="33" w:name="X1c849def24eef0f33ad5f34d8e75ffca5136528"/>
+    <w:bookmarkStart w:id="45" w:name="X1c849def24eef0f33ad5f34d8e75ffca5136528"/>
     <w:p>
       <w:pPr>
         <w:pStyle w:val="Heading2"/>
@@ -1913,9 +2087,9 @@
         <w:t xml:space="preserve">O que é que se passa?</w:t>
       </w:r>
     </w:p>
-    <w:bookmarkEnd w:id="33"/>
-    <w:bookmarkEnd w:id="34"/>
-    <w:bookmarkStart w:id="36" w:name="cláusula-5-liderança"/>
+    <w:bookmarkEnd w:id="45"/>
+    <w:bookmarkEnd w:id="46"/>
+    <w:bookmarkStart w:id="48" w:name="cláusula-5-liderança"/>
     <w:p>
       <w:pPr>
         <w:pStyle w:val="Heading1"/>
@@ -1950,7 +2124,7 @@
         <w:t xml:space="preserve">.————————————————</w:t>
       </w:r>
     </w:p>
-    <w:bookmarkStart w:id="35" w:name="Xaa6479fe29681ab632e4ebd768efe1b358b9200"/>
+    <w:bookmarkStart w:id="47" w:name="Xaa6479fe29681ab632e4ebd768efe1b358b9200"/>
     <w:p>
       <w:pPr>
         <w:pStyle w:val="Heading2"/>
@@ -2024,9 +2198,9 @@
         <w:t xml:space="preserve">Use o texto oficial licenciado ISO/IEC 27001 para requisitos normativos exatos. Este manual parafraseia conceitos para a educação e não substitui o padrão.</w:t>
       </w:r>
     </w:p>
-    <w:bookmarkEnd w:id="35"/>
-    <w:bookmarkEnd w:id="36"/>
-    <w:bookmarkStart w:id="39" w:name="cláusula-6-planejamento"/>
+    <w:bookmarkEnd w:id="47"/>
+    <w:bookmarkEnd w:id="48"/>
+    <w:bookmarkStart w:id="51" w:name="cláusula-6-planejamento"/>
     <w:p>
       <w:pPr>
         <w:pStyle w:val="Heading1"/>
@@ -2047,7 +2221,7 @@
         <w:t xml:space="preserve">Requisitos em linguagem plana, foco de verificação e evidência de exemplo.*</w:t>
       </w:r>
     </w:p>
-    <w:bookmarkStart w:id="37" w:name="finalidade-da-clausa-planeamento"/>
+    <w:bookmarkStart w:id="49" w:name="finalidade-da-clausa-planeamento"/>
     <w:p>
       <w:pPr>
         <w:pStyle w:val="Heading2"/>
@@ -2056,8 +2230,8 @@
         <w:t xml:space="preserve">□ ** Finalidade da clausa: ** Planeamento</w:t>
       </w:r>
     </w:p>
-    <w:bookmarkEnd w:id="37"/>
-    <w:bookmarkStart w:id="38" w:name="X5764a8f9d95430a353ef6161bae8a526d8dd964"/>
+    <w:bookmarkEnd w:id="49"/>
+    <w:bookmarkStart w:id="50" w:name="X5764a8f9d95430a353ef6161bae8a526d8dd964"/>
     <w:p>
       <w:pPr>
         <w:pStyle w:val="Heading2"/>
@@ -2143,9 +2317,9 @@
         <w:t xml:space="preserve">Use o texto oficial licenciado ISO/IEC 27001 para requisitos normativos exatos. Este manual parafraseia conceitos para a educação e não substitui o padrão.</w:t>
       </w:r>
     </w:p>
-    <w:bookmarkEnd w:id="38"/>
-    <w:bookmarkEnd w:id="39"/>
-    <w:bookmarkStart w:id="42" w:name="cláusula-7-apoio"/>
+    <w:bookmarkEnd w:id="50"/>
+    <w:bookmarkEnd w:id="51"/>
+    <w:bookmarkStart w:id="54" w:name="cláusula-7-apoio"/>
     <w:p>
       <w:pPr>
         <w:pStyle w:val="Heading1"/>
@@ -2166,7 +2340,7 @@
         <w:t xml:space="preserve">Requisitos em linguagem plana, foco de verificação e evidência de exemplo.*</w:t>
       </w:r>
     </w:p>
-    <w:bookmarkStart w:id="40" w:name="finalidade-da-clausa-suporte"/>
+    <w:bookmarkStart w:id="52" w:name="finalidade-da-clausa-suporte"/>
     <w:p>
       <w:pPr>
         <w:pStyle w:val="Heading2"/>
@@ -2175,8 +2349,8 @@
         <w:t xml:space="preserve">□ ** Finalidade da clausa: ** Suporte</w:t>
       </w:r>
     </w:p>
-    <w:bookmarkEnd w:id="40"/>
-    <w:bookmarkStart w:id="41" w:name="X99c1588b6a405bab7c04ab8b0bd8fad50142806"/>
+    <w:bookmarkEnd w:id="52"/>
+    <w:bookmarkStart w:id="53" w:name="X99c1588b6a405bab7c04ab8b0bd8fad50142806"/>
     <w:p>
       <w:pPr>
         <w:pStyle w:val="Heading2"/>
@@ -2262,9 +2436,9 @@
         <w:t xml:space="preserve">Use o texto oficial licenciado ISO/IEC 27001 para requisitos normativos exatos. Este manual parafraseia conceitos para a educação e não substitui o padrão.</w:t>
       </w:r>
     </w:p>
-    <w:bookmarkEnd w:id="41"/>
-    <w:bookmarkEnd w:id="42"/>
-    <w:bookmarkStart w:id="45" w:name="cláusula-8-operação"/>
+    <w:bookmarkEnd w:id="53"/>
+    <w:bookmarkEnd w:id="54"/>
+    <w:bookmarkStart w:id="57" w:name="cláusula-8-operação"/>
     <w:p>
       <w:pPr>
         <w:pStyle w:val="Heading1"/>
@@ -2285,7 +2459,7 @@
         <w:t xml:space="preserve">Requisitos em linguagem plana, foco de verificação e evidência de exemplo.*</w:t>
       </w:r>
     </w:p>
-    <w:bookmarkStart w:id="43" w:name="finalidade-da-clausa-funcionamento"/>
+    <w:bookmarkStart w:id="55" w:name="finalidade-da-clausa-funcionamento"/>
     <w:p>
       <w:pPr>
         <w:pStyle w:val="Heading2"/>
@@ -2294,8 +2468,8 @@
         <w:t xml:space="preserve">□ ** Finalidade da clausa: ** Funcionamento</w:t>
       </w:r>
     </w:p>
-    <w:bookmarkEnd w:id="43"/>
-    <w:bookmarkStart w:id="44" w:name="X4807fe7596e81d95cd25c1b699c80f1de2d542c"/>
+    <w:bookmarkEnd w:id="55"/>
+    <w:bookmarkStart w:id="56" w:name="X4807fe7596e81d95cd25c1b699c80f1de2d542c"/>
     <w:p>
       <w:pPr>
         <w:pStyle w:val="Heading2"/>
@@ -2369,9 +2543,9 @@
         <w:t xml:space="preserve">Use o texto oficial licenciado ISO/IEC 27001 para requisitos normativos exatos. Este manual parafraseia conceitos para a educação e não substitui o padrão.</w:t>
       </w:r>
     </w:p>
-    <w:bookmarkEnd w:id="44"/>
-    <w:bookmarkEnd w:id="45"/>
-    <w:bookmarkStart w:id="48" w:name="cláusula-9-avaliação-do-desempenho"/>
+    <w:bookmarkEnd w:id="56"/>
+    <w:bookmarkEnd w:id="57"/>
+    <w:bookmarkStart w:id="63" w:name="cláusula-9-avaliação-do-desempenho"/>
     <w:p>
       <w:pPr>
         <w:pStyle w:val="Heading1"/>
@@ -2392,7 +2566,7 @@
         <w:t xml:space="preserve">Requisitos em linguagem plana, foco de verificação e evidência de exemplo.*</w:t>
       </w:r>
     </w:p>
-    <w:bookmarkStart w:id="46" w:name="X56294b004150b5312cf18f571d845f783d739fc"/>
+    <w:bookmarkStart w:id="58" w:name="X56294b004150b5312cf18f571d845f783d739fc"/>
     <w:p>
       <w:pPr>
         <w:pStyle w:val="Heading2"/>
@@ -2401,8 +2575,8 @@
         <w:t xml:space="preserve">□ ** Finalidade da clausa: ** Avaliação do desempenho</w:t>
       </w:r>
     </w:p>
-    <w:bookmarkEnd w:id="46"/>
-    <w:bookmarkStart w:id="47" w:name="X94d0fa55c795f02d2b3641f656fedad4b021328"/>
+    <w:bookmarkEnd w:id="58"/>
+    <w:bookmarkStart w:id="62" w:name="X94d0fa55c795f02d2b3641f656fedad4b021328"/>
     <w:p>
       <w:pPr>
         <w:pStyle w:val="Heading2"/>
@@ -2496,8 +2670,58 @@
     </w:p>
     <w:p>
       <w:pPr>
-        <w:pStyle w:val="BodyText"/>
-      </w:pPr>
+        <w:pStyle w:val="CaptionedFigure"/>
+      </w:pPr>
+      <w:r>
+        <w:drawing>
+          <wp:inline>
+            <wp:extent cx="5334000" cy="2887934"/>
+            <wp:effectExtent b="0" l="0" r="0" t="0"/>
+            <wp:docPr descr="Um programa de auditoria segue risco, independência, evidências, relatórios e acompanhamento verificado." title="" id="60" name="Picture"/>
+            <a:graphic>
+              <a:graphicData uri="http://schemas.openxmlformats.org/drawingml/2006/picture">
+                <pic:pic>
+                  <pic:nvPicPr>
+                    <pic:cNvPr descr="media/image5.png" id="61" name="Picture"/>
+                    <pic:cNvPicPr>
+                      <a:picLocks noChangeArrowheads="1" noChangeAspect="1"/>
+                    </pic:cNvPicPr>
+                  </pic:nvPicPr>
+                  <pic:blipFill>
+                    <a:blip r:embed="rId59"/>
+                    <a:stretch>
+                      <a:fillRect/>
+                    </a:stretch>
+                  </pic:blipFill>
+                  <pic:spPr bwMode="auto">
+                    <a:xfrm>
+                      <a:off x="0" y="0"/>
+                      <a:ext cx="5334000" cy="2887934"/>
+                    </a:xfrm>
+                    <a:prstGeom prst="rect">
+                      <a:avLst/>
+                    </a:prstGeom>
+                    <a:noFill/>
+                    <a:ln w="9525">
+                      <a:noFill/>
+                      <a:headEnd/>
+                      <a:tailEnd/>
+                    </a:ln>
+                  </pic:spPr>
+                </pic:pic>
+              </a:graphicData>
+            </a:graphic>
+          </wp:inline>
+        </w:drawing>
+      </w:r>
+    </w:p>
+    <w:p>
+      <w:pPr>
+        <w:pStyle w:val="ImageCaption"/>
+      </w:pPr>
+      <w:r>
+        <w:t xml:space="preserve">Um programa de auditoria segue risco, independência, evidências, relatórios e acompanhamento verificado.</w:t>
+      </w:r>
     </w:p>
     <w:p>
       <w:pPr>
@@ -2507,9 +2731,9 @@
         <w:t xml:space="preserve">Figura 5. Fluxo de trabalho de auditoria interna</w:t>
       </w:r>
     </w:p>
-    <w:bookmarkEnd w:id="47"/>
-    <w:bookmarkEnd w:id="48"/>
-    <w:bookmarkStart w:id="50" w:name="cláusula-10-melhoria"/>
+    <w:bookmarkEnd w:id="62"/>
+    <w:bookmarkEnd w:id="63"/>
+    <w:bookmarkStart w:id="68" w:name="cláusula-10-melhoria"/>
     <w:p>
       <w:pPr>
         <w:pStyle w:val="Heading1"/>
@@ -2544,7 +2768,7 @@
         <w:t xml:space="preserve">O que é que se passa?</w:t>
       </w:r>
     </w:p>
-    <w:bookmarkStart w:id="49" w:name="X0ddb8ff69d765fa40c38070237c501861aa15ee"/>
+    <w:bookmarkStart w:id="67" w:name="X0ddb8ff69d765fa40c38070237c501861aa15ee"/>
     <w:p>
       <w:pPr>
         <w:pStyle w:val="Heading2"/>
@@ -2614,8 +2838,58 @@
     </w:p>
     <w:p>
       <w:pPr>
-        <w:pStyle w:val="BodyText"/>
-      </w:pPr>
+        <w:pStyle w:val="CaptionedFigure"/>
+      </w:pPr>
+      <w:r>
+        <w:drawing>
+          <wp:inline>
+            <wp:extent cx="5334000" cy="2837563"/>
+            <wp:effectExtent b="0" l="0" r="0" t="0"/>
+            <wp:docPr descr="Os 93 controles de referência são agrupados em temas organizacionais, pessoas, físicos e tecnológicos." title="" id="65" name="Picture"/>
+            <a:graphic>
+              <a:graphicData uri="http://schemas.openxmlformats.org/drawingml/2006/picture">
+                <pic:pic>
+                  <pic:nvPicPr>
+                    <pic:cNvPr descr="media/image6.png" id="66" name="Picture"/>
+                    <pic:cNvPicPr>
+                      <a:picLocks noChangeArrowheads="1" noChangeAspect="1"/>
+                    </pic:cNvPicPr>
+                  </pic:nvPicPr>
+                  <pic:blipFill>
+                    <a:blip r:embed="rId64"/>
+                    <a:stretch>
+                      <a:fillRect/>
+                    </a:stretch>
+                  </pic:blipFill>
+                  <pic:spPr bwMode="auto">
+                    <a:xfrm>
+                      <a:off x="0" y="0"/>
+                      <a:ext cx="5334000" cy="2837563"/>
+                    </a:xfrm>
+                    <a:prstGeom prst="rect">
+                      <a:avLst/>
+                    </a:prstGeom>
+                    <a:noFill/>
+                    <a:ln w="9525">
+                      <a:noFill/>
+                      <a:headEnd/>
+                      <a:tailEnd/>
+                    </a:ln>
+                  </pic:spPr>
+                </pic:pic>
+              </a:graphicData>
+            </a:graphic>
+          </wp:inline>
+        </w:drawing>
+      </w:r>
+    </w:p>
+    <w:p>
+      <w:pPr>
+        <w:pStyle w:val="ImageCaption"/>
+      </w:pPr>
+      <w:r>
+        <w:t xml:space="preserve">Os 93 controles de referência são agrupados em temas organizacionais, pessoas, físicos e tecnológicos.</w:t>
+      </w:r>
     </w:p>
     <w:p>
       <w:pPr>
@@ -2625,9 +2899,9 @@
         <w:t xml:space="preserve">Figura 6. Temas de controlo do anexo A</w:t>
       </w:r>
     </w:p>
-    <w:bookmarkEnd w:id="49"/>
-    <w:bookmarkEnd w:id="50"/>
-    <w:bookmarkStart w:id="53" w:name="anexo-a-5-controlos-organizacionais"/>
+    <w:bookmarkEnd w:id="67"/>
+    <w:bookmarkEnd w:id="68"/>
+    <w:bookmarkStart w:id="74" w:name="anexo-a-5-controlos-organizacionais"/>
     <w:p>
       <w:pPr>
         <w:pStyle w:val="Heading1"/>
@@ -2648,7 +2922,7 @@
         <w:t xml:space="preserve">Resumos originais dos controlos de referência, foco de verificação e exemplos de provas.*</w:t>
       </w:r>
     </w:p>
-    <w:bookmarkStart w:id="51" w:name="X02bbc0372199da4e557124d326c0a93b9e9d595"/>
+    <w:bookmarkStart w:id="69" w:name="X02bbc0372199da4e557124d326c0a93b9e9d595"/>
     <w:p>
       <w:pPr>
         <w:pStyle w:val="Heading2"/>
@@ -2888,8 +3162,8 @@
         <w:t xml:space="preserve">Manter procedimentos operacionais documentados. Confirmar risco ou obrigação, design, proprietário, implementação, operação, exceções e medição. □ Procedimento, configuração, registro, registro, ticket, revisão, teste ou observação. □</w:t>
       </w:r>
     </w:p>
-    <w:bookmarkEnd w:id="51"/>
-    <w:bookmarkStart w:id="52" w:name="X476b32051434bc3cb9328bdd0ecabd39c9ccd67"/>
+    <w:bookmarkEnd w:id="69"/>
+    <w:bookmarkStart w:id="73" w:name="X476b32051434bc3cb9328bdd0ecabd39c9ccd67"/>
     <w:p>
       <w:pPr>
         <w:pStyle w:val="Heading2"/>
@@ -2900,8 +3174,58 @@
     </w:p>
     <w:p>
       <w:pPr>
-        <w:pStyle w:val="FirstParagraph"/>
-      </w:pPr>
+        <w:pStyle w:val="CaptionedFigure"/>
+      </w:pPr>
+      <w:r>
+        <w:drawing>
+          <wp:inline>
+            <wp:extent cx="5334000" cy="2859173"/>
+            <wp:effectExtent b="0" l="0" r="0" t="0"/>
+            <wp:docPr descr="Preparar, avaliar, responder, preservar evidências e aprender com incidentes." title="" id="71" name="Picture"/>
+            <a:graphic>
+              <a:graphicData uri="http://schemas.openxmlformats.org/drawingml/2006/picture">
+                <pic:pic>
+                  <pic:nvPicPr>
+                    <pic:cNvPr descr="media/image7.png" id="72" name="Picture"/>
+                    <pic:cNvPicPr>
+                      <a:picLocks noChangeArrowheads="1" noChangeAspect="1"/>
+                    </pic:cNvPicPr>
+                  </pic:nvPicPr>
+                  <pic:blipFill>
+                    <a:blip r:embed="rId70"/>
+                    <a:stretch>
+                      <a:fillRect/>
+                    </a:stretch>
+                  </pic:blipFill>
+                  <pic:spPr bwMode="auto">
+                    <a:xfrm>
+                      <a:off x="0" y="0"/>
+                      <a:ext cx="5334000" cy="2859173"/>
+                    </a:xfrm>
+                    <a:prstGeom prst="rect">
+                      <a:avLst/>
+                    </a:prstGeom>
+                    <a:noFill/>
+                    <a:ln w="9525">
+                      <a:noFill/>
+                      <a:headEnd/>
+                      <a:tailEnd/>
+                    </a:ln>
+                  </pic:spPr>
+                </pic:pic>
+              </a:graphicData>
+            </a:graphic>
+          </wp:inline>
+        </w:drawing>
+      </w:r>
+    </w:p>
+    <w:p>
+      <w:pPr>
+        <w:pStyle w:val="ImageCaption"/>
+      </w:pPr>
+      <w:r>
+        <w:t xml:space="preserve">Preparar, avaliar, responder, preservar evidências e aprender com incidentes.</w:t>
+      </w:r>
     </w:p>
     <w:p>
       <w:pPr>
@@ -2911,9 +3235,9 @@
         <w:t xml:space="preserve">Figura 7. Gestão de incidentes de segurança</w:t>
       </w:r>
     </w:p>
-    <w:bookmarkEnd w:id="52"/>
-    <w:bookmarkEnd w:id="53"/>
-    <w:bookmarkStart w:id="56" w:name="anexo-a-6-as-pessoas-controlam"/>
+    <w:bookmarkEnd w:id="73"/>
+    <w:bookmarkEnd w:id="74"/>
+    <w:bookmarkStart w:id="77" w:name="anexo-a-6-as-pessoas-controlam"/>
     <w:p>
       <w:pPr>
         <w:pStyle w:val="Heading1"/>
@@ -2934,7 +3258,7 @@
         <w:t xml:space="preserve">Resumos originais dos controlos de referência, foco de verificação e exemplos de provas.*</w:t>
       </w:r>
     </w:p>
-    <w:bookmarkStart w:id="54" w:name="X95263c4d35c382837785c898e74a220ccaa17a6"/>
+    <w:bookmarkStart w:id="75" w:name="X95263c4d35c382837785c898e74a220ccaa17a6"/>
     <w:p>
       <w:pPr>
         <w:pStyle w:val="Heading2"/>
@@ -3000,8 +3324,8 @@
         <w:t xml:space="preserve">6.8 Tornar a comunicação de eventos de segurança fácil e oportuna. Confirmar risco ou obrigação, design, proprietário, implementação, operação, exceções e medição. □ Procedimento, configuração, registro, registro, ticket, revisão, teste ou observação. □</w:t>
       </w:r>
     </w:p>
-    <w:bookmarkEnd w:id="54"/>
-    <w:bookmarkStart w:id="55" w:name="X76af68a866bb16a37fffa786c9c9d871968c705"/>
+    <w:bookmarkEnd w:id="75"/>
+    <w:bookmarkStart w:id="76" w:name="X76af68a866bb16a37fffa786c9c9d871968c705"/>
     <w:p>
       <w:pPr>
         <w:pStyle w:val="Heading2"/>
@@ -3010,9 +3334,9 @@
         <w:t xml:space="preserve">Regra da selecção:** O anexo A é um conjunto de referência utilizado para verificar se os controlos necessários não foram ignorados. A organização pode precisar de outros controles. Qualquer inclusão ou exclusão deve ser justificada através de tratamento de risco e registada na Declaração de Aplicabilidade. □</w:t>
       </w:r>
     </w:p>
-    <w:bookmarkEnd w:id="55"/>
-    <w:bookmarkEnd w:id="56"/>
-    <w:bookmarkStart w:id="61" w:name="anexo-a-7-controlos-físicos"/>
+    <w:bookmarkEnd w:id="76"/>
+    <w:bookmarkEnd w:id="77"/>
+    <w:bookmarkStart w:id="82" w:name="anexo-a-7-controlos-físicos"/>
     <w:p>
       <w:pPr>
         <w:pStyle w:val="Heading1"/>
@@ -3033,7 +3357,7 @@
         <w:t xml:space="preserve">Resumos originais dos controlos de referência, foco de verificação e exemplos de provas.*</w:t>
       </w:r>
     </w:p>
-    <w:bookmarkStart w:id="57" w:name="X73d8eda8a71a900735cc576b532f0f6fba63df2"/>
+    <w:bookmarkStart w:id="78" w:name="X73d8eda8a71a900735cc576b532f0f6fba63df2"/>
     <w:p>
       <w:pPr>
         <w:pStyle w:val="Heading2"/>
@@ -3135,8 +3459,8 @@
         <w:t xml:space="preserve">□ 7.14 □ Eliminar ou reutilizar equipamentos com segurança. Confirmar risco ou obrigação, design, proprietário, implementação, operação, exceções e medição. □ Procedimento, configuração, registro, registro, ticket, revisão, teste ou observação. □</w:t>
       </w:r>
     </w:p>
-    <w:bookmarkEnd w:id="57"/>
-    <w:bookmarkStart w:id="58" w:name="Xd88d894c72de2d96d3d0806e9e027fbbd68a3f5"/>
+    <w:bookmarkEnd w:id="78"/>
+    <w:bookmarkStart w:id="79" w:name="Xd88d894c72de2d96d3d0806e9e027fbbd68a3f5"/>
     <w:p>
       <w:pPr>
         <w:pStyle w:val="Heading2"/>
@@ -3169,8 +3493,8 @@
         <w:t xml:space="preserve">Resumos originais dos controlos de referência, foco de verificação e exemplos de provas.*</w:t>
       </w:r>
     </w:p>
-    <w:bookmarkEnd w:id="58"/>
-    <w:bookmarkStart w:id="59" w:name="X3dba293344d04e7d685e8e8944b794cc1361383"/>
+    <w:bookmarkEnd w:id="79"/>
+    <w:bookmarkStart w:id="80" w:name="X3dba293344d04e7d685e8e8944b794cc1361383"/>
     <w:p>
       <w:pPr>
         <w:pStyle w:val="Heading2"/>
@@ -3392,8 +3716,8 @@
         <w:t xml:space="preserve">8.34 . Proteger os sistemas operacionais durante os testes de auditoria. Confirmar risco ou obrigação, design, proprietário, implementação, operação, exceções e medição. □ Procedimento, configuração, registro, registro, ticket, revisão, teste ou observação. □</w:t>
       </w:r>
     </w:p>
-    <w:bookmarkEnd w:id="59"/>
-    <w:bookmarkStart w:id="60" w:name="Xe0b7c5bfe39e3db1e3197fddfabb4f50c408a2d"/>
+    <w:bookmarkEnd w:id="80"/>
+    <w:bookmarkStart w:id="81" w:name="Xe0b7c5bfe39e3db1e3197fddfabb4f50c408a2d"/>
     <w:p>
       <w:pPr>
         <w:pStyle w:val="Heading2"/>
@@ -3402,9 +3726,9 @@
         <w:t xml:space="preserve">Regra da selecção:** O anexo A é um conjunto de referência utilizado para verificar se os controlos necessários não foram ignorados. A organização pode precisar de outros controles. Qualquer inclusão ou exclusão deve ser justificada através de tratamento de risco e registada na Declaração de Aplicabilidade. □</w:t>
       </w:r>
     </w:p>
-    <w:bookmarkEnd w:id="60"/>
-    <w:bookmarkEnd w:id="61"/>
-    <w:bookmarkStart w:id="62" w:name="X477b85ca5372c11febb1de49731f71f0ae26d57"/>
+    <w:bookmarkEnd w:id="81"/>
+    <w:bookmarkEnd w:id="82"/>
+    <w:bookmarkStart w:id="83" w:name="X477b85ca5372c11febb1de49731f71f0ae26d57"/>
     <w:p>
       <w:pPr>
         <w:pStyle w:val="Heading1"/>
@@ -3527,8 +3851,8 @@
         <w:t xml:space="preserve">□——————————————————————————————————————————————————————————————————————————————————————————————————————————————————————————–</w:t>
       </w:r>
     </w:p>
-    <w:bookmarkEnd w:id="62"/>
-    <w:bookmarkStart w:id="63" w:name="métricas-e-testes-de-controle"/>
+    <w:bookmarkEnd w:id="83"/>
+    <w:bookmarkStart w:id="84" w:name="métricas-e-testes-de-controle"/>
     <w:p>
       <w:pPr>
         <w:pStyle w:val="Heading1"/>
@@ -3694,8 +4018,8 @@
         <w:t xml:space="preserve">Reteste e indicar a conclusão final e limitação restante.</w:t>
       </w:r>
     </w:p>
-    <w:bookmarkEnd w:id="63"/>
-    <w:bookmarkStart w:id="65" w:name="auditoria-interna"/>
+    <w:bookmarkEnd w:id="84"/>
+    <w:bookmarkStart w:id="86" w:name="auditoria-interna"/>
     <w:p>
       <w:pPr>
         <w:pStyle w:val="Heading1"/>
@@ -3764,7 +4088,7 @@
         <w:t xml:space="preserve">Reportar os resultados à gestão relevante e acompanhar as correções e ações corretivas através da revisão da eficácia.</w:t>
       </w:r>
     </w:p>
-    <w:bookmarkStart w:id="64" w:name="tipo-de-localização-resposta-exigida"/>
+    <w:bookmarkStart w:id="85" w:name="tipo-de-localização-resposta-exigida"/>
     <w:p>
       <w:pPr>
         <w:pStyle w:val="Heading2"/>
@@ -3799,9 +4123,9 @@
         <w:t xml:space="preserve">• Limitação da auditoria – Escopo, evidência, tempo, independência ou acesso restringiu a conclusão – Divulgar claramente e resolver quando possível</w:t>
       </w:r>
     </w:p>
-    <w:bookmarkEnd w:id="64"/>
-    <w:bookmarkEnd w:id="65"/>
-    <w:bookmarkStart w:id="66" w:name="revisão-de-gestão-e-ação-corretiva"/>
+    <w:bookmarkEnd w:id="85"/>
+    <w:bookmarkEnd w:id="86"/>
+    <w:bookmarkStart w:id="87" w:name="revisão-de-gestão-e-ação-corretiva"/>
     <w:p>
       <w:pPr>
         <w:pStyle w:val="Heading1"/>
@@ -3949,8 +4273,8 @@
         <w:t xml:space="preserve">Atualizar risco, controles, documentos, treinamento, objetivos e SoA quando necessário.</w:t>
       </w:r>
     </w:p>
-    <w:bookmarkEnd w:id="66"/>
-    <w:bookmarkStart w:id="68" w:name="preparação-da-certificação"/>
+    <w:bookmarkEnd w:id="87"/>
+    <w:bookmarkStart w:id="92" w:name="preparação-da-certificação"/>
     <w:p>
       <w:pPr>
         <w:pStyle w:val="Heading1"/>
@@ -3973,86 +4297,136 @@
     </w:p>
     <w:p>
       <w:pPr>
+        <w:pStyle w:val="CaptionedFigure"/>
+      </w:pPr>
+      <w:r>
+        <w:drawing>
+          <wp:inline>
+            <wp:extent cx="5334000" cy="2945449"/>
+            <wp:effectExtent b="0" l="0" r="0" t="0"/>
+            <wp:docPr descr="A disponibilidade é seguida de avaliação de certificação e atividades de vigilância e renovação contínuas." title="" id="89" name="Picture"/>
+            <a:graphic>
+              <a:graphicData uri="http://schemas.openxmlformats.org/drawingml/2006/picture">
+                <pic:pic>
+                  <pic:nvPicPr>
+                    <pic:cNvPr descr="media/image8.png" id="90" name="Picture"/>
+                    <pic:cNvPicPr>
+                      <a:picLocks noChangeArrowheads="1" noChangeAspect="1"/>
+                    </pic:cNvPicPr>
+                  </pic:nvPicPr>
+                  <pic:blipFill>
+                    <a:blip r:embed="rId88"/>
+                    <a:stretch>
+                      <a:fillRect/>
+                    </a:stretch>
+                  </pic:blipFill>
+                  <pic:spPr bwMode="auto">
+                    <a:xfrm>
+                      <a:off x="0" y="0"/>
+                      <a:ext cx="5334000" cy="2945449"/>
+                    </a:xfrm>
+                    <a:prstGeom prst="rect">
+                      <a:avLst/>
+                    </a:prstGeom>
+                    <a:noFill/>
+                    <a:ln w="9525">
+                      <a:noFill/>
+                      <a:headEnd/>
+                      <a:tailEnd/>
+                    </a:ln>
+                  </pic:spPr>
+                </pic:pic>
+              </a:graphicData>
+            </a:graphic>
+          </wp:inline>
+        </w:drawing>
+      </w:r>
+    </w:p>
+    <w:p>
+      <w:pPr>
+        <w:pStyle w:val="ImageCaption"/>
+      </w:pPr>
+      <w:r>
+        <w:t xml:space="preserve">A disponibilidade é seguida de avaliação de certificação e atividades de vigilância e renovação contínuas.</w:t>
+      </w:r>
+    </w:p>
+    <w:p>
+      <w:pPr>
+        <w:pStyle w:val="BodyText"/>
+      </w:pPr>
+      <w:r>
+        <w:t xml:space="preserve">Figura 8. Caminho de certificação</w:t>
+      </w:r>
+    </w:p>
+    <w:p>
+      <w:pPr>
+        <w:pStyle w:val="BodyText"/>
+      </w:pPr>
+      <w:r>
+        <w:t xml:space="preserve">A certificação é opcional; as organizações podem implementar ISO/IEC 27001 sem procurar um certificado.</w:t>
+      </w:r>
+    </w:p>
+    <w:p>
+      <w:pPr>
+        <w:pStyle w:val="BodyText"/>
+      </w:pPr>
+      <w:r>
+        <w:t xml:space="preserve">ISO não realiza certificação. Um organismo de certificação independente realiza auditorias de certificação.</w:t>
+      </w:r>
+    </w:p>
+    <w:p>
+      <w:pPr>
+        <w:pStyle w:val="BodyText"/>
+      </w:pPr>
+      <w:r>
+        <w:t xml:space="preserve">A acreditação proporciona uma confiança adicional na competência de um organismo de certificação; verificar o âmbito de acreditação e de certificação relevantes.</w:t>
+      </w:r>
+    </w:p>
+    <w:p>
+      <w:pPr>
+        <w:pStyle w:val="BodyText"/>
+      </w:pPr>
+      <w:r>
+        <w:t xml:space="preserve">A Fase 1 avalia geralmente a prontidão, o âmbito, o sistema documentado e a preparação para a auditoria de execução.</w:t>
+      </w:r>
+    </w:p>
+    <w:p>
+      <w:pPr>
+        <w:pStyle w:val="BodyText"/>
+      </w:pPr>
+      <w:r>
+        <w:t xml:space="preserve">A fase 2 avalia a implementação e a eficácia em todo o âmbito definido.</w:t>
+      </w:r>
+    </w:p>
+    <w:p>
+      <w:pPr>
+        <w:pStyle w:val="BodyText"/>
+      </w:pPr>
+      <w:r>
+        <w:t xml:space="preserve">As atividades de vigilância e recertificação avaliam a conformidade contínua; os pormenores devem ser confirmados com o organismo de certificação seleccionado e as regras de acreditação.</w:t>
+      </w:r>
+    </w:p>
+    <w:p>
+      <w:pPr>
+        <w:pStyle w:val="BodyText"/>
+      </w:pPr>
+      <w:r>
+        <w:t xml:space="preserve">Um certificado tem alcance e tempo limite. Ele não prova que cada produto é seguro, que nenhum incidente pode ocorrer, ou que cada sistema na empresa está incluído.</w:t>
+      </w:r>
+    </w:p>
+    <w:bookmarkStart w:id="91" w:name="X0cda135e373cbeb3b40ddbd0b9bbf6c1f06b74b"/>
+    <w:p>
+      <w:pPr>
+        <w:pStyle w:val="Heading2"/>
+      </w:pPr>
+      <w:r>
+        <w:t xml:space="preserve">Área de preparação** Verificação de aceitação**</w:t>
+      </w:r>
+    </w:p>
+    <w:p>
+      <w:pPr>
         <w:pStyle w:val="FirstParagraph"/>
       </w:pPr>
-    </w:p>
-    <w:p>
-      <w:pPr>
-        <w:pStyle w:val="BodyText"/>
-      </w:pPr>
-      <w:r>
-        <w:t xml:space="preserve">Figura 8. Caminho de certificação</w:t>
-      </w:r>
-    </w:p>
-    <w:p>
-      <w:pPr>
-        <w:pStyle w:val="BodyText"/>
-      </w:pPr>
-      <w:r>
-        <w:t xml:space="preserve">A certificação é opcional; as organizações podem implementar ISO/IEC 27001 sem procurar um certificado.</w:t>
-      </w:r>
-    </w:p>
-    <w:p>
-      <w:pPr>
-        <w:pStyle w:val="BodyText"/>
-      </w:pPr>
-      <w:r>
-        <w:t xml:space="preserve">ISO não realiza certificação. Um organismo de certificação independente realiza auditorias de certificação.</w:t>
-      </w:r>
-    </w:p>
-    <w:p>
-      <w:pPr>
-        <w:pStyle w:val="BodyText"/>
-      </w:pPr>
-      <w:r>
-        <w:t xml:space="preserve">A acreditação proporciona uma confiança adicional na competência de um organismo de certificação; verificar o âmbito de acreditação e de certificação relevantes.</w:t>
-      </w:r>
-    </w:p>
-    <w:p>
-      <w:pPr>
-        <w:pStyle w:val="BodyText"/>
-      </w:pPr>
-      <w:r>
-        <w:t xml:space="preserve">A Fase 1 avalia geralmente a prontidão, o âmbito, o sistema documentado e a preparação para a auditoria de execução.</w:t>
-      </w:r>
-    </w:p>
-    <w:p>
-      <w:pPr>
-        <w:pStyle w:val="BodyText"/>
-      </w:pPr>
-      <w:r>
-        <w:t xml:space="preserve">A fase 2 avalia a implementação e a eficácia em todo o âmbito definido.</w:t>
-      </w:r>
-    </w:p>
-    <w:p>
-      <w:pPr>
-        <w:pStyle w:val="BodyText"/>
-      </w:pPr>
-      <w:r>
-        <w:t xml:space="preserve">As atividades de vigilância e recertificação avaliam a conformidade contínua; os pormenores devem ser confirmados com o organismo de certificação seleccionado e as regras de acreditação.</w:t>
-      </w:r>
-    </w:p>
-    <w:p>
-      <w:pPr>
-        <w:pStyle w:val="BodyText"/>
-      </w:pPr>
-      <w:r>
-        <w:t xml:space="preserve">Um certificado tem alcance e tempo limite. Ele não prova que cada produto é seguro, que nenhum incidente pode ocorrer, ou que cada sistema na empresa está incluído.</w:t>
-      </w:r>
-    </w:p>
-    <w:bookmarkStart w:id="67" w:name="X0cda135e373cbeb3b40ddbd0b9bbf6c1f06b74b"/>
-    <w:p>
-      <w:pPr>
-        <w:pStyle w:val="Heading2"/>
-      </w:pPr>
-      <w:r>
-        <w:t xml:space="preserve">Área de preparação** Verificação de aceitação**</w:t>
-      </w:r>
-    </w:p>
-    <w:p>
-      <w:pPr>
-        <w:pStyle w:val="FirstParagraph"/>
-      </w:pPr>
       <w:r>
         <w:t xml:space="preserve">• Escopo • Claro, suportável, refletido em operações reais e intenção de certificado</w:t>
       </w:r>
@@ -4099,9 +4473,9 @@
         <w:t xml:space="preserve">Emenda □ Relevância climática e requisitos das partes interessadas considerados e evidenciados</w:t>
       </w:r>
     </w:p>
-    <w:bookmarkEnd w:id="67"/>
-    <w:bookmarkEnd w:id="68"/>
-    <w:bookmarkStart w:id="70" w:name="ferramentas-de-código-aberto"/>
+    <w:bookmarkEnd w:id="91"/>
+    <w:bookmarkEnd w:id="92"/>
+    <w:bookmarkStart w:id="94" w:name="ferramentas-de-código-aberto"/>
     <w:p>
       <w:pPr>
         <w:pStyle w:val="Heading1"/>
@@ -4122,7 +4496,7 @@
         <w:t xml:space="preserve">Links oficiais, inícios rápidos seguros, evidências e limitações.*</w:t>
       </w:r>
     </w:p>
-    <w:bookmarkStart w:id="69" w:name="X27512f29e57498a0da0e899819aa42b0da6ab2e"/>
+    <w:bookmarkStart w:id="93" w:name="X27512f29e57498a0da0e899819aa42b0da6ab2e"/>
     <w:p>
       <w:pPr>
         <w:pStyle w:val="Heading2"/>
@@ -4279,9 +4653,9 @@
         <w:t xml:space="preserve">(—————————————————————————————————————————————————————————————————————————————————————</w:t>
       </w:r>
     </w:p>
-    <w:bookmarkEnd w:id="69"/>
-    <w:bookmarkEnd w:id="70"/>
-    <w:bookmarkStart w:id="72" w:name="assistente-ciso"/>
+    <w:bookmarkEnd w:id="93"/>
+    <w:bookmarkEnd w:id="94"/>
+    <w:bookmarkStart w:id="96" w:name="assistente-ciso"/>
     <w:p>
       <w:pPr>
         <w:pStyle w:val="Heading1"/>
@@ -4300,7 +4674,7 @@
       <w:r>
         <w:t xml:space="preserve"> </w:t>
       </w:r>
-      <w:hyperlink r:id="rId71">
+      <w:hyperlink r:id="rId95">
         <w:r>
           <w:rPr>
             <w:rStyle w:val="Hyperlink"/>
@@ -4325,8 +4699,8 @@
         <w:t xml:space="preserve">Evidência: escopo aprovado, configuração, versão, cobertura, resultados, revisão, exceção, remediação e reteste. Proteja credenciais, registros, relatórios e backups.</w:t>
       </w:r>
     </w:p>
-    <w:bookmarkEnd w:id="72"/>
-    <w:bookmarkStart w:id="74" w:name="comunidade-de-risco-simples"/>
+    <w:bookmarkEnd w:id="96"/>
+    <w:bookmarkStart w:id="98" w:name="comunidade-de-risco-simples"/>
     <w:p>
       <w:pPr>
         <w:pStyle w:val="Heading1"/>
@@ -4345,7 +4719,7 @@
       <w:r>
         <w:t xml:space="preserve"> </w:t>
       </w:r>
-      <w:hyperlink r:id="rId73">
+      <w:hyperlink r:id="rId97">
         <w:r>
           <w:rPr>
             <w:rStyle w:val="Hyperlink"/>
@@ -4370,8 +4744,8 @@
         <w:t xml:space="preserve">Evidência: escopo aprovado, configuração, versão, cobertura, resultados, revisão, exceção, remediação e reteste. Proteja credenciais, registros, relatórios e backups.</w:t>
       </w:r>
     </w:p>
-    <w:bookmarkEnd w:id="74"/>
-    <w:bookmarkStart w:id="76" w:name="wazuh"/>
+    <w:bookmarkEnd w:id="98"/>
+    <w:bookmarkStart w:id="100" w:name="wazuh"/>
     <w:p>
       <w:pPr>
         <w:pStyle w:val="Heading1"/>
@@ -4390,7 +4764,7 @@
       <w:r>
         <w:t xml:space="preserve"> </w:t>
       </w:r>
-      <w:hyperlink r:id="rId75">
+      <w:hyperlink r:id="rId99">
         <w:r>
           <w:rPr>
             <w:rStyle w:val="Hyperlink"/>
@@ -4415,8 +4789,8 @@
         <w:t xml:space="preserve">Evidência: escopo aprovado, configuração, versão, cobertura, resultados, revisão, exceção, remediação e reteste. Proteja credenciais, registros, relatórios e backups.</w:t>
       </w:r>
     </w:p>
-    <w:bookmarkEnd w:id="76"/>
-    <w:bookmarkStart w:id="78" w:name="osquery"/>
+    <w:bookmarkEnd w:id="100"/>
+    <w:bookmarkStart w:id="102" w:name="osquery"/>
     <w:p>
       <w:pPr>
         <w:pStyle w:val="Heading1"/>
@@ -4435,7 +4809,7 @@
       <w:r>
         <w:t xml:space="preserve"> </w:t>
       </w:r>
-      <w:hyperlink r:id="rId77">
+      <w:hyperlink r:id="rId101">
         <w:r>
           <w:rPr>
             <w:rStyle w:val="Hyperlink"/>
@@ -4460,8 +4834,8 @@
         <w:t xml:space="preserve">Evidência: escopo aprovado, configuração, versão, cobertura, resultados, revisão, exceção, remediação e reteste. Proteja credenciais, registros, relatórios e backups.</w:t>
       </w:r>
     </w:p>
-    <w:bookmarkEnd w:id="78"/>
-    <w:bookmarkStart w:id="82" w:name="openscap"/>
+    <w:bookmarkEnd w:id="102"/>
+    <w:bookmarkStart w:id="106" w:name="openscap"/>
     <w:p>
       <w:pPr>
         <w:pStyle w:val="Heading1"/>
@@ -4480,7 +4854,7 @@
       <w:r>
         <w:t xml:space="preserve"> </w:t>
       </w:r>
-      <w:hyperlink r:id="rId79">
+      <w:hyperlink r:id="rId103">
         <w:r>
           <w:rPr>
             <w:rStyle w:val="Hyperlink"/>
@@ -4505,7 +4879,7 @@
         <w:t xml:space="preserve">Evidência: escopo aprovado, configuração, versão, cobertura, resultados, revisão, exceção, remediação e reteste. Proteja credenciais, registros, relatórios e backups.</w:t>
       </w:r>
     </w:p>
-    <w:bookmarkStart w:id="81" w:name="greenbone-community-edition"/>
+    <w:bookmarkStart w:id="105" w:name="greenbone-community-edition"/>
     <w:p>
       <w:pPr>
         <w:pStyle w:val="Heading2"/>
@@ -4524,7 +4898,7 @@
       <w:r>
         <w:t xml:space="preserve"> </w:t>
       </w:r>
-      <w:hyperlink r:id="rId80">
+      <w:hyperlink r:id="rId104">
         <w:r>
           <w:rPr>
             <w:rStyle w:val="Hyperlink"/>
@@ -4549,9 +4923,9 @@
         <w:t xml:space="preserve">Evidência: escopo aprovado, configuração, versão, cobertura, resultados, revisão, exceção, remediação e reteste. Proteja credenciais, registros, relatórios e backups.</w:t>
       </w:r>
     </w:p>
-    <w:bookmarkEnd w:id="81"/>
-    <w:bookmarkEnd w:id="82"/>
-    <w:bookmarkStart w:id="86" w:name="nmap"/>
+    <w:bookmarkEnd w:id="105"/>
+    <w:bookmarkEnd w:id="106"/>
+    <w:bookmarkStart w:id="110" w:name="nmap"/>
     <w:p>
       <w:pPr>
         <w:pStyle w:val="Heading1"/>
@@ -4570,7 +4944,7 @@
       <w:r>
         <w:t xml:space="preserve"> </w:t>
       </w:r>
-      <w:hyperlink r:id="rId83">
+      <w:hyperlink r:id="rId107">
         <w:r>
           <w:rPr>
             <w:rStyle w:val="Hyperlink"/>
@@ -4595,7 +4969,7 @@
         <w:t xml:space="preserve">Evidência: escopo aprovado, configuração, versão, cobertura, resultados, revisão, exceção, remediação e reteste. Proteja credenciais, registros, relatórios e backups.</w:t>
       </w:r>
     </w:p>
-    <w:bookmarkStart w:id="85" w:name="trivy"/>
+    <w:bookmarkStart w:id="109" w:name="trivy"/>
     <w:p>
       <w:pPr>
         <w:pStyle w:val="Heading2"/>
@@ -4614,7 +4988,7 @@
       <w:r>
         <w:t xml:space="preserve"> </w:t>
       </w:r>
-      <w:hyperlink r:id="rId84">
+      <w:hyperlink r:id="rId108">
         <w:r>
           <w:rPr>
             <w:rStyle w:val="Hyperlink"/>
@@ -4639,9 +5013,9 @@
         <w:t xml:space="preserve">Evidência: escopo aprovado, configuração, versão, cobertura, resultados, revisão, exceção, remediação e reteste. Proteja credenciais, registros, relatórios e backups.</w:t>
       </w:r>
     </w:p>
-    <w:bookmarkEnd w:id="85"/>
-    <w:bookmarkEnd w:id="86"/>
-    <w:bookmarkStart w:id="94" w:name="owasp-zap"/>
+    <w:bookmarkEnd w:id="109"/>
+    <w:bookmarkEnd w:id="110"/>
+    <w:bookmarkStart w:id="118" w:name="owasp-zap"/>
     <w:p>
       <w:pPr>
         <w:pStyle w:val="Heading1"/>
@@ -4660,7 +5034,7 @@
       <w:r>
         <w:t xml:space="preserve"> </w:t>
       </w:r>
-      <w:hyperlink r:id="rId87">
+      <w:hyperlink r:id="rId111">
         <w:r>
           <w:rPr>
             <w:rStyle w:val="Hyperlink"/>
@@ -4685,7 +5059,7 @@
         <w:t xml:space="preserve">Evidência: escopo aprovado, configuração, versão, cobertura, resultados, revisão, exceção, remediação e reteste. Proteja credenciais, registros, relatórios e backups.</w:t>
       </w:r>
     </w:p>
-    <w:bookmarkStart w:id="89" w:name="keycloak"/>
+    <w:bookmarkStart w:id="113" w:name="keycloak"/>
     <w:p>
       <w:pPr>
         <w:pStyle w:val="Heading2"/>
@@ -4704,7 +5078,7 @@
       <w:r>
         <w:t xml:space="preserve"> </w:t>
       </w:r>
-      <w:hyperlink r:id="rId88">
+      <w:hyperlink r:id="rId112">
         <w:r>
           <w:rPr>
             <w:rStyle w:val="Hyperlink"/>
@@ -4729,8 +5103,8 @@
         <w:t xml:space="preserve">Evidência: escopo aprovado, configuração, versão, cobertura, resultados, revisão, exceção, remediação e reteste. Proteja credenciais, registros, relatórios e backups.</w:t>
       </w:r>
     </w:p>
-    <w:bookmarkEnd w:id="89"/>
-    <w:bookmarkStart w:id="91" w:name="defectdojo"/>
+    <w:bookmarkEnd w:id="113"/>
+    <w:bookmarkStart w:id="115" w:name="defectdojo"/>
     <w:p>
       <w:pPr>
         <w:pStyle w:val="Heading2"/>
@@ -4749,7 +5123,7 @@
       <w:r>
         <w:t xml:space="preserve"> </w:t>
       </w:r>
-      <w:hyperlink r:id="rId90">
+      <w:hyperlink r:id="rId114">
         <w:r>
           <w:rPr>
             <w:rStyle w:val="Hyperlink"/>
@@ -4774,8 +5148,8 @@
         <w:t xml:space="preserve">Evidência: escopo aprovado, configuração, versão, cobertura, resultados, revisão, exceção, remediação e reteste. Proteja credenciais, registros, relatórios e backups.</w:t>
       </w:r>
     </w:p>
-    <w:bookmarkEnd w:id="91"/>
-    <w:bookmarkStart w:id="93" w:name="adeus"/>
+    <w:bookmarkEnd w:id="115"/>
+    <w:bookmarkStart w:id="117" w:name="adeus"/>
     <w:p>
       <w:pPr>
         <w:pStyle w:val="Heading2"/>
@@ -4794,7 +5168,7 @@
       <w:r>
         <w:t xml:space="preserve"> </w:t>
       </w:r>
-      <w:hyperlink r:id="rId92">
+      <w:hyperlink r:id="rId116">
         <w:r>
           <w:rPr>
             <w:rStyle w:val="Hyperlink"/>
@@ -4819,9 +5193,9 @@
         <w:t xml:space="preserve">Evidência: escopo aprovado, configuração, versão, cobertura, resultados, revisão, exceção, remediação e reteste. Proteja credenciais, registros, relatórios e backups.</w:t>
       </w:r>
     </w:p>
-    <w:bookmarkEnd w:id="93"/>
-    <w:bookmarkEnd w:id="94"/>
-    <w:bookmarkStart w:id="96" w:name="lynis"/>
+    <w:bookmarkEnd w:id="117"/>
+    <w:bookmarkEnd w:id="118"/>
+    <w:bookmarkStart w:id="120" w:name="lynis"/>
     <w:p>
       <w:pPr>
         <w:pStyle w:val="Heading1"/>
@@ -4840,7 +5214,7 @@
       <w:r>
         <w:t xml:space="preserve"> </w:t>
       </w:r>
-      <w:hyperlink r:id="rId95">
+      <w:hyperlink r:id="rId119">
         <w:r>
           <w:rPr>
             <w:rStyle w:val="Hyperlink"/>
@@ -4865,8 +5239,8 @@
         <w:t xml:space="preserve">Evidência: escopo aprovado, configuração, versão, cobertura, resultados, revisão, exceção, remediação e reteste. Proteja credenciais, registros, relatórios e backups.</w:t>
       </w:r>
     </w:p>
-    <w:bookmarkEnd w:id="96"/>
-    <w:bookmarkStart w:id="98" w:name="open-policy-agent"/>
+    <w:bookmarkEnd w:id="120"/>
+    <w:bookmarkStart w:id="122" w:name="open-policy-agent"/>
     <w:p>
       <w:pPr>
         <w:pStyle w:val="Heading1"/>
@@ -4885,7 +5259,7 @@
       <w:r>
         <w:t xml:space="preserve"> </w:t>
       </w:r>
-      <w:hyperlink r:id="rId97">
+      <w:hyperlink r:id="rId121">
         <w:r>
           <w:rPr>
             <w:rStyle w:val="Hyperlink"/>
@@ -4910,8 +5284,8 @@
         <w:t xml:space="preserve">Evidência: escopo aprovado, configuração, versão, cobertura, resultados, revisão, exceção, remediação e reteste. Proteja credenciais, registros, relatórios e backups.</w:t>
       </w:r>
     </w:p>
-    <w:bookmarkEnd w:id="98"/>
-    <w:bookmarkStart w:id="100" w:name="manual-do-sgsi-para-gerentes"/>
+    <w:bookmarkEnd w:id="122"/>
+    <w:bookmarkStart w:id="124" w:name="manual-do-sgsi-para-gerentes"/>
     <w:p>
       <w:pPr>
         <w:pStyle w:val="Heading1"/>
@@ -4996,7 +5370,7 @@
         <w:t xml:space="preserve">As reivindicações de certificação, escopo, acreditação e declarações do cliente são precisas?</w:t>
       </w:r>
     </w:p>
-    <w:bookmarkStart w:id="99" w:name="section-1"/>
+    <w:bookmarkStart w:id="123" w:name="section-1"/>
     <w:p>
       <w:pPr>
         <w:pStyle w:val="Heading2"/>
@@ -5055,9 +5429,9 @@
         <w:t xml:space="preserve">□ Certificação □ As reivindicações são avaliadas, atuais e suportáveis? Verde / Amarelo / Vermelho</w:t>
       </w:r>
     </w:p>
-    <w:bookmarkEnd w:id="99"/>
-    <w:bookmarkEnd w:id="100"/>
-    <w:bookmarkStart w:id="101" w:name="guia-de-carreira-do-analista-júnior"/>
+    <w:bookmarkEnd w:id="123"/>
+    <w:bookmarkEnd w:id="124"/>
+    <w:bookmarkStart w:id="128" w:name="guia-de-carreira-do-analista-júnior"/>
     <w:p>
       <w:pPr>
         <w:pStyle w:val="Heading1"/>
@@ -5080,176 +5454,609 @@
     </w:p>
     <w:p>
       <w:pPr>
+        <w:pStyle w:val="CaptionedFigure"/>
+      </w:pPr>
+      <w:r>
+        <w:drawing>
+          <wp:inline>
+            <wp:extent cx="5334000" cy="2667000"/>
+            <wp:effectExtent b="0" l="0" r="0" t="0"/>
+            <wp:docPr descr="Aprenda o sistema, requisitos de mapa, provas de teste, relatório claramente, e construir um portfólio honesto." title="" id="126" name="Picture"/>
+            <a:graphic>
+              <a:graphicData uri="http://schemas.openxmlformats.org/drawingml/2006/picture">
+                <pic:pic>
+                  <pic:nvPicPr>
+                    <pic:cNvPr descr="media/image9.png" id="127" name="Picture"/>
+                    <pic:cNvPicPr>
+                      <a:picLocks noChangeArrowheads="1" noChangeAspect="1"/>
+                    </pic:cNvPicPr>
+                  </pic:nvPicPr>
+                  <pic:blipFill>
+                    <a:blip r:embed="rId125"/>
+                    <a:stretch>
+                      <a:fillRect/>
+                    </a:stretch>
+                  </pic:blipFill>
+                  <pic:spPr bwMode="auto">
+                    <a:xfrm>
+                      <a:off x="0" y="0"/>
+                      <a:ext cx="5334000" cy="2667000"/>
+                    </a:xfrm>
+                    <a:prstGeom prst="rect">
+                      <a:avLst/>
+                    </a:prstGeom>
+                    <a:noFill/>
+                    <a:ln w="9525">
+                      <a:noFill/>
+                      <a:headEnd/>
+                      <a:tailEnd/>
+                    </a:ln>
+                  </pic:spPr>
+                </pic:pic>
+              </a:graphicData>
+            </a:graphic>
+          </wp:inline>
+        </w:drawing>
+      </w:r>
+    </w:p>
+    <w:p>
+      <w:pPr>
+        <w:pStyle w:val="ImageCaption"/>
+      </w:pPr>
+      <w:r>
+        <w:t xml:space="preserve">Aprenda o sistema, requisitos de mapa, provas de teste, relatório claramente, e construir um portfólio honesto.</w:t>
+      </w:r>
+    </w:p>
+    <w:p>
+      <w:pPr>
+        <w:pStyle w:val="BodyText"/>
+      </w:pPr>
+      <w:r>
+        <w:t xml:space="preserve">Figura 9. Caminho de analista ISO 27001 Júnior</w:t>
+      </w:r>
+    </w:p>
+    <w:p>
+      <w:pPr>
+        <w:pStyle w:val="BodyText"/>
+      </w:pPr>
+      <w:r>
+        <w:t xml:space="preserve">GRC Júnior Analisador</w:t>
+      </w:r>
+    </w:p>
+    <w:p>
+      <w:pPr>
+        <w:pStyle w:val="BodyText"/>
+      </w:pPr>
+      <w:r>
+        <w:t xml:space="preserve">Analisador de conformidade ISO 27001</w:t>
+      </w:r>
+    </w:p>
+    <w:p>
+      <w:pPr>
+        <w:pStyle w:val="BodyText"/>
+      </w:pPr>
+      <w:r>
+        <w:t xml:space="preserve">Analista de Controles de Segurança</w:t>
+      </w:r>
+    </w:p>
+    <w:p>
+      <w:pPr>
+        <w:pStyle w:val="BodyText"/>
+      </w:pPr>
+      <w:r>
+        <w:t xml:space="preserve">Coordenador do ISMS</w:t>
+      </w:r>
+    </w:p>
+    <w:p>
+      <w:pPr>
+        <w:pStyle w:val="BodyText"/>
+      </w:pPr>
+      <w:r>
+        <w:t xml:space="preserve">Analista de Risco</w:t>
+      </w:r>
+    </w:p>
+    <w:p>
+      <w:pPr>
+        <w:pStyle w:val="BodyText"/>
+      </w:pPr>
+      <w:r>
+        <w:t xml:space="preserve">Associado à Auditoria Interna</w:t>
+      </w:r>
+    </w:p>
+    <w:p>
+      <w:pPr>
+        <w:pStyle w:val="BodyText"/>
+      </w:pPr>
+      <w:r>
+        <w:t xml:space="preserve">Analista de Riscos de Terceiros</w:t>
+      </w:r>
+    </w:p>
+    <w:p>
+      <w:pPr>
+        <w:pStyle w:val="BodyText"/>
+      </w:pPr>
+      <w:r>
+        <w:t xml:space="preserve">Analista de Garantia de Segurança</w:t>
+      </w:r>
+    </w:p>
+    <w:bookmarkEnd w:id="128"/>
+    <w:bookmarkStart w:id="129" w:name="típico-trabalho-júnior"/>
+    <w:p>
+      <w:pPr>
+        <w:pStyle w:val="Heading1"/>
+      </w:pPr>
+      <w:r>
+        <w:t xml:space="preserve"># 24,1 Típico trabalho júnior</w:t>
+      </w:r>
+    </w:p>
+    <w:p>
+      <w:pPr>
+        <w:numPr>
+          <w:ilvl w:val="0"/>
+          <w:numId w:val="1034"/>
+        </w:numPr>
+      </w:pPr>
+      <w:r>
+        <w:t xml:space="preserve">Manter escopo, ativo, obrigação, fornecedor, risco, controle, SoA, evidências, achados e registros de ação.</w:t>
+      </w:r>
+    </w:p>
+    <w:p>
+      <w:pPr>
+        <w:numPr>
+          <w:ilvl w:val="0"/>
+          <w:numId w:val="1034"/>
+        </w:numPr>
+      </w:pPr>
+      <w:r>
+        <w:t xml:space="preserve">Recolha provas sem alterar os registos e valide a integralidade.</w:t>
+      </w:r>
+    </w:p>
+    <w:p>
+      <w:pPr>
+        <w:numPr>
+          <w:ilvl w:val="0"/>
+          <w:numId w:val="1034"/>
+        </w:numPr>
+      </w:pPr>
+      <w:r>
+        <w:t xml:space="preserve">Mapa riscos e requisitos para controles, proprietários, procedimentos, sistemas e provas.</w:t>
+      </w:r>
+    </w:p>
+    <w:p>
+      <w:pPr>
+        <w:numPr>
+          <w:ilvl w:val="0"/>
+          <w:numId w:val="1034"/>
+        </w:numPr>
+      </w:pPr>
+      <w:r>
+        <w:t xml:space="preserve">Teste amostras de acesso, mudança, vulnerabilidade, incidente, backup, fornecedor, consciência, física e controles de continuidade.</w:t>
+      </w:r>
+    </w:p>
+    <w:p>
+      <w:pPr>
+        <w:numPr>
+          <w:ilvl w:val="0"/>
+          <w:numId w:val="1034"/>
+        </w:numPr>
+      </w:pPr>
+      <w:r>
+        <w:t xml:space="preserve">Apoiar auditorias internas, análises de gestão, métricas, ações corretivas e preparação de certificação.</w:t>
+      </w:r>
+    </w:p>
+    <w:p>
+      <w:pPr>
+        <w:numPr>
+          <w:ilvl w:val="0"/>
+          <w:numId w:val="1034"/>
+        </w:numPr>
+      </w:pPr>
+      <w:r>
+        <w:t xml:space="preserve">Escreva conclusões factuais e divulgue limitações de amostragem, escopo e provas.</w:t>
+      </w:r>
+    </w:p>
+    <w:p>
+      <w:pPr>
+        <w:numPr>
+          <w:ilvl w:val="0"/>
+          <w:numId w:val="1034"/>
+        </w:numPr>
+      </w:pPr>
+      <w:r>
+        <w:t xml:space="preserve">Proteger informações confidenciais e permanecer dentro da autorização.</w:t>
+      </w:r>
+    </w:p>
+    <w:bookmarkEnd w:id="129"/>
+    <w:bookmarkStart w:id="130" w:name="valor-dos-empregadores-de-competências"/>
+    <w:p>
+      <w:pPr>
+        <w:pStyle w:val="Heading1"/>
+      </w:pPr>
+      <w:r>
+        <w:t xml:space="preserve"># 24.2 Valor dos empregadores de competências</w:t>
+      </w:r>
+    </w:p>
+    <w:p>
+      <w:pPr>
         <w:pStyle w:val="FirstParagraph"/>
       </w:pPr>
-    </w:p>
-    <w:p>
-      <w:pPr>
-        <w:pStyle w:val="BodyText"/>
-      </w:pPr>
-      <w:r>
-        <w:t xml:space="preserve">Figura 9. Caminho de analista ISO 27001 Júnior</w:t>
-      </w:r>
-    </w:p>
-    <w:p>
-      <w:pPr>
-        <w:pStyle w:val="BodyText"/>
-      </w:pPr>
-      <w:r>
-        <w:t xml:space="preserve">GRC Júnior Analisador</w:t>
-      </w:r>
-    </w:p>
-    <w:p>
-      <w:pPr>
-        <w:pStyle w:val="BodyText"/>
-      </w:pPr>
-      <w:r>
-        <w:t xml:space="preserve">Analisador de conformidade ISO 27001</w:t>
-      </w:r>
-    </w:p>
-    <w:p>
-      <w:pPr>
-        <w:pStyle w:val="BodyText"/>
-      </w:pPr>
-      <w:r>
-        <w:t xml:space="preserve">Analista de Controles de Segurança</w:t>
-      </w:r>
-    </w:p>
-    <w:p>
-      <w:pPr>
-        <w:pStyle w:val="BodyText"/>
-      </w:pPr>
-      <w:r>
-        <w:t xml:space="preserve">Coordenador do ISMS</w:t>
-      </w:r>
-    </w:p>
-    <w:p>
-      <w:pPr>
-        <w:pStyle w:val="BodyText"/>
-      </w:pPr>
-      <w:r>
-        <w:t xml:space="preserve">Analista de Risco</w:t>
-      </w:r>
-    </w:p>
-    <w:p>
-      <w:pPr>
-        <w:pStyle w:val="BodyText"/>
-      </w:pPr>
-      <w:r>
-        <w:t xml:space="preserve">Associado à Auditoria Interna</w:t>
-      </w:r>
-    </w:p>
-    <w:p>
-      <w:pPr>
-        <w:pStyle w:val="BodyText"/>
-      </w:pPr>
-      <w:r>
-        <w:t xml:space="preserve">Analista de Riscos de Terceiros</w:t>
-      </w:r>
-    </w:p>
-    <w:p>
-      <w:pPr>
-        <w:pStyle w:val="BodyText"/>
-      </w:pPr>
-      <w:r>
-        <w:t xml:space="preserve">Analista de Garantia de Segurança</w:t>
-      </w:r>
-    </w:p>
-    <w:bookmarkEnd w:id="101"/>
-    <w:bookmarkStart w:id="102" w:name="típico-trabalho-júnior"/>
+      <w:r>
+        <w:t xml:space="preserve">Competência** Prova**</w:t>
+      </w:r>
+      <w:r>
+        <w:t xml:space="preserve"> </w:t>
+      </w:r>
+      <w:r>
+        <w:t xml:space="preserve">—————————————————————————————————————– (———————————————————————————————————————————————————————————-</w:t>
+      </w:r>
+      <w:r>
+        <w:t xml:space="preserve"> </w:t>
+      </w:r>
+      <w:r>
+        <w:t xml:space="preserve">Os conceitos do ISMS explicam as cláusulas 4–10 e a melhoria contínua</w:t>
+      </w:r>
+      <w:r>
+        <w:t xml:space="preserve"> </w:t>
+      </w:r>
+      <w:r>
+        <w:t xml:space="preserve">• Risco • Criar um plano de registo e tratamento consistente</w:t>
+      </w:r>
+      <w:r>
+        <w:t xml:space="preserve"> </w:t>
+      </w:r>
+      <w:r>
+        <w:t xml:space="preserve">(SoA) Justifique seleções, exclusões, status e evidências ,</w:t>
+      </w:r>
+      <w:r>
+        <w:t xml:space="preserve"> </w:t>
+      </w:r>
+      <w:r>
+        <w:t xml:space="preserve">• Teste de evidência; Defina populações, amostras, procedimentos, exceções e retestes;</w:t>
+      </w:r>
+      <w:r>
+        <w:t xml:space="preserve"> </w:t>
+      </w:r>
+      <w:r>
+        <w:t xml:space="preserve">□ Alfabetização técnica; Interpretar identidade, nuvem, registro, vulnerabilidade, backup e evidência de configuração;</w:t>
+      </w:r>
+      <w:r>
+        <w:t xml:space="preserve"> </w:t>
+      </w:r>
+      <w:r>
+        <w:t xml:space="preserve">• Comunicação • Escrever conclusões concisas, acções e resumos de gestão</w:t>
+      </w:r>
+      <w:r>
+        <w:t xml:space="preserve"> </w:t>
+      </w:r>
+      <w:r>
+        <w:t xml:space="preserve">Ético Use dados sintéticos, sistemas autorizados e alegações honestas</w:t>
+      </w:r>
+    </w:p>
+    <w:bookmarkEnd w:id="130"/>
+    <w:bookmarkStart w:id="131" w:name="laboratório-fictício-e-portfólio"/>
     <w:p>
       <w:pPr>
         <w:pStyle w:val="Heading1"/>
       </w:pPr>
       <w:r>
-        <w:t xml:space="preserve"># 24,1 Típico trabalho júnior</w:t>
-      </w:r>
-    </w:p>
-    <w:p>
-      <w:pPr>
-        <w:numPr>
-          <w:ilvl w:val="0"/>
-          <w:numId w:val="1034"/>
-        </w:numPr>
-      </w:pPr>
-      <w:r>
-        <w:t xml:space="preserve">Manter escopo, ativo, obrigação, fornecedor, risco, controle, SoA, evidências, achados e registros de ação.</w:t>
-      </w:r>
-    </w:p>
-    <w:p>
-      <w:pPr>
-        <w:numPr>
-          <w:ilvl w:val="0"/>
-          <w:numId w:val="1034"/>
-        </w:numPr>
-      </w:pPr>
-      <w:r>
-        <w:t xml:space="preserve">Recolha provas sem alterar os registos e valide a integralidade.</w:t>
-      </w:r>
-    </w:p>
-    <w:p>
-      <w:pPr>
-        <w:numPr>
-          <w:ilvl w:val="0"/>
-          <w:numId w:val="1034"/>
-        </w:numPr>
-      </w:pPr>
-      <w:r>
-        <w:t xml:space="preserve">Mapa riscos e requisitos para controles, proprietários, procedimentos, sistemas e provas.</w:t>
-      </w:r>
-    </w:p>
-    <w:p>
-      <w:pPr>
-        <w:numPr>
-          <w:ilvl w:val="0"/>
-          <w:numId w:val="1034"/>
-        </w:numPr>
-      </w:pPr>
-      <w:r>
-        <w:t xml:space="preserve">Teste amostras de acesso, mudança, vulnerabilidade, incidente, backup, fornecedor, consciência, física e controles de continuidade.</w:t>
-      </w:r>
-    </w:p>
-    <w:p>
-      <w:pPr>
-        <w:numPr>
-          <w:ilvl w:val="0"/>
-          <w:numId w:val="1034"/>
-        </w:numPr>
-      </w:pPr>
-      <w:r>
-        <w:t xml:space="preserve">Apoiar auditorias internas, análises de gestão, métricas, ações corretivas e preparação de certificação.</w:t>
-      </w:r>
-    </w:p>
-    <w:p>
-      <w:pPr>
-        <w:numPr>
-          <w:ilvl w:val="0"/>
-          <w:numId w:val="1034"/>
-        </w:numPr>
-      </w:pPr>
-      <w:r>
-        <w:t xml:space="preserve">Escreva conclusões factuais e divulgue limitações de amostragem, escopo e provas.</w:t>
-      </w:r>
-    </w:p>
-    <w:p>
-      <w:pPr>
-        <w:numPr>
-          <w:ilvl w:val="0"/>
-          <w:numId w:val="1034"/>
-        </w:numPr>
-      </w:pPr>
-      <w:r>
-        <w:t xml:space="preserve">Proteger informações confidenciais e permanecer dentro da autorização.</w:t>
-      </w:r>
-    </w:p>
-    <w:bookmarkEnd w:id="102"/>
-    <w:bookmarkStart w:id="103" w:name="valor-dos-empregadores-de-competências"/>
+        <w:t xml:space="preserve">25. Laboratório Fictício e Portfólio</w:t>
+      </w:r>
+    </w:p>
+    <w:p>
+      <w:pPr>
+        <w:numPr>
+          <w:ilvl w:val="0"/>
+          <w:numId w:val="1035"/>
+        </w:numPr>
+        <w:pStyle w:val="Compact"/>
+      </w:pPr>
+      <w:r>
+        <w:t xml:space="preserve">Um ambiente de prática segura usando dados sintéticos e sistemas de laboratório autorizados.*</w:t>
+      </w:r>
+    </w:p>
+    <w:p>
+      <w:pPr>
+        <w:pStyle w:val="FirstParagraph"/>
+      </w:pPr>
+      <w:r>
+        <w:t xml:space="preserve">Regra do laboratório:** Use uma organização fictícia, dados sintéticos, sistemas isolados e ferramentas que você está autorizado a operar. Não afirme que um projeto de portfólio é uma certificação real ou auditoria do cliente. □</w:t>
+      </w:r>
+      <w:r>
+        <w:t xml:space="preserve"> </w:t>
+      </w:r>
+      <w:r>
+        <w:t xml:space="preserve">□—————————————————————————————————————————————————————————————————————————————————————————————————————–</w:t>
+      </w:r>
+    </w:p>
+    <w:p>
+      <w:pPr>
+        <w:numPr>
+          <w:ilvl w:val="0"/>
+          <w:numId w:val="1036"/>
+        </w:numPr>
+      </w:pPr>
+      <w:r>
+        <w:t xml:space="preserve">Criar uma empresa fictícia com dois produtos, um serviço de nuvem, uma força de trabalho remota, e três fornecedores.</w:t>
+      </w:r>
+    </w:p>
+    <w:p>
+      <w:pPr>
+        <w:numPr>
+          <w:ilvl w:val="0"/>
+          <w:numId w:val="1036"/>
+        </w:numPr>
+      </w:pPr>
+      <w:r>
+        <w:t xml:space="preserve">Escreva uma análise de contexto de uma página, registro do partido interessado, determinação da relevância do clima e declaração do escopo.</w:t>
+      </w:r>
+    </w:p>
+    <w:p>
+      <w:pPr>
+        <w:numPr>
+          <w:ilvl w:val="0"/>
+          <w:numId w:val="1036"/>
+        </w:numPr>
+      </w:pPr>
+      <w:r>
+        <w:t xml:space="preserve">Criar critérios de risco e um registro de risco de dez cenários com proprietários e decisões de tratamento.</w:t>
+      </w:r>
+    </w:p>
+    <w:p>
+      <w:pPr>
+        <w:numPr>
+          <w:ilvl w:val="0"/>
+          <w:numId w:val="1036"/>
+        </w:numPr>
+      </w:pPr>
+      <w:r>
+        <w:t xml:space="preserve">Criar um plano de tratamento e SoA que aborda todos os 93 controles Anexo A com justificativas concisas e estado de implementação honesto.</w:t>
+      </w:r>
+    </w:p>
+    <w:p>
+      <w:pPr>
+        <w:numPr>
+          <w:ilvl w:val="0"/>
+          <w:numId w:val="1036"/>
+        </w:numPr>
+      </w:pPr>
+      <w:r>
+        <w:t xml:space="preserve">Construa políticas de amostragem, procedimentos, objetivos, métricas, registros de ativos e fornecedores, registro de treinamento, registro de incidentes e exercício de continuidade.</w:t>
+      </w:r>
+    </w:p>
+    <w:p>
+      <w:pPr>
+        <w:numPr>
+          <w:ilvl w:val="0"/>
+          <w:numId w:val="1036"/>
+        </w:numPr>
+      </w:pPr>
+      <w:r>
+        <w:t xml:space="preserve">Use algumas ferramentas de código aberto em laboratórios isolados e capturar escopo, configuração, resultados, validação, remediação e evidências de reteste.</w:t>
+      </w:r>
+    </w:p>
+    <w:p>
+      <w:pPr>
+        <w:numPr>
+          <w:ilvl w:val="0"/>
+          <w:numId w:val="1036"/>
+        </w:numPr>
+      </w:pPr>
+      <w:r>
+        <w:t xml:space="preserve">Projete e execute um plano de auditoria interna contra cláusulas e controles selecionados.</w:t>
+      </w:r>
+    </w:p>
+    <w:p>
+      <w:pPr>
+        <w:numPr>
+          <w:ilvl w:val="0"/>
+          <w:numId w:val="1036"/>
+        </w:numPr>
+      </w:pPr>
+      <w:r>
+        <w:t xml:space="preserve">Escreva duas não conformidades, registros de causa raiz, ações corretivas e testes de eficácia.</w:t>
+      </w:r>
+    </w:p>
+    <w:p>
+      <w:pPr>
+        <w:numPr>
+          <w:ilvl w:val="0"/>
+          <w:numId w:val="1036"/>
+        </w:numPr>
+      </w:pPr>
+      <w:r>
+        <w:t xml:space="preserve">Crie minutos de gerenciamento-revisão mostrando entradas, decisões, proprietários, recursos e prazos.</w:t>
+      </w:r>
+    </w:p>
+    <w:p>
+      <w:pPr>
+        <w:numPr>
+          <w:ilvl w:val="0"/>
+          <w:numId w:val="1036"/>
+        </w:numPr>
+      </w:pPr>
+      <w:r>
+        <w:t xml:space="preserve">Publique somente artefatos sintéticos e higienizados, com uma declaração clara de limitações.</w:t>
+      </w:r>
+    </w:p>
+    <w:p>
+      <w:pPr>
+        <w:pStyle w:val="FirstParagraph"/>
+      </w:pPr>
+      <w:r>
+        <w:t xml:space="preserve">O artefato de Portfólio** O que demonstra**</w:t>
+      </w:r>
+      <w:r>
+        <w:t xml:space="preserve"> </w:t>
+      </w:r>
+      <w:r>
+        <w:t xml:space="preserve">□——————————————————————————————————————</w:t>
+      </w:r>
+      <w:r>
+        <w:t xml:space="preserve"> </w:t>
+      </w:r>
+      <w:r>
+        <w:t xml:space="preserve">Contexto, partidos, escopo . Cláusula 4 raciocínio e limites .</w:t>
+      </w:r>
+      <w:r>
+        <w:t xml:space="preserve"> </w:t>
+      </w:r>
+      <w:r>
+        <w:t xml:space="preserve">• Método de risco, registo, tratamento</w:t>
+      </w:r>
+      <w:r>
+        <w:t xml:space="preserve"> </w:t>
+      </w:r>
+      <w:r>
+        <w:t xml:space="preserve">□ Declaração de aplicabilidade</w:t>
+      </w:r>
+      <w:r>
+        <w:t xml:space="preserve"> </w:t>
+      </w:r>
+      <w:r>
+        <w:t xml:space="preserve">□ Controle papel de teste □ Evidência, amostragem, exceção e conclusão</w:t>
+      </w:r>
+      <w:r>
+        <w:t xml:space="preserve"> </w:t>
+      </w:r>
+      <w:r>
+        <w:t xml:space="preserve">Programa, plano, critérios, relatório e acompanhamento</w:t>
+      </w:r>
+      <w:r>
+        <w:t xml:space="preserve"> </w:t>
+      </w:r>
+      <w:r>
+        <w:t xml:space="preserve">□ Minutos de análise de gestão</w:t>
+      </w:r>
+      <w:r>
+        <w:t xml:space="preserve"> </w:t>
+      </w:r>
+      <w:r>
+        <w:t xml:space="preserve">• Registo de acção correctiva</w:t>
+      </w:r>
+      <w:r>
+        <w:t xml:space="preserve"> </w:t>
+      </w:r>
+      <w:r>
+        <w:t xml:space="preserve">O Memorando de evidência da ferramenta O Alfabetismo técnico e limitações</w:t>
+      </w:r>
+    </w:p>
+    <w:bookmarkEnd w:id="131"/>
+    <w:bookmarkStart w:id="133" w:name="plano-de-aprendizagem-de-trinta-dias"/>
     <w:p>
       <w:pPr>
         <w:pStyle w:val="Heading1"/>
       </w:pPr>
       <w:r>
-        <w:t xml:space="preserve"># 24.2 Valor dos empregadores de competências</w:t>
+        <w:t xml:space="preserve">26. Plano de Aprendizagem de Trinta Dias</w:t>
+      </w:r>
+    </w:p>
+    <w:p>
+      <w:pPr>
+        <w:numPr>
+          <w:ilvl w:val="0"/>
+          <w:numId w:val="1037"/>
+        </w:numPr>
+      </w:pPr>
+      <w:r>
+        <w:t xml:space="preserve">Uma programação focada para a construção de capacidade de nível júnior útil.*</w:t>
+      </w:r>
+    </w:p>
+    <w:p>
+      <w:pPr>
+        <w:numPr>
+          <w:ilvl w:val="0"/>
+          <w:numId w:val="1037"/>
+        </w:numPr>
+        <w:pStyle w:val="Heading2"/>
+      </w:pPr>
+      <w:bookmarkStart w:id="132" w:name="dias-foco-entrega"/>
+      <w:r>
+        <w:t xml:space="preserve">Dias** * Foco** * Entrega**</w:t>
+      </w:r>
+      <w:bookmarkEnd w:id="132"/>
+    </w:p>
+    <w:p>
+      <w:pPr>
+        <w:numPr>
+          <w:ilvl w:val="0"/>
+          <w:numId w:val="1000"/>
+        </w:numPr>
+      </w:pPr>
+      <w:r>
+        <w:t xml:space="preserve">1–5 ISMS, CIA, cláusulas, ISO 27001/27002 relação, âmbito de aplicação</w:t>
+      </w:r>
+      <w:r>
+        <w:t xml:space="preserve"> </w:t>
+      </w:r>
+      <w:r>
+        <w:t xml:space="preserve">• 6–10 • Critérios de risco, cenários, avaliação, tratamento, aceitação</w:t>
+      </w:r>
+      <w:r>
+        <w:t xml:space="preserve"> </w:t>
+      </w:r>
+      <w:r>
+        <w:t xml:space="preserve">Os temas do Anexo A e a Declaração de Aplicabilidade</w:t>
+      </w:r>
+      <w:r>
+        <w:t xml:space="preserve"> </w:t>
+      </w:r>
+      <w:r>
+        <w:t xml:space="preserve">15–18 Políticas, competência, comunicação, controle de documentos, operações</w:t>
+      </w:r>
+      <w:r>
+        <w:t xml:space="preserve"> </w:t>
+      </w:r>
+      <w:r>
+        <w:t xml:space="preserve">□ 19–22 □ Métricas, monitorização, auditoria interna, revisão da gestão</w:t>
+      </w:r>
+      <w:r>
+        <w:t xml:space="preserve"> </w:t>
+      </w:r>
+      <w:r>
+        <w:t xml:space="preserve">23–25; Não conformidade, causa raiz, ação corretiva, melhoria; Dois registros de achados e ação corretiva;</w:t>
+      </w:r>
+      <w:r>
+        <w:t xml:space="preserve"> </w:t>
+      </w:r>
+      <w:r>
+        <w:t xml:space="preserve">26–28 Laboratórios de ferramentas de código aberto autorizados Dois memorandos de evidência e reteste</w:t>
+      </w:r>
+      <w:r>
+        <w:t xml:space="preserve"> </w:t>
+      </w:r>
+      <w:r>
+        <w:t xml:space="preserve">29–30 □ Limpeza e prática de entrevista de carteiras</w:t>
+      </w:r>
+    </w:p>
+    <w:bookmarkEnd w:id="133"/>
+    <w:bookmarkStart w:id="135" w:name="preparação-da-entrevista"/>
+    <w:p>
+      <w:pPr>
+        <w:pStyle w:val="Heading1"/>
+      </w:pPr>
+      <w:r>
+        <w:t xml:space="preserve">27. Preparação da entrevista</w:t>
+      </w:r>
+    </w:p>
+    <w:p>
+      <w:pPr>
+        <w:numPr>
+          <w:ilvl w:val="0"/>
+          <w:numId w:val="1038"/>
+        </w:numPr>
+        <w:pStyle w:val="Compact"/>
+      </w:pPr>
+      <w:r>
+        <w:t xml:space="preserve">Respostas claras, cenários práticos e perguntas para o empregador.*</w:t>
+      </w:r>
+    </w:p>
+    <w:bookmarkStart w:id="134" w:name="o-que-é-um-isms"/>
+    <w:p>
+      <w:pPr>
+        <w:pStyle w:val="Heading2"/>
+      </w:pPr>
+      <w:r>
+        <w:t xml:space="preserve">27.1 O que é um ISMS?</w:t>
       </w:r>
     </w:p>
     <w:p>
@@ -5257,77 +6064,460 @@
         <w:pStyle w:val="FirstParagraph"/>
       </w:pPr>
       <w:r>
-        <w:t xml:space="preserve">Competência** Prova**</w:t>
-      </w:r>
-      <w:r>
-        <w:t xml:space="preserve"> </w:t>
-      </w:r>
-      <w:r>
-        <w:t xml:space="preserve">—————————————————————————————————————– (———————————————————————————————————————————————————————————-</w:t>
-      </w:r>
-      <w:r>
-        <w:t xml:space="preserve"> </w:t>
-      </w:r>
-      <w:r>
-        <w:t xml:space="preserve">Os conceitos do ISMS explicam as cláusulas 4–10 e a melhoria contínua</w:t>
-      </w:r>
-      <w:r>
-        <w:t xml:space="preserve"> </w:t>
-      </w:r>
-      <w:r>
-        <w:t xml:space="preserve">• Risco • Criar um plano de registo e tratamento consistente</w:t>
-      </w:r>
-      <w:r>
-        <w:t xml:space="preserve"> </w:t>
-      </w:r>
-      <w:r>
-        <w:t xml:space="preserve">(SoA) Justifique seleções, exclusões, status e evidências ,</w:t>
-      </w:r>
-      <w:r>
-        <w:t xml:space="preserve"> </w:t>
-      </w:r>
-      <w:r>
-        <w:t xml:space="preserve">• Teste de evidência; Defina populações, amostras, procedimentos, exceções e retestes;</w:t>
-      </w:r>
-      <w:r>
-        <w:t xml:space="preserve"> </w:t>
-      </w:r>
-      <w:r>
-        <w:t xml:space="preserve">□ Alfabetização técnica; Interpretar identidade, nuvem, registro, vulnerabilidade, backup e evidência de configuração;</w:t>
-      </w:r>
-      <w:r>
-        <w:t xml:space="preserve"> </w:t>
-      </w:r>
-      <w:r>
-        <w:t xml:space="preserve">• Comunicação • Escrever conclusões concisas, acções e resumos de gestão</w:t>
-      </w:r>
-      <w:r>
-        <w:t xml:space="preserve"> </w:t>
-      </w:r>
-      <w:r>
-        <w:t xml:space="preserve">Ético Use dados sintéticos, sistemas autorizados e alegações honestas</w:t>
-      </w:r>
-    </w:p>
-    <w:bookmarkEnd w:id="103"/>
-    <w:bookmarkStart w:id="104" w:name="laboratório-fictício-e-portfólio"/>
+        <w:t xml:space="preserve">Um sistema de gestão para controlar o risco de segurança da informação através de liderança, planejamento, operação, avaliação e melhoria contínua.</w:t>
+      </w:r>
+    </w:p>
+    <w:bookmarkEnd w:id="134"/>
+    <w:bookmarkEnd w:id="135"/>
+    <w:bookmarkStart w:id="136" w:name="iso-27001-versus-27002"/>
     <w:p>
       <w:pPr>
         <w:pStyle w:val="Heading1"/>
       </w:pPr>
       <w:r>
-        <w:t xml:space="preserve">25. Laboratório Fictício e Portfólio</w:t>
-      </w:r>
-    </w:p>
-    <w:p>
-      <w:pPr>
-        <w:numPr>
-          <w:ilvl w:val="0"/>
-          <w:numId w:val="1035"/>
+        <w:t xml:space="preserve"># 27,2 ISO 27001 versus 27002?</w:t>
+      </w:r>
+    </w:p>
+    <w:p>
+      <w:pPr>
+        <w:pStyle w:val="FirstParagraph"/>
+      </w:pPr>
+      <w:r>
+        <w:t xml:space="preserve">27001 contém requisitos ISMS certificados; 27002 fornece orientação de controle detalhada e não é em si uma norma de certificação.</w:t>
+      </w:r>
+    </w:p>
+    <w:bookmarkEnd w:id="136"/>
+    <w:bookmarkStart w:id="138" w:name="o-que-é-o-soa"/>
+    <w:p>
+      <w:pPr>
+        <w:pStyle w:val="Heading1"/>
+      </w:pPr>
+      <w:r>
+        <w:t xml:space="preserve"># 27.3 O que é o SoA?</w:t>
+      </w:r>
+    </w:p>
+    <w:p>
+      <w:pPr>
+        <w:pStyle w:val="FirstParagraph"/>
+      </w:pPr>
+      <w:r>
+        <w:t xml:space="preserve">Um registo controlado dos controlos necessários, a justificação da inclusão ou exclusão no anexo A e o estado de execução, ligados ao tratamento e às provas.</w:t>
+      </w:r>
+    </w:p>
+    <w:bookmarkStart w:id="137" w:name="Xd7a94282af627341903619724c786ba476635e4"/>
+    <w:p>
+      <w:pPr>
+        <w:pStyle w:val="Heading2"/>
+      </w:pPr>
+      <w:r>
+        <w:t xml:space="preserve">27.4 Todos os controles do Anexo A são obrigatórios?</w:t>
+      </w:r>
+    </w:p>
+    <w:p>
+      <w:pPr>
+        <w:pStyle w:val="FirstParagraph"/>
+      </w:pPr>
+      <w:r>
+        <w:t xml:space="preserve">A organização deve utilizar o anexo A como verificação de referência e justificar as decisões. Controles necessários seguem tratamento de risco e obrigações; outros controles também podem ser necessários.</w:t>
+      </w:r>
+    </w:p>
+    <w:bookmarkEnd w:id="137"/>
+    <w:bookmarkEnd w:id="138"/>
+    <w:bookmarkStart w:id="139" w:name="como-se-testa-um-controle"/>
+    <w:p>
+      <w:pPr>
+        <w:pStyle w:val="Heading1"/>
+      </w:pPr>
+      <w:r>
+        <w:t xml:space="preserve"># 27.5 Como se testa um controle?</w:t>
+      </w:r>
+    </w:p>
+    <w:p>
+      <w:pPr>
+        <w:pStyle w:val="FirstParagraph"/>
+      </w:pPr>
+      <w:r>
+        <w:t xml:space="preserve">Defina critérios e escopo, valide a população, amostra por risco, inspecione e reperforme evidências, exceções documentais e correção de reteste.</w:t>
+      </w:r>
+    </w:p>
+    <w:bookmarkEnd w:id="139"/>
+    <w:bookmarkStart w:id="140" w:name="o-que-é-uma-não-conformidade"/>
+    <w:p>
+      <w:pPr>
+        <w:pStyle w:val="Heading1"/>
+      </w:pPr>
+      <w:r>
+        <w:t xml:space="preserve"># 27.6 O que é uma não conformidade?</w:t>
+      </w:r>
+    </w:p>
+    <w:p>
+      <w:pPr>
+        <w:pStyle w:val="FirstParagraph"/>
+      </w:pPr>
+      <w:r>
+        <w:t xml:space="preserve">Falha em cumprir uma exigência. Requer correção, avaliação, ação adequada e revisão de efetividade.</w:t>
+      </w:r>
+    </w:p>
+    <w:bookmarkEnd w:id="140"/>
+    <w:bookmarkStart w:id="141" w:name="o-que-mudou-em-2024"/>
+    <w:p>
+      <w:pPr>
+        <w:pStyle w:val="Heading1"/>
+      </w:pPr>
+      <w:r>
+        <w:t xml:space="preserve"># 27.7 O que mudou em 2024?</w:t>
+      </w:r>
+    </w:p>
+    <w:p>
+      <w:pPr>
+        <w:pStyle w:val="FirstParagraph"/>
+      </w:pPr>
+      <w:r>
+        <w:t xml:space="preserve">A alteração exige uma consideração explícita da relevância das alterações climáticas no contexto e observa que as partes interessadas podem ter requisitos relacionados com o clima.</w:t>
+      </w:r>
+    </w:p>
+    <w:bookmarkEnd w:id="141"/>
+    <w:bookmarkStart w:id="142" w:name="X6af7a3d625a0b1807a794f98499926755a55a0d"/>
+    <w:p>
+      <w:pPr>
+        <w:pStyle w:val="Heading1"/>
+      </w:pPr>
+      <w:r>
+        <w:t xml:space="preserve"># 27.8 O que pode um analista júnior concluir com segurança?</w:t>
+      </w:r>
+    </w:p>
+    <w:p>
+      <w:pPr>
+        <w:pStyle w:val="FirstParagraph"/>
+      </w:pPr>
+      <w:r>
+        <w:t xml:space="preserve">Factos estatais apoiados por elementos de prova e âmbito definidos, divulgar limitações e evitar reclamar a autoridade de auditoria ou certificação.</w:t>
+      </w:r>
+    </w:p>
+    <w:bookmarkEnd w:id="142"/>
+    <w:bookmarkStart w:id="143" w:name="perguntas-para-perguntar-ao-empregador"/>
+    <w:p>
+      <w:pPr>
+        <w:pStyle w:val="Heading1"/>
+      </w:pPr>
+      <w:r>
+        <w:t xml:space="preserve"># 27.9 Perguntas para perguntar ao empregador</w:t>
+      </w:r>
+    </w:p>
+    <w:p>
+      <w:pPr>
+        <w:numPr>
+          <w:ilvl w:val="0"/>
+          <w:numId w:val="1039"/>
+        </w:numPr>
+      </w:pPr>
+      <w:r>
+        <w:t xml:space="preserve">Qual é o escopo ISMS certificado ou pretendido?</w:t>
+      </w:r>
+    </w:p>
+    <w:p>
+      <w:pPr>
+        <w:numPr>
+          <w:ilvl w:val="0"/>
+          <w:numId w:val="1039"/>
+        </w:numPr>
+      </w:pPr>
+      <w:r>
+        <w:t xml:space="preserve">Quem é o dono da aceitação do risco e do SoA?</w:t>
+      </w:r>
+    </w:p>
+    <w:p>
+      <w:pPr>
+        <w:numPr>
+          <w:ilvl w:val="0"/>
+          <w:numId w:val="1039"/>
+        </w:numPr>
+      </w:pPr>
+      <w:r>
+        <w:t xml:space="preserve">Como as populações de evidência são produzidas e validadas?</w:t>
+      </w:r>
+    </w:p>
+    <w:p>
+      <w:pPr>
+        <w:numPr>
+          <w:ilvl w:val="0"/>
+          <w:numId w:val="1039"/>
+        </w:numPr>
+      </w:pPr>
+      <w:r>
+        <w:t xml:space="preserve">Que sistemas gerem riscos, controlos, fornecedores, resultados e medidas correctivas?</w:t>
+      </w:r>
+    </w:p>
+    <w:p>
+      <w:pPr>
+        <w:numPr>
+          <w:ilvl w:val="0"/>
+          <w:numId w:val="1039"/>
+        </w:numPr>
+      </w:pPr>
+      <w:r>
+        <w:t xml:space="preserve">Como é mantida a independência do auditor interno?</w:t>
+      </w:r>
+    </w:p>
+    <w:p>
+      <w:pPr>
+        <w:numPr>
+          <w:ilvl w:val="0"/>
+          <w:numId w:val="1039"/>
+        </w:numPr>
+      </w:pPr>
+      <w:r>
+        <w:t xml:space="preserve">Com que equipas técnicas trabalhará este papel?</w:t>
+      </w:r>
+    </w:p>
+    <w:p>
+      <w:pPr>
+        <w:numPr>
+          <w:ilvl w:val="0"/>
+          <w:numId w:val="1039"/>
+        </w:numPr>
+      </w:pPr>
+      <w:r>
+        <w:t xml:space="preserve">Como as conclusões júnior são revistas e treinadas?</w:t>
+      </w:r>
+    </w:p>
+    <w:bookmarkEnd w:id="143"/>
+    <w:bookmarkStart w:id="144" w:name="modelos-glossário-índice-e-referências"/>
+    <w:p>
+      <w:pPr>
+        <w:pStyle w:val="Heading1"/>
+      </w:pPr>
+      <w:r>
+        <w:t xml:space="preserve">28. Modelos, Glossário, Índice e Referências</w:t>
+      </w:r>
+    </w:p>
+    <w:p>
+      <w:pPr>
+        <w:numPr>
+          <w:ilvl w:val="0"/>
+          <w:numId w:val="1040"/>
         </w:numPr>
         <w:pStyle w:val="Compact"/>
       </w:pPr>
       <w:r>
-        <w:t xml:space="preserve">Um ambiente de prática segura usando dados sintéticos e sistemas de laboratório autorizados.*</w:t>
+        <w:t xml:space="preserve">Estruturas de trabalho reutilizáveis, termos importantes e pontos de partida autoritários.*</w:t>
+      </w:r>
+    </w:p>
+    <w:bookmarkEnd w:id="144"/>
+    <w:bookmarkStart w:id="146" w:name="registro-de-risco-mínimo"/>
+    <w:p>
+      <w:pPr>
+        <w:pStyle w:val="Heading1"/>
+      </w:pPr>
+      <w:r>
+        <w:t xml:space="preserve"># 28.1 Registro de risco mínimo</w:t>
+      </w:r>
+    </w:p>
+    <w:p>
+      <w:pPr>
+        <w:numPr>
+          <w:ilvl w:val="0"/>
+          <w:numId w:val="1041"/>
+        </w:numPr>
+        <w:pStyle w:val="Heading2"/>
+      </w:pPr>
+      <w:bookmarkStart w:id="145" w:name="campo-entrada"/>
+      <w:r>
+        <w:t xml:space="preserve">Campo** * Entrada**</w:t>
+      </w:r>
+      <w:bookmarkEnd w:id="145"/>
+    </w:p>
+    <w:p>
+      <w:pPr>
+        <w:numPr>
+          <w:ilvl w:val="0"/>
+          <w:numId w:val="1000"/>
+        </w:numPr>
+        <w:pStyle w:val="Compact"/>
+      </w:pPr>
+      <w:r>
+        <w:t xml:space="preserve">ID de risco e proprietário</w:t>
+      </w:r>
+      <w:r>
+        <w:t xml:space="preserve"> </w:t>
+      </w:r>
+      <w:r>
+        <w:t xml:space="preserve">Objectivo / activo</w:t>
+      </w:r>
+      <w:r>
+        <w:t xml:space="preserve"> </w:t>
+      </w:r>
+      <w:r>
+        <w:t xml:space="preserve">“</w:t>
+      </w:r>
+      <w:r>
+        <w:t xml:space="preserve">Evento e condição de ameaça</w:t>
+      </w:r>
+      <w:r>
+        <w:t xml:space="preserve">”</w:t>
+      </w:r>
+      <w:r>
+        <w:t xml:space="preserve"> </w:t>
+      </w:r>
+      <w:r>
+        <w:t xml:space="preserve">Consequências</w:t>
+      </w:r>
+      <w:r>
+        <w:t xml:space="preserve"> </w:t>
+      </w:r>
+      <w:r>
+        <w:t xml:space="preserve">Controlos existentes</w:t>
+      </w:r>
+    </w:p>
+    <w:p>
+      <w:pPr>
+        <w:numPr>
+          <w:ilvl w:val="0"/>
+          <w:numId w:val="1041"/>
+        </w:numPr>
+        <w:pStyle w:val="Compact"/>
+      </w:pPr>
+      <w:r>
+        <w:t xml:space="preserve">Litígio e impacto</w:t>
+      </w:r>
+      <w:r>
+        <w:t xml:space="preserve"> </w:t>
+      </w:r>
+      <w:r>
+        <w:t xml:space="preserve">O risco actual</w:t>
+      </w:r>
+      <w:r>
+        <w:t xml:space="preserve"> </w:t>
+      </w:r>
+      <w:r>
+        <w:t xml:space="preserve">O titular do tratamento e da acção □                                 </w:t>
+      </w:r>
+      <w:r>
+        <w:t xml:space="preserve"> </w:t>
+      </w:r>
+      <w:r>
+        <w:t xml:space="preserve">Risco residual e aceitação</w:t>
+      </w:r>
+      <w:r>
+        <w:t xml:space="preserve"> </w:t>
+      </w:r>
+      <w:r>
+        <w:t xml:space="preserve">Data de revisão</w:t>
+      </w:r>
+    </w:p>
+    <w:bookmarkEnd w:id="146"/>
+    <w:bookmarkStart w:id="148" w:name="papel-de-teste-de-controle"/>
+    <w:p>
+      <w:pPr>
+        <w:pStyle w:val="Heading1"/>
+      </w:pPr>
+      <w:r>
+        <w:t xml:space="preserve"># 28.2 Papel de teste de controle</w:t>
+      </w:r>
+    </w:p>
+    <w:p>
+      <w:pPr>
+        <w:numPr>
+          <w:ilvl w:val="0"/>
+          <w:numId w:val="1042"/>
+        </w:numPr>
+        <w:pStyle w:val="Heading2"/>
+      </w:pPr>
+      <w:bookmarkStart w:id="147" w:name="campo-entrada-1"/>
+      <w:r>
+        <w:t xml:space="preserve">Campo** * Entrada**</w:t>
+      </w:r>
+      <w:bookmarkEnd w:id="147"/>
+    </w:p>
+    <w:p>
+      <w:pPr>
+        <w:numPr>
+          <w:ilvl w:val="0"/>
+          <w:numId w:val="1000"/>
+        </w:numPr>
+        <w:pStyle w:val="Compact"/>
+      </w:pPr>
+      <w:r>
+        <w:t xml:space="preserve">• Critérios e controlo</w:t>
+      </w:r>
+      <w:r>
+        <w:t xml:space="preserve"> </w:t>
+      </w:r>
+      <w:r>
+        <w:t xml:space="preserve">Âmbito de aplicação e período</w:t>
+      </w:r>
+      <w:r>
+        <w:t xml:space="preserve"> </w:t>
+      </w:r>
+      <w:r>
+        <w:t xml:space="preserve">• Proprietário e sistemas</w:t>
+      </w:r>
+      <w:r>
+        <w:t xml:space="preserve"> </w:t>
+      </w:r>
+      <w:r>
+        <w:t xml:space="preserve">• Verificação da população e da completude</w:t>
+      </w:r>
+      <w:r>
+        <w:t xml:space="preserve"> </w:t>
+      </w:r>
+      <w:r>
+        <w:t xml:space="preserve">Exemplo e justificação</w:t>
+      </w:r>
+      <w:r>
+        <w:t xml:space="preserve"> </w:t>
+      </w:r>
+      <w:r>
+        <w:t xml:space="preserve">Procedimento realizado</w:t>
+      </w:r>
+      <w:r>
+        <w:t xml:space="preserve"> </w:t>
+      </w:r>
+      <w:r>
+        <w:t xml:space="preserve">• Provas inspeccionadas</w:t>
+      </w:r>
+      <w:r>
+        <w:t xml:space="preserve"> </w:t>
+      </w:r>
+      <w:r>
+        <w:t xml:space="preserve">Excepções</w:t>
+      </w:r>
+      <w:r>
+        <w:t xml:space="preserve"> </w:t>
+      </w:r>
+      <w:r>
+        <w:t xml:space="preserve">Conclusão e limitação</w:t>
+      </w:r>
+    </w:p>
+    <w:p>
+      <w:pPr>
+        <w:numPr>
+          <w:ilvl w:val="0"/>
+          <w:numId w:val="1042"/>
+        </w:numPr>
+        <w:pStyle w:val="Compact"/>
+      </w:pPr>
+      <w:r>
+        <w:t xml:space="preserve">Correcção e reteste</w:t>
+      </w:r>
+    </w:p>
+    <w:bookmarkEnd w:id="148"/>
+    <w:bookmarkStart w:id="150" w:name="glossário"/>
+    <w:p>
+      <w:pPr>
+        <w:pStyle w:val="Heading1"/>
+      </w:pPr>
+      <w:r>
+        <w:t xml:space="preserve"># 28.3 Glossário</w:t>
+      </w:r>
+    </w:p>
+    <w:bookmarkStart w:id="149" w:name="section-2"/>
+    <w:p>
+      <w:pPr>
+        <w:pStyle w:val="Heading2"/>
+      </w:pPr>
+      <w:r>
+        <w:t xml:space="preserve">* ** ** ** ** ** ** **</w:t>
       </w:r>
     </w:p>
     <w:p>
@@ -5335,859 +6525,93 @@
         <w:pStyle w:val="FirstParagraph"/>
       </w:pPr>
       <w:r>
-        <w:t xml:space="preserve">Regra do laboratório:** Use uma organização fictícia, dados sintéticos, sistemas isolados e ferramentas que você está autorizado a operar. Não afirme que um projeto de portfólio é uma certificação real ou auditoria do cliente. □</w:t>
-      </w:r>
-      <w:r>
-        <w:t xml:space="preserve"> </w:t>
-      </w:r>
-      <w:r>
-        <w:t xml:space="preserve">□—————————————————————————————————————————————————————————————————————————————————————————————————————–</w:t>
-      </w:r>
-    </w:p>
-    <w:p>
-      <w:pPr>
-        <w:numPr>
-          <w:ilvl w:val="0"/>
-          <w:numId w:val="1036"/>
-        </w:numPr>
-      </w:pPr>
-      <w:r>
-        <w:t xml:space="preserve">Criar uma empresa fictícia com dois produtos, um serviço de nuvem, uma força de trabalho remota, e três fornecedores.</w:t>
-      </w:r>
-    </w:p>
-    <w:p>
-      <w:pPr>
-        <w:numPr>
-          <w:ilvl w:val="0"/>
-          <w:numId w:val="1036"/>
-        </w:numPr>
-      </w:pPr>
-      <w:r>
-        <w:t xml:space="preserve">Escreva uma análise de contexto de uma página, registro do partido interessado, determinação da relevância do clima e declaração do escopo.</w:t>
-      </w:r>
-    </w:p>
-    <w:p>
-      <w:pPr>
-        <w:numPr>
-          <w:ilvl w:val="0"/>
-          <w:numId w:val="1036"/>
-        </w:numPr>
-      </w:pPr>
-      <w:r>
-        <w:t xml:space="preserve">Criar critérios de risco e um registro de risco de dez cenários com proprietários e decisões de tratamento.</w:t>
-      </w:r>
-    </w:p>
-    <w:p>
-      <w:pPr>
-        <w:numPr>
-          <w:ilvl w:val="0"/>
-          <w:numId w:val="1036"/>
-        </w:numPr>
-      </w:pPr>
-      <w:r>
-        <w:t xml:space="preserve">Criar um plano de tratamento e SoA que aborda todos os 93 controles Anexo A com justificativas concisas e estado de implementação honesto.</w:t>
-      </w:r>
-    </w:p>
-    <w:p>
-      <w:pPr>
-        <w:numPr>
-          <w:ilvl w:val="0"/>
-          <w:numId w:val="1036"/>
-        </w:numPr>
-      </w:pPr>
-      <w:r>
-        <w:t xml:space="preserve">Construa políticas de amostragem, procedimentos, objetivos, métricas, registros de ativos e fornecedores, registro de treinamento, registro de incidentes e exercício de continuidade.</w:t>
-      </w:r>
-    </w:p>
-    <w:p>
-      <w:pPr>
-        <w:numPr>
-          <w:ilvl w:val="0"/>
-          <w:numId w:val="1036"/>
-        </w:numPr>
-      </w:pPr>
-      <w:r>
-        <w:t xml:space="preserve">Use algumas ferramentas de código aberto em laboratórios isolados e capturar escopo, configuração, resultados, validação, remediação e evidências de reteste.</w:t>
-      </w:r>
-    </w:p>
-    <w:p>
-      <w:pPr>
-        <w:numPr>
-          <w:ilvl w:val="0"/>
-          <w:numId w:val="1036"/>
-        </w:numPr>
-      </w:pPr>
-      <w:r>
-        <w:t xml:space="preserve">Projete e execute um plano de auditoria interna contra cláusulas e controles selecionados.</w:t>
-      </w:r>
-    </w:p>
-    <w:p>
-      <w:pPr>
-        <w:numPr>
-          <w:ilvl w:val="0"/>
-          <w:numId w:val="1036"/>
-        </w:numPr>
-      </w:pPr>
-      <w:r>
-        <w:t xml:space="preserve">Escreva duas não conformidades, registros de causa raiz, ações corretivas e testes de eficácia.</w:t>
-      </w:r>
-    </w:p>
-    <w:p>
-      <w:pPr>
-        <w:numPr>
-          <w:ilvl w:val="0"/>
-          <w:numId w:val="1036"/>
-        </w:numPr>
-      </w:pPr>
-      <w:r>
-        <w:t xml:space="preserve">Crie minutos de gerenciamento-revisão mostrando entradas, decisões, proprietários, recursos e prazos.</w:t>
-      </w:r>
-    </w:p>
-    <w:p>
-      <w:pPr>
-        <w:numPr>
-          <w:ilvl w:val="0"/>
-          <w:numId w:val="1036"/>
-        </w:numPr>
-      </w:pPr>
-      <w:r>
-        <w:t xml:space="preserve">Publique somente artefatos sintéticos e higienizados, com uma declaração clara de limitações.</w:t>
-      </w:r>
-    </w:p>
-    <w:p>
-      <w:pPr>
-        <w:pStyle w:val="FirstParagraph"/>
-      </w:pPr>
-      <w:r>
-        <w:t xml:space="preserve">O artefato de Portfólio** O que demonstra**</w:t>
-      </w:r>
-      <w:r>
-        <w:t xml:space="preserve"> </w:t>
-      </w:r>
-      <w:r>
-        <w:t xml:space="preserve">□——————————————————————————————————————</w:t>
-      </w:r>
-      <w:r>
-        <w:t xml:space="preserve"> </w:t>
-      </w:r>
-      <w:r>
-        <w:t xml:space="preserve">Contexto, partidos, escopo . Cláusula 4 raciocínio e limites .</w:t>
-      </w:r>
-      <w:r>
-        <w:t xml:space="preserve"> </w:t>
-      </w:r>
-      <w:r>
-        <w:t xml:space="preserve">• Método de risco, registo, tratamento</w:t>
-      </w:r>
-      <w:r>
-        <w:t xml:space="preserve"> </w:t>
-      </w:r>
-      <w:r>
-        <w:t xml:space="preserve">□ Declaração de aplicabilidade</w:t>
-      </w:r>
-      <w:r>
-        <w:t xml:space="preserve"> </w:t>
-      </w:r>
-      <w:r>
-        <w:t xml:space="preserve">□ Controle papel de teste □ Evidência, amostragem, exceção e conclusão</w:t>
-      </w:r>
-      <w:r>
-        <w:t xml:space="preserve"> </w:t>
-      </w:r>
-      <w:r>
-        <w:t xml:space="preserve">Programa, plano, critérios, relatório e acompanhamento</w:t>
-      </w:r>
-      <w:r>
-        <w:t xml:space="preserve"> </w:t>
-      </w:r>
-      <w:r>
-        <w:t xml:space="preserve">□ Minutos de análise de gestão</w:t>
-      </w:r>
-      <w:r>
-        <w:t xml:space="preserve"> </w:t>
-      </w:r>
-      <w:r>
-        <w:t xml:space="preserve">• Registo de acção correctiva</w:t>
-      </w:r>
-      <w:r>
-        <w:t xml:space="preserve"> </w:t>
-      </w:r>
-      <w:r>
-        <w:t xml:space="preserve">O Memorando de evidência da ferramenta O Alfabetismo técnico e limitações</w:t>
-      </w:r>
-    </w:p>
-    <w:bookmarkEnd w:id="104"/>
-    <w:bookmarkStart w:id="106" w:name="plano-de-aprendizagem-de-trinta-dias"/>
+        <w:t xml:space="preserve">• Anexo A • Conjunto de referência de 93 controlos de segurança da informação em ISO/IEC 27001:2022.</w:t>
+      </w:r>
+      <w:r>
+        <w:t xml:space="preserve"> </w:t>
+      </w:r>
+      <w:r>
+        <w:t xml:space="preserve">. CIA . . Confidencialidade, integridade e disponibilidade.</w:t>
+      </w:r>
+      <w:r>
+        <w:t xml:space="preserve"> </w:t>
+      </w:r>
+      <w:r>
+        <w:t xml:space="preserve">O cumprimento de uma exigência.</w:t>
+      </w:r>
+      <w:r>
+        <w:t xml:space="preserve"> </w:t>
+      </w:r>
+      <w:r>
+        <w:t xml:space="preserve">□ Controle □ Medida que modifica ou mantém o risco.</w:t>
+      </w:r>
+      <w:r>
+        <w:t xml:space="preserve"> </w:t>
+      </w:r>
+      <w:r>
+        <w:t xml:space="preserve">- Acção correctiva - Acção que aborda a causa de uma não conformidade para prevenir a recorrência.</w:t>
+      </w:r>
+      <w:r>
+        <w:t xml:space="preserve"> </w:t>
+      </w:r>
+      <w:r>
+        <w:t xml:space="preserve">Informações documentadas A organização deve controlar e manter ou reter.</w:t>
+      </w:r>
+      <w:r>
+        <w:t xml:space="preserve"> </w:t>
+      </w:r>
+      <w:r>
+        <w:t xml:space="preserve">□ Parte interessada; Pessoa ou organização que pode afetar, ser afetada ou perceber-se afetada por uma decisão ou atividade. □</w:t>
+      </w:r>
+      <w:r>
+        <w:t xml:space="preserve"> </w:t>
+      </w:r>
+      <w:r>
+        <w:t xml:space="preserve">Sistema de gestão da segurança da informação.</w:t>
+      </w:r>
+      <w:r>
+        <w:t xml:space="preserve"> </w:t>
+      </w:r>
+      <w:r>
+        <w:t xml:space="preserve">Não-conformidade Não-conformidade</w:t>
+      </w:r>
+      <w:r>
+        <w:t xml:space="preserve"> </w:t>
+      </w:r>
+      <w:r>
+        <w:t xml:space="preserve">Risco residual . Risco remanescente após o tratamento.</w:t>
+      </w:r>
+      <w:r>
+        <w:t xml:space="preserve"> </w:t>
+      </w:r>
+      <w:r>
+        <w:t xml:space="preserve">O proprietário do risco é uma pessoa ou entidade responsável e autorizada a gerir um risco.</w:t>
+      </w:r>
+      <w:r>
+        <w:t xml:space="preserve"> </w:t>
+      </w:r>
+      <w:r>
+        <w:t xml:space="preserve">(SoA ) Declaração de Aplicabilidade.</w:t>
+      </w:r>
+      <w:r>
+        <w:t xml:space="preserve"> </w:t>
+      </w:r>
+      <w:r>
+        <w:t xml:space="preserve">Gestão de topo □ Pessoa ou grupo que dirige e controla a organização no mais alto nível dentro do escopo.</w:t>
+      </w:r>
+    </w:p>
+    <w:bookmarkEnd w:id="149"/>
+    <w:bookmarkEnd w:id="150"/>
+    <w:bookmarkStart w:id="152" w:name="índice-de-assuntos"/>
     <w:p>
       <w:pPr>
         <w:pStyle w:val="Heading1"/>
       </w:pPr>
       <w:r>
-        <w:t xml:space="preserve">26. Plano de Aprendizagem de Trinta Dias</w:t>
-      </w:r>
-    </w:p>
-    <w:p>
-      <w:pPr>
-        <w:numPr>
-          <w:ilvl w:val="0"/>
-          <w:numId w:val="1037"/>
-        </w:numPr>
-      </w:pPr>
-      <w:r>
-        <w:t xml:space="preserve">Uma programação focada para a construção de capacidade de nível júnior útil.*</w:t>
-      </w:r>
-    </w:p>
-    <w:p>
-      <w:pPr>
-        <w:numPr>
-          <w:ilvl w:val="0"/>
-          <w:numId w:val="1037"/>
-        </w:numPr>
-        <w:pStyle w:val="Heading2"/>
-      </w:pPr>
-      <w:bookmarkStart w:id="105" w:name="dias-foco-entrega"/>
-      <w:r>
-        <w:t xml:space="preserve">Dias** * Foco** * Entrega**</w:t>
-      </w:r>
-      <w:bookmarkEnd w:id="105"/>
-    </w:p>
-    <w:p>
-      <w:pPr>
-        <w:numPr>
-          <w:ilvl w:val="0"/>
-          <w:numId w:val="1000"/>
-        </w:numPr>
-      </w:pPr>
-      <w:r>
-        <w:t xml:space="preserve">1–5 ISMS, CIA, cláusulas, ISO 27001/27002 relação, âmbito de aplicação</w:t>
-      </w:r>
-      <w:r>
-        <w:t xml:space="preserve"> </w:t>
-      </w:r>
-      <w:r>
-        <w:t xml:space="preserve">• 6–10 • Critérios de risco, cenários, avaliação, tratamento, aceitação</w:t>
-      </w:r>
-      <w:r>
-        <w:t xml:space="preserve"> </w:t>
-      </w:r>
-      <w:r>
-        <w:t xml:space="preserve">Os temas do Anexo A e a Declaração de Aplicabilidade</w:t>
-      </w:r>
-      <w:r>
-        <w:t xml:space="preserve"> </w:t>
-      </w:r>
-      <w:r>
-        <w:t xml:space="preserve">15–18 Políticas, competência, comunicação, controle de documentos, operações</w:t>
-      </w:r>
-      <w:r>
-        <w:t xml:space="preserve"> </w:t>
-      </w:r>
-      <w:r>
-        <w:t xml:space="preserve">□ 19–22 □ Métricas, monitorização, auditoria interna, revisão da gestão</w:t>
-      </w:r>
-      <w:r>
-        <w:t xml:space="preserve"> </w:t>
-      </w:r>
-      <w:r>
-        <w:t xml:space="preserve">23–25; Não conformidade, causa raiz, ação corretiva, melhoria; Dois registros de achados e ação corretiva;</w:t>
-      </w:r>
-      <w:r>
-        <w:t xml:space="preserve"> </w:t>
-      </w:r>
-      <w:r>
-        <w:t xml:space="preserve">26–28 Laboratórios de ferramentas de código aberto autorizados Dois memorandos de evidência e reteste</w:t>
-      </w:r>
-      <w:r>
-        <w:t xml:space="preserve"> </w:t>
-      </w:r>
-      <w:r>
-        <w:t xml:space="preserve">29–30 □ Limpeza e prática de entrevista de carteiras</w:t>
-      </w:r>
-    </w:p>
-    <w:bookmarkEnd w:id="106"/>
-    <w:bookmarkStart w:id="108" w:name="preparação-da-entrevista"/>
-    <w:p>
-      <w:pPr>
-        <w:pStyle w:val="Heading1"/>
-      </w:pPr>
-      <w:r>
-        <w:t xml:space="preserve">27. Preparação da entrevista</w:t>
-      </w:r>
-    </w:p>
-    <w:p>
-      <w:pPr>
-        <w:numPr>
-          <w:ilvl w:val="0"/>
-          <w:numId w:val="1038"/>
-        </w:numPr>
-        <w:pStyle w:val="Compact"/>
-      </w:pPr>
-      <w:r>
-        <w:t xml:space="preserve">Respostas claras, cenários práticos e perguntas para o empregador.*</w:t>
-      </w:r>
-    </w:p>
-    <w:bookmarkStart w:id="107" w:name="o-que-é-um-isms"/>
-    <w:p>
-      <w:pPr>
-        <w:pStyle w:val="Heading2"/>
-      </w:pPr>
-      <w:r>
-        <w:t xml:space="preserve">27.1 O que é um ISMS?</w:t>
-      </w:r>
-    </w:p>
-    <w:p>
-      <w:pPr>
-        <w:pStyle w:val="FirstParagraph"/>
-      </w:pPr>
-      <w:r>
-        <w:t xml:space="preserve">Um sistema de gestão para controlar o risco de segurança da informação através de liderança, planejamento, operação, avaliação e melhoria contínua.</w:t>
-      </w:r>
-    </w:p>
-    <w:bookmarkEnd w:id="107"/>
-    <w:bookmarkEnd w:id="108"/>
-    <w:bookmarkStart w:id="109" w:name="iso-27001-versus-27002"/>
-    <w:p>
-      <w:pPr>
-        <w:pStyle w:val="Heading1"/>
-      </w:pPr>
-      <w:r>
-        <w:t xml:space="preserve"># 27,2 ISO 27001 versus 27002?</w:t>
-      </w:r>
-    </w:p>
-    <w:p>
-      <w:pPr>
-        <w:pStyle w:val="FirstParagraph"/>
-      </w:pPr>
-      <w:r>
-        <w:t xml:space="preserve">27001 contém requisitos ISMS certificados; 27002 fornece orientação de controle detalhada e não é em si uma norma de certificação.</w:t>
-      </w:r>
-    </w:p>
-    <w:bookmarkEnd w:id="109"/>
-    <w:bookmarkStart w:id="111" w:name="o-que-é-o-soa"/>
-    <w:p>
-      <w:pPr>
-        <w:pStyle w:val="Heading1"/>
-      </w:pPr>
-      <w:r>
-        <w:t xml:space="preserve"># 27.3 O que é o SoA?</w:t>
-      </w:r>
-    </w:p>
-    <w:p>
-      <w:pPr>
-        <w:pStyle w:val="FirstParagraph"/>
-      </w:pPr>
-      <w:r>
-        <w:t xml:space="preserve">Um registo controlado dos controlos necessários, a justificação da inclusão ou exclusão no anexo A e o estado de execução, ligados ao tratamento e às provas.</w:t>
-      </w:r>
-    </w:p>
-    <w:bookmarkStart w:id="110" w:name="Xd7a94282af627341903619724c786ba476635e4"/>
-    <w:p>
-      <w:pPr>
-        <w:pStyle w:val="Heading2"/>
-      </w:pPr>
-      <w:r>
-        <w:t xml:space="preserve">27.4 Todos os controles do Anexo A são obrigatórios?</w:t>
-      </w:r>
-    </w:p>
-    <w:p>
-      <w:pPr>
-        <w:pStyle w:val="FirstParagraph"/>
-      </w:pPr>
-      <w:r>
-        <w:t xml:space="preserve">A organização deve utilizar o anexo A como verificação de referência e justificar as decisões. Controles necessários seguem tratamento de risco e obrigações; outros controles também podem ser necessários.</w:t>
-      </w:r>
-    </w:p>
-    <w:bookmarkEnd w:id="110"/>
-    <w:bookmarkEnd w:id="111"/>
-    <w:bookmarkStart w:id="112" w:name="como-se-testa-um-controle"/>
-    <w:p>
-      <w:pPr>
-        <w:pStyle w:val="Heading1"/>
-      </w:pPr>
-      <w:r>
-        <w:t xml:space="preserve"># 27.5 Como se testa um controle?</w:t>
-      </w:r>
-    </w:p>
-    <w:p>
-      <w:pPr>
-        <w:pStyle w:val="FirstParagraph"/>
-      </w:pPr>
-      <w:r>
-        <w:t xml:space="preserve">Defina critérios e escopo, valide a população, amostra por risco, inspecione e reperforme evidências, exceções documentais e correção de reteste.</w:t>
-      </w:r>
-    </w:p>
-    <w:bookmarkEnd w:id="112"/>
-    <w:bookmarkStart w:id="113" w:name="o-que-é-uma-não-conformidade"/>
-    <w:p>
-      <w:pPr>
-        <w:pStyle w:val="Heading1"/>
-      </w:pPr>
-      <w:r>
-        <w:t xml:space="preserve"># 27.6 O que é uma não conformidade?</w:t>
-      </w:r>
-    </w:p>
-    <w:p>
-      <w:pPr>
-        <w:pStyle w:val="FirstParagraph"/>
-      </w:pPr>
-      <w:r>
-        <w:t xml:space="preserve">Falha em cumprir uma exigência. Requer correção, avaliação, ação adequada e revisão de efetividade.</w:t>
-      </w:r>
-    </w:p>
-    <w:bookmarkEnd w:id="113"/>
-    <w:bookmarkStart w:id="114" w:name="o-que-mudou-em-2024"/>
-    <w:p>
-      <w:pPr>
-        <w:pStyle w:val="Heading1"/>
-      </w:pPr>
-      <w:r>
-        <w:t xml:space="preserve"># 27.7 O que mudou em 2024?</w:t>
-      </w:r>
-    </w:p>
-    <w:p>
-      <w:pPr>
-        <w:pStyle w:val="FirstParagraph"/>
-      </w:pPr>
-      <w:r>
-        <w:t xml:space="preserve">A alteração exige uma consideração explícita da relevância das alterações climáticas no contexto e observa que as partes interessadas podem ter requisitos relacionados com o clima.</w:t>
-      </w:r>
-    </w:p>
-    <w:bookmarkEnd w:id="114"/>
-    <w:bookmarkStart w:id="115" w:name="X6af7a3d625a0b1807a794f98499926755a55a0d"/>
-    <w:p>
-      <w:pPr>
-        <w:pStyle w:val="Heading1"/>
-      </w:pPr>
-      <w:r>
-        <w:t xml:space="preserve"># 27.8 O que pode um analista júnior concluir com segurança?</w:t>
-      </w:r>
-    </w:p>
-    <w:p>
-      <w:pPr>
-        <w:pStyle w:val="FirstParagraph"/>
-      </w:pPr>
-      <w:r>
-        <w:t xml:space="preserve">Factos estatais apoiados por elementos de prova e âmbito definidos, divulgar limitações e evitar reclamar a autoridade de auditoria ou certificação.</w:t>
-      </w:r>
-    </w:p>
-    <w:bookmarkEnd w:id="115"/>
-    <w:bookmarkStart w:id="116" w:name="perguntas-para-perguntar-ao-empregador"/>
-    <w:p>
-      <w:pPr>
-        <w:pStyle w:val="Heading1"/>
-      </w:pPr>
-      <w:r>
-        <w:t xml:space="preserve"># 27.9 Perguntas para perguntar ao empregador</w:t>
-      </w:r>
-    </w:p>
-    <w:p>
-      <w:pPr>
-        <w:numPr>
-          <w:ilvl w:val="0"/>
-          <w:numId w:val="1039"/>
-        </w:numPr>
-      </w:pPr>
-      <w:r>
-        <w:t xml:space="preserve">Qual é o escopo ISMS certificado ou pretendido?</w:t>
-      </w:r>
-    </w:p>
-    <w:p>
-      <w:pPr>
-        <w:numPr>
-          <w:ilvl w:val="0"/>
-          <w:numId w:val="1039"/>
-        </w:numPr>
-      </w:pPr>
-      <w:r>
-        <w:t xml:space="preserve">Quem é o dono da aceitação do risco e do SoA?</w:t>
-      </w:r>
-    </w:p>
-    <w:p>
-      <w:pPr>
-        <w:numPr>
-          <w:ilvl w:val="0"/>
-          <w:numId w:val="1039"/>
-        </w:numPr>
-      </w:pPr>
-      <w:r>
-        <w:t xml:space="preserve">Como as populações de evidência são produzidas e validadas?</w:t>
-      </w:r>
-    </w:p>
-    <w:p>
-      <w:pPr>
-        <w:numPr>
-          <w:ilvl w:val="0"/>
-          <w:numId w:val="1039"/>
-        </w:numPr>
-      </w:pPr>
-      <w:r>
-        <w:t xml:space="preserve">Que sistemas gerem riscos, controlos, fornecedores, resultados e medidas correctivas?</w:t>
-      </w:r>
-    </w:p>
-    <w:p>
-      <w:pPr>
-        <w:numPr>
-          <w:ilvl w:val="0"/>
-          <w:numId w:val="1039"/>
-        </w:numPr>
-      </w:pPr>
-      <w:r>
-        <w:t xml:space="preserve">Como é mantida a independência do auditor interno?</w:t>
-      </w:r>
-    </w:p>
-    <w:p>
-      <w:pPr>
-        <w:numPr>
-          <w:ilvl w:val="0"/>
-          <w:numId w:val="1039"/>
-        </w:numPr>
-      </w:pPr>
-      <w:r>
-        <w:t xml:space="preserve">Com que equipas técnicas trabalhará este papel?</w:t>
-      </w:r>
-    </w:p>
-    <w:p>
-      <w:pPr>
-        <w:numPr>
-          <w:ilvl w:val="0"/>
-          <w:numId w:val="1039"/>
-        </w:numPr>
-      </w:pPr>
-      <w:r>
-        <w:t xml:space="preserve">Como as conclusões júnior são revistas e treinadas?</w:t>
-      </w:r>
-    </w:p>
-    <w:bookmarkEnd w:id="116"/>
-    <w:bookmarkStart w:id="117" w:name="modelos-glossário-índice-e-referências"/>
-    <w:p>
-      <w:pPr>
-        <w:pStyle w:val="Heading1"/>
-      </w:pPr>
-      <w:r>
-        <w:t xml:space="preserve">28. Modelos, Glossário, Índice e Referências</w:t>
-      </w:r>
-    </w:p>
-    <w:p>
-      <w:pPr>
-        <w:numPr>
-          <w:ilvl w:val="0"/>
-          <w:numId w:val="1040"/>
-        </w:numPr>
-        <w:pStyle w:val="Compact"/>
-      </w:pPr>
-      <w:r>
-        <w:t xml:space="preserve">Estruturas de trabalho reutilizáveis, termos importantes e pontos de partida autoritários.*</w:t>
-      </w:r>
-    </w:p>
-    <w:bookmarkEnd w:id="117"/>
-    <w:bookmarkStart w:id="119" w:name="registro-de-risco-mínimo"/>
-    <w:p>
-      <w:pPr>
-        <w:pStyle w:val="Heading1"/>
-      </w:pPr>
-      <w:r>
-        <w:t xml:space="preserve"># 28.1 Registro de risco mínimo</w:t>
-      </w:r>
-    </w:p>
-    <w:p>
-      <w:pPr>
-        <w:numPr>
-          <w:ilvl w:val="0"/>
-          <w:numId w:val="1041"/>
-        </w:numPr>
-        <w:pStyle w:val="Heading2"/>
-      </w:pPr>
-      <w:bookmarkStart w:id="118" w:name="campo-entrada"/>
-      <w:r>
-        <w:t xml:space="preserve">Campo** * Entrada**</w:t>
-      </w:r>
-      <w:bookmarkEnd w:id="118"/>
-    </w:p>
-    <w:p>
-      <w:pPr>
-        <w:numPr>
-          <w:ilvl w:val="0"/>
-          <w:numId w:val="1000"/>
-        </w:numPr>
-        <w:pStyle w:val="Compact"/>
-      </w:pPr>
-      <w:r>
-        <w:t xml:space="preserve">ID de risco e proprietário</w:t>
-      </w:r>
-      <w:r>
-        <w:t xml:space="preserve"> </w:t>
-      </w:r>
-      <w:r>
-        <w:t xml:space="preserve">Objectivo / activo</w:t>
-      </w:r>
-      <w:r>
-        <w:t xml:space="preserve"> </w:t>
-      </w:r>
-      <w:r>
-        <w:t xml:space="preserve">“</w:t>
-      </w:r>
-      <w:r>
-        <w:t xml:space="preserve">Evento e condição de ameaça</w:t>
-      </w:r>
-      <w:r>
-        <w:t xml:space="preserve">”</w:t>
-      </w:r>
-      <w:r>
-        <w:t xml:space="preserve"> </w:t>
-      </w:r>
-      <w:r>
-        <w:t xml:space="preserve">Consequências</w:t>
-      </w:r>
-      <w:r>
-        <w:t xml:space="preserve"> </w:t>
-      </w:r>
-      <w:r>
-        <w:t xml:space="preserve">Controlos existentes</w:t>
-      </w:r>
-    </w:p>
-    <w:p>
-      <w:pPr>
-        <w:numPr>
-          <w:ilvl w:val="0"/>
-          <w:numId w:val="1041"/>
-        </w:numPr>
-        <w:pStyle w:val="Compact"/>
-      </w:pPr>
-      <w:r>
-        <w:t xml:space="preserve">Litígio e impacto</w:t>
-      </w:r>
-      <w:r>
-        <w:t xml:space="preserve"> </w:t>
-      </w:r>
-      <w:r>
-        <w:t xml:space="preserve">O risco actual</w:t>
-      </w:r>
-      <w:r>
-        <w:t xml:space="preserve"> </w:t>
-      </w:r>
-      <w:r>
-        <w:t xml:space="preserve">O titular do tratamento e da acção □                                 </w:t>
-      </w:r>
-      <w:r>
-        <w:t xml:space="preserve"> </w:t>
-      </w:r>
-      <w:r>
-        <w:t xml:space="preserve">Risco residual e aceitação</w:t>
-      </w:r>
-      <w:r>
-        <w:t xml:space="preserve"> </w:t>
-      </w:r>
-      <w:r>
-        <w:t xml:space="preserve">Data de revisão</w:t>
-      </w:r>
-    </w:p>
-    <w:bookmarkEnd w:id="119"/>
-    <w:bookmarkStart w:id="121" w:name="papel-de-teste-de-controle"/>
-    <w:p>
-      <w:pPr>
-        <w:pStyle w:val="Heading1"/>
-      </w:pPr>
-      <w:r>
-        <w:t xml:space="preserve"># 28.2 Papel de teste de controle</w:t>
-      </w:r>
-    </w:p>
-    <w:p>
-      <w:pPr>
-        <w:numPr>
-          <w:ilvl w:val="0"/>
-          <w:numId w:val="1042"/>
-        </w:numPr>
-        <w:pStyle w:val="Heading2"/>
-      </w:pPr>
-      <w:bookmarkStart w:id="120" w:name="campo-entrada-1"/>
-      <w:r>
-        <w:t xml:space="preserve">Campo** * Entrada**</w:t>
-      </w:r>
-      <w:bookmarkEnd w:id="120"/>
-    </w:p>
-    <w:p>
-      <w:pPr>
-        <w:numPr>
-          <w:ilvl w:val="0"/>
-          <w:numId w:val="1000"/>
-        </w:numPr>
-        <w:pStyle w:val="Compact"/>
-      </w:pPr>
-      <w:r>
-        <w:t xml:space="preserve">• Critérios e controlo</w:t>
-      </w:r>
-      <w:r>
-        <w:t xml:space="preserve"> </w:t>
-      </w:r>
-      <w:r>
-        <w:t xml:space="preserve">Âmbito de aplicação e período</w:t>
-      </w:r>
-      <w:r>
-        <w:t xml:space="preserve"> </w:t>
-      </w:r>
-      <w:r>
-        <w:t xml:space="preserve">• Proprietário e sistemas</w:t>
-      </w:r>
-      <w:r>
-        <w:t xml:space="preserve"> </w:t>
-      </w:r>
-      <w:r>
-        <w:t xml:space="preserve">• Verificação da população e da completude</w:t>
-      </w:r>
-      <w:r>
-        <w:t xml:space="preserve"> </w:t>
-      </w:r>
-      <w:r>
-        <w:t xml:space="preserve">Exemplo e justificação</w:t>
-      </w:r>
-      <w:r>
-        <w:t xml:space="preserve"> </w:t>
-      </w:r>
-      <w:r>
-        <w:t xml:space="preserve">Procedimento realizado</w:t>
-      </w:r>
-      <w:r>
-        <w:t xml:space="preserve"> </w:t>
-      </w:r>
-      <w:r>
-        <w:t xml:space="preserve">• Provas inspeccionadas</w:t>
-      </w:r>
-      <w:r>
-        <w:t xml:space="preserve"> </w:t>
-      </w:r>
-      <w:r>
-        <w:t xml:space="preserve">Excepções</w:t>
-      </w:r>
-      <w:r>
-        <w:t xml:space="preserve"> </w:t>
-      </w:r>
-      <w:r>
-        <w:t xml:space="preserve">Conclusão e limitação</w:t>
-      </w:r>
-    </w:p>
-    <w:p>
-      <w:pPr>
-        <w:numPr>
-          <w:ilvl w:val="0"/>
-          <w:numId w:val="1042"/>
-        </w:numPr>
-        <w:pStyle w:val="Compact"/>
-      </w:pPr>
-      <w:r>
-        <w:t xml:space="preserve">Correcção e reteste</w:t>
-      </w:r>
-    </w:p>
-    <w:bookmarkEnd w:id="121"/>
-    <w:bookmarkStart w:id="123" w:name="glossário"/>
-    <w:p>
-      <w:pPr>
-        <w:pStyle w:val="Heading1"/>
-      </w:pPr>
-      <w:r>
-        <w:t xml:space="preserve"># 28.3 Glossário</w:t>
-      </w:r>
-    </w:p>
-    <w:bookmarkStart w:id="122" w:name="section-2"/>
-    <w:p>
-      <w:pPr>
-        <w:pStyle w:val="Heading2"/>
-      </w:pPr>
-      <w:r>
-        <w:t xml:space="preserve">* ** ** ** ** ** ** **</w:t>
-      </w:r>
-    </w:p>
-    <w:p>
-      <w:pPr>
-        <w:pStyle w:val="FirstParagraph"/>
-      </w:pPr>
-      <w:r>
-        <w:t xml:space="preserve">• Anexo A • Conjunto de referência de 93 controlos de segurança da informação em ISO/IEC 27001:2022.</w:t>
-      </w:r>
-      <w:r>
-        <w:t xml:space="preserve"> </w:t>
-      </w:r>
-      <w:r>
-        <w:t xml:space="preserve">. CIA . . Confidencialidade, integridade e disponibilidade.</w:t>
-      </w:r>
-      <w:r>
-        <w:t xml:space="preserve"> </w:t>
-      </w:r>
-      <w:r>
-        <w:t xml:space="preserve">O cumprimento de uma exigência.</w:t>
-      </w:r>
-      <w:r>
-        <w:t xml:space="preserve"> </w:t>
-      </w:r>
-      <w:r>
-        <w:t xml:space="preserve">□ Controle □ Medida que modifica ou mantém o risco.</w:t>
-      </w:r>
-      <w:r>
-        <w:t xml:space="preserve"> </w:t>
-      </w:r>
-      <w:r>
-        <w:t xml:space="preserve">- Acção correctiva - Acção que aborda a causa de uma não conformidade para prevenir a recorrência.</w:t>
-      </w:r>
-      <w:r>
-        <w:t xml:space="preserve"> </w:t>
-      </w:r>
-      <w:r>
-        <w:t xml:space="preserve">Informações documentadas A organização deve controlar e manter ou reter.</w:t>
-      </w:r>
-      <w:r>
-        <w:t xml:space="preserve"> </w:t>
-      </w:r>
-      <w:r>
-        <w:t xml:space="preserve">□ Parte interessada; Pessoa ou organização que pode afetar, ser afetada ou perceber-se afetada por uma decisão ou atividade. □</w:t>
-      </w:r>
-      <w:r>
-        <w:t xml:space="preserve"> </w:t>
-      </w:r>
-      <w:r>
-        <w:t xml:space="preserve">Sistema de gestão da segurança da informação.</w:t>
-      </w:r>
-      <w:r>
-        <w:t xml:space="preserve"> </w:t>
-      </w:r>
-      <w:r>
-        <w:t xml:space="preserve">Não-conformidade Não-conformidade</w:t>
-      </w:r>
-      <w:r>
-        <w:t xml:space="preserve"> </w:t>
-      </w:r>
-      <w:r>
-        <w:t xml:space="preserve">Risco residual . Risco remanescente após o tratamento.</w:t>
-      </w:r>
-      <w:r>
-        <w:t xml:space="preserve"> </w:t>
-      </w:r>
-      <w:r>
-        <w:t xml:space="preserve">O proprietário do risco é uma pessoa ou entidade responsável e autorizada a gerir um risco.</w:t>
-      </w:r>
-      <w:r>
-        <w:t xml:space="preserve"> </w:t>
-      </w:r>
-      <w:r>
-        <w:t xml:space="preserve">(SoA ) Declaração de Aplicabilidade.</w:t>
-      </w:r>
-      <w:r>
-        <w:t xml:space="preserve"> </w:t>
-      </w:r>
-      <w:r>
-        <w:t xml:space="preserve">Gestão de topo □ Pessoa ou grupo que dirige e controla a organização no mais alto nível dentro do escopo.</w:t>
-      </w:r>
-    </w:p>
-    <w:bookmarkEnd w:id="122"/>
-    <w:bookmarkEnd w:id="123"/>
-    <w:bookmarkStart w:id="125" w:name="índice-de-assuntos"/>
-    <w:p>
-      <w:pPr>
-        <w:pStyle w:val="Heading1"/>
-      </w:pPr>
-      <w:r>
         <w:t xml:space="preserve"># 28.4 Índice de assuntos</w:t>
       </w:r>
     </w:p>
-    <w:bookmarkStart w:id="124" w:name="sujeito-capítulo"/>
+    <w:bookmarkStart w:id="151" w:name="sujeito-capítulo"/>
     <w:p>
       <w:pPr>
         <w:pStyle w:val="Heading2"/>
@@ -6302,9 +6726,9 @@
         <w:t xml:space="preserve">Fornecedores 13, 18, 23</w:t>
       </w:r>
     </w:p>
-    <w:bookmarkEnd w:id="124"/>
-    <w:bookmarkEnd w:id="125"/>
-    <w:bookmarkStart w:id="132" w:name="referências-oficiais"/>
+    <w:bookmarkEnd w:id="151"/>
+    <w:bookmarkEnd w:id="152"/>
+    <w:bookmarkStart w:id="159" w:name="referências-oficiais"/>
     <w:p>
       <w:pPr>
         <w:pStyle w:val="Heading1"/>
@@ -6317,7 +6741,7 @@
       <w:pPr>
         <w:pStyle w:val="FirstParagraph"/>
       </w:pPr>
-      <w:hyperlink r:id="rId126">
+      <w:hyperlink r:id="rId153">
         <w:r>
           <w:rPr>
             <w:rStyle w:val="Hyperlink"/>
@@ -6330,7 +6754,7 @@
       <w:pPr>
         <w:pStyle w:val="BodyText"/>
       </w:pPr>
-      <w:hyperlink r:id="rId127">
+      <w:hyperlink r:id="rId154">
         <w:r>
           <w:rPr>
             <w:rStyle w:val="Hyperlink"/>
@@ -6343,7 +6767,7 @@
       <w:pPr>
         <w:pStyle w:val="BodyText"/>
       </w:pPr>
-      <w:hyperlink r:id="rId128">
+      <w:hyperlink r:id="rId155">
         <w:r>
           <w:rPr>
             <w:rStyle w:val="Hyperlink"/>
@@ -6356,7 +6780,7 @@
       <w:pPr>
         <w:pStyle w:val="BodyText"/>
       </w:pPr>
-      <w:hyperlink r:id="rId129">
+      <w:hyperlink r:id="rId156">
         <w:r>
           <w:rPr>
             <w:rStyle w:val="Hyperlink"/>
@@ -6369,7 +6793,7 @@
       <w:pPr>
         <w:pStyle w:val="BodyText"/>
       </w:pPr>
-      <w:hyperlink r:id="rId130">
+      <w:hyperlink r:id="rId157">
         <w:r>
           <w:rPr>
             <w:rStyle w:val="Hyperlink"/>
@@ -6382,7 +6806,7 @@
       <w:pPr>
         <w:pStyle w:val="BodyText"/>
       </w:pPr>
-      <w:hyperlink r:id="rId131">
+      <w:hyperlink r:id="rId158">
         <w:r>
           <w:rPr>
             <w:rStyle w:val="Hyperlink"/>
@@ -6415,7 +6839,7 @@
         <w:t xml:space="preserve">□————————————————————————————————————————————————————————————————————————————————————————————————————————————————–</w:t>
       </w:r>
     </w:p>
-    <w:bookmarkEnd w:id="132"/>
+    <w:bookmarkEnd w:id="159"/>
     <w:sectPr/>
   </w:body>
 </w:document>

--- a/02-management-systems/ISO_IEC_27001_27002/Portugues_BR/ISO_IEC_27001_27002_Practical_Manager_and_Junior_Analyst_Manual_Portugues_BR_v1.0.docx
+++ b/02-management-systems/ISO_IEC_27001_27002/Portugues_BR/ISO_IEC_27001_27002_Practical_Manager_and_Junior_Analyst_Manual_Portugues_BR_v1.0.docx
@@ -7551,7 +7551,7 @@
         <w:rFonts w:asciiTheme="minorHAnsi" w:cstheme="minorBidi" w:eastAsiaTheme="minorHAnsi" w:hAnsiTheme="minorHAnsi"/>
         <w:sz w:val="24"/>
         <w:szCs w:val="24"/>
-        <w:lang w:bidi="ar-SA" w:eastAsia="en-US" w:val="en-US"/>
+        <w:lang w:bidi="ar-SA" w:eastAsia="pt-BR" w:val="pt-BR"/>
       </w:rPr>
     </w:rPrDefault>
     <w:pPrDefault>
